--- a/documentazione/progettazione della base dati.docx
+++ b/documentazione/progettazione della base dati.docx
@@ -1,6 +1,6 @@
 
 <file path=word/document.xml><?xml version="1.0" encoding="utf-8"?>
-<w:document xmlns:wpc="http://schemas.microsoft.com/office/word/2010/wordprocessingCanvas" xmlns:cx="http://schemas.microsoft.com/office/drawing/2014/chartex" xmlns:cx1="http://schemas.microsoft.com/office/drawing/2015/9/8/chartex" xmlns:cx2="http://schemas.microsoft.com/office/drawing/2015/10/21/chartex" xmlns:cx3="http://schemas.microsoft.com/office/drawing/2016/5/9/chartex" xmlns:cx4="http://schemas.microsoft.com/office/drawing/2016/5/10/chartex" xmlns:cx5="http://schemas.microsoft.com/office/drawing/2016/5/11/chartex" xmlns:cx6="http://schemas.microsoft.com/office/drawing/2016/5/12/chartex" xmlns:cx7="http://schemas.microsoft.com/office/drawing/2016/5/13/chartex" xmlns:cx8="http://schemas.microsoft.com/office/drawing/2016/5/14/chartex" xmlns:mc="http://schemas.openxmlformats.org/markup-compatibility/2006" xmlns:aink="http://schemas.microsoft.com/office/drawing/2016/ink" xmlns:am3d="http://schemas.microsoft.com/office/drawing/2017/model3d" xmlns:o="urn:schemas-microsoft-com:office:office" xmlns:oel="http://schemas.microsoft.com/office/2019/extlst" xmlns:r="http://schemas.openxmlformats.org/officeDocument/2006/relationships" xmlns:m="http://schemas.openxmlformats.org/officeDocument/2006/math" xmlns:v="urn:schemas-microsoft-com:vml" xmlns:wp14="http://schemas.microsoft.com/office/word/2010/wordprocessingDrawing" xmlns:wp="http://schemas.openxmlformats.org/drawingml/2006/wordprocessingDrawing" xmlns:w10="urn:schemas-microsoft-com:office:word" xmlns:w="http://schemas.openxmlformats.org/wordprocessingml/2006/main" xmlns:w14="http://schemas.microsoft.com/office/word/2010/wordml" xmlns:w15="http://schemas.microsoft.com/office/word/2012/wordml" xmlns:w16cei="http://schemas.microsoft.com/office/word/2026/wordml/cei" xmlns:w16cex="http://schemas.microsoft.com/office/word/2018/wordml/cex" xmlns:w16cid="http://schemas.microsoft.com/office/word/2016/wordml/cid" xmlns:w16="http://schemas.microsoft.com/office/word/2018/wordml" xmlns:w16du="http://schemas.microsoft.com/office/word/2023/wordml/word16du" xmlns:w16sdtdh="http://schemas.microsoft.com/office/word/2020/wordml/sdtdatahash" xmlns:w16sdtfl="http://schemas.microsoft.com/office/word/2024/wordml/sdtformatlock" xmlns:w16se="http://schemas.microsoft.com/office/word/2015/wordml/symex" xmlns:wpg="http://schemas.microsoft.com/office/word/2010/wordprocessingGroup" xmlns:wpi="http://schemas.microsoft.com/office/word/2010/wordprocessingInk" xmlns:wne="http://schemas.microsoft.com/office/word/2006/wordml" xmlns:wps="http://schemas.microsoft.com/office/word/2010/wordprocessingShape" mc:Ignorable="w14 w15 w16se w16cid w16 w16cex w16sdtdh w16sdtfl w16du wp14">
+<w:document xmlns:wpc="http://schemas.microsoft.com/office/word/2010/wordprocessingCanvas" xmlns:cx="http://schemas.microsoft.com/office/drawing/2014/chartex" xmlns:cx1="http://schemas.microsoft.com/office/drawing/2015/9/8/chartex" xmlns:cx2="http://schemas.microsoft.com/office/drawing/2015/10/21/chartex" xmlns:cx3="http://schemas.microsoft.com/office/drawing/2016/5/9/chartex" xmlns:cx4="http://schemas.microsoft.com/office/drawing/2016/5/10/chartex" xmlns:cx5="http://schemas.microsoft.com/office/drawing/2016/5/11/chartex" xmlns:cx6="http://schemas.microsoft.com/office/drawing/2016/5/12/chartex" xmlns:cx7="http://schemas.microsoft.com/office/drawing/2016/5/13/chartex" xmlns:cx8="http://schemas.microsoft.com/office/drawing/2016/5/14/chartex" xmlns:mc="http://schemas.openxmlformats.org/markup-compatibility/2006" xmlns:aink="http://schemas.microsoft.com/office/drawing/2016/ink" xmlns:am3d="http://schemas.microsoft.com/office/drawing/2017/model3d" xmlns:o="urn:schemas-microsoft-com:office:office" xmlns:oel="http://schemas.microsoft.com/office/2019/extlst" xmlns:r="http://schemas.openxmlformats.org/officeDocument/2006/relationships" xmlns:m="http://schemas.openxmlformats.org/officeDocument/2006/math" xmlns:v="urn:schemas-microsoft-com:vml" xmlns:wp14="http://schemas.microsoft.com/office/word/2010/wordprocessingDrawing" xmlns:wp="http://schemas.openxmlformats.org/drawingml/2006/wordprocessingDrawing" xmlns:w10="urn:schemas-microsoft-com:office:word" xmlns:w="http://schemas.openxmlformats.org/wordprocessingml/2006/main" xmlns:w14="http://schemas.microsoft.com/office/word/2010/wordml" xmlns:w15="http://schemas.microsoft.com/office/word/2012/wordml" xmlns:w16cex="http://schemas.microsoft.com/office/word/2018/wordml/cex" xmlns:w16cid="http://schemas.microsoft.com/office/word/2016/wordml/cid" xmlns:w16="http://schemas.microsoft.com/office/word/2018/wordml" xmlns:w16du="http://schemas.microsoft.com/office/word/2023/wordml/word16du" xmlns:w16sdtdh="http://schemas.microsoft.com/office/word/2020/wordml/sdtdatahash" xmlns:w16sdtfl="http://schemas.microsoft.com/office/word/2024/wordml/sdtformatlock" xmlns:w16se="http://schemas.microsoft.com/office/word/2015/wordml/symex" xmlns:wpg="http://schemas.microsoft.com/office/word/2010/wordprocessingGroup" xmlns:wpi="http://schemas.microsoft.com/office/word/2010/wordprocessingInk" xmlns:wne="http://schemas.microsoft.com/office/word/2006/wordml" xmlns:wps="http://schemas.microsoft.com/office/word/2010/wordprocessingShape" mc:Ignorable="w14 w15 w16se w16cid w16 w16cex w16sdtdh w16sdtfl w16du wp14">
   <w:body>
     <w:p>
       <w:pPr>
@@ -656,31 +656,21 @@
         </w:rPr>
       </w:pPr>
       <w:r>
-        <w:t xml:space="preserve">Per motivi di sicurezza e conformità tecnica, le password degli utenti </w:t>
-      </w:r>
-      <w:r>
-        <w:t>devono</w:t>
-      </w:r>
-      <w:r>
-        <w:t xml:space="preserve"> essere memorizzate nella base di dati sotto forma di stringhe crittografate </w:t>
-      </w:r>
-      <w:r>
-        <w:rPr>
-          <w:highlight w:val="yellow"/>
-        </w:rPr>
-        <w:t>(</w:t>
-      </w:r>
-      <w:r>
-        <w:rPr>
-          <w:highlight w:val="yellow"/>
-        </w:rPr>
-        <w:t>MD5</w:t>
-      </w:r>
-      <w:r>
-        <w:rPr>
-          <w:highlight w:val="yellow"/>
-        </w:rPr>
-        <w:t>).</w:t>
+        <w:t>Come richiesto dalle specifiche di progetto, le password degli utenti devono essere “cifrate”</w:t>
+      </w:r>
+      <w:r>
+        <w:t xml:space="preserve">, </w:t>
+      </w:r>
+      <w:r>
+        <w:t xml:space="preserve">verranno quindi memorizzate in un campo stringa sotto forma di </w:t>
+      </w:r>
+      <w:proofErr w:type="spellStart"/>
+      <w:r>
+        <w:t>hash</w:t>
+      </w:r>
+      <w:proofErr w:type="spellEnd"/>
+      <w:r>
+        <w:t xml:space="preserve"> MD5.</w:t>
       </w:r>
     </w:p>
     <w:p>
@@ -735,7 +725,6 @@
         <w:t xml:space="preserve">Il database deve contenere un set iniziale di utenze </w:t>
       </w:r>
       <w:proofErr w:type="spellStart"/>
-      <w:proofErr w:type="gramStart"/>
       <w:r>
         <w:t>pre</w:t>
       </w:r>
@@ -743,18 +732,22 @@
       <w:r>
         <w:t>-registrate</w:t>
       </w:r>
-      <w:proofErr w:type="gramEnd"/>
       <w:r>
         <w:t xml:space="preserve"> </w:t>
       </w:r>
       <w:r>
-        <w:rPr>
-          <w:highlight w:val="yellow"/>
-        </w:rPr>
-        <w:t>e non rimovibili</w:t>
-      </w:r>
-      <w:r>
-        <w:t xml:space="preserve"> composto obbligatoriamente da almeno 2 proiezionisti e 5 bigliettai.</w:t>
+        <w:t>composto da almeno 2 proiezionisti e 5 bigliettai.</w:t>
+      </w:r>
+      <w:r>
+        <w:t xml:space="preserve"> A questo scopo è necessario predisporre uno script di </w:t>
+      </w:r>
+      <w:proofErr w:type="spellStart"/>
+      <w:r>
+        <w:t>preload</w:t>
+      </w:r>
+      <w:proofErr w:type="spellEnd"/>
+      <w:r>
+        <w:t xml:space="preserve"> per gli utenti.</w:t>
       </w:r>
     </w:p>
     <w:p>
@@ -765,6 +758,7 @@
         </w:numPr>
       </w:pPr>
       <w:r>
+        <w:lastRenderedPageBreak/>
         <w:t>Il</w:t>
       </w:r>
       <w:r>
@@ -774,11 +768,7 @@
         <w:t>,</w:t>
       </w:r>
       <w:r>
-        <w:t xml:space="preserve"> per evitare ridondanze e anomalie di aggiornamento. </w:t>
-      </w:r>
-      <w:r>
-        <w:lastRenderedPageBreak/>
-        <w:t xml:space="preserve">Esso viene derivato dinamicamente calcolando la differenza tra la capienza fissa (200) e la somma dei posti correntemente occupati dalle prenotazioni registrate per quella proiezione: </w:t>
+        <w:t xml:space="preserve"> per evitare ridondanze e anomalie di aggiornamento. Esso viene derivato dinamicamente calcolando la differenza tra la capienza fissa (200) e la somma dei posti correntemente occupati dalle prenotazioni registrate per quella proiezione: </w:t>
       </w:r>
       <w:r>
         <w:rPr>
@@ -982,18 +972,10 @@
       </w:r>
       <w:proofErr w:type="spellEnd"/>
       <w:r>
-        <w:t xml:space="preserve"> più client possono accedere e modificare simultaneamente le stesse risorse </w:t>
-      </w:r>
-      <w:proofErr w:type="gramStart"/>
-      <w:r>
-        <w:t xml:space="preserve">condivisibili, </w:t>
-      </w:r>
-      <w:r>
-        <w:t>quindi</w:t>
-      </w:r>
-      <w:proofErr w:type="gramEnd"/>
-      <w:r>
-        <w:t xml:space="preserve"> è necessario </w:t>
+        <w:t xml:space="preserve"> più client possono accedere e modificare simultaneamente le stesse risorse condivisibili, </w:t>
+      </w:r>
+      <w:r>
+        <w:t xml:space="preserve">quindi è necessario </w:t>
       </w:r>
       <w:r>
         <w:t>impo</w:t>
@@ -1169,6 +1151,7 @@
           <w:b/>
           <w:bCs/>
         </w:rPr>
+        <w:lastRenderedPageBreak/>
         <w:t>P</w:t>
       </w:r>
       <w:r>
@@ -1214,7 +1197,6 @@
           <w:b/>
           <w:bCs/>
         </w:rPr>
-        <w:lastRenderedPageBreak/>
         <w:t>N</w:t>
       </w:r>
       <w:r>
@@ -1676,6 +1658,7 @@
           <w:b/>
           <w:bCs/>
         </w:rPr>
+        <w:lastRenderedPageBreak/>
         <w:t xml:space="preserve">Cardinalità </w:t>
       </w:r>
       <w:r>
@@ -1692,7 +1675,6 @@
         </w:rPr>
         <w:t>(</w:t>
       </w:r>
-      <w:proofErr w:type="gramStart"/>
       <w:r>
         <w:rPr>
           <w:b/>
@@ -1712,15 +1694,7 @@
           <w:b/>
           <w:bCs/>
         </w:rPr>
-        <w:t>N</w:t>
-      </w:r>
-      <w:proofErr w:type="gramEnd"/>
-      <w:r>
-        <w:rPr>
-          <w:b/>
-          <w:bCs/>
-        </w:rPr>
-        <w:t>)</w:t>
+        <w:t>N)</w:t>
       </w:r>
       <w:r>
         <w:t xml:space="preserve">: </w:t>
@@ -1741,7 +1715,6 @@
           <w:b/>
           <w:bCs/>
         </w:rPr>
-        <w:lastRenderedPageBreak/>
         <w:t>Cardinalità per P</w:t>
       </w:r>
       <w:r>
@@ -1953,7 +1926,6 @@
         </w:rPr>
         <w:t xml:space="preserve"> (</w:t>
       </w:r>
-      <w:proofErr w:type="gramStart"/>
       <w:r>
         <w:rPr>
           <w:b/>
@@ -1961,7 +1933,6 @@
         </w:rPr>
         <w:t>0:N</w:t>
       </w:r>
-      <w:proofErr w:type="gramEnd"/>
       <w:r>
         <w:rPr>
           <w:b/>
@@ -2160,7 +2131,7 @@
               </wp:anchor>
             </w:drawing>
           </mc:Choice>
-          <mc:Fallback>
+          <mc:Fallback xmlns:w16cei="http://schemas.microsoft.com/office/word/2026/wordml/cei">
             <w:pict>
               <v:roundrect w14:anchorId="6796BC8C" id="Rettangolo con angoli arrotondati 13" o:spid="_x0000_s1026" style="position:absolute;margin-left:242.35pt;margin-top:100.05pt;width:32.7pt;height:18.1pt;z-index:251658240;visibility:visible;mso-wrap-style:square;mso-wrap-distance-left:9pt;mso-wrap-distance-top:0;mso-wrap-distance-right:9pt;mso-wrap-distance-bottom:0;mso-position-horizontal:absolute;mso-position-horizontal-relative:text;mso-position-vertical:absolute;mso-position-vertical-relative:text;v-text-anchor:middle" arcsize="10923f" o:gfxdata="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" fillcolor="white [3212]" strokecolor="black [3213]" strokeweight="1pt">
                 <v:stroke joinstyle="miter"/>
@@ -2278,7 +2249,7 @@
               </wp:inline>
             </w:drawing>
           </mc:Choice>
-          <mc:Fallback>
+          <mc:Fallback xmlns:w16cei="http://schemas.microsoft.com/office/word/2026/wordml/cei">
             <w:pict>
               <v:group w14:anchorId="1E0FAF6C" id="Gruppo 12" o:spid="_x0000_s1026" style="width:138.7pt;height:246.05pt;mso-position-horizontal-relative:char;mso-position-vertical-relative:line" coordsize="17614,31248" o:gfxdata="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">
                 <v:shapetype id="_x0000_t75" coordsize="21600,21600" o:spt="75" o:preferrelative="t" path="m@4@5l@4@11@9@11@9@5xe" filled="f" stroked="f">
@@ -2337,6 +2308,140 @@
       </w:r>
     </w:p>
     <w:p>
+      <w:r>
+        <w:rPr>
+          <w:b/>
+          <w:bCs/>
+        </w:rPr>
+        <w:t>• Entità</w:t>
+      </w:r>
+      <w:r>
+        <w:t>:</w:t>
+      </w:r>
+    </w:p>
+    <w:p>
+      <w:r>
+        <w:t>• Utenti: attributi base e attributo determinante ruolo.</w:t>
+      </w:r>
+    </w:p>
+    <w:p>
+      <w:r>
+        <w:t xml:space="preserve">• </w:t>
+      </w:r>
+      <w:proofErr w:type="spellStart"/>
+      <w:r>
+        <w:t>Films</w:t>
+      </w:r>
+      <w:proofErr w:type="spellEnd"/>
+      <w:r>
+        <w:t xml:space="preserve">: attributi descrittivi come </w:t>
+      </w:r>
+      <w:proofErr w:type="spellStart"/>
+      <w:r>
+        <w:t>eta_minima</w:t>
+      </w:r>
+      <w:proofErr w:type="spellEnd"/>
+      <w:r>
+        <w:t>, durata, ecc.</w:t>
+      </w:r>
+    </w:p>
+    <w:p>
+      <w:r>
+        <w:t xml:space="preserve">• Proiezioni: istanze temporali di un film, con </w:t>
+      </w:r>
+      <w:proofErr w:type="spellStart"/>
+      <w:r>
+        <w:t>data_ora</w:t>
+      </w:r>
+      <w:proofErr w:type="spellEnd"/>
+      <w:r>
+        <w:t xml:space="preserve"> e prezzo.</w:t>
+      </w:r>
+    </w:p>
+    <w:p>
+      <w:r>
+        <w:t>• Prenotazioni: rappresenta l'acquisto di posti associando utente e proiezione.</w:t>
+      </w:r>
+    </w:p>
+    <w:p>
+      <w:r>
+        <w:rPr>
+          <w:b/>
+          <w:bCs/>
+        </w:rPr>
+        <w:t>• Relazioni</w:t>
+      </w:r>
+      <w:r>
+        <w:t>:</w:t>
+      </w:r>
+    </w:p>
+    <w:p>
+      <w:r>
+        <w:t xml:space="preserve">• 1 a N tra </w:t>
+      </w:r>
+      <w:proofErr w:type="spellStart"/>
+      <w:r>
+        <w:t>Films</w:t>
+      </w:r>
+      <w:proofErr w:type="spellEnd"/>
+      <w:r>
+        <w:t xml:space="preserve"> e Proiezioni (un film ha più proiezioni, una proiezione è di un solo film).</w:t>
+      </w:r>
+    </w:p>
+    <w:p>
+      <w:r>
+        <w:t>• 1 a N tra Utenti e Prenotazioni.</w:t>
+      </w:r>
+    </w:p>
+    <w:p>
+      <w:r>
+        <w:t>• 1 a N tra Proiezioni e Prenotazioni.</w:t>
+      </w:r>
+    </w:p>
+    <w:p>
+      <w:r>
+        <w:rPr>
+          <w:b/>
+          <w:bCs/>
+        </w:rPr>
+        <w:t>• Vincoli in linguaggio naturale (espressamente richiesti dal docente)</w:t>
+      </w:r>
+      <w:r>
+        <w:t>:</w:t>
+      </w:r>
+    </w:p>
+    <w:p>
+      <w:r>
+        <w:t>• Un utente può avere un solo ruolo tra: cliente, proiezionista, bigliettaio.</w:t>
+      </w:r>
+    </w:p>
+    <w:p>
+      <w:r>
+        <w:t>• Non sono ammesse più proiezioni fissate nello stesso identico momento temporale (vincolo presente nel tuo DB).</w:t>
+      </w:r>
+    </w:p>
+    <w:p>
+      <w:r>
+        <w:t>• L'username per la fase di login deve essere unico e non riutilizzabile.</w:t>
+      </w:r>
+    </w:p>
+    <w:p>
+      <w:pPr>
+        <w:rPr>
+          <w:b/>
+          <w:bCs/>
+        </w:rPr>
+      </w:pPr>
+    </w:p>
+    <w:p>
+      <w:pPr>
+        <w:rPr>
+          <w:b/>
+          <w:bCs/>
+        </w:rPr>
+      </w:pPr>
+    </w:p>
+    <w:p>
       <w:pPr>
         <w:numPr>
           <w:ilvl w:val="0"/>
@@ -2348,6 +2453,7 @@
           <w:b/>
           <w:bCs/>
         </w:rPr>
+        <w:lastRenderedPageBreak/>
         <w:t>V</w:t>
       </w:r>
       <w:r>
@@ -2895,7 +3001,6 @@
         </w:numPr>
       </w:pPr>
       <w:r>
-        <w:lastRenderedPageBreak/>
         <w:t xml:space="preserve">Traduzione degli attributi </w:t>
       </w:r>
       <w:r>
@@ -3110,6 +3215,7 @@
           <w:b/>
           <w:bCs/>
         </w:rPr>
+        <w:lastRenderedPageBreak/>
         <w:t>Aggiornamento</w:t>
       </w:r>
       <w:r>
@@ -3251,16 +3357,11 @@
         <w:t xml:space="preserve"> e</w:t>
       </w:r>
       <w:r>
-        <w:t xml:space="preserve"> creando una relazione </w:t>
-      </w:r>
-      <w:proofErr w:type="gramStart"/>
-      <w:r>
-        <w:t>1:N</w:t>
+        <w:t xml:space="preserve"> creando una relazione 1:N</w:t>
       </w:r>
       <w:r>
         <w:t>.</w:t>
       </w:r>
-      <w:proofErr w:type="gramEnd"/>
       <w:r>
         <w:t xml:space="preserve"> </w:t>
       </w:r>
@@ -3287,6 +3388,350 @@
       </w:r>
       <w:r>
         <w:t>una sola volta nella tabella film.</w:t>
+      </w:r>
+    </w:p>
+    <w:p/>
+    <w:p>
+      <w:r>
+        <w:rPr>
+          <w:b/>
+          <w:bCs/>
+        </w:rPr>
+        <w:t>5.3.3 Prevenzione delle Ridondanze e Attributi Derivabili (Gestione Posti e Costi)</w:t>
+      </w:r>
+    </w:p>
+    <w:p>
+      <w:r>
+        <w:t xml:space="preserve">Nella costruzione dell'entità </w:t>
+      </w:r>
+      <w:r>
+        <w:rPr>
+          <w:b/>
+          <w:bCs/>
+        </w:rPr>
+        <w:t>Prenotazioni</w:t>
+      </w:r>
+      <w:r>
+        <w:t xml:space="preserve"> (già definita nello schema iniziale per mappare la relazione N:M implicita tra </w:t>
+      </w:r>
+      <w:r>
+        <w:rPr>
+          <w:i/>
+          <w:iCs/>
+        </w:rPr>
+        <w:t>Utenti</w:t>
+      </w:r>
+      <w:r>
+        <w:t xml:space="preserve"> e </w:t>
+      </w:r>
+      <w:r>
+        <w:rPr>
+          <w:i/>
+          <w:iCs/>
+        </w:rPr>
+        <w:t>Proiezioni</w:t>
+      </w:r>
+      <w:r>
+        <w:t>) si è scelto di mantenere il rigore della Terza Forma Normale prevenendo l'introduzione di attributi aggregati.</w:t>
+      </w:r>
+    </w:p>
+    <w:p>
+      <w:r>
+        <w:t>In particolare:</w:t>
+      </w:r>
+    </w:p>
+    <w:p>
+      <w:r>
+        <w:rPr>
+          <w:b/>
+          <w:bCs/>
+        </w:rPr>
+        <w:t>• Posti sala disponibili:</w:t>
+      </w:r>
+      <w:r>
+        <w:t xml:space="preserve"> Non è stato inserito nessun attributo </w:t>
+      </w:r>
+      <w:proofErr w:type="spellStart"/>
+      <w:r>
+        <w:t>posti_disponibili</w:t>
+      </w:r>
+      <w:proofErr w:type="spellEnd"/>
+      <w:r>
+        <w:t xml:space="preserve"> né nell'entità </w:t>
+      </w:r>
+      <w:r>
+        <w:rPr>
+          <w:i/>
+          <w:iCs/>
+        </w:rPr>
+        <w:t>Proiezione</w:t>
+      </w:r>
+      <w:r>
+        <w:t xml:space="preserve"> né in altre entità centrali, per evitare forti anomalie di allineamento; i posti disponibili per una data proiezione sono in ogni momento ottenibili sottraendo la somma aritmetica dell’attributo </w:t>
+      </w:r>
+      <w:proofErr w:type="spellStart"/>
+      <w:r>
+        <w:t>numero_posti</w:t>
+      </w:r>
+      <w:proofErr w:type="spellEnd"/>
+      <w:r>
+        <w:t xml:space="preserve"> delle singole </w:t>
+      </w:r>
+      <w:r>
+        <w:rPr>
+          <w:i/>
+          <w:iCs/>
+        </w:rPr>
+        <w:t>Prenotazioni</w:t>
+      </w:r>
+      <w:r>
+        <w:t xml:space="preserve"> associate alla capienza nominale della sala.</w:t>
+      </w:r>
+    </w:p>
+    <w:p>
+      <w:r>
+        <w:rPr>
+          <w:b/>
+          <w:bCs/>
+        </w:rPr>
+        <w:t>• Totale Prenotazion</w:t>
+      </w:r>
+      <w:r>
+        <w:rPr>
+          <w:b/>
+          <w:bCs/>
+        </w:rPr>
+        <w:t>e</w:t>
+      </w:r>
+      <w:r>
+        <w:rPr>
+          <w:b/>
+          <w:bCs/>
+        </w:rPr>
+        <w:t>:</w:t>
+      </w:r>
+      <w:r>
+        <w:t xml:space="preserve"> Non è stata inserita una colonna </w:t>
+      </w:r>
+      <w:proofErr w:type="spellStart"/>
+      <w:r>
+        <w:t>costo_totale</w:t>
+      </w:r>
+      <w:proofErr w:type="spellEnd"/>
+      <w:r>
+        <w:t xml:space="preserve"> all'interno dell'entità </w:t>
+      </w:r>
+      <w:r>
+        <w:rPr>
+          <w:i/>
+          <w:iCs/>
+        </w:rPr>
+        <w:t>Prenotazione</w:t>
+      </w:r>
+      <w:r>
+        <w:t xml:space="preserve">, in quanto informazione banalmente derivabile tramite l'operatore aritmetico (Costo biglietto * Numero di posti) attingibile seguendo la relazione verso </w:t>
+      </w:r>
+      <w:r>
+        <w:rPr>
+          <w:i/>
+          <w:iCs/>
+        </w:rPr>
+        <w:t>Proiezioni</w:t>
+      </w:r>
+      <w:r>
+        <w:t>.</w:t>
+      </w:r>
+    </w:p>
+    <w:p/>
+    <w:p>
+      <w:r>
+        <w:rPr>
+          <w:b/>
+          <w:bCs/>
+        </w:rPr>
+        <w:t>Risultato della Ristrutturazione:</w:t>
+      </w:r>
+      <w:r>
+        <w:t xml:space="preserve"> L'assenza strutturale di attributi calcolabili fa sì che non sussistano incongruenze nei dati a fronte di Modifiche o Cancellazioni delle prenotazioni stesse. L'onere del recupero e calcolo dei derivati è stato deliberatamente demandato alle funzioni di raggruppamento e </w:t>
+      </w:r>
+      <w:proofErr w:type="spellStart"/>
+      <w:r>
+        <w:t>Views</w:t>
+      </w:r>
+      <w:proofErr w:type="spellEnd"/>
+      <w:r>
+        <w:t xml:space="preserve"> (es. </w:t>
+      </w:r>
+      <w:proofErr w:type="spellStart"/>
+      <w:r>
+        <w:t>Proiezioni_pianificate</w:t>
+      </w:r>
+      <w:proofErr w:type="spellEnd"/>
+      <w:r>
+        <w:t>) presenti nello strato fisico del RDBMS.</w:t>
+      </w:r>
+    </w:p>
+    <w:p/>
+    <w:p/>
+    <w:p>
+      <w:r>
+        <w:rPr>
+          <w:b/>
+          <w:bCs/>
+        </w:rPr>
+        <w:t>5.3.4 Appiattimento e Vincoli per le Utenze</w:t>
+      </w:r>
+    </w:p>
+    <w:p>
+      <w:r>
+        <w:t xml:space="preserve">Le specifiche prevedevano che nella piattaforma potessero operare tre figure distinte: </w:t>
+      </w:r>
+      <w:r>
+        <w:rPr>
+          <w:b/>
+          <w:bCs/>
+        </w:rPr>
+        <w:t>cliente</w:t>
+      </w:r>
+      <w:r>
+        <w:t xml:space="preserve">, </w:t>
+      </w:r>
+      <w:r>
+        <w:rPr>
+          <w:b/>
+          <w:bCs/>
+        </w:rPr>
+        <w:t>proiezionista</w:t>
+      </w:r>
+      <w:r>
+        <w:t xml:space="preserve"> e </w:t>
+      </w:r>
+      <w:r>
+        <w:rPr>
+          <w:b/>
+          <w:bCs/>
+        </w:rPr>
+        <w:t>bigliettaio</w:t>
+      </w:r>
+      <w:r>
+        <w:t>. Inizialmente, adottare il costrutto della Generalizzazione/Specializzazione avrebbe spinto alla scomposizione in molteplici sotto-</w:t>
+      </w:r>
+      <w:r>
+        <w:lastRenderedPageBreak/>
+        <w:t>entità. Tuttavia le tre categorie utente in esame condividono in toto i medesimi attributi anagrafici e di sicurezza logica (nome, credenziali, ecc.), senza differenziarsi con attributi propri esclusivi.</w:t>
+      </w:r>
+    </w:p>
+    <w:p/>
+    <w:p>
+      <w:r>
+        <w:rPr>
+          <w:b/>
+          <w:bCs/>
+        </w:rPr>
+        <w:t>Risultato della Ristrutturazione:</w:t>
+      </w:r>
+      <w:r>
+        <w:t xml:space="preserve"> È stata confermata un'unica solida entità per centralizzare tutti gli </w:t>
+      </w:r>
+      <w:r>
+        <w:rPr>
+          <w:b/>
+          <w:bCs/>
+        </w:rPr>
+        <w:t>Utenti</w:t>
+      </w:r>
+      <w:r>
+        <w:t>. Al fine di particolarizzarne le azioni mantenendo lo schema in 3NF, è stato designato un attributo determinante ruolo, blindato tramite l'imposizione di un rigido vincolo di controllo (CHECK) sui soli tre valori ammessi. Questo evita ridondanze a livello di entità e complessi JOIN al momento dell’autenticazione.</w:t>
+      </w:r>
+    </w:p>
+    <w:p/>
+    <w:p>
+      <w:r>
+        <w:rPr>
+          <w:b/>
+          <w:bCs/>
+        </w:rPr>
+        <w:t>5.3.5 Indipendenza delle Entità tramite Chiavi Surrogate</w:t>
+      </w:r>
+    </w:p>
+    <w:p>
+      <w:r>
+        <w:t xml:space="preserve">Nel normalizzare i dati verso l'implementazione SQL, si è evitato l'utilizzo di Identificatori (chiavi primarie) composti che raggruppassero più attributi naturali di un'entità, benché essi potessero di fatto caratterizzare l'istanza in modo univoco (ad esempio: username per gli utenti; </w:t>
+      </w:r>
+      <w:proofErr w:type="spellStart"/>
+      <w:r>
+        <w:t>Titolo+Regista</w:t>
+      </w:r>
+      <w:proofErr w:type="spellEnd"/>
+      <w:r>
+        <w:t xml:space="preserve"> per i film). L’uso di tali chiavi composte nel ruolo di Foreign Key in tabelle dipendenti (come </w:t>
+      </w:r>
+      <w:r>
+        <w:rPr>
+          <w:i/>
+          <w:iCs/>
+        </w:rPr>
+        <w:t>Prenotazioni</w:t>
+      </w:r>
+      <w:r>
+        <w:t xml:space="preserve"> o </w:t>
+      </w:r>
+      <w:r>
+        <w:rPr>
+          <w:i/>
+          <w:iCs/>
+        </w:rPr>
+        <w:t>Proiezioni</w:t>
+      </w:r>
+      <w:r>
+        <w:t>) avrebbe appesantito enormemente il modello.</w:t>
+      </w:r>
+    </w:p>
+    <w:p/>
+    <w:p>
+      <w:r>
+        <w:rPr>
+          <w:b/>
+          <w:bCs/>
+        </w:rPr>
+        <w:t>Risultato della Ristrutturazione:</w:t>
+      </w:r>
+      <w:r>
+        <w:t xml:space="preserve"> Per mantenere altissime performance relazionali e snellezza nella memoria, si è stabilito per tutte le entità l'impiego di una </w:t>
+      </w:r>
+      <w:r>
+        <w:rPr>
+          <w:b/>
+          <w:bCs/>
+        </w:rPr>
+        <w:t>Chiave Primaria Surrogata unicamente numerica</w:t>
+      </w:r>
+      <w:r>
+        <w:t xml:space="preserve"> </w:t>
+      </w:r>
+      <w:proofErr w:type="spellStart"/>
+      <w:r>
+        <w:t>autoincrementante</w:t>
+      </w:r>
+      <w:proofErr w:type="spellEnd"/>
+      <w:r>
+        <w:t xml:space="preserve"> (id). I vincoli aziendali (come l’username unico dell’utente, o la limitazione temporale di una e una sola proiezione per un preciso instante </w:t>
+      </w:r>
+      <w:proofErr w:type="spellStart"/>
+      <w:r>
+        <w:t>data_ora_proiezione</w:t>
+      </w:r>
+      <w:proofErr w:type="spellEnd"/>
+      <w:r>
+        <w:t>) permangono, ma declassati a semplici vincoli logici standard (</w:t>
+      </w:r>
+      <w:proofErr w:type="spellStart"/>
+      <w:r>
+        <w:t>constraint</w:t>
+      </w:r>
+      <w:proofErr w:type="spellEnd"/>
+      <w:r>
+        <w:t xml:space="preserve"> di UNIQUE).</w:t>
       </w:r>
     </w:p>
     <w:p/>
@@ -3362,12 +3807,14 @@
         <w:rPr>
           <w:b/>
           <w:bCs/>
-        </w:rPr>
-      </w:pPr>
-      <w:r>
-        <w:rPr>
-          <w:b/>
-          <w:bCs/>
+          <w:highlight w:val="yellow"/>
+        </w:rPr>
+      </w:pPr>
+      <w:r>
+        <w:rPr>
+          <w:b/>
+          <w:bCs/>
+          <w:highlight w:val="yellow"/>
         </w:rPr>
         <w:t xml:space="preserve">5.3.5 </w:t>
       </w:r>
@@ -3375,6 +3822,7 @@
         <w:rPr>
           <w:b/>
           <w:bCs/>
+          <w:highlight w:val="yellow"/>
         </w:rPr>
         <w:t>Vincoli</w:t>
       </w:r>
@@ -3382,6 +3830,7 @@
         <w:rPr>
           <w:b/>
           <w:bCs/>
+          <w:highlight w:val="yellow"/>
         </w:rPr>
         <w:t>:</w:t>
       </w:r>
@@ -3392,42 +3841,76 @@
           <w:ilvl w:val="0"/>
           <w:numId w:val="23"/>
         </w:numPr>
-      </w:pPr>
-      <w:r>
-        <w:rPr>
-          <w:b/>
-          <w:bCs/>
+        <w:rPr>
+          <w:highlight w:val="yellow"/>
+        </w:rPr>
+      </w:pPr>
+      <w:r>
+        <w:rPr>
+          <w:b/>
+          <w:bCs/>
+          <w:highlight w:val="yellow"/>
         </w:rPr>
         <w:t>Attributo Tipo nell’entità Utente</w:t>
       </w:r>
       <w:r>
+        <w:rPr>
+          <w:highlight w:val="yellow"/>
+        </w:rPr>
         <w:t xml:space="preserve">: </w:t>
       </w:r>
       <w:r>
+        <w:rPr>
+          <w:highlight w:val="yellow"/>
+        </w:rPr>
         <w:t xml:space="preserve">Creazione dell’attributo discriminante “tipo” che </w:t>
       </w:r>
       <w:r>
+        <w:rPr>
+          <w:highlight w:val="yellow"/>
+        </w:rPr>
         <w:t xml:space="preserve">non </w:t>
       </w:r>
       <w:r>
+        <w:rPr>
+          <w:highlight w:val="yellow"/>
+        </w:rPr>
         <w:t xml:space="preserve">può </w:t>
       </w:r>
       <w:r>
+        <w:rPr>
+          <w:highlight w:val="yellow"/>
+        </w:rPr>
         <w:t xml:space="preserve">essere nullo e può </w:t>
       </w:r>
       <w:r>
+        <w:rPr>
+          <w:highlight w:val="yellow"/>
+        </w:rPr>
         <w:t xml:space="preserve">assumere </w:t>
       </w:r>
       <w:r>
+        <w:rPr>
+          <w:highlight w:val="yellow"/>
+        </w:rPr>
         <w:t>soltanto tre valori: “Cliente”, “</w:t>
       </w:r>
       <w:r>
+        <w:rPr>
+          <w:highlight w:val="yellow"/>
+        </w:rPr>
         <w:t>Proiezionista</w:t>
       </w:r>
       <w:r>
+        <w:rPr>
+          <w:highlight w:val="yellow"/>
+        </w:rPr>
         <w:t>”, “</w:t>
       </w:r>
       <w:r>
+        <w:rPr>
+          <w:highlight w:val="yellow"/>
+        </w:rPr>
         <w:t>Bigliettaio”.</w:t>
       </w:r>
     </w:p>
@@ -3568,7 +4051,7 @@
     </w:p>
     <w:p>
       <w:pPr>
-        <w:pStyle w:val="Paragrafoelenco"/>
+        <w:pStyle w:val="ListParagraph"/>
         <w:numPr>
           <w:ilvl w:val="0"/>
           <w:numId w:val="27"/>
@@ -3661,7 +4144,7 @@
     </w:p>
     <w:p>
       <w:pPr>
-        <w:pStyle w:val="Paragrafoelenco"/>
+        <w:pStyle w:val="ListParagraph"/>
         <w:numPr>
           <w:ilvl w:val="0"/>
           <w:numId w:val="27"/>
@@ -3690,7 +4173,7 @@
     </w:p>
     <w:p>
       <w:pPr>
-        <w:pStyle w:val="Paragrafoelenco"/>
+        <w:pStyle w:val="ListParagraph"/>
         <w:numPr>
           <w:ilvl w:val="0"/>
           <w:numId w:val="27"/>
@@ -3706,15 +4189,7 @@
         <w:t>potrebbe essere</w:t>
       </w:r>
       <w:r>
-        <w:t xml:space="preserve"> rilevato un </w:t>
-      </w:r>
-      <w:proofErr w:type="gramStart"/>
-      <w:r>
-        <w:t>errore  in</w:t>
-      </w:r>
-      <w:proofErr w:type="gramEnd"/>
-      <w:r>
-        <w:t xml:space="preserve"> un inserimento dei dati dei due identificatori, oppure se il film venisse eliminato d</w:t>
+        <w:t xml:space="preserve"> rilevato un errore  in un inserimento dei dati dei due identificatori, oppure se il film venisse eliminato d</w:t>
       </w:r>
       <w:r>
         <w:t>ai titoli che il cinema può proiettare.</w:t>
@@ -3725,7 +4200,7 @@
     </w:p>
     <w:p>
       <w:pPr>
-        <w:pStyle w:val="Paragrafoelenco"/>
+        <w:pStyle w:val="ListParagraph"/>
         <w:numPr>
           <w:ilvl w:val="0"/>
           <w:numId w:val="27"/>
@@ -5432,23 +5907,7 @@
           <w:rFonts w:ascii="Courier New" w:hAnsi="Courier New" w:cs="Courier New"/>
           <w:lang w:val="en-US"/>
         </w:rPr>
-        <w:t xml:space="preserve"> character </w:t>
-      </w:r>
-      <w:proofErr w:type="gramStart"/>
-      <w:r>
-        <w:rPr>
-          <w:rFonts w:ascii="Courier New" w:hAnsi="Courier New" w:cs="Courier New"/>
-          <w:lang w:val="en-US"/>
-        </w:rPr>
-        <w:t>varying(</w:t>
-      </w:r>
-      <w:proofErr w:type="gramEnd"/>
-      <w:r>
-        <w:rPr>
-          <w:rFonts w:ascii="Courier New" w:hAnsi="Courier New" w:cs="Courier New"/>
-          <w:lang w:val="en-US"/>
-        </w:rPr>
-        <w:t xml:space="preserve">255) COLLATE </w:t>
+        <w:t xml:space="preserve"> character varying(255) COLLATE </w:t>
       </w:r>
       <w:proofErr w:type="spellStart"/>
       <w:r>
@@ -5496,23 +5955,7 @@
           <w:rFonts w:ascii="Courier New" w:hAnsi="Courier New" w:cs="Courier New"/>
           <w:lang w:val="en-US"/>
         </w:rPr>
-        <w:t xml:space="preserve"> character </w:t>
-      </w:r>
-      <w:proofErr w:type="gramStart"/>
-      <w:r>
-        <w:rPr>
-          <w:rFonts w:ascii="Courier New" w:hAnsi="Courier New" w:cs="Courier New"/>
-          <w:lang w:val="en-US"/>
-        </w:rPr>
-        <w:t>varying(</w:t>
-      </w:r>
-      <w:proofErr w:type="gramEnd"/>
-      <w:r>
-        <w:rPr>
-          <w:rFonts w:ascii="Courier New" w:hAnsi="Courier New" w:cs="Courier New"/>
-          <w:lang w:val="en-US"/>
-        </w:rPr>
-        <w:t xml:space="preserve">255) COLLATE </w:t>
+        <w:t xml:space="preserve"> character varying(255) COLLATE </w:t>
       </w:r>
       <w:proofErr w:type="spellStart"/>
       <w:r>
@@ -5582,23 +6025,7 @@
           <w:rFonts w:ascii="Courier New" w:hAnsi="Courier New" w:cs="Courier New"/>
           <w:lang w:val="en-US"/>
         </w:rPr>
-        <w:t xml:space="preserve"> character </w:t>
-      </w:r>
-      <w:proofErr w:type="gramStart"/>
-      <w:r>
-        <w:rPr>
-          <w:rFonts w:ascii="Courier New" w:hAnsi="Courier New" w:cs="Courier New"/>
-          <w:lang w:val="en-US"/>
-        </w:rPr>
-        <w:t>varying(</w:t>
-      </w:r>
-      <w:proofErr w:type="gramEnd"/>
-      <w:r>
-        <w:rPr>
-          <w:rFonts w:ascii="Courier New" w:hAnsi="Courier New" w:cs="Courier New"/>
-          <w:lang w:val="en-US"/>
-        </w:rPr>
-        <w:t xml:space="preserve">255) COLLATE </w:t>
+        <w:t xml:space="preserve"> character varying(255) COLLATE </w:t>
       </w:r>
       <w:proofErr w:type="spellStart"/>
       <w:r>
@@ -5810,33 +6237,198 @@
           <w:rFonts w:ascii="Courier New" w:hAnsi="Courier New" w:cs="Courier New"/>
           <w:lang w:val="en-US"/>
         </w:rPr>
-        <w:t xml:space="preserve">    id integer NOT NULL GENERATED ALWAYS AS IDENTITY </w:t>
-      </w:r>
-      <w:proofErr w:type="gramStart"/>
-      <w:r>
-        <w:rPr>
-          <w:rFonts w:ascii="Courier New" w:hAnsi="Courier New" w:cs="Courier New"/>
-          <w:lang w:val="en-US"/>
-        </w:rPr>
-        <w:t>( INCREMENT</w:t>
-      </w:r>
-      <w:proofErr w:type="gramEnd"/>
-      <w:r>
-        <w:rPr>
-          <w:rFonts w:ascii="Courier New" w:hAnsi="Courier New" w:cs="Courier New"/>
-          <w:lang w:val="en-US"/>
-        </w:rPr>
-        <w:t xml:space="preserve"> 1 START 1 MINVALUE 1 MAXVALUE 2147483647 CACHE </w:t>
-      </w:r>
-      <w:proofErr w:type="gramStart"/>
-      <w:r>
-        <w:rPr>
-          <w:rFonts w:ascii="Courier New" w:hAnsi="Courier New" w:cs="Courier New"/>
-          <w:lang w:val="en-US"/>
-        </w:rPr>
-        <w:t>1 )</w:t>
-      </w:r>
-      <w:proofErr w:type="gramEnd"/>
+        <w:t xml:space="preserve">    id integer NOT NULL GENERATED ALWAYS AS IDENTITY ( INCREMENT 1 START 1 MINVALUE 1 MAXVALUE 2147483647 CACHE 1 ),</w:t>
+      </w:r>
+    </w:p>
+    <w:p>
+      <w:pPr>
+        <w:spacing w:after="0" w:line="240" w:lineRule="auto"/>
+        <w:rPr>
+          <w:rFonts w:ascii="Courier New" w:hAnsi="Courier New" w:cs="Courier New"/>
+          <w:lang w:val="en-US"/>
+        </w:rPr>
+      </w:pPr>
+      <w:r>
+        <w:rPr>
+          <w:rFonts w:ascii="Courier New" w:hAnsi="Courier New" w:cs="Courier New"/>
+          <w:lang w:val="en-US"/>
+        </w:rPr>
+        <w:t xml:space="preserve">    CONSTRAINT "</w:t>
+      </w:r>
+      <w:proofErr w:type="spellStart"/>
+      <w:r>
+        <w:rPr>
+          <w:rFonts w:ascii="Courier New" w:hAnsi="Courier New" w:cs="Courier New"/>
+          <w:lang w:val="en-US"/>
+        </w:rPr>
+        <w:t>Films_</w:t>
+      </w:r>
+      <w:r>
+        <w:rPr>
+          <w:rFonts w:ascii="Courier New" w:hAnsi="Courier New" w:cs="Courier New"/>
+          <w:lang w:val="en-US"/>
+        </w:rPr>
+        <w:t>p</w:t>
+      </w:r>
+      <w:r>
+        <w:rPr>
+          <w:rFonts w:ascii="Courier New" w:hAnsi="Courier New" w:cs="Courier New"/>
+          <w:lang w:val="en-US"/>
+        </w:rPr>
+        <w:t>key</w:t>
+      </w:r>
+      <w:proofErr w:type="spellEnd"/>
+      <w:r>
+        <w:rPr>
+          <w:rFonts w:ascii="Courier New" w:hAnsi="Courier New" w:cs="Courier New"/>
+          <w:lang w:val="en-US"/>
+        </w:rPr>
+        <w:t>" PRIMARY KEY (id)</w:t>
+      </w:r>
+    </w:p>
+    <w:p>
+      <w:pPr>
+        <w:spacing w:after="0" w:line="240" w:lineRule="auto"/>
+        <w:rPr>
+          <w:rFonts w:ascii="Courier New" w:hAnsi="Courier New" w:cs="Courier New"/>
+          <w:lang w:val="en-US"/>
+        </w:rPr>
+      </w:pPr>
+      <w:r>
+        <w:rPr>
+          <w:rFonts w:ascii="Courier New" w:hAnsi="Courier New" w:cs="Courier New"/>
+          <w:lang w:val="en-US"/>
+        </w:rPr>
+        <w:t>)</w:t>
+      </w:r>
+    </w:p>
+    <w:p>
+      <w:pPr>
+        <w:rPr>
+          <w:lang w:val="en-US"/>
+        </w:rPr>
+      </w:pPr>
+    </w:p>
+    <w:p>
+      <w:pPr>
+        <w:rPr>
+          <w:lang w:val="en-US"/>
+        </w:rPr>
+      </w:pPr>
+    </w:p>
+    <w:p>
+      <w:pPr>
+        <w:rPr>
+          <w:lang w:val="en-US"/>
+        </w:rPr>
+      </w:pPr>
+      <w:proofErr w:type="spellStart"/>
+      <w:r>
+        <w:rPr>
+          <w:lang w:val="en-US"/>
+        </w:rPr>
+        <w:t>Tabella</w:t>
+      </w:r>
+      <w:proofErr w:type="spellEnd"/>
+      <w:r>
+        <w:rPr>
+          <w:lang w:val="en-US"/>
+        </w:rPr>
+        <w:t xml:space="preserve"> </w:t>
+      </w:r>
+      <w:proofErr w:type="spellStart"/>
+      <w:r>
+        <w:rPr>
+          <w:lang w:val="en-US"/>
+        </w:rPr>
+        <w:t>Proiezioni</w:t>
+      </w:r>
+      <w:proofErr w:type="spellEnd"/>
+      <w:r>
+        <w:rPr>
+          <w:lang w:val="en-US"/>
+        </w:rPr>
+        <w:t>:</w:t>
+      </w:r>
+    </w:p>
+    <w:p>
+      <w:pPr>
+        <w:spacing w:after="0" w:line="240" w:lineRule="auto"/>
+        <w:rPr>
+          <w:rFonts w:ascii="Courier New" w:hAnsi="Courier New" w:cs="Courier New"/>
+          <w:lang w:val="en-US"/>
+        </w:rPr>
+      </w:pPr>
+      <w:r>
+        <w:rPr>
+          <w:rFonts w:ascii="Courier New" w:hAnsi="Courier New" w:cs="Courier New"/>
+          <w:lang w:val="en-US"/>
+        </w:rPr>
+        <w:t>CREATE TABLE IF NOT EXISTS public."</w:t>
+      </w:r>
+      <w:proofErr w:type="spellStart"/>
+      <w:r>
+        <w:rPr>
+          <w:rFonts w:ascii="Courier New" w:hAnsi="Courier New" w:cs="Courier New"/>
+          <w:lang w:val="en-US"/>
+        </w:rPr>
+        <w:t>Proiezioni</w:t>
+      </w:r>
+      <w:proofErr w:type="spellEnd"/>
+      <w:r>
+        <w:rPr>
+          <w:rFonts w:ascii="Courier New" w:hAnsi="Courier New" w:cs="Courier New"/>
+          <w:lang w:val="en-US"/>
+        </w:rPr>
+        <w:t>"</w:t>
+      </w:r>
+    </w:p>
+    <w:p>
+      <w:pPr>
+        <w:spacing w:after="0" w:line="240" w:lineRule="auto"/>
+        <w:rPr>
+          <w:rFonts w:ascii="Courier New" w:hAnsi="Courier New" w:cs="Courier New"/>
+          <w:lang w:val="en-US"/>
+        </w:rPr>
+      </w:pPr>
+      <w:r>
+        <w:rPr>
+          <w:rFonts w:ascii="Courier New" w:hAnsi="Courier New" w:cs="Courier New"/>
+          <w:lang w:val="en-US"/>
+        </w:rPr>
+        <w:t>(</w:t>
+      </w:r>
+    </w:p>
+    <w:p>
+      <w:pPr>
+        <w:spacing w:after="0" w:line="240" w:lineRule="auto"/>
+        <w:rPr>
+          <w:rFonts w:ascii="Courier New" w:hAnsi="Courier New" w:cs="Courier New"/>
+          <w:lang w:val="en-US"/>
+        </w:rPr>
+      </w:pPr>
+      <w:r>
+        <w:rPr>
+          <w:rFonts w:ascii="Courier New" w:hAnsi="Courier New" w:cs="Courier New"/>
+          <w:lang w:val="en-US"/>
+        </w:rPr>
+        <w:t xml:space="preserve">    data_ora_proiezione timestamp without time zone</w:t>
+      </w:r>
+      <w:r>
+        <w:rPr>
+          <w:rFonts w:ascii="Courier New" w:hAnsi="Courier New" w:cs="Courier New"/>
+          <w:lang w:val="en-US"/>
+        </w:rPr>
+        <w:t xml:space="preserve"> </w:t>
+      </w:r>
+      <w:r>
+        <w:rPr>
+          <w:rFonts w:ascii="Courier New" w:hAnsi="Courier New" w:cs="Courier New"/>
+          <w:highlight w:val="yellow"/>
+          <w:lang w:val="en-US"/>
+        </w:rPr>
+        <w:t>NOT NULL</w:t>
+      </w:r>
       <w:r>
         <w:rPr>
           <w:rFonts w:ascii="Courier New" w:hAnsi="Courier New" w:cs="Courier New"/>
@@ -5858,37 +6450,23 @@
           <w:rFonts w:ascii="Courier New" w:hAnsi="Courier New" w:cs="Courier New"/>
           <w:lang w:val="en-US"/>
         </w:rPr>
-        <w:t xml:space="preserve">    CONSTRAINT "</w:t>
-      </w:r>
-      <w:proofErr w:type="spellStart"/>
-      <w:r>
-        <w:rPr>
-          <w:rFonts w:ascii="Courier New" w:hAnsi="Courier New" w:cs="Courier New"/>
-          <w:lang w:val="en-US"/>
-        </w:rPr>
-        <w:t>Films_</w:t>
-      </w:r>
-      <w:r>
-        <w:rPr>
-          <w:rFonts w:ascii="Courier New" w:hAnsi="Courier New" w:cs="Courier New"/>
-          <w:lang w:val="en-US"/>
-        </w:rPr>
-        <w:t>p</w:t>
-      </w:r>
-      <w:r>
-        <w:rPr>
-          <w:rFonts w:ascii="Courier New" w:hAnsi="Courier New" w:cs="Courier New"/>
-          <w:lang w:val="en-US"/>
-        </w:rPr>
-        <w:t>key</w:t>
-      </w:r>
-      <w:proofErr w:type="spellEnd"/>
-      <w:r>
-        <w:rPr>
-          <w:rFonts w:ascii="Courier New" w:hAnsi="Courier New" w:cs="Courier New"/>
-          <w:lang w:val="en-US"/>
-        </w:rPr>
-        <w:t>" PRIMARY KEY (id)</w:t>
+        <w:t xml:space="preserve">    </w:t>
+      </w:r>
+      <w:proofErr w:type="spellStart"/>
+      <w:r>
+        <w:rPr>
+          <w:rFonts w:ascii="Courier New" w:hAnsi="Courier New" w:cs="Courier New"/>
+          <w:lang w:val="en-US"/>
+        </w:rPr>
+        <w:t>id_film</w:t>
+      </w:r>
+      <w:proofErr w:type="spellEnd"/>
+      <w:r>
+        <w:rPr>
+          <w:rFonts w:ascii="Courier New" w:hAnsi="Courier New" w:cs="Courier New"/>
+          <w:lang w:val="en-US"/>
+        </w:rPr>
+        <w:t xml:space="preserve"> integer,</w:t>
       </w:r>
     </w:p>
     <w:p>
@@ -5904,15 +6482,277 @@
           <w:rFonts w:ascii="Courier New" w:hAnsi="Courier New" w:cs="Courier New"/>
           <w:lang w:val="en-US"/>
         </w:rPr>
+        <w:t xml:space="preserve">    id integer NOT NULL GENERATED ALWAYS AS IDENTITY ( INCREMENT 1 START 1 MINVALUE 1 MAXVALUE 2147483647 CACHE 1 ),</w:t>
+      </w:r>
+    </w:p>
+    <w:p>
+      <w:pPr>
+        <w:spacing w:after="0" w:line="240" w:lineRule="auto"/>
+        <w:rPr>
+          <w:rFonts w:ascii="Courier New" w:hAnsi="Courier New" w:cs="Courier New"/>
+        </w:rPr>
+      </w:pPr>
+      <w:r>
+        <w:rPr>
+          <w:rFonts w:ascii="Courier New" w:hAnsi="Courier New" w:cs="Courier New"/>
+          <w:lang w:val="en-US"/>
+        </w:rPr>
+        <w:t xml:space="preserve">    </w:t>
+      </w:r>
+      <w:proofErr w:type="spellStart"/>
+      <w:r>
+        <w:rPr>
+          <w:rFonts w:ascii="Courier New" w:hAnsi="Courier New" w:cs="Courier New"/>
+        </w:rPr>
+        <w:t>prezzo_biglietto</w:t>
+      </w:r>
+      <w:proofErr w:type="spellEnd"/>
+      <w:r>
+        <w:rPr>
+          <w:rFonts w:ascii="Courier New" w:hAnsi="Courier New" w:cs="Courier New"/>
+        </w:rPr>
+        <w:t xml:space="preserve"> </w:t>
+      </w:r>
+      <w:proofErr w:type="spellStart"/>
+      <w:r>
+        <w:rPr>
+          <w:rFonts w:ascii="Courier New" w:hAnsi="Courier New" w:cs="Courier New"/>
+        </w:rPr>
+        <w:t>numeric</w:t>
+      </w:r>
+      <w:proofErr w:type="spellEnd"/>
+      <w:r>
+        <w:rPr>
+          <w:rFonts w:ascii="Courier New" w:hAnsi="Courier New" w:cs="Courier New"/>
+        </w:rPr>
+        <w:t>(4,2)</w:t>
+      </w:r>
+      <w:r>
+        <w:rPr>
+          <w:rFonts w:ascii="Courier New" w:hAnsi="Courier New" w:cs="Courier New"/>
+        </w:rPr>
+        <w:t xml:space="preserve"> </w:t>
+      </w:r>
+      <w:r>
+        <w:rPr>
+          <w:rFonts w:ascii="Courier New" w:hAnsi="Courier New" w:cs="Courier New"/>
+          <w:highlight w:val="yellow"/>
+        </w:rPr>
+        <w:t>NOT NULL</w:t>
+      </w:r>
+      <w:r>
+        <w:rPr>
+          <w:rFonts w:ascii="Courier New" w:hAnsi="Courier New" w:cs="Courier New"/>
+        </w:rPr>
+        <w:t>,</w:t>
+      </w:r>
+    </w:p>
+    <w:p>
+      <w:pPr>
+        <w:spacing w:after="0" w:line="240" w:lineRule="auto"/>
+        <w:rPr>
+          <w:rFonts w:ascii="Courier New" w:hAnsi="Courier New" w:cs="Courier New"/>
+          <w:lang w:val="en-US"/>
+        </w:rPr>
+      </w:pPr>
+      <w:r>
+        <w:rPr>
+          <w:rFonts w:ascii="Courier New" w:hAnsi="Courier New" w:cs="Courier New"/>
+        </w:rPr>
+        <w:t xml:space="preserve">    </w:t>
+      </w:r>
+      <w:r>
+        <w:rPr>
+          <w:rFonts w:ascii="Courier New" w:hAnsi="Courier New" w:cs="Courier New"/>
+          <w:lang w:val="en-US"/>
+        </w:rPr>
+        <w:t>CONSTRAINT "Proiezioni_pkey" PRIMARY KEY (id),</w:t>
+      </w:r>
+    </w:p>
+    <w:p>
+      <w:pPr>
+        <w:spacing w:after="0" w:line="240" w:lineRule="auto"/>
+        <w:rPr>
+          <w:rFonts w:ascii="Courier New" w:hAnsi="Courier New" w:cs="Courier New"/>
+        </w:rPr>
+      </w:pPr>
+      <w:r>
+        <w:rPr>
+          <w:rFonts w:ascii="Courier New" w:hAnsi="Courier New" w:cs="Courier New"/>
+          <w:lang w:val="en-US"/>
+        </w:rPr>
+        <w:t xml:space="preserve">    </w:t>
+      </w:r>
+      <w:r>
+        <w:rPr>
+          <w:rFonts w:ascii="Courier New" w:hAnsi="Courier New" w:cs="Courier New"/>
+        </w:rPr>
+        <w:t>CONSTRAINT "data proiezione unica" UNIQUE (</w:t>
+      </w:r>
+      <w:proofErr w:type="spellStart"/>
+      <w:r>
+        <w:rPr>
+          <w:rFonts w:ascii="Courier New" w:hAnsi="Courier New" w:cs="Courier New"/>
+        </w:rPr>
+        <w:t>data_ora_proiezione</w:t>
+      </w:r>
+      <w:proofErr w:type="spellEnd"/>
+      <w:r>
+        <w:rPr>
+          <w:rFonts w:ascii="Courier New" w:hAnsi="Courier New" w:cs="Courier New"/>
+        </w:rPr>
+        <w:t>),</w:t>
+      </w:r>
+    </w:p>
+    <w:p>
+      <w:pPr>
+        <w:spacing w:after="0" w:line="240" w:lineRule="auto"/>
+        <w:rPr>
+          <w:rFonts w:ascii="Courier New" w:hAnsi="Courier New" w:cs="Courier New"/>
+          <w:lang w:val="en-US"/>
+        </w:rPr>
+      </w:pPr>
+      <w:r>
+        <w:rPr>
+          <w:rFonts w:ascii="Courier New" w:hAnsi="Courier New" w:cs="Courier New"/>
+        </w:rPr>
+        <w:t xml:space="preserve">    </w:t>
+      </w:r>
+      <w:r>
+        <w:rPr>
+          <w:rFonts w:ascii="Courier New" w:hAnsi="Courier New" w:cs="Courier New"/>
+          <w:lang w:val="en-US"/>
+        </w:rPr>
+        <w:t>CONSTRAINT "</w:t>
+      </w:r>
+      <w:proofErr w:type="spellStart"/>
+      <w:r>
+        <w:rPr>
+          <w:rFonts w:ascii="Courier New" w:hAnsi="Courier New" w:cs="Courier New"/>
+          <w:lang w:val="en-US"/>
+        </w:rPr>
+        <w:t>Proiezioni_id_film_fkey</w:t>
+      </w:r>
+      <w:proofErr w:type="spellEnd"/>
+      <w:r>
+        <w:rPr>
+          <w:rFonts w:ascii="Courier New" w:hAnsi="Courier New" w:cs="Courier New"/>
+          <w:lang w:val="en-US"/>
+        </w:rPr>
+        <w:t>" FOREIGN KEY (</w:t>
+      </w:r>
+      <w:proofErr w:type="spellStart"/>
+      <w:r>
+        <w:rPr>
+          <w:rFonts w:ascii="Courier New" w:hAnsi="Courier New" w:cs="Courier New"/>
+          <w:lang w:val="en-US"/>
+        </w:rPr>
+        <w:t>id_film</w:t>
+      </w:r>
+      <w:proofErr w:type="spellEnd"/>
+      <w:r>
+        <w:rPr>
+          <w:rFonts w:ascii="Courier New" w:hAnsi="Courier New" w:cs="Courier New"/>
+          <w:lang w:val="en-US"/>
+        </w:rPr>
         <w:t>)</w:t>
       </w:r>
     </w:p>
     <w:p>
       <w:pPr>
-        <w:rPr>
-          <w:lang w:val="en-US"/>
-        </w:rPr>
-      </w:pPr>
+        <w:spacing w:after="0" w:line="240" w:lineRule="auto"/>
+        <w:rPr>
+          <w:rFonts w:ascii="Courier New" w:hAnsi="Courier New" w:cs="Courier New"/>
+          <w:lang w:val="en-US"/>
+        </w:rPr>
+      </w:pPr>
+      <w:r>
+        <w:rPr>
+          <w:rFonts w:ascii="Courier New" w:hAnsi="Courier New" w:cs="Courier New"/>
+          <w:lang w:val="en-US"/>
+        </w:rPr>
+        <w:t xml:space="preserve">        REFERENCES </w:t>
+      </w:r>
+      <w:proofErr w:type="spellStart"/>
+      <w:r>
+        <w:rPr>
+          <w:rFonts w:ascii="Courier New" w:hAnsi="Courier New" w:cs="Courier New"/>
+          <w:lang w:val="en-US"/>
+        </w:rPr>
+        <w:t>public."Films</w:t>
+      </w:r>
+      <w:proofErr w:type="spellEnd"/>
+      <w:r>
+        <w:rPr>
+          <w:rFonts w:ascii="Courier New" w:hAnsi="Courier New" w:cs="Courier New"/>
+          <w:lang w:val="en-US"/>
+        </w:rPr>
+        <w:t>" (id) MATCH SIMPLE</w:t>
+      </w:r>
+    </w:p>
+    <w:p>
+      <w:pPr>
+        <w:spacing w:after="0" w:line="240" w:lineRule="auto"/>
+        <w:rPr>
+          <w:rFonts w:ascii="Courier New" w:hAnsi="Courier New" w:cs="Courier New"/>
+          <w:lang w:val="en-US"/>
+        </w:rPr>
+      </w:pPr>
+      <w:r>
+        <w:rPr>
+          <w:rFonts w:ascii="Courier New" w:hAnsi="Courier New" w:cs="Courier New"/>
+          <w:lang w:val="en-US"/>
+        </w:rPr>
+        <w:t xml:space="preserve">        ON UPDATE NO ACTION</w:t>
+      </w:r>
+    </w:p>
+    <w:p>
+      <w:pPr>
+        <w:spacing w:after="0" w:line="240" w:lineRule="auto"/>
+        <w:rPr>
+          <w:rFonts w:ascii="Courier New" w:hAnsi="Courier New" w:cs="Courier New"/>
+          <w:lang w:val="en-US"/>
+        </w:rPr>
+      </w:pPr>
+      <w:r>
+        <w:rPr>
+          <w:rFonts w:ascii="Courier New" w:hAnsi="Courier New" w:cs="Courier New"/>
+          <w:lang w:val="en-US"/>
+        </w:rPr>
+        <w:t xml:space="preserve">        ON DELETE NO ACTION</w:t>
+      </w:r>
+    </w:p>
+    <w:p>
+      <w:pPr>
+        <w:spacing w:after="0" w:line="240" w:lineRule="auto"/>
+        <w:rPr>
+          <w:rFonts w:ascii="Courier New" w:hAnsi="Courier New" w:cs="Courier New"/>
+          <w:lang w:val="en-US"/>
+        </w:rPr>
+      </w:pPr>
+      <w:r>
+        <w:rPr>
+          <w:rFonts w:ascii="Courier New" w:hAnsi="Courier New" w:cs="Courier New"/>
+          <w:lang w:val="en-US"/>
+        </w:rPr>
+        <w:t xml:space="preserve">        NOT VALID</w:t>
+      </w:r>
+    </w:p>
+    <w:p>
+      <w:pPr>
+        <w:spacing w:after="0" w:line="240" w:lineRule="auto"/>
+        <w:rPr>
+          <w:rFonts w:ascii="Courier New" w:hAnsi="Courier New" w:cs="Courier New"/>
+          <w:lang w:val="en-US"/>
+        </w:rPr>
+      </w:pPr>
+      <w:r>
+        <w:rPr>
+          <w:rFonts w:ascii="Courier New" w:hAnsi="Courier New" w:cs="Courier New"/>
+          <w:lang w:val="en-US"/>
+        </w:rPr>
+        <w:t>)</w:t>
+      </w:r>
     </w:p>
     <w:p>
       <w:pPr>
@@ -5946,7 +6786,7 @@
         <w:rPr>
           <w:lang w:val="en-US"/>
         </w:rPr>
-        <w:t>Proiezioni</w:t>
+        <w:t>Utente</w:t>
       </w:r>
       <w:proofErr w:type="spellEnd"/>
       <w:r>
@@ -5977,7 +6817,7 @@
           <w:rFonts w:ascii="Courier New" w:hAnsi="Courier New" w:cs="Courier New"/>
           <w:lang w:val="en-US"/>
         </w:rPr>
-        <w:t>Proiezioni</w:t>
+        <w:t>Utenti</w:t>
       </w:r>
       <w:proofErr w:type="spellEnd"/>
       <w:r>
@@ -6017,29 +6857,39 @@
           <w:rFonts w:ascii="Courier New" w:hAnsi="Courier New" w:cs="Courier New"/>
           <w:lang w:val="en-US"/>
         </w:rPr>
-        <w:t xml:space="preserve">    data_ora_proiezione timestamp without time zone</w:t>
-      </w:r>
-      <w:r>
-        <w:rPr>
-          <w:rFonts w:ascii="Courier New" w:hAnsi="Courier New" w:cs="Courier New"/>
-          <w:lang w:val="en-US"/>
-        </w:rPr>
-        <w:t xml:space="preserve"> </w:t>
-      </w:r>
-      <w:r>
-        <w:rPr>
-          <w:rFonts w:ascii="Courier New" w:hAnsi="Courier New" w:cs="Courier New"/>
-          <w:highlight w:val="yellow"/>
-          <w:lang w:val="en-US"/>
-        </w:rPr>
-        <w:t>NOT NULL</w:t>
-      </w:r>
-      <w:r>
-        <w:rPr>
-          <w:rFonts w:ascii="Courier New" w:hAnsi="Courier New" w:cs="Courier New"/>
-          <w:lang w:val="en-US"/>
-        </w:rPr>
-        <w:t>,</w:t>
+        <w:t xml:space="preserve">    </w:t>
+      </w:r>
+      <w:proofErr w:type="spellStart"/>
+      <w:r>
+        <w:rPr>
+          <w:rFonts w:ascii="Courier New" w:hAnsi="Courier New" w:cs="Courier New"/>
+          <w:lang w:val="en-US"/>
+        </w:rPr>
+        <w:t>nome</w:t>
+      </w:r>
+      <w:proofErr w:type="spellEnd"/>
+      <w:r>
+        <w:rPr>
+          <w:rFonts w:ascii="Courier New" w:hAnsi="Courier New" w:cs="Courier New"/>
+          <w:lang w:val="en-US"/>
+        </w:rPr>
+        <w:t xml:space="preserve"> character varying(255) COLLATE </w:t>
+      </w:r>
+      <w:proofErr w:type="spellStart"/>
+      <w:r>
+        <w:rPr>
+          <w:rFonts w:ascii="Courier New" w:hAnsi="Courier New" w:cs="Courier New"/>
+          <w:lang w:val="en-US"/>
+        </w:rPr>
+        <w:t>pg_catalog."default</w:t>
+      </w:r>
+      <w:proofErr w:type="spellEnd"/>
+      <w:r>
+        <w:rPr>
+          <w:rFonts w:ascii="Courier New" w:hAnsi="Courier New" w:cs="Courier New"/>
+          <w:lang w:val="en-US"/>
+        </w:rPr>
+        <w:t>" NOT NULL,</w:t>
       </w:r>
     </w:p>
     <w:p>
@@ -6063,15 +6913,31 @@
           <w:rFonts w:ascii="Courier New" w:hAnsi="Courier New" w:cs="Courier New"/>
           <w:lang w:val="en-US"/>
         </w:rPr>
-        <w:t>id_film</w:t>
-      </w:r>
-      <w:proofErr w:type="spellEnd"/>
-      <w:r>
-        <w:rPr>
-          <w:rFonts w:ascii="Courier New" w:hAnsi="Courier New" w:cs="Courier New"/>
-          <w:lang w:val="en-US"/>
-        </w:rPr>
-        <w:t xml:space="preserve"> integer,</w:t>
+        <w:t>cognome</w:t>
+      </w:r>
+      <w:proofErr w:type="spellEnd"/>
+      <w:r>
+        <w:rPr>
+          <w:rFonts w:ascii="Courier New" w:hAnsi="Courier New" w:cs="Courier New"/>
+          <w:lang w:val="en-US"/>
+        </w:rPr>
+        <w:t xml:space="preserve"> character varying(255) COLLATE </w:t>
+      </w:r>
+      <w:proofErr w:type="spellStart"/>
+      <w:r>
+        <w:rPr>
+          <w:rFonts w:ascii="Courier New" w:hAnsi="Courier New" w:cs="Courier New"/>
+          <w:lang w:val="en-US"/>
+        </w:rPr>
+        <w:t>pg_catalog."default</w:t>
+      </w:r>
+      <w:proofErr w:type="spellEnd"/>
+      <w:r>
+        <w:rPr>
+          <w:rFonts w:ascii="Courier New" w:hAnsi="Courier New" w:cs="Courier New"/>
+          <w:lang w:val="en-US"/>
+        </w:rPr>
+        <w:t>" NOT NULL,</w:t>
       </w:r>
     </w:p>
     <w:p>
@@ -6087,39 +6953,23 @@
           <w:rFonts w:ascii="Courier New" w:hAnsi="Courier New" w:cs="Courier New"/>
           <w:lang w:val="en-US"/>
         </w:rPr>
-        <w:t xml:space="preserve">    id integer NOT NULL GENERATED ALWAYS AS IDENTITY </w:t>
-      </w:r>
-      <w:proofErr w:type="gramStart"/>
-      <w:r>
-        <w:rPr>
-          <w:rFonts w:ascii="Courier New" w:hAnsi="Courier New" w:cs="Courier New"/>
-          <w:lang w:val="en-US"/>
-        </w:rPr>
-        <w:t>( INCREMENT</w:t>
-      </w:r>
-      <w:proofErr w:type="gramEnd"/>
-      <w:r>
-        <w:rPr>
-          <w:rFonts w:ascii="Courier New" w:hAnsi="Courier New" w:cs="Courier New"/>
-          <w:lang w:val="en-US"/>
-        </w:rPr>
-        <w:t xml:space="preserve"> 1 START 1 MINVALUE 1 MAXVALUE 2147483647 CACHE </w:t>
-      </w:r>
-      <w:proofErr w:type="gramStart"/>
-      <w:r>
-        <w:rPr>
-          <w:rFonts w:ascii="Courier New" w:hAnsi="Courier New" w:cs="Courier New"/>
-          <w:lang w:val="en-US"/>
-        </w:rPr>
-        <w:t>1 )</w:t>
-      </w:r>
-      <w:proofErr w:type="gramEnd"/>
-      <w:r>
-        <w:rPr>
-          <w:rFonts w:ascii="Courier New" w:hAnsi="Courier New" w:cs="Courier New"/>
-          <w:lang w:val="en-US"/>
-        </w:rPr>
-        <w:t>,</w:t>
+        <w:t xml:space="preserve">    username character varying(255) COLLATE </w:t>
+      </w:r>
+      <w:proofErr w:type="spellStart"/>
+      <w:r>
+        <w:rPr>
+          <w:rFonts w:ascii="Courier New" w:hAnsi="Courier New" w:cs="Courier New"/>
+          <w:lang w:val="en-US"/>
+        </w:rPr>
+        <w:t>pg_catalog."default</w:t>
+      </w:r>
+      <w:proofErr w:type="spellEnd"/>
+      <w:r>
+        <w:rPr>
+          <w:rFonts w:ascii="Courier New" w:hAnsi="Courier New" w:cs="Courier New"/>
+          <w:lang w:val="en-US"/>
+        </w:rPr>
+        <w:t>" NOT NULL,</w:t>
       </w:r>
     </w:p>
     <w:p>
@@ -6127,574 +6977,15 @@
         <w:spacing w:after="0" w:line="240" w:lineRule="auto"/>
         <w:rPr>
           <w:rFonts w:ascii="Courier New" w:hAnsi="Courier New" w:cs="Courier New"/>
-        </w:rPr>
-      </w:pPr>
-      <w:r>
-        <w:rPr>
-          <w:rFonts w:ascii="Courier New" w:hAnsi="Courier New" w:cs="Courier New"/>
-          <w:lang w:val="en-US"/>
-        </w:rPr>
-        <w:t xml:space="preserve">    </w:t>
-      </w:r>
-      <w:proofErr w:type="spellStart"/>
-      <w:r>
-        <w:rPr>
-          <w:rFonts w:ascii="Courier New" w:hAnsi="Courier New" w:cs="Courier New"/>
-        </w:rPr>
-        <w:t>prezzo_biglietto</w:t>
-      </w:r>
-      <w:proofErr w:type="spellEnd"/>
-      <w:r>
-        <w:rPr>
-          <w:rFonts w:ascii="Courier New" w:hAnsi="Courier New" w:cs="Courier New"/>
-        </w:rPr>
-        <w:t xml:space="preserve"> </w:t>
-      </w:r>
-      <w:proofErr w:type="spellStart"/>
-      <w:proofErr w:type="gramStart"/>
-      <w:r>
-        <w:rPr>
-          <w:rFonts w:ascii="Courier New" w:hAnsi="Courier New" w:cs="Courier New"/>
-        </w:rPr>
-        <w:t>numeric</w:t>
-      </w:r>
-      <w:proofErr w:type="spellEnd"/>
-      <w:r>
-        <w:rPr>
-          <w:rFonts w:ascii="Courier New" w:hAnsi="Courier New" w:cs="Courier New"/>
-        </w:rPr>
-        <w:t>(</w:t>
-      </w:r>
-      <w:proofErr w:type="gramEnd"/>
-      <w:r>
-        <w:rPr>
-          <w:rFonts w:ascii="Courier New" w:hAnsi="Courier New" w:cs="Courier New"/>
-        </w:rPr>
-        <w:t>4,2)</w:t>
-      </w:r>
-      <w:r>
-        <w:rPr>
-          <w:rFonts w:ascii="Courier New" w:hAnsi="Courier New" w:cs="Courier New"/>
-        </w:rPr>
-        <w:t xml:space="preserve"> </w:t>
-      </w:r>
-      <w:r>
-        <w:rPr>
-          <w:rFonts w:ascii="Courier New" w:hAnsi="Courier New" w:cs="Courier New"/>
-          <w:highlight w:val="yellow"/>
-        </w:rPr>
-        <w:t>NOT NULL</w:t>
-      </w:r>
-      <w:r>
-        <w:rPr>
-          <w:rFonts w:ascii="Courier New" w:hAnsi="Courier New" w:cs="Courier New"/>
-        </w:rPr>
-        <w:t>,</w:t>
-      </w:r>
-    </w:p>
-    <w:p>
-      <w:pPr>
-        <w:spacing w:after="0" w:line="240" w:lineRule="auto"/>
-        <w:rPr>
-          <w:rFonts w:ascii="Courier New" w:hAnsi="Courier New" w:cs="Courier New"/>
-          <w:lang w:val="en-US"/>
-        </w:rPr>
-      </w:pPr>
-      <w:r>
-        <w:rPr>
-          <w:rFonts w:ascii="Courier New" w:hAnsi="Courier New" w:cs="Courier New"/>
-        </w:rPr>
-        <w:t xml:space="preserve">    </w:t>
-      </w:r>
-      <w:r>
-        <w:rPr>
-          <w:rFonts w:ascii="Courier New" w:hAnsi="Courier New" w:cs="Courier New"/>
-          <w:lang w:val="en-US"/>
-        </w:rPr>
-        <w:t>CONSTRAINT "Proiezioni_pkey" PRIMARY KEY (id),</w:t>
-      </w:r>
-    </w:p>
-    <w:p>
-      <w:pPr>
-        <w:spacing w:after="0" w:line="240" w:lineRule="auto"/>
-        <w:rPr>
-          <w:rFonts w:ascii="Courier New" w:hAnsi="Courier New" w:cs="Courier New"/>
-        </w:rPr>
-      </w:pPr>
-      <w:r>
-        <w:rPr>
-          <w:rFonts w:ascii="Courier New" w:hAnsi="Courier New" w:cs="Courier New"/>
-          <w:lang w:val="en-US"/>
-        </w:rPr>
-        <w:t xml:space="preserve">    </w:t>
-      </w:r>
-      <w:r>
-        <w:rPr>
-          <w:rFonts w:ascii="Courier New" w:hAnsi="Courier New" w:cs="Courier New"/>
-        </w:rPr>
-        <w:t>CONSTRAINT "data proiezione unica" UNIQUE (</w:t>
-      </w:r>
-      <w:proofErr w:type="spellStart"/>
-      <w:r>
-        <w:rPr>
-          <w:rFonts w:ascii="Courier New" w:hAnsi="Courier New" w:cs="Courier New"/>
-        </w:rPr>
-        <w:t>data_ora_proiezione</w:t>
-      </w:r>
-      <w:proofErr w:type="spellEnd"/>
-      <w:r>
-        <w:rPr>
-          <w:rFonts w:ascii="Courier New" w:hAnsi="Courier New" w:cs="Courier New"/>
-        </w:rPr>
-        <w:t>),</w:t>
-      </w:r>
-    </w:p>
-    <w:p>
-      <w:pPr>
-        <w:spacing w:after="0" w:line="240" w:lineRule="auto"/>
-        <w:rPr>
-          <w:rFonts w:ascii="Courier New" w:hAnsi="Courier New" w:cs="Courier New"/>
-          <w:lang w:val="en-US"/>
-        </w:rPr>
-      </w:pPr>
-      <w:r>
-        <w:rPr>
-          <w:rFonts w:ascii="Courier New" w:hAnsi="Courier New" w:cs="Courier New"/>
-        </w:rPr>
-        <w:t xml:space="preserve">    </w:t>
-      </w:r>
-      <w:r>
-        <w:rPr>
-          <w:rFonts w:ascii="Courier New" w:hAnsi="Courier New" w:cs="Courier New"/>
-          <w:lang w:val="en-US"/>
-        </w:rPr>
-        <w:t>CONSTRAINT "</w:t>
-      </w:r>
-      <w:proofErr w:type="spellStart"/>
-      <w:r>
-        <w:rPr>
-          <w:rFonts w:ascii="Courier New" w:hAnsi="Courier New" w:cs="Courier New"/>
-          <w:lang w:val="en-US"/>
-        </w:rPr>
-        <w:t>Proiezioni_id_film_fkey</w:t>
-      </w:r>
-      <w:proofErr w:type="spellEnd"/>
-      <w:r>
-        <w:rPr>
-          <w:rFonts w:ascii="Courier New" w:hAnsi="Courier New" w:cs="Courier New"/>
-          <w:lang w:val="en-US"/>
-        </w:rPr>
-        <w:t>" FOREIGN KEY (</w:t>
-      </w:r>
-      <w:proofErr w:type="spellStart"/>
-      <w:r>
-        <w:rPr>
-          <w:rFonts w:ascii="Courier New" w:hAnsi="Courier New" w:cs="Courier New"/>
-          <w:lang w:val="en-US"/>
-        </w:rPr>
-        <w:t>id_film</w:t>
-      </w:r>
-      <w:proofErr w:type="spellEnd"/>
-      <w:r>
-        <w:rPr>
-          <w:rFonts w:ascii="Courier New" w:hAnsi="Courier New" w:cs="Courier New"/>
-          <w:lang w:val="en-US"/>
-        </w:rPr>
-        <w:t>)</w:t>
-      </w:r>
-    </w:p>
-    <w:p>
-      <w:pPr>
-        <w:spacing w:after="0" w:line="240" w:lineRule="auto"/>
-        <w:rPr>
-          <w:rFonts w:ascii="Courier New" w:hAnsi="Courier New" w:cs="Courier New"/>
-          <w:lang w:val="en-US"/>
-        </w:rPr>
-      </w:pPr>
-      <w:r>
-        <w:rPr>
-          <w:rFonts w:ascii="Courier New" w:hAnsi="Courier New" w:cs="Courier New"/>
-          <w:lang w:val="en-US"/>
-        </w:rPr>
-        <w:t xml:space="preserve">        REFERENCES </w:t>
-      </w:r>
-      <w:proofErr w:type="spellStart"/>
-      <w:r>
-        <w:rPr>
-          <w:rFonts w:ascii="Courier New" w:hAnsi="Courier New" w:cs="Courier New"/>
-          <w:lang w:val="en-US"/>
-        </w:rPr>
-        <w:t>public."Films</w:t>
-      </w:r>
-      <w:proofErr w:type="spellEnd"/>
-      <w:r>
-        <w:rPr>
-          <w:rFonts w:ascii="Courier New" w:hAnsi="Courier New" w:cs="Courier New"/>
-          <w:lang w:val="en-US"/>
-        </w:rPr>
-        <w:t>" (id) MATCH SIMPLE</w:t>
-      </w:r>
-    </w:p>
-    <w:p>
-      <w:pPr>
-        <w:spacing w:after="0" w:line="240" w:lineRule="auto"/>
-        <w:rPr>
-          <w:rFonts w:ascii="Courier New" w:hAnsi="Courier New" w:cs="Courier New"/>
-          <w:lang w:val="en-US"/>
-        </w:rPr>
-      </w:pPr>
-      <w:r>
-        <w:rPr>
-          <w:rFonts w:ascii="Courier New" w:hAnsi="Courier New" w:cs="Courier New"/>
-          <w:lang w:val="en-US"/>
-        </w:rPr>
-        <w:t xml:space="preserve">        ON UPDATE NO ACTION</w:t>
-      </w:r>
-    </w:p>
-    <w:p>
-      <w:pPr>
-        <w:spacing w:after="0" w:line="240" w:lineRule="auto"/>
-        <w:rPr>
-          <w:rFonts w:ascii="Courier New" w:hAnsi="Courier New" w:cs="Courier New"/>
-          <w:lang w:val="en-US"/>
-        </w:rPr>
-      </w:pPr>
-      <w:r>
-        <w:rPr>
-          <w:rFonts w:ascii="Courier New" w:hAnsi="Courier New" w:cs="Courier New"/>
-          <w:lang w:val="en-US"/>
-        </w:rPr>
-        <w:t xml:space="preserve">        ON DELETE NO ACTION</w:t>
-      </w:r>
-    </w:p>
-    <w:p>
-      <w:pPr>
-        <w:spacing w:after="0" w:line="240" w:lineRule="auto"/>
-        <w:rPr>
-          <w:rFonts w:ascii="Courier New" w:hAnsi="Courier New" w:cs="Courier New"/>
-          <w:lang w:val="en-US"/>
-        </w:rPr>
-      </w:pPr>
-      <w:r>
-        <w:rPr>
-          <w:rFonts w:ascii="Courier New" w:hAnsi="Courier New" w:cs="Courier New"/>
-          <w:lang w:val="en-US"/>
-        </w:rPr>
-        <w:t xml:space="preserve">        NOT VALID</w:t>
-      </w:r>
-    </w:p>
-    <w:p>
-      <w:pPr>
-        <w:spacing w:after="0" w:line="240" w:lineRule="auto"/>
-        <w:rPr>
-          <w:rFonts w:ascii="Courier New" w:hAnsi="Courier New" w:cs="Courier New"/>
-          <w:lang w:val="en-US"/>
-        </w:rPr>
-      </w:pPr>
-      <w:r>
-        <w:rPr>
-          <w:rFonts w:ascii="Courier New" w:hAnsi="Courier New" w:cs="Courier New"/>
-          <w:lang w:val="en-US"/>
-        </w:rPr>
-        <w:t>)</w:t>
-      </w:r>
-    </w:p>
-    <w:p>
-      <w:pPr>
-        <w:rPr>
-          <w:lang w:val="en-US"/>
-        </w:rPr>
-      </w:pPr>
-    </w:p>
-    <w:p>
-      <w:pPr>
-        <w:rPr>
-          <w:lang w:val="en-US"/>
-        </w:rPr>
-      </w:pPr>
-      <w:proofErr w:type="spellStart"/>
-      <w:r>
-        <w:rPr>
-          <w:lang w:val="en-US"/>
-        </w:rPr>
-        <w:t>Tabella</w:t>
-      </w:r>
-      <w:proofErr w:type="spellEnd"/>
-      <w:r>
-        <w:rPr>
-          <w:lang w:val="en-US"/>
-        </w:rPr>
-        <w:t xml:space="preserve"> </w:t>
-      </w:r>
-      <w:proofErr w:type="spellStart"/>
-      <w:r>
-        <w:rPr>
-          <w:lang w:val="en-US"/>
-        </w:rPr>
-        <w:t>Utente</w:t>
-      </w:r>
-      <w:proofErr w:type="spellEnd"/>
-      <w:r>
-        <w:rPr>
-          <w:lang w:val="en-US"/>
-        </w:rPr>
-        <w:t>:</w:t>
-      </w:r>
-    </w:p>
-    <w:p>
-      <w:pPr>
-        <w:spacing w:after="0" w:line="240" w:lineRule="auto"/>
-        <w:rPr>
-          <w:rFonts w:ascii="Courier New" w:hAnsi="Courier New" w:cs="Courier New"/>
-          <w:lang w:val="en-US"/>
-        </w:rPr>
-      </w:pPr>
-      <w:r>
-        <w:rPr>
-          <w:rFonts w:ascii="Courier New" w:hAnsi="Courier New" w:cs="Courier New"/>
-          <w:lang w:val="en-US"/>
-        </w:rPr>
-        <w:t>CREATE TABLE IF NOT EXISTS public."</w:t>
-      </w:r>
-      <w:proofErr w:type="spellStart"/>
-      <w:r>
-        <w:rPr>
-          <w:rFonts w:ascii="Courier New" w:hAnsi="Courier New" w:cs="Courier New"/>
-          <w:lang w:val="en-US"/>
-        </w:rPr>
-        <w:t>Utenti</w:t>
-      </w:r>
-      <w:proofErr w:type="spellEnd"/>
-      <w:r>
-        <w:rPr>
-          <w:rFonts w:ascii="Courier New" w:hAnsi="Courier New" w:cs="Courier New"/>
-          <w:lang w:val="en-US"/>
-        </w:rPr>
-        <w:t>"</w:t>
-      </w:r>
-    </w:p>
-    <w:p>
-      <w:pPr>
-        <w:spacing w:after="0" w:line="240" w:lineRule="auto"/>
-        <w:rPr>
-          <w:rFonts w:ascii="Courier New" w:hAnsi="Courier New" w:cs="Courier New"/>
-          <w:lang w:val="en-US"/>
-        </w:rPr>
-      </w:pPr>
-      <w:r>
-        <w:rPr>
-          <w:rFonts w:ascii="Courier New" w:hAnsi="Courier New" w:cs="Courier New"/>
-          <w:lang w:val="en-US"/>
-        </w:rPr>
-        <w:t>(</w:t>
-      </w:r>
-    </w:p>
-    <w:p>
-      <w:pPr>
-        <w:spacing w:after="0" w:line="240" w:lineRule="auto"/>
-        <w:rPr>
-          <w:rFonts w:ascii="Courier New" w:hAnsi="Courier New" w:cs="Courier New"/>
-          <w:lang w:val="en-US"/>
-        </w:rPr>
-      </w:pPr>
-      <w:r>
-        <w:rPr>
-          <w:rFonts w:ascii="Courier New" w:hAnsi="Courier New" w:cs="Courier New"/>
-          <w:lang w:val="en-US"/>
-        </w:rPr>
-        <w:t xml:space="preserve">    </w:t>
-      </w:r>
-      <w:proofErr w:type="spellStart"/>
-      <w:r>
-        <w:rPr>
-          <w:rFonts w:ascii="Courier New" w:hAnsi="Courier New" w:cs="Courier New"/>
-          <w:lang w:val="en-US"/>
-        </w:rPr>
-        <w:t>nome</w:t>
-      </w:r>
-      <w:proofErr w:type="spellEnd"/>
-      <w:r>
-        <w:rPr>
-          <w:rFonts w:ascii="Courier New" w:hAnsi="Courier New" w:cs="Courier New"/>
-          <w:lang w:val="en-US"/>
-        </w:rPr>
-        <w:t xml:space="preserve"> character </w:t>
-      </w:r>
-      <w:proofErr w:type="gramStart"/>
-      <w:r>
-        <w:rPr>
-          <w:rFonts w:ascii="Courier New" w:hAnsi="Courier New" w:cs="Courier New"/>
-          <w:lang w:val="en-US"/>
-        </w:rPr>
-        <w:t>varying(</w:t>
-      </w:r>
-      <w:proofErr w:type="gramEnd"/>
-      <w:r>
-        <w:rPr>
-          <w:rFonts w:ascii="Courier New" w:hAnsi="Courier New" w:cs="Courier New"/>
-          <w:lang w:val="en-US"/>
-        </w:rPr>
-        <w:t xml:space="preserve">255) COLLATE </w:t>
-      </w:r>
-      <w:proofErr w:type="spellStart"/>
-      <w:r>
-        <w:rPr>
-          <w:rFonts w:ascii="Courier New" w:hAnsi="Courier New" w:cs="Courier New"/>
-          <w:lang w:val="en-US"/>
-        </w:rPr>
-        <w:t>pg_catalog."default</w:t>
-      </w:r>
-      <w:proofErr w:type="spellEnd"/>
-      <w:r>
-        <w:rPr>
-          <w:rFonts w:ascii="Courier New" w:hAnsi="Courier New" w:cs="Courier New"/>
-          <w:lang w:val="en-US"/>
-        </w:rPr>
-        <w:t>" NOT NULL,</w:t>
-      </w:r>
-    </w:p>
-    <w:p>
-      <w:pPr>
-        <w:spacing w:after="0" w:line="240" w:lineRule="auto"/>
-        <w:rPr>
-          <w:rFonts w:ascii="Courier New" w:hAnsi="Courier New" w:cs="Courier New"/>
-          <w:lang w:val="en-US"/>
-        </w:rPr>
-      </w:pPr>
-      <w:r>
-        <w:rPr>
-          <w:rFonts w:ascii="Courier New" w:hAnsi="Courier New" w:cs="Courier New"/>
-          <w:lang w:val="en-US"/>
-        </w:rPr>
-        <w:t xml:space="preserve">    </w:t>
-      </w:r>
-      <w:proofErr w:type="spellStart"/>
-      <w:r>
-        <w:rPr>
-          <w:rFonts w:ascii="Courier New" w:hAnsi="Courier New" w:cs="Courier New"/>
-          <w:lang w:val="en-US"/>
-        </w:rPr>
-        <w:t>cognome</w:t>
-      </w:r>
-      <w:proofErr w:type="spellEnd"/>
-      <w:r>
-        <w:rPr>
-          <w:rFonts w:ascii="Courier New" w:hAnsi="Courier New" w:cs="Courier New"/>
-          <w:lang w:val="en-US"/>
-        </w:rPr>
-        <w:t xml:space="preserve"> character </w:t>
-      </w:r>
-      <w:proofErr w:type="gramStart"/>
-      <w:r>
-        <w:rPr>
-          <w:rFonts w:ascii="Courier New" w:hAnsi="Courier New" w:cs="Courier New"/>
-          <w:lang w:val="en-US"/>
-        </w:rPr>
-        <w:t>varying(</w:t>
-      </w:r>
-      <w:proofErr w:type="gramEnd"/>
-      <w:r>
-        <w:rPr>
-          <w:rFonts w:ascii="Courier New" w:hAnsi="Courier New" w:cs="Courier New"/>
-          <w:lang w:val="en-US"/>
-        </w:rPr>
-        <w:t xml:space="preserve">255) COLLATE </w:t>
-      </w:r>
-      <w:proofErr w:type="spellStart"/>
-      <w:r>
-        <w:rPr>
-          <w:rFonts w:ascii="Courier New" w:hAnsi="Courier New" w:cs="Courier New"/>
-          <w:lang w:val="en-US"/>
-        </w:rPr>
-        <w:t>pg_catalog."default</w:t>
-      </w:r>
-      <w:proofErr w:type="spellEnd"/>
-      <w:r>
-        <w:rPr>
-          <w:rFonts w:ascii="Courier New" w:hAnsi="Courier New" w:cs="Courier New"/>
-          <w:lang w:val="en-US"/>
-        </w:rPr>
-        <w:t>" NOT NULL,</w:t>
-      </w:r>
-    </w:p>
-    <w:p>
-      <w:pPr>
-        <w:spacing w:after="0" w:line="240" w:lineRule="auto"/>
-        <w:rPr>
-          <w:rFonts w:ascii="Courier New" w:hAnsi="Courier New" w:cs="Courier New"/>
-          <w:lang w:val="en-US"/>
-        </w:rPr>
-      </w:pPr>
-      <w:r>
-        <w:rPr>
-          <w:rFonts w:ascii="Courier New" w:hAnsi="Courier New" w:cs="Courier New"/>
-          <w:lang w:val="en-US"/>
-        </w:rPr>
-        <w:t xml:space="preserve">    username character </w:t>
-      </w:r>
-      <w:proofErr w:type="gramStart"/>
-      <w:r>
-        <w:rPr>
-          <w:rFonts w:ascii="Courier New" w:hAnsi="Courier New" w:cs="Courier New"/>
-          <w:lang w:val="en-US"/>
-        </w:rPr>
-        <w:t>varying(</w:t>
-      </w:r>
-      <w:proofErr w:type="gramEnd"/>
-      <w:r>
-        <w:rPr>
-          <w:rFonts w:ascii="Courier New" w:hAnsi="Courier New" w:cs="Courier New"/>
-          <w:lang w:val="en-US"/>
-        </w:rPr>
-        <w:t xml:space="preserve">255) COLLATE </w:t>
-      </w:r>
-      <w:proofErr w:type="spellStart"/>
-      <w:r>
-        <w:rPr>
-          <w:rFonts w:ascii="Courier New" w:hAnsi="Courier New" w:cs="Courier New"/>
-          <w:lang w:val="en-US"/>
-        </w:rPr>
-        <w:t>pg_catalog."default</w:t>
-      </w:r>
-      <w:proofErr w:type="spellEnd"/>
-      <w:r>
-        <w:rPr>
-          <w:rFonts w:ascii="Courier New" w:hAnsi="Courier New" w:cs="Courier New"/>
-          <w:lang w:val="en-US"/>
-        </w:rPr>
-        <w:t>" NOT NULL,</w:t>
-      </w:r>
-    </w:p>
-    <w:p>
-      <w:pPr>
-        <w:spacing w:after="0" w:line="240" w:lineRule="auto"/>
-        <w:rPr>
-          <w:rFonts w:ascii="Courier New" w:hAnsi="Courier New" w:cs="Courier New"/>
-          <w:lang w:val="en-US"/>
-        </w:rPr>
-      </w:pPr>
-      <w:r>
-        <w:rPr>
-          <w:rFonts w:ascii="Courier New" w:hAnsi="Courier New" w:cs="Courier New"/>
-          <w:lang w:val="en-US"/>
-        </w:rPr>
-        <w:t xml:space="preserve">    password character </w:t>
-      </w:r>
-      <w:proofErr w:type="gramStart"/>
-      <w:r>
-        <w:rPr>
-          <w:rFonts w:ascii="Courier New" w:hAnsi="Courier New" w:cs="Courier New"/>
-          <w:lang w:val="en-US"/>
-        </w:rPr>
-        <w:t>varying(</w:t>
-      </w:r>
-      <w:proofErr w:type="gramEnd"/>
-      <w:r>
-        <w:rPr>
-          <w:rFonts w:ascii="Courier New" w:hAnsi="Courier New" w:cs="Courier New"/>
-          <w:lang w:val="en-US"/>
-        </w:rPr>
-        <w:t xml:space="preserve">32) COLLATE </w:t>
+          <w:lang w:val="en-US"/>
+        </w:rPr>
+      </w:pPr>
+      <w:r>
+        <w:rPr>
+          <w:rFonts w:ascii="Courier New" w:hAnsi="Courier New" w:cs="Courier New"/>
+          <w:lang w:val="en-US"/>
+        </w:rPr>
+        <w:t xml:space="preserve">    password character varying(32) COLLATE </w:t>
       </w:r>
       <w:proofErr w:type="spellStart"/>
       <w:r>
@@ -6775,23 +7066,7 @@
           <w:rFonts w:ascii="Courier New" w:hAnsi="Courier New" w:cs="Courier New"/>
           <w:lang w:val="en-US"/>
         </w:rPr>
-        <w:t xml:space="preserve"> character </w:t>
-      </w:r>
-      <w:proofErr w:type="gramStart"/>
-      <w:r>
-        <w:rPr>
-          <w:rFonts w:ascii="Courier New" w:hAnsi="Courier New" w:cs="Courier New"/>
-          <w:lang w:val="en-US"/>
-        </w:rPr>
-        <w:t>varying(</w:t>
-      </w:r>
-      <w:proofErr w:type="gramEnd"/>
-      <w:r>
-        <w:rPr>
-          <w:rFonts w:ascii="Courier New" w:hAnsi="Courier New" w:cs="Courier New"/>
-          <w:lang w:val="en-US"/>
-        </w:rPr>
-        <w:t xml:space="preserve">255) COLLATE </w:t>
+        <w:t xml:space="preserve"> character varying(255) COLLATE </w:t>
       </w:r>
       <w:proofErr w:type="spellStart"/>
       <w:r>
@@ -6911,103 +7186,2057 @@
           <w:rFonts w:ascii="Courier New" w:hAnsi="Courier New" w:cs="Courier New"/>
           <w:lang w:val="en-US"/>
         </w:rPr>
-        <w:t xml:space="preserve">    id integer NOT NULL GENERATED BY DEFAULT AS IDENTITY </w:t>
-      </w:r>
-      <w:proofErr w:type="gramStart"/>
-      <w:r>
-        <w:rPr>
-          <w:rFonts w:ascii="Courier New" w:hAnsi="Courier New" w:cs="Courier New"/>
-          <w:lang w:val="en-US"/>
-        </w:rPr>
-        <w:t>( INCREMENT</w:t>
-      </w:r>
-      <w:proofErr w:type="gramEnd"/>
-      <w:r>
-        <w:rPr>
-          <w:rFonts w:ascii="Courier New" w:hAnsi="Courier New" w:cs="Courier New"/>
-          <w:lang w:val="en-US"/>
-        </w:rPr>
-        <w:t xml:space="preserve"> 1 START 1 MINVALUE 1 MAXVALUE 2147483647 CACHE </w:t>
-      </w:r>
-      <w:proofErr w:type="gramStart"/>
-      <w:r>
-        <w:rPr>
-          <w:rFonts w:ascii="Courier New" w:hAnsi="Courier New" w:cs="Courier New"/>
-          <w:lang w:val="en-US"/>
-        </w:rPr>
-        <w:t>1 )</w:t>
-      </w:r>
-      <w:proofErr w:type="gramEnd"/>
-      <w:r>
-        <w:rPr>
-          <w:rFonts w:ascii="Courier New" w:hAnsi="Courier New" w:cs="Courier New"/>
-          <w:lang w:val="en-US"/>
+        <w:t xml:space="preserve">    id integer NOT NULL GENERATED BY DEFAULT AS IDENTITY ( INCREMENT 1 START 1 MINVALUE 1 MAXVALUE 2147483647 CACHE 1 ),</w:t>
+      </w:r>
+    </w:p>
+    <w:p>
+      <w:pPr>
+        <w:spacing w:after="0" w:line="240" w:lineRule="auto"/>
+        <w:rPr>
+          <w:rFonts w:ascii="Courier New" w:hAnsi="Courier New" w:cs="Courier New"/>
+          <w:lang w:val="en-US"/>
+        </w:rPr>
+      </w:pPr>
+      <w:r>
+        <w:rPr>
+          <w:rFonts w:ascii="Courier New" w:hAnsi="Courier New" w:cs="Courier New"/>
+          <w:lang w:val="en-US"/>
+        </w:rPr>
+        <w:t xml:space="preserve">    CONSTRAINT "</w:t>
+      </w:r>
+      <w:proofErr w:type="spellStart"/>
+      <w:r>
+        <w:rPr>
+          <w:rFonts w:ascii="Courier New" w:hAnsi="Courier New" w:cs="Courier New"/>
+          <w:lang w:val="en-US"/>
+        </w:rPr>
+        <w:t>Utente_pkey</w:t>
+      </w:r>
+      <w:proofErr w:type="spellEnd"/>
+      <w:r>
+        <w:rPr>
+          <w:rFonts w:ascii="Courier New" w:hAnsi="Courier New" w:cs="Courier New"/>
+          <w:lang w:val="en-US"/>
+        </w:rPr>
+        <w:t>" PRIMARY KEY (id),</w:t>
+      </w:r>
+    </w:p>
+    <w:p>
+      <w:pPr>
+        <w:spacing w:after="0" w:line="240" w:lineRule="auto"/>
+        <w:rPr>
+          <w:rFonts w:ascii="Courier New" w:hAnsi="Courier New" w:cs="Courier New"/>
+          <w:lang w:val="en-US"/>
+        </w:rPr>
+      </w:pPr>
+      <w:r>
+        <w:rPr>
+          <w:rFonts w:ascii="Courier New" w:hAnsi="Courier New" w:cs="Courier New"/>
+          <w:lang w:val="en-US"/>
+        </w:rPr>
+        <w:t xml:space="preserve">    CONSTRAINT "</w:t>
+      </w:r>
+      <w:proofErr w:type="spellStart"/>
+      <w:r>
+        <w:rPr>
+          <w:rFonts w:ascii="Courier New" w:hAnsi="Courier New" w:cs="Courier New"/>
+          <w:lang w:val="en-US"/>
+        </w:rPr>
+        <w:t>Utente_username_key</w:t>
+      </w:r>
+      <w:proofErr w:type="spellEnd"/>
+      <w:r>
+        <w:rPr>
+          <w:rFonts w:ascii="Courier New" w:hAnsi="Courier New" w:cs="Courier New"/>
+          <w:lang w:val="en-US"/>
+        </w:rPr>
+        <w:t>" UNIQUE (username),</w:t>
+      </w:r>
+    </w:p>
+    <w:p>
+      <w:pPr>
+        <w:spacing w:after="0" w:line="240" w:lineRule="auto"/>
+        <w:rPr>
+          <w:rFonts w:ascii="Courier New" w:hAnsi="Courier New" w:cs="Courier New"/>
+          <w:lang w:val="en-US"/>
+        </w:rPr>
+      </w:pPr>
+      <w:r>
+        <w:rPr>
+          <w:rFonts w:ascii="Courier New" w:hAnsi="Courier New" w:cs="Courier New"/>
+          <w:lang w:val="en-US"/>
+        </w:rPr>
+        <w:t xml:space="preserve">    CONSTRAINT </w:t>
+      </w:r>
+      <w:proofErr w:type="spellStart"/>
+      <w:r>
+        <w:rPr>
+          <w:rFonts w:ascii="Courier New" w:hAnsi="Courier New" w:cs="Courier New"/>
+          <w:lang w:val="en-US"/>
+        </w:rPr>
+        <w:t>chk_tipo</w:t>
+      </w:r>
+      <w:proofErr w:type="spellEnd"/>
+      <w:r>
+        <w:rPr>
+          <w:rFonts w:ascii="Courier New" w:hAnsi="Courier New" w:cs="Courier New"/>
+          <w:lang w:val="en-US"/>
+        </w:rPr>
+        <w:t xml:space="preserve"> CHECK (</w:t>
+      </w:r>
+      <w:proofErr w:type="spellStart"/>
+      <w:r>
+        <w:rPr>
+          <w:rFonts w:ascii="Courier New" w:hAnsi="Courier New" w:cs="Courier New"/>
+          <w:lang w:val="en-US"/>
+        </w:rPr>
+        <w:t>ruolo</w:t>
+      </w:r>
+      <w:proofErr w:type="spellEnd"/>
+      <w:r>
+        <w:rPr>
+          <w:rFonts w:ascii="Courier New" w:hAnsi="Courier New" w:cs="Courier New"/>
+          <w:lang w:val="en-US"/>
+        </w:rPr>
+        <w:t>::text = ANY (ARRAY['</w:t>
+      </w:r>
+      <w:proofErr w:type="spellStart"/>
+      <w:r>
+        <w:rPr>
+          <w:rFonts w:ascii="Courier New" w:hAnsi="Courier New" w:cs="Courier New"/>
+          <w:lang w:val="en-US"/>
+        </w:rPr>
+        <w:t>cliente</w:t>
+      </w:r>
+      <w:proofErr w:type="spellEnd"/>
+      <w:r>
+        <w:rPr>
+          <w:rFonts w:ascii="Courier New" w:hAnsi="Courier New" w:cs="Courier New"/>
+          <w:lang w:val="en-US"/>
+        </w:rPr>
+        <w:t>'::character varying::text, '</w:t>
+      </w:r>
+      <w:proofErr w:type="spellStart"/>
+      <w:r>
+        <w:rPr>
+          <w:rFonts w:ascii="Courier New" w:hAnsi="Courier New" w:cs="Courier New"/>
+          <w:lang w:val="en-US"/>
+        </w:rPr>
+        <w:t>proiezionista</w:t>
+      </w:r>
+      <w:proofErr w:type="spellEnd"/>
+      <w:r>
+        <w:rPr>
+          <w:rFonts w:ascii="Courier New" w:hAnsi="Courier New" w:cs="Courier New"/>
+          <w:lang w:val="en-US"/>
+        </w:rPr>
+        <w:t>'::character varying::text, '</w:t>
+      </w:r>
+      <w:proofErr w:type="spellStart"/>
+      <w:r>
+        <w:rPr>
+          <w:rFonts w:ascii="Courier New" w:hAnsi="Courier New" w:cs="Courier New"/>
+          <w:lang w:val="en-US"/>
+        </w:rPr>
+        <w:t>bigliettaio</w:t>
+      </w:r>
+      <w:proofErr w:type="spellEnd"/>
+      <w:r>
+        <w:rPr>
+          <w:rFonts w:ascii="Courier New" w:hAnsi="Courier New" w:cs="Courier New"/>
+          <w:lang w:val="en-US"/>
+        </w:rPr>
+        <w:t>'::character varying::text])) NOT VALID</w:t>
+      </w:r>
+    </w:p>
+    <w:p>
+      <w:pPr>
+        <w:spacing w:after="0" w:line="240" w:lineRule="auto"/>
+        <w:rPr>
+          <w:rFonts w:ascii="Courier New" w:hAnsi="Courier New" w:cs="Courier New"/>
+          <w:lang w:val="en-US"/>
+        </w:rPr>
+      </w:pPr>
+      <w:r>
+        <w:rPr>
+          <w:rFonts w:ascii="Courier New" w:hAnsi="Courier New" w:cs="Courier New"/>
+          <w:lang w:val="en-US"/>
+        </w:rPr>
+        <w:t>)</w:t>
+      </w:r>
+    </w:p>
+    <w:p>
+      <w:pPr>
+        <w:rPr>
+          <w:lang w:val="en-US"/>
+        </w:rPr>
+      </w:pPr>
+    </w:p>
+    <w:p>
+      <w:pPr>
+        <w:rPr>
+          <w:lang w:val="en-US"/>
+        </w:rPr>
+      </w:pPr>
+      <w:proofErr w:type="spellStart"/>
+      <w:r>
+        <w:rPr>
+          <w:lang w:val="en-US"/>
+        </w:rPr>
+        <w:t>Tabella</w:t>
+      </w:r>
+      <w:proofErr w:type="spellEnd"/>
+      <w:r>
+        <w:rPr>
+          <w:lang w:val="en-US"/>
+        </w:rPr>
+        <w:t xml:space="preserve"> </w:t>
+      </w:r>
+      <w:proofErr w:type="spellStart"/>
+      <w:r>
+        <w:rPr>
+          <w:lang w:val="en-US"/>
+        </w:rPr>
+        <w:t>Prenotazioni</w:t>
+      </w:r>
+      <w:proofErr w:type="spellEnd"/>
+      <w:r>
+        <w:rPr>
+          <w:lang w:val="en-US"/>
+        </w:rPr>
+        <w:t>:</w:t>
+      </w:r>
+    </w:p>
+    <w:p>
+      <w:pPr>
+        <w:spacing w:after="0" w:line="240" w:lineRule="auto"/>
+        <w:rPr>
+          <w:rFonts w:ascii="Courier New" w:hAnsi="Courier New" w:cs="Courier New"/>
+          <w:lang w:val="en-US"/>
+        </w:rPr>
+      </w:pPr>
+      <w:r>
+        <w:rPr>
+          <w:rFonts w:ascii="Courier New" w:hAnsi="Courier New" w:cs="Courier New"/>
+          <w:lang w:val="en-US"/>
+        </w:rPr>
+        <w:t>CREATE TABLE IF NOT EXISTS public."</w:t>
+      </w:r>
+      <w:proofErr w:type="spellStart"/>
+      <w:r>
+        <w:rPr>
+          <w:rFonts w:ascii="Courier New" w:hAnsi="Courier New" w:cs="Courier New"/>
+          <w:lang w:val="en-US"/>
+        </w:rPr>
+        <w:t>Prenotazioni</w:t>
+      </w:r>
+      <w:proofErr w:type="spellEnd"/>
+      <w:r>
+        <w:rPr>
+          <w:rFonts w:ascii="Courier New" w:hAnsi="Courier New" w:cs="Courier New"/>
+          <w:lang w:val="en-US"/>
+        </w:rPr>
+        <w:t>"</w:t>
+      </w:r>
+    </w:p>
+    <w:p>
+      <w:pPr>
+        <w:spacing w:after="0" w:line="240" w:lineRule="auto"/>
+        <w:rPr>
+          <w:rFonts w:ascii="Courier New" w:hAnsi="Courier New" w:cs="Courier New"/>
+          <w:lang w:val="en-US"/>
+        </w:rPr>
+      </w:pPr>
+      <w:r>
+        <w:rPr>
+          <w:rFonts w:ascii="Courier New" w:hAnsi="Courier New" w:cs="Courier New"/>
+          <w:lang w:val="en-US"/>
+        </w:rPr>
+        <w:t>(</w:t>
+      </w:r>
+    </w:p>
+    <w:p>
+      <w:pPr>
+        <w:spacing w:after="0" w:line="240" w:lineRule="auto"/>
+        <w:rPr>
+          <w:rFonts w:ascii="Courier New" w:hAnsi="Courier New" w:cs="Courier New"/>
+          <w:lang w:val="en-US"/>
+        </w:rPr>
+      </w:pPr>
+      <w:r>
+        <w:rPr>
+          <w:rFonts w:ascii="Courier New" w:hAnsi="Courier New" w:cs="Courier New"/>
+          <w:lang w:val="en-US"/>
+        </w:rPr>
+        <w:t xml:space="preserve">    id integer NOT NULL GENERATED BY DEFAULT AS IDENTITY ( INCREMENT 1 START 1 MINVALUE 1 MAXVALUE 2147483647 CACHE 1 ),</w:t>
+      </w:r>
+    </w:p>
+    <w:p>
+      <w:pPr>
+        <w:spacing w:after="0" w:line="240" w:lineRule="auto"/>
+        <w:rPr>
+          <w:rFonts w:ascii="Courier New" w:hAnsi="Courier New" w:cs="Courier New"/>
+          <w:lang w:val="en-US"/>
+        </w:rPr>
+      </w:pPr>
+      <w:r>
+        <w:rPr>
+          <w:rFonts w:ascii="Courier New" w:hAnsi="Courier New" w:cs="Courier New"/>
+          <w:lang w:val="en-US"/>
+        </w:rPr>
+        <w:t xml:space="preserve">    </w:t>
+      </w:r>
+      <w:proofErr w:type="spellStart"/>
+      <w:r>
+        <w:rPr>
+          <w:rFonts w:ascii="Courier New" w:hAnsi="Courier New" w:cs="Courier New"/>
+          <w:lang w:val="en-US"/>
+        </w:rPr>
+        <w:t>id_utente</w:t>
+      </w:r>
+      <w:proofErr w:type="spellEnd"/>
+      <w:r>
+        <w:rPr>
+          <w:rFonts w:ascii="Courier New" w:hAnsi="Courier New" w:cs="Courier New"/>
+          <w:lang w:val="en-US"/>
+        </w:rPr>
+        <w:t xml:space="preserve"> integer NOT NULL,</w:t>
+      </w:r>
+    </w:p>
+    <w:p>
+      <w:pPr>
+        <w:spacing w:after="0" w:line="240" w:lineRule="auto"/>
+        <w:rPr>
+          <w:rFonts w:ascii="Courier New" w:hAnsi="Courier New" w:cs="Courier New"/>
+          <w:lang w:val="en-US"/>
+        </w:rPr>
+      </w:pPr>
+      <w:r>
+        <w:rPr>
+          <w:rFonts w:ascii="Courier New" w:hAnsi="Courier New" w:cs="Courier New"/>
+          <w:lang w:val="en-US"/>
+        </w:rPr>
+        <w:t xml:space="preserve">    </w:t>
+      </w:r>
+      <w:proofErr w:type="spellStart"/>
+      <w:r>
+        <w:rPr>
+          <w:rFonts w:ascii="Courier New" w:hAnsi="Courier New" w:cs="Courier New"/>
+          <w:lang w:val="en-US"/>
+        </w:rPr>
+        <w:t>id_proiezione</w:t>
+      </w:r>
+      <w:proofErr w:type="spellEnd"/>
+      <w:r>
+        <w:rPr>
+          <w:rFonts w:ascii="Courier New" w:hAnsi="Courier New" w:cs="Courier New"/>
+          <w:lang w:val="en-US"/>
+        </w:rPr>
+        <w:t xml:space="preserve"> integer NOT NULL,</w:t>
+      </w:r>
+    </w:p>
+    <w:p>
+      <w:pPr>
+        <w:spacing w:after="0" w:line="240" w:lineRule="auto"/>
+        <w:rPr>
+          <w:rFonts w:ascii="Courier New" w:hAnsi="Courier New" w:cs="Courier New"/>
+          <w:lang w:val="en-US"/>
+        </w:rPr>
+      </w:pPr>
+      <w:r>
+        <w:rPr>
+          <w:rFonts w:ascii="Courier New" w:hAnsi="Courier New" w:cs="Courier New"/>
+          <w:lang w:val="en-US"/>
+        </w:rPr>
+        <w:t xml:space="preserve">    </w:t>
+      </w:r>
+      <w:proofErr w:type="spellStart"/>
+      <w:r>
+        <w:rPr>
+          <w:rFonts w:ascii="Courier New" w:hAnsi="Courier New" w:cs="Courier New"/>
+          <w:lang w:val="en-US"/>
+        </w:rPr>
+        <w:t>numero_posti</w:t>
+      </w:r>
+      <w:proofErr w:type="spellEnd"/>
+      <w:r>
+        <w:rPr>
+          <w:rFonts w:ascii="Courier New" w:hAnsi="Courier New" w:cs="Courier New"/>
+          <w:lang w:val="en-US"/>
+        </w:rPr>
+        <w:t xml:space="preserve"> integer,</w:t>
+      </w:r>
+    </w:p>
+    <w:p>
+      <w:pPr>
+        <w:spacing w:after="0" w:line="240" w:lineRule="auto"/>
+        <w:rPr>
+          <w:rFonts w:ascii="Courier New" w:hAnsi="Courier New" w:cs="Courier New"/>
+          <w:lang w:val="en-US"/>
+        </w:rPr>
+      </w:pPr>
+      <w:r>
+        <w:rPr>
+          <w:rFonts w:ascii="Courier New" w:hAnsi="Courier New" w:cs="Courier New"/>
+          <w:lang w:val="en-US"/>
+        </w:rPr>
+        <w:t xml:space="preserve">    CONSTRAINT </w:t>
+      </w:r>
+      <w:proofErr w:type="spellStart"/>
+      <w:r>
+        <w:rPr>
+          <w:rFonts w:ascii="Courier New" w:hAnsi="Courier New" w:cs="Courier New"/>
+          <w:lang w:val="en-US"/>
+        </w:rPr>
+        <w:t>prenotazioni_pkey</w:t>
+      </w:r>
+      <w:proofErr w:type="spellEnd"/>
+      <w:r>
+        <w:rPr>
+          <w:rFonts w:ascii="Courier New" w:hAnsi="Courier New" w:cs="Courier New"/>
+          <w:lang w:val="en-US"/>
+        </w:rPr>
+        <w:t xml:space="preserve"> PRIMARY KEY (id, </w:t>
+      </w:r>
+      <w:proofErr w:type="spellStart"/>
+      <w:r>
+        <w:rPr>
+          <w:rFonts w:ascii="Courier New" w:hAnsi="Courier New" w:cs="Courier New"/>
+          <w:lang w:val="en-US"/>
+        </w:rPr>
+        <w:t>id_utente</w:t>
+      </w:r>
+      <w:proofErr w:type="spellEnd"/>
+      <w:r>
+        <w:rPr>
+          <w:rFonts w:ascii="Courier New" w:hAnsi="Courier New" w:cs="Courier New"/>
+          <w:lang w:val="en-US"/>
+        </w:rPr>
+        <w:t xml:space="preserve">, </w:t>
+      </w:r>
+      <w:proofErr w:type="spellStart"/>
+      <w:r>
+        <w:rPr>
+          <w:rFonts w:ascii="Courier New" w:hAnsi="Courier New" w:cs="Courier New"/>
+          <w:lang w:val="en-US"/>
+        </w:rPr>
+        <w:t>id_proiezione</w:t>
+      </w:r>
+      <w:proofErr w:type="spellEnd"/>
+      <w:r>
+        <w:rPr>
+          <w:rFonts w:ascii="Courier New" w:hAnsi="Courier New" w:cs="Courier New"/>
+          <w:lang w:val="en-US"/>
+        </w:rPr>
+        <w:t>),</w:t>
+      </w:r>
+    </w:p>
+    <w:p>
+      <w:pPr>
+        <w:spacing w:after="0" w:line="240" w:lineRule="auto"/>
+        <w:rPr>
+          <w:rFonts w:ascii="Courier New" w:hAnsi="Courier New" w:cs="Courier New"/>
+          <w:lang w:val="en-US"/>
+        </w:rPr>
+      </w:pPr>
+      <w:r>
+        <w:rPr>
+          <w:rFonts w:ascii="Courier New" w:hAnsi="Courier New" w:cs="Courier New"/>
+          <w:lang w:val="en-US"/>
+        </w:rPr>
+        <w:t xml:space="preserve">    CONSTRAINT </w:t>
+      </w:r>
+      <w:proofErr w:type="spellStart"/>
+      <w:r>
+        <w:rPr>
+          <w:rFonts w:ascii="Courier New" w:hAnsi="Courier New" w:cs="Courier New"/>
+          <w:lang w:val="en-US"/>
+        </w:rPr>
+        <w:t>ref_proiezioni</w:t>
+      </w:r>
+      <w:proofErr w:type="spellEnd"/>
+      <w:r>
+        <w:rPr>
+          <w:rFonts w:ascii="Courier New" w:hAnsi="Courier New" w:cs="Courier New"/>
+          <w:lang w:val="en-US"/>
+        </w:rPr>
+        <w:t xml:space="preserve"> FOREIGN KEY (</w:t>
+      </w:r>
+      <w:proofErr w:type="spellStart"/>
+      <w:r>
+        <w:rPr>
+          <w:rFonts w:ascii="Courier New" w:hAnsi="Courier New" w:cs="Courier New"/>
+          <w:lang w:val="en-US"/>
+        </w:rPr>
+        <w:t>id_proiezione</w:t>
+      </w:r>
+      <w:proofErr w:type="spellEnd"/>
+      <w:r>
+        <w:rPr>
+          <w:rFonts w:ascii="Courier New" w:hAnsi="Courier New" w:cs="Courier New"/>
+          <w:lang w:val="en-US"/>
+        </w:rPr>
+        <w:t>)</w:t>
+      </w:r>
+    </w:p>
+    <w:p>
+      <w:pPr>
+        <w:spacing w:after="0" w:line="240" w:lineRule="auto"/>
+        <w:rPr>
+          <w:rFonts w:ascii="Courier New" w:hAnsi="Courier New" w:cs="Courier New"/>
+          <w:lang w:val="en-US"/>
+        </w:rPr>
+      </w:pPr>
+      <w:r>
+        <w:rPr>
+          <w:rFonts w:ascii="Courier New" w:hAnsi="Courier New" w:cs="Courier New"/>
+          <w:lang w:val="en-US"/>
+        </w:rPr>
+        <w:t xml:space="preserve">        REFERENCES public."</w:t>
+      </w:r>
+      <w:proofErr w:type="spellStart"/>
+      <w:r>
+        <w:rPr>
+          <w:rFonts w:ascii="Courier New" w:hAnsi="Courier New" w:cs="Courier New"/>
+          <w:lang w:val="en-US"/>
+        </w:rPr>
+        <w:t>Proiezioni</w:t>
+      </w:r>
+      <w:proofErr w:type="spellEnd"/>
+      <w:r>
+        <w:rPr>
+          <w:rFonts w:ascii="Courier New" w:hAnsi="Courier New" w:cs="Courier New"/>
+          <w:lang w:val="en-US"/>
+        </w:rPr>
+        <w:t>" (id) MATCH SIMPLE</w:t>
+      </w:r>
+    </w:p>
+    <w:p>
+      <w:pPr>
+        <w:spacing w:after="0" w:line="240" w:lineRule="auto"/>
+        <w:rPr>
+          <w:rFonts w:ascii="Courier New" w:hAnsi="Courier New" w:cs="Courier New"/>
+          <w:lang w:val="en-US"/>
+        </w:rPr>
+      </w:pPr>
+      <w:r>
+        <w:rPr>
+          <w:rFonts w:ascii="Courier New" w:hAnsi="Courier New" w:cs="Courier New"/>
+          <w:lang w:val="en-US"/>
+        </w:rPr>
+        <w:t xml:space="preserve">        ON UPDATE NO ACTION</w:t>
+      </w:r>
+    </w:p>
+    <w:p>
+      <w:pPr>
+        <w:spacing w:after="0" w:line="240" w:lineRule="auto"/>
+        <w:rPr>
+          <w:rFonts w:ascii="Courier New" w:hAnsi="Courier New" w:cs="Courier New"/>
+          <w:lang w:val="en-US"/>
+        </w:rPr>
+      </w:pPr>
+      <w:r>
+        <w:rPr>
+          <w:rFonts w:ascii="Courier New" w:hAnsi="Courier New" w:cs="Courier New"/>
+          <w:lang w:val="en-US"/>
+        </w:rPr>
+        <w:t xml:space="preserve">        ON DELETE NO ACTION,</w:t>
+      </w:r>
+    </w:p>
+    <w:p>
+      <w:pPr>
+        <w:spacing w:after="0" w:line="240" w:lineRule="auto"/>
+        <w:rPr>
+          <w:rFonts w:ascii="Courier New" w:hAnsi="Courier New" w:cs="Courier New"/>
+          <w:lang w:val="en-US"/>
+        </w:rPr>
+      </w:pPr>
+      <w:r>
+        <w:rPr>
+          <w:rFonts w:ascii="Courier New" w:hAnsi="Courier New" w:cs="Courier New"/>
+          <w:lang w:val="en-US"/>
+        </w:rPr>
+        <w:t xml:space="preserve">    CONSTRAINT </w:t>
+      </w:r>
+      <w:proofErr w:type="spellStart"/>
+      <w:r>
+        <w:rPr>
+          <w:rFonts w:ascii="Courier New" w:hAnsi="Courier New" w:cs="Courier New"/>
+          <w:lang w:val="en-US"/>
+        </w:rPr>
+        <w:t>ref_utente</w:t>
+      </w:r>
+      <w:proofErr w:type="spellEnd"/>
+      <w:r>
+        <w:rPr>
+          <w:rFonts w:ascii="Courier New" w:hAnsi="Courier New" w:cs="Courier New"/>
+          <w:lang w:val="en-US"/>
+        </w:rPr>
+        <w:t xml:space="preserve"> FOREIGN KEY (</w:t>
+      </w:r>
+      <w:proofErr w:type="spellStart"/>
+      <w:r>
+        <w:rPr>
+          <w:rFonts w:ascii="Courier New" w:hAnsi="Courier New" w:cs="Courier New"/>
+          <w:lang w:val="en-US"/>
+        </w:rPr>
+        <w:t>id_utente</w:t>
+      </w:r>
+      <w:proofErr w:type="spellEnd"/>
+      <w:r>
+        <w:rPr>
+          <w:rFonts w:ascii="Courier New" w:hAnsi="Courier New" w:cs="Courier New"/>
+          <w:lang w:val="en-US"/>
+        </w:rPr>
+        <w:t>)</w:t>
+      </w:r>
+    </w:p>
+    <w:p>
+      <w:pPr>
+        <w:spacing w:after="0" w:line="240" w:lineRule="auto"/>
+        <w:rPr>
+          <w:rFonts w:ascii="Courier New" w:hAnsi="Courier New" w:cs="Courier New"/>
+          <w:lang w:val="en-US"/>
+        </w:rPr>
+      </w:pPr>
+      <w:r>
+        <w:rPr>
+          <w:rFonts w:ascii="Courier New" w:hAnsi="Courier New" w:cs="Courier New"/>
+          <w:lang w:val="en-US"/>
+        </w:rPr>
+        <w:t xml:space="preserve">        REFERENCES public."</w:t>
+      </w:r>
+      <w:proofErr w:type="spellStart"/>
+      <w:r>
+        <w:rPr>
+          <w:rFonts w:ascii="Courier New" w:hAnsi="Courier New" w:cs="Courier New"/>
+          <w:lang w:val="en-US"/>
+        </w:rPr>
+        <w:t>Utenti</w:t>
+      </w:r>
+      <w:proofErr w:type="spellEnd"/>
+      <w:r>
+        <w:rPr>
+          <w:rFonts w:ascii="Courier New" w:hAnsi="Courier New" w:cs="Courier New"/>
+          <w:lang w:val="en-US"/>
+        </w:rPr>
+        <w:t>" (id) MATCH SIMPLE</w:t>
+      </w:r>
+    </w:p>
+    <w:p>
+      <w:pPr>
+        <w:spacing w:after="0" w:line="240" w:lineRule="auto"/>
+        <w:rPr>
+          <w:rFonts w:ascii="Courier New" w:hAnsi="Courier New" w:cs="Courier New"/>
+          <w:lang w:val="en-US"/>
+        </w:rPr>
+      </w:pPr>
+      <w:r>
+        <w:rPr>
+          <w:rFonts w:ascii="Courier New" w:hAnsi="Courier New" w:cs="Courier New"/>
+          <w:lang w:val="en-US"/>
+        </w:rPr>
+        <w:t xml:space="preserve">        ON UPDATE NO ACTION</w:t>
+      </w:r>
+    </w:p>
+    <w:p>
+      <w:pPr>
+        <w:spacing w:after="0" w:line="240" w:lineRule="auto"/>
+        <w:rPr>
+          <w:rFonts w:ascii="Courier New" w:hAnsi="Courier New" w:cs="Courier New"/>
+          <w:lang w:val="en-US"/>
+        </w:rPr>
+      </w:pPr>
+      <w:r>
+        <w:rPr>
+          <w:rFonts w:ascii="Courier New" w:hAnsi="Courier New" w:cs="Courier New"/>
+          <w:lang w:val="en-US"/>
+        </w:rPr>
+        <w:t xml:space="preserve">        ON DELETE NO ACTION</w:t>
+      </w:r>
+    </w:p>
+    <w:p>
+      <w:pPr>
+        <w:spacing w:after="0" w:line="240" w:lineRule="auto"/>
+        <w:rPr>
+          <w:rFonts w:ascii="Courier New" w:hAnsi="Courier New" w:cs="Courier New"/>
+        </w:rPr>
+      </w:pPr>
+      <w:r>
+        <w:rPr>
+          <w:rFonts w:ascii="Courier New" w:hAnsi="Courier New" w:cs="Courier New"/>
+        </w:rPr>
+        <w:t>)</w:t>
+      </w:r>
+    </w:p>
+    <w:p/>
+    <w:p>
+      <w:pPr>
+        <w:rPr>
+          <w:b/>
+          <w:bCs/>
+        </w:rPr>
+      </w:pPr>
+      <w:r>
+        <w:rPr>
+          <w:b/>
+          <w:bCs/>
+        </w:rPr>
+        <w:t xml:space="preserve">Inserimento </w:t>
+      </w:r>
+      <w:r>
+        <w:rPr>
+          <w:b/>
+          <w:bCs/>
+        </w:rPr>
+        <w:t xml:space="preserve">dei </w:t>
+      </w:r>
+      <w:r>
+        <w:rPr>
+          <w:b/>
+          <w:bCs/>
+        </w:rPr>
+        <w:t>dati nel DB</w:t>
+      </w:r>
+    </w:p>
+    <w:p>
+      <w:pPr>
+        <w:spacing w:after="0" w:line="240" w:lineRule="auto"/>
+        <w:rPr>
+          <w:highlight w:val="yellow"/>
+        </w:rPr>
+      </w:pPr>
+      <w:r>
+        <w:rPr>
+          <w:highlight w:val="yellow"/>
+        </w:rPr>
+        <w:t>L</w:t>
+      </w:r>
+      <w:r>
+        <w:rPr>
+          <w:highlight w:val="yellow"/>
+        </w:rPr>
+        <w:t xml:space="preserve">’inserimento dei dati </w:t>
+      </w:r>
+      <w:r>
+        <w:rPr>
+          <w:highlight w:val="yellow"/>
+        </w:rPr>
+        <w:t xml:space="preserve">forniti dal file </w:t>
+      </w:r>
+      <w:r>
+        <w:rPr>
+          <w:highlight w:val="yellow"/>
+        </w:rPr>
+        <w:t xml:space="preserve">proiezioni.csv </w:t>
+      </w:r>
+      <w:r>
+        <w:rPr>
+          <w:highlight w:val="yellow"/>
+        </w:rPr>
+        <w:t xml:space="preserve">è stato effettuato importando i dati </w:t>
+      </w:r>
+      <w:r>
+        <w:rPr>
+          <w:highlight w:val="yellow"/>
+        </w:rPr>
+        <w:t>in una tabella temporanea</w:t>
+      </w:r>
+      <w:r>
+        <w:rPr>
+          <w:highlight w:val="yellow"/>
+        </w:rPr>
+        <w:t xml:space="preserve"> </w:t>
+      </w:r>
+      <w:r>
+        <w:rPr>
+          <w:rFonts w:ascii="Courier New" w:hAnsi="Courier New" w:cs="Courier New"/>
+          <w:highlight w:val="yellow"/>
+        </w:rPr>
+        <w:t>(</w:t>
+      </w:r>
+      <w:proofErr w:type="spellStart"/>
+      <w:r>
+        <w:rPr>
+          <w:rFonts w:ascii="Courier New" w:hAnsi="Courier New" w:cs="Courier New"/>
+          <w:highlight w:val="yellow"/>
+        </w:rPr>
+        <w:t>Import_dati</w:t>
+      </w:r>
+      <w:proofErr w:type="spellEnd"/>
+      <w:r>
+        <w:rPr>
+          <w:rFonts w:ascii="Courier New" w:hAnsi="Courier New" w:cs="Courier New"/>
+          <w:highlight w:val="yellow"/>
+        </w:rPr>
+        <w:t>)</w:t>
+      </w:r>
+      <w:r>
+        <w:rPr>
+          <w:highlight w:val="yellow"/>
+        </w:rPr>
+        <w:t xml:space="preserve"> con </w:t>
+      </w:r>
+      <w:r>
+        <w:rPr>
+          <w:highlight w:val="yellow"/>
+        </w:rPr>
+        <w:t xml:space="preserve">colonne corrispondenti ai campi del file </w:t>
+      </w:r>
+      <w:r>
+        <w:rPr>
+          <w:highlight w:val="yellow"/>
+        </w:rPr>
+        <w:t>formato csv</w:t>
+      </w:r>
+      <w:r>
+        <w:rPr>
+          <w:highlight w:val="yellow"/>
+        </w:rPr>
+        <w:t xml:space="preserve"> (</w:t>
+      </w:r>
+      <w:proofErr w:type="spellStart"/>
+      <w:r>
+        <w:rPr>
+          <w:rFonts w:ascii="Courier New" w:hAnsi="Courier New" w:cs="Courier New"/>
+          <w:highlight w:val="yellow"/>
+        </w:rPr>
+        <w:t>data_ora_proiezione</w:t>
+      </w:r>
+      <w:proofErr w:type="spellEnd"/>
+      <w:r>
+        <w:rPr>
+          <w:rFonts w:ascii="Courier New" w:hAnsi="Courier New" w:cs="Courier New"/>
+          <w:highlight w:val="yellow"/>
         </w:rPr>
         <w:t>,</w:t>
       </w:r>
+      <w:r>
+        <w:rPr>
+          <w:rFonts w:ascii="Courier New" w:hAnsi="Courier New" w:cs="Courier New"/>
+          <w:highlight w:val="yellow"/>
+        </w:rPr>
+        <w:t xml:space="preserve"> </w:t>
+      </w:r>
+      <w:proofErr w:type="spellStart"/>
+      <w:r>
+        <w:rPr>
+          <w:rFonts w:ascii="Courier New" w:hAnsi="Courier New" w:cs="Courier New"/>
+          <w:highlight w:val="yellow"/>
+        </w:rPr>
+        <w:t>titolo_film</w:t>
+      </w:r>
+      <w:proofErr w:type="spellEnd"/>
+      <w:r>
+        <w:rPr>
+          <w:rFonts w:ascii="Courier New" w:hAnsi="Courier New" w:cs="Courier New"/>
+          <w:highlight w:val="yellow"/>
+        </w:rPr>
+        <w:t>,</w:t>
+      </w:r>
+      <w:r>
+        <w:rPr>
+          <w:rFonts w:ascii="Courier New" w:hAnsi="Courier New" w:cs="Courier New"/>
+          <w:highlight w:val="yellow"/>
+        </w:rPr>
+        <w:t xml:space="preserve"> </w:t>
+      </w:r>
+      <w:r>
+        <w:rPr>
+          <w:rFonts w:ascii="Courier New" w:hAnsi="Courier New" w:cs="Courier New"/>
+          <w:highlight w:val="yellow"/>
+        </w:rPr>
+        <w:t>genere,</w:t>
+      </w:r>
+      <w:r>
+        <w:rPr>
+          <w:rFonts w:ascii="Courier New" w:hAnsi="Courier New" w:cs="Courier New"/>
+          <w:highlight w:val="yellow"/>
+        </w:rPr>
+        <w:t xml:space="preserve"> </w:t>
+      </w:r>
+      <w:r>
+        <w:rPr>
+          <w:rFonts w:ascii="Courier New" w:hAnsi="Courier New" w:cs="Courier New"/>
+          <w:highlight w:val="yellow"/>
+        </w:rPr>
+        <w:t>regista</w:t>
+      </w:r>
+      <w:r>
+        <w:rPr>
+          <w:rFonts w:ascii="Courier New" w:hAnsi="Courier New" w:cs="Courier New"/>
+          <w:highlight w:val="yellow"/>
+        </w:rPr>
+        <w:t>,</w:t>
+      </w:r>
+      <w:r>
+        <w:rPr>
+          <w:rFonts w:ascii="Courier New" w:hAnsi="Courier New" w:cs="Courier New"/>
+          <w:highlight w:val="yellow"/>
+        </w:rPr>
+        <w:t xml:space="preserve"> </w:t>
+      </w:r>
+      <w:r>
+        <w:rPr>
+          <w:rFonts w:ascii="Courier New" w:hAnsi="Courier New" w:cs="Courier New"/>
+          <w:highlight w:val="yellow"/>
+        </w:rPr>
+        <w:t>anno</w:t>
+      </w:r>
+      <w:r>
+        <w:rPr>
+          <w:rFonts w:ascii="Courier New" w:hAnsi="Courier New" w:cs="Courier New"/>
+          <w:highlight w:val="yellow"/>
+        </w:rPr>
+        <w:t>,</w:t>
+      </w:r>
+      <w:r>
+        <w:rPr>
+          <w:rFonts w:ascii="Courier New" w:hAnsi="Courier New" w:cs="Courier New"/>
+          <w:highlight w:val="yellow"/>
+        </w:rPr>
+        <w:t xml:space="preserve"> </w:t>
+      </w:r>
+      <w:proofErr w:type="spellStart"/>
+      <w:r>
+        <w:rPr>
+          <w:rFonts w:ascii="Courier New" w:hAnsi="Courier New" w:cs="Courier New"/>
+          <w:highlight w:val="yellow"/>
+        </w:rPr>
+        <w:t>durata_minuti</w:t>
+      </w:r>
+      <w:proofErr w:type="spellEnd"/>
+      <w:r>
+        <w:rPr>
+          <w:rFonts w:ascii="Courier New" w:hAnsi="Courier New" w:cs="Courier New"/>
+          <w:highlight w:val="yellow"/>
+        </w:rPr>
+        <w:t xml:space="preserve">, </w:t>
+      </w:r>
+      <w:proofErr w:type="spellStart"/>
+      <w:r>
+        <w:rPr>
+          <w:rFonts w:ascii="Courier New" w:hAnsi="Courier New" w:cs="Courier New"/>
+          <w:highlight w:val="yellow"/>
+        </w:rPr>
+        <w:t>eta_minima</w:t>
+      </w:r>
+      <w:proofErr w:type="spellEnd"/>
+      <w:r>
+        <w:rPr>
+          <w:rFonts w:ascii="Courier New" w:hAnsi="Courier New" w:cs="Courier New"/>
+          <w:highlight w:val="yellow"/>
+        </w:rPr>
+        <w:t>,</w:t>
+      </w:r>
+      <w:r>
+        <w:rPr>
+          <w:rFonts w:ascii="Courier New" w:hAnsi="Courier New" w:cs="Courier New"/>
+          <w:highlight w:val="yellow"/>
+        </w:rPr>
+        <w:t xml:space="preserve"> </w:t>
+      </w:r>
+      <w:proofErr w:type="spellStart"/>
+      <w:r>
+        <w:rPr>
+          <w:rFonts w:ascii="Courier New" w:hAnsi="Courier New" w:cs="Courier New"/>
+          <w:highlight w:val="yellow"/>
+        </w:rPr>
+        <w:t>prezzo_biglietto</w:t>
+      </w:r>
+      <w:proofErr w:type="spellEnd"/>
+      <w:r>
+        <w:rPr>
+          <w:rFonts w:ascii="Courier New" w:hAnsi="Courier New" w:cs="Courier New"/>
+          <w:highlight w:val="yellow"/>
+        </w:rPr>
+        <w:t>).</w:t>
+      </w:r>
+      <w:r>
+        <w:rPr>
+          <w:rFonts w:ascii="Courier New" w:hAnsi="Courier New" w:cs="Courier New"/>
+          <w:highlight w:val="yellow"/>
+        </w:rPr>
+        <w:t xml:space="preserve"> </w:t>
+      </w:r>
+      <w:r>
+        <w:rPr>
+          <w:highlight w:val="yellow"/>
+        </w:rPr>
+        <w:t xml:space="preserve">Dopo l’importazione è stata aggiunta una </w:t>
+      </w:r>
+      <w:r>
+        <w:rPr>
+          <w:highlight w:val="yellow"/>
+        </w:rPr>
+        <w:t>chiave esterna</w:t>
+      </w:r>
+      <w:r>
+        <w:rPr>
+          <w:highlight w:val="yellow"/>
+        </w:rPr>
+        <w:t xml:space="preserve"> </w:t>
+      </w:r>
+      <w:proofErr w:type="spellStart"/>
+      <w:r>
+        <w:rPr>
+          <w:rFonts w:ascii="Courier New" w:hAnsi="Courier New" w:cs="Courier New"/>
+          <w:highlight w:val="yellow"/>
+        </w:rPr>
+        <w:t>id_film</w:t>
+      </w:r>
+      <w:proofErr w:type="spellEnd"/>
+      <w:r>
+        <w:rPr>
+          <w:highlight w:val="yellow"/>
+        </w:rPr>
+        <w:t>, con riferimento a</w:t>
+      </w:r>
+      <w:r>
+        <w:rPr>
+          <w:highlight w:val="yellow"/>
+        </w:rPr>
+        <w:t>ll’id</w:t>
+      </w:r>
+      <w:r>
+        <w:rPr>
+          <w:highlight w:val="yellow"/>
+        </w:rPr>
+        <w:t xml:space="preserve"> </w:t>
+      </w:r>
+      <w:r>
+        <w:rPr>
+          <w:highlight w:val="yellow"/>
+        </w:rPr>
+        <w:t xml:space="preserve">un’altra tabella </w:t>
+      </w:r>
+      <w:proofErr w:type="spellStart"/>
+      <w:r>
+        <w:rPr>
+          <w:highlight w:val="yellow"/>
+        </w:rPr>
+        <w:t>provvisioria</w:t>
+      </w:r>
+      <w:proofErr w:type="spellEnd"/>
+      <w:r>
+        <w:rPr>
+          <w:highlight w:val="yellow"/>
+        </w:rPr>
+        <w:t xml:space="preserve"> </w:t>
+      </w:r>
+      <w:r>
+        <w:rPr>
+          <w:rFonts w:ascii="Courier New" w:hAnsi="Courier New" w:cs="Courier New"/>
+          <w:highlight w:val="yellow"/>
+        </w:rPr>
+        <w:t>(</w:t>
+      </w:r>
+      <w:proofErr w:type="spellStart"/>
+      <w:r>
+        <w:rPr>
+          <w:rFonts w:ascii="Courier New" w:hAnsi="Courier New" w:cs="Courier New"/>
+          <w:highlight w:val="yellow"/>
+        </w:rPr>
+        <w:t>Import_film</w:t>
+      </w:r>
+      <w:proofErr w:type="spellEnd"/>
+      <w:r>
+        <w:rPr>
+          <w:rFonts w:ascii="Courier New" w:hAnsi="Courier New" w:cs="Courier New"/>
+          <w:highlight w:val="yellow"/>
+        </w:rPr>
+        <w:t>)</w:t>
+      </w:r>
+      <w:r>
+        <w:rPr>
+          <w:highlight w:val="yellow"/>
+        </w:rPr>
+        <w:t xml:space="preserve">. </w:t>
+      </w:r>
+      <w:r>
+        <w:rPr>
+          <w:highlight w:val="yellow"/>
+        </w:rPr>
+        <w:t xml:space="preserve"> </w:t>
+      </w:r>
+      <w:r>
+        <w:rPr>
+          <w:highlight w:val="yellow"/>
+        </w:rPr>
+        <w:t xml:space="preserve"> </w:t>
+      </w:r>
+    </w:p>
+    <w:p>
+      <w:pPr>
+        <w:ind w:left="360"/>
+        <w:rPr>
+          <w:rFonts w:asciiTheme="majorHAnsi" w:hAnsiTheme="majorHAnsi" w:cs="Courier New"/>
+          <w:highlight w:val="yellow"/>
+        </w:rPr>
+      </w:pPr>
+      <w:r>
+        <w:rPr>
+          <w:highlight w:val="yellow"/>
+        </w:rPr>
+        <w:t xml:space="preserve">In </w:t>
+      </w:r>
+      <w:r>
+        <w:rPr>
+          <w:highlight w:val="yellow"/>
+        </w:rPr>
+        <w:t xml:space="preserve">questa seconda </w:t>
+      </w:r>
+      <w:proofErr w:type="spellStart"/>
+      <w:r>
+        <w:rPr>
+          <w:highlight w:val="yellow"/>
+        </w:rPr>
+        <w:t>tebella</w:t>
+      </w:r>
+      <w:proofErr w:type="spellEnd"/>
+      <w:r>
+        <w:rPr>
+          <w:highlight w:val="yellow"/>
+        </w:rPr>
+        <w:t xml:space="preserve"> provvisoria</w:t>
+      </w:r>
+      <w:r>
+        <w:rPr>
+          <w:highlight w:val="yellow"/>
+        </w:rPr>
+        <w:t xml:space="preserve"> </w:t>
+      </w:r>
+      <w:r>
+        <w:rPr>
+          <w:rFonts w:ascii="Courier New" w:hAnsi="Courier New" w:cs="Courier New"/>
+          <w:highlight w:val="yellow"/>
+        </w:rPr>
+        <w:t>(</w:t>
+      </w:r>
+      <w:proofErr w:type="spellStart"/>
+      <w:r>
+        <w:rPr>
+          <w:rFonts w:ascii="Courier New" w:hAnsi="Courier New" w:cs="Courier New"/>
+          <w:highlight w:val="yellow"/>
+        </w:rPr>
+        <w:t>Import_film</w:t>
+      </w:r>
+      <w:proofErr w:type="spellEnd"/>
+      <w:r>
+        <w:rPr>
+          <w:rFonts w:ascii="Courier New" w:hAnsi="Courier New" w:cs="Courier New"/>
+          <w:highlight w:val="yellow"/>
+        </w:rPr>
+        <w:t>)</w:t>
+      </w:r>
+      <w:r>
+        <w:rPr>
+          <w:highlight w:val="yellow"/>
+        </w:rPr>
+        <w:t xml:space="preserve"> </w:t>
+      </w:r>
+      <w:r>
+        <w:rPr>
+          <w:highlight w:val="yellow"/>
+        </w:rPr>
+        <w:t xml:space="preserve">sono stati </w:t>
+      </w:r>
+      <w:r>
+        <w:rPr>
+          <w:highlight w:val="yellow"/>
+        </w:rPr>
+        <w:t>copiati i dati relativi ai film</w:t>
+      </w:r>
+      <w:r>
+        <w:rPr>
+          <w:highlight w:val="yellow"/>
+        </w:rPr>
+        <w:t xml:space="preserve"> (</w:t>
+      </w:r>
+      <w:proofErr w:type="spellStart"/>
+      <w:r>
+        <w:rPr>
+          <w:rFonts w:ascii="Courier New" w:hAnsi="Courier New" w:cs="Courier New"/>
+          <w:highlight w:val="yellow"/>
+        </w:rPr>
+        <w:t>titolo_film</w:t>
+      </w:r>
+      <w:proofErr w:type="spellEnd"/>
+      <w:r>
+        <w:rPr>
+          <w:rFonts w:ascii="Courier New" w:hAnsi="Courier New" w:cs="Courier New"/>
+          <w:highlight w:val="yellow"/>
+        </w:rPr>
+        <w:t xml:space="preserve">, genere, regista, anno, </w:t>
+      </w:r>
+      <w:proofErr w:type="spellStart"/>
+      <w:r>
+        <w:rPr>
+          <w:rFonts w:ascii="Courier New" w:hAnsi="Courier New" w:cs="Courier New"/>
+          <w:highlight w:val="yellow"/>
+        </w:rPr>
+        <w:t>durata_minuti</w:t>
+      </w:r>
+      <w:proofErr w:type="spellEnd"/>
+      <w:r>
+        <w:rPr>
+          <w:rFonts w:ascii="Courier New" w:hAnsi="Courier New" w:cs="Courier New"/>
+          <w:highlight w:val="yellow"/>
+        </w:rPr>
+        <w:t xml:space="preserve">, </w:t>
+      </w:r>
+      <w:proofErr w:type="spellStart"/>
+      <w:r>
+        <w:rPr>
+          <w:rFonts w:ascii="Courier New" w:hAnsi="Courier New" w:cs="Courier New"/>
+          <w:highlight w:val="yellow"/>
+        </w:rPr>
+        <w:t>eta_minima</w:t>
+      </w:r>
+      <w:proofErr w:type="spellEnd"/>
+      <w:r>
+        <w:rPr>
+          <w:rFonts w:ascii="Courier New" w:hAnsi="Courier New" w:cs="Courier New"/>
+          <w:highlight w:val="yellow"/>
+        </w:rPr>
+        <w:t>)</w:t>
+      </w:r>
+      <w:r>
+        <w:rPr>
+          <w:highlight w:val="yellow"/>
+        </w:rPr>
+        <w:t xml:space="preserve"> </w:t>
+      </w:r>
+      <w:r>
+        <w:rPr>
+          <w:highlight w:val="yellow"/>
+        </w:rPr>
+        <w:t xml:space="preserve">eliminandone i duplicati e aggiungendo un identificativo </w:t>
+      </w:r>
+      <w:r>
+        <w:rPr>
+          <w:highlight w:val="yellow"/>
+        </w:rPr>
+        <w:t>incrementale</w:t>
+      </w:r>
+      <w:r>
+        <w:rPr>
+          <w:highlight w:val="yellow"/>
+        </w:rPr>
+        <w:t xml:space="preserve"> alla tabella</w:t>
+      </w:r>
+      <w:r>
+        <w:rPr>
+          <w:highlight w:val="yellow"/>
+        </w:rPr>
+        <w:t>.</w:t>
+      </w:r>
+      <w:r>
+        <w:rPr>
+          <w:highlight w:val="yellow"/>
+        </w:rPr>
+        <w:t xml:space="preserve"> </w:t>
+      </w:r>
+      <w:r>
+        <w:rPr>
+          <w:highlight w:val="yellow"/>
+        </w:rPr>
+        <w:t>Attraverso una query</w:t>
+      </w:r>
+      <w:r>
+        <w:rPr>
+          <w:highlight w:val="yellow"/>
+        </w:rPr>
+        <w:t xml:space="preserve"> </w:t>
+      </w:r>
+      <w:r>
+        <w:rPr>
+          <w:highlight w:val="yellow"/>
+        </w:rPr>
+        <w:t xml:space="preserve">di </w:t>
+      </w:r>
+      <w:proofErr w:type="spellStart"/>
+      <w:r>
+        <w:rPr>
+          <w:highlight w:val="yellow"/>
+        </w:rPr>
+        <w:t>select</w:t>
+      </w:r>
+      <w:proofErr w:type="spellEnd"/>
+      <w:r>
+        <w:rPr>
+          <w:highlight w:val="yellow"/>
+        </w:rPr>
+        <w:t xml:space="preserve"> </w:t>
+      </w:r>
+      <w:r>
+        <w:rPr>
+          <w:highlight w:val="yellow"/>
+        </w:rPr>
+        <w:t xml:space="preserve">si è copiato </w:t>
+      </w:r>
+      <w:r>
+        <w:rPr>
+          <w:highlight w:val="yellow"/>
+        </w:rPr>
+        <w:t xml:space="preserve">il campo </w:t>
+      </w:r>
+      <w:proofErr w:type="spellStart"/>
+      <w:r>
+        <w:rPr>
+          <w:rFonts w:ascii="Courier New" w:hAnsi="Courier New" w:cs="Courier New"/>
+          <w:highlight w:val="yellow"/>
+        </w:rPr>
+        <w:t>Import_film</w:t>
+      </w:r>
+      <w:proofErr w:type="spellEnd"/>
+      <w:r>
+        <w:rPr>
+          <w:highlight w:val="yellow"/>
+        </w:rPr>
+        <w:t xml:space="preserve"> </w:t>
+      </w:r>
+      <w:r>
+        <w:rPr>
+          <w:rFonts w:ascii="Courier New" w:hAnsi="Courier New" w:cs="Courier New"/>
+          <w:highlight w:val="yellow"/>
+        </w:rPr>
+        <w:t>.</w:t>
+      </w:r>
+      <w:r>
+        <w:rPr>
+          <w:rFonts w:ascii="Courier New" w:hAnsi="Courier New" w:cs="Courier New"/>
+          <w:highlight w:val="yellow"/>
+        </w:rPr>
+        <w:t>id</w:t>
+      </w:r>
+      <w:r>
+        <w:rPr>
+          <w:highlight w:val="yellow"/>
+        </w:rPr>
+        <w:t xml:space="preserve"> </w:t>
+      </w:r>
+      <w:r>
+        <w:rPr>
+          <w:highlight w:val="yellow"/>
+        </w:rPr>
+        <w:t xml:space="preserve">nel campo </w:t>
+      </w:r>
+      <w:proofErr w:type="spellStart"/>
+      <w:r>
+        <w:rPr>
+          <w:rFonts w:ascii="Courier New" w:hAnsi="Courier New" w:cs="Courier New"/>
+          <w:highlight w:val="yellow"/>
+        </w:rPr>
+        <w:t>Import_dati</w:t>
+      </w:r>
+      <w:proofErr w:type="spellEnd"/>
+      <w:r>
+        <w:rPr>
+          <w:rFonts w:ascii="Courier New" w:hAnsi="Courier New" w:cs="Courier New"/>
+          <w:highlight w:val="yellow"/>
+        </w:rPr>
+        <w:t>.</w:t>
+      </w:r>
+      <w:r>
+        <w:rPr>
+          <w:rFonts w:ascii="Courier New" w:hAnsi="Courier New" w:cs="Courier New"/>
+          <w:highlight w:val="yellow"/>
+        </w:rPr>
+        <w:t xml:space="preserve"> </w:t>
+      </w:r>
+      <w:proofErr w:type="spellStart"/>
+      <w:r>
+        <w:rPr>
+          <w:rFonts w:ascii="Courier New" w:hAnsi="Courier New" w:cs="Courier New"/>
+          <w:highlight w:val="yellow"/>
+        </w:rPr>
+        <w:t>id_film</w:t>
+      </w:r>
+      <w:proofErr w:type="spellEnd"/>
+      <w:r>
+        <w:rPr>
+          <w:rFonts w:ascii="Courier New" w:hAnsi="Courier New" w:cs="Courier New"/>
+          <w:highlight w:val="yellow"/>
+        </w:rPr>
+        <w:t xml:space="preserve"> </w:t>
+      </w:r>
+      <w:r>
+        <w:rPr>
+          <w:highlight w:val="yellow"/>
+        </w:rPr>
+        <w:t xml:space="preserve">nella riga </w:t>
+      </w:r>
+      <w:r>
+        <w:rPr>
+          <w:highlight w:val="yellow"/>
+        </w:rPr>
+        <w:t xml:space="preserve">in cui </w:t>
+      </w:r>
+      <w:r>
+        <w:rPr>
+          <w:highlight w:val="yellow"/>
+        </w:rPr>
+        <w:t>i</w:t>
+      </w:r>
+      <w:r>
+        <w:rPr>
+          <w:highlight w:val="yellow"/>
+        </w:rPr>
+        <w:t>l contenuti dei</w:t>
+      </w:r>
+      <w:r>
+        <w:rPr>
+          <w:highlight w:val="yellow"/>
+        </w:rPr>
+        <w:t xml:space="preserve"> campi </w:t>
+      </w:r>
+      <w:r>
+        <w:rPr>
+          <w:highlight w:val="yellow"/>
+        </w:rPr>
+        <w:t xml:space="preserve"> </w:t>
+      </w:r>
+      <w:proofErr w:type="spellStart"/>
+      <w:r>
+        <w:rPr>
+          <w:rFonts w:ascii="Courier New" w:hAnsi="Courier New" w:cs="Courier New"/>
+          <w:highlight w:val="yellow"/>
+        </w:rPr>
+        <w:lastRenderedPageBreak/>
+        <w:t>titolo_film</w:t>
+      </w:r>
+      <w:proofErr w:type="spellEnd"/>
+      <w:r>
+        <w:rPr>
+          <w:rFonts w:ascii="Courier New" w:hAnsi="Courier New" w:cs="Courier New"/>
+          <w:highlight w:val="yellow"/>
+        </w:rPr>
+        <w:t xml:space="preserve"> e</w:t>
+      </w:r>
+      <w:r>
+        <w:rPr>
+          <w:highlight w:val="yellow"/>
+        </w:rPr>
+        <w:t xml:space="preserve"> </w:t>
+      </w:r>
+      <w:r>
+        <w:rPr>
+          <w:highlight w:val="yellow"/>
+        </w:rPr>
+        <w:t xml:space="preserve"> </w:t>
+      </w:r>
+      <w:r>
+        <w:rPr>
+          <w:rFonts w:ascii="Courier New" w:hAnsi="Courier New" w:cs="Courier New"/>
+          <w:highlight w:val="yellow"/>
+        </w:rPr>
+        <w:t>regista</w:t>
+      </w:r>
+      <w:r>
+        <w:rPr>
+          <w:rFonts w:asciiTheme="majorHAnsi" w:hAnsiTheme="majorHAnsi" w:cs="Courier New"/>
+          <w:highlight w:val="yellow"/>
+        </w:rPr>
+        <w:t xml:space="preserve"> </w:t>
+      </w:r>
+      <w:r>
+        <w:rPr>
+          <w:rFonts w:asciiTheme="majorHAnsi" w:hAnsiTheme="majorHAnsi" w:cs="Courier New"/>
+          <w:highlight w:val="yellow"/>
+        </w:rPr>
+        <w:t>conten</w:t>
+      </w:r>
+      <w:r>
+        <w:rPr>
+          <w:rFonts w:asciiTheme="majorHAnsi" w:hAnsiTheme="majorHAnsi" w:cs="Courier New"/>
+          <w:highlight w:val="yellow"/>
+        </w:rPr>
+        <w:t>evano lo stesso valore</w:t>
+      </w:r>
+      <w:r>
+        <w:rPr>
+          <w:rFonts w:asciiTheme="majorHAnsi" w:hAnsiTheme="majorHAnsi" w:cs="Courier New"/>
+          <w:highlight w:val="yellow"/>
+        </w:rPr>
+        <w:t>. Verificata la corrispondenza</w:t>
+      </w:r>
+      <w:r>
+        <w:rPr>
+          <w:rFonts w:asciiTheme="majorHAnsi" w:hAnsiTheme="majorHAnsi" w:cs="Courier New"/>
+          <w:highlight w:val="yellow"/>
+        </w:rPr>
+        <w:t xml:space="preserve"> dei dati</w:t>
+      </w:r>
+      <w:r>
+        <w:rPr>
+          <w:rFonts w:asciiTheme="majorHAnsi" w:hAnsiTheme="majorHAnsi" w:cs="Courier New"/>
+          <w:highlight w:val="yellow"/>
+        </w:rPr>
+        <w:t xml:space="preserve"> </w:t>
+      </w:r>
+      <w:r>
+        <w:rPr>
+          <w:rFonts w:asciiTheme="majorHAnsi" w:hAnsiTheme="majorHAnsi" w:cs="Courier New"/>
+          <w:highlight w:val="yellow"/>
+        </w:rPr>
+        <w:t xml:space="preserve">sono </w:t>
+      </w:r>
+      <w:r>
+        <w:rPr>
+          <w:rFonts w:asciiTheme="majorHAnsi" w:hAnsiTheme="majorHAnsi" w:cs="Courier New"/>
+          <w:highlight w:val="yellow"/>
+        </w:rPr>
+        <w:t xml:space="preserve">stati importati i dati </w:t>
+      </w:r>
+      <w:r>
+        <w:rPr>
+          <w:rFonts w:asciiTheme="majorHAnsi" w:hAnsiTheme="majorHAnsi" w:cs="Courier New"/>
+          <w:highlight w:val="yellow"/>
+        </w:rPr>
+        <w:t xml:space="preserve">dei campi </w:t>
+      </w:r>
+      <w:proofErr w:type="spellStart"/>
+      <w:r>
+        <w:rPr>
+          <w:rFonts w:ascii="Courier New" w:hAnsi="Courier New" w:cs="Courier New"/>
+          <w:highlight w:val="yellow"/>
+        </w:rPr>
+        <w:t>data_ora_proiezione</w:t>
+      </w:r>
+      <w:proofErr w:type="spellEnd"/>
+      <w:r>
+        <w:rPr>
+          <w:rFonts w:ascii="Courier New" w:hAnsi="Courier New" w:cs="Courier New"/>
+          <w:highlight w:val="yellow"/>
+        </w:rPr>
+        <w:t xml:space="preserve">, </w:t>
+      </w:r>
+      <w:proofErr w:type="spellStart"/>
+      <w:r>
+        <w:rPr>
+          <w:rFonts w:ascii="Courier New" w:hAnsi="Courier New" w:cs="Courier New"/>
+          <w:highlight w:val="yellow"/>
+        </w:rPr>
+        <w:t>prezzo_biglietto</w:t>
+      </w:r>
+      <w:proofErr w:type="spellEnd"/>
+      <w:r>
+        <w:rPr>
+          <w:rFonts w:ascii="Courier New" w:hAnsi="Courier New" w:cs="Courier New"/>
+          <w:highlight w:val="yellow"/>
+        </w:rPr>
+        <w:t xml:space="preserve">, id e </w:t>
+      </w:r>
+      <w:proofErr w:type="spellStart"/>
+      <w:r>
+        <w:rPr>
+          <w:rFonts w:ascii="Courier New" w:hAnsi="Courier New" w:cs="Courier New"/>
+          <w:highlight w:val="yellow"/>
+        </w:rPr>
+        <w:t>id_film</w:t>
+      </w:r>
+      <w:proofErr w:type="spellEnd"/>
+      <w:r>
+        <w:rPr>
+          <w:rFonts w:ascii="Courier New" w:hAnsi="Courier New" w:cs="Courier New"/>
+          <w:highlight w:val="yellow"/>
+        </w:rPr>
+        <w:t xml:space="preserve"> </w:t>
+      </w:r>
+      <w:r>
+        <w:rPr>
+          <w:rFonts w:asciiTheme="majorHAnsi" w:hAnsiTheme="majorHAnsi" w:cs="Courier New"/>
+          <w:highlight w:val="yellow"/>
+        </w:rPr>
+        <w:t xml:space="preserve"> </w:t>
+      </w:r>
+      <w:r>
+        <w:rPr>
+          <w:rFonts w:asciiTheme="majorHAnsi" w:hAnsiTheme="majorHAnsi" w:cs="Courier New"/>
+          <w:highlight w:val="yellow"/>
+        </w:rPr>
+        <w:t xml:space="preserve">nella tabella </w:t>
+      </w:r>
+      <w:r>
+        <w:rPr>
+          <w:rFonts w:ascii="Courier New" w:hAnsi="Courier New" w:cs="Courier New"/>
+          <w:highlight w:val="yellow"/>
+        </w:rPr>
+        <w:t>Proiezioni</w:t>
+      </w:r>
+      <w:r>
+        <w:rPr>
+          <w:rFonts w:asciiTheme="majorHAnsi" w:hAnsiTheme="majorHAnsi" w:cs="Courier New"/>
+          <w:highlight w:val="yellow"/>
+        </w:rPr>
+        <w:t xml:space="preserve"> e</w:t>
+      </w:r>
+      <w:r>
+        <w:rPr>
+          <w:rFonts w:asciiTheme="majorHAnsi" w:hAnsiTheme="majorHAnsi" w:cs="Courier New"/>
+          <w:highlight w:val="yellow"/>
+        </w:rPr>
+        <w:t xml:space="preserve"> i dati </w:t>
+      </w:r>
+      <w:r>
+        <w:rPr>
+          <w:rFonts w:asciiTheme="majorHAnsi" w:hAnsiTheme="majorHAnsi" w:cs="Courier New"/>
+          <w:highlight w:val="yellow"/>
+        </w:rPr>
+        <w:t xml:space="preserve">della tabella </w:t>
+      </w:r>
+      <w:proofErr w:type="spellStart"/>
+      <w:r>
+        <w:rPr>
+          <w:rFonts w:ascii="Courier New" w:hAnsi="Courier New" w:cs="Courier New"/>
+          <w:highlight w:val="yellow"/>
+        </w:rPr>
+        <w:t>Import_film</w:t>
+      </w:r>
+      <w:proofErr w:type="spellEnd"/>
+      <w:r>
+        <w:rPr>
+          <w:rFonts w:asciiTheme="majorHAnsi" w:hAnsiTheme="majorHAnsi" w:cs="Courier New"/>
+          <w:highlight w:val="yellow"/>
+        </w:rPr>
+        <w:t xml:space="preserve"> sono stati importati nella tabella </w:t>
+      </w:r>
+      <w:r>
+        <w:rPr>
+          <w:rFonts w:ascii="Courier New" w:hAnsi="Courier New" w:cs="Courier New"/>
+          <w:highlight w:val="yellow"/>
+        </w:rPr>
+        <w:t>Film</w:t>
+      </w:r>
+      <w:r>
+        <w:rPr>
+          <w:rFonts w:asciiTheme="majorHAnsi" w:hAnsiTheme="majorHAnsi" w:cs="Courier New"/>
+          <w:highlight w:val="yellow"/>
+        </w:rPr>
+        <w:t>.</w:t>
+      </w:r>
+      <w:r>
+        <w:rPr>
+          <w:rFonts w:asciiTheme="majorHAnsi" w:hAnsiTheme="majorHAnsi" w:cs="Courier New"/>
+          <w:highlight w:val="yellow"/>
+        </w:rPr>
+        <w:t xml:space="preserve"> La tabella </w:t>
+      </w:r>
+      <w:proofErr w:type="spellStart"/>
+      <w:r>
+        <w:rPr>
+          <w:rFonts w:ascii="Courier New" w:hAnsi="Courier New" w:cs="Courier New"/>
+          <w:highlight w:val="yellow"/>
+        </w:rPr>
+        <w:t>Import_film</w:t>
+      </w:r>
+      <w:proofErr w:type="spellEnd"/>
+      <w:r>
+        <w:rPr>
+          <w:rFonts w:asciiTheme="majorHAnsi" w:hAnsiTheme="majorHAnsi" w:cs="Courier New"/>
+          <w:highlight w:val="yellow"/>
+        </w:rPr>
+        <w:t xml:space="preserve"> è stata in seguito eliminata</w:t>
+      </w:r>
+      <w:r>
+        <w:rPr>
+          <w:rFonts w:asciiTheme="majorHAnsi" w:hAnsiTheme="majorHAnsi" w:cs="Courier New"/>
+          <w:highlight w:val="yellow"/>
+        </w:rPr>
+        <w:t>, mentre la tabella</w:t>
+      </w:r>
+      <w:r>
+        <w:rPr>
+          <w:rFonts w:ascii="Courier New" w:hAnsi="Courier New" w:cs="Courier New"/>
+          <w:highlight w:val="yellow"/>
+        </w:rPr>
+        <w:t xml:space="preserve"> </w:t>
+      </w:r>
+      <w:proofErr w:type="spellStart"/>
+      <w:r>
+        <w:rPr>
+          <w:rFonts w:ascii="Courier New" w:hAnsi="Courier New" w:cs="Courier New"/>
+          <w:highlight w:val="yellow"/>
+        </w:rPr>
+        <w:t>Import_dati</w:t>
+      </w:r>
+      <w:proofErr w:type="spellEnd"/>
+      <w:r>
+        <w:rPr>
+          <w:rFonts w:ascii="Courier New" w:hAnsi="Courier New" w:cs="Courier New"/>
+          <w:highlight w:val="yellow"/>
+        </w:rPr>
+        <w:t xml:space="preserve"> </w:t>
+      </w:r>
+      <w:r>
+        <w:rPr>
+          <w:rFonts w:asciiTheme="majorHAnsi" w:hAnsiTheme="majorHAnsi" w:cs="Courier New"/>
+          <w:highlight w:val="yellow"/>
+        </w:rPr>
+        <w:t xml:space="preserve">è stata mantenuta per </w:t>
+      </w:r>
+      <w:r>
+        <w:rPr>
+          <w:rFonts w:asciiTheme="majorHAnsi" w:hAnsiTheme="majorHAnsi" w:cs="Courier New"/>
+          <w:highlight w:val="yellow"/>
+        </w:rPr>
+        <w:t>garantire l’effettiva corrispondenza dei dati importati dal file csv.</w:t>
+      </w:r>
+      <w:r>
+        <w:rPr>
+          <w:rFonts w:asciiTheme="majorHAnsi" w:hAnsiTheme="majorHAnsi" w:cs="Courier New"/>
+          <w:highlight w:val="yellow"/>
+        </w:rPr>
+        <w:t xml:space="preserve"> </w:t>
+      </w:r>
+    </w:p>
+    <w:p>
+      <w:pPr>
+        <w:rPr>
+          <w:rFonts w:asciiTheme="majorHAnsi" w:hAnsiTheme="majorHAnsi" w:cs="Courier New"/>
+          <w:highlight w:val="yellow"/>
+        </w:rPr>
+      </w:pPr>
+    </w:p>
+    <w:p>
+      <w:pPr>
+        <w:ind w:left="360"/>
+        <w:rPr>
+          <w:rFonts w:asciiTheme="majorHAnsi" w:hAnsiTheme="majorHAnsi" w:cs="Courier New"/>
+          <w:b/>
+          <w:bCs/>
+        </w:rPr>
+      </w:pPr>
+      <w:r>
+        <w:rPr>
+          <w:rFonts w:asciiTheme="majorHAnsi" w:hAnsiTheme="majorHAnsi" w:cs="Courier New"/>
+          <w:b/>
+          <w:bCs/>
+        </w:rPr>
+        <w:t>Cr</w:t>
+      </w:r>
+      <w:r>
+        <w:rPr>
+          <w:rFonts w:asciiTheme="majorHAnsi" w:hAnsiTheme="majorHAnsi" w:cs="Courier New"/>
+          <w:b/>
+          <w:bCs/>
+        </w:rPr>
+        <w:t>eazione delle viste</w:t>
+      </w:r>
+    </w:p>
+    <w:p>
+      <w:pPr>
+        <w:ind w:left="360"/>
+        <w:rPr>
+          <w:rFonts w:asciiTheme="majorHAnsi" w:hAnsiTheme="majorHAnsi" w:cs="Courier New"/>
+        </w:rPr>
+      </w:pPr>
+      <w:r>
+        <w:rPr>
+          <w:rFonts w:asciiTheme="majorHAnsi" w:hAnsiTheme="majorHAnsi" w:cs="Courier New"/>
+          <w:highlight w:val="yellow"/>
+        </w:rPr>
+        <w:t>Nell’ottica di ottimizzare le prestazioni si sono costruite due viste nelle quali vengono incluse le proiezioni e le prenotazioni che partono dalla data odierna</w:t>
+      </w:r>
+      <w:r>
+        <w:rPr>
+          <w:rFonts w:asciiTheme="majorHAnsi" w:hAnsiTheme="majorHAnsi" w:cs="Courier New"/>
+          <w:highlight w:val="yellow"/>
+        </w:rPr>
+        <w:t xml:space="preserve"> </w:t>
+      </w:r>
+      <w:r>
+        <w:rPr>
+          <w:rFonts w:asciiTheme="majorHAnsi" w:hAnsiTheme="majorHAnsi" w:cs="Courier New"/>
+          <w:highlight w:val="yellow"/>
+        </w:rPr>
+        <w:t>invi</w:t>
+      </w:r>
+      <w:r>
+        <w:rPr>
+          <w:rFonts w:asciiTheme="majorHAnsi" w:hAnsiTheme="majorHAnsi" w:cs="Courier New"/>
+          <w:highlight w:val="yellow"/>
+        </w:rPr>
+        <w:t>ando</w:t>
+      </w:r>
+      <w:r>
+        <w:rPr>
+          <w:rFonts w:asciiTheme="majorHAnsi" w:hAnsiTheme="majorHAnsi" w:cs="Courier New"/>
+          <w:highlight w:val="yellow"/>
+        </w:rPr>
+        <w:t xml:space="preserve"> al Client solo un sottoinsieme ristretto e rilevante di dati</w:t>
+      </w:r>
+      <w:r>
+        <w:rPr>
+          <w:rFonts w:asciiTheme="majorHAnsi" w:hAnsiTheme="majorHAnsi" w:cs="Courier New"/>
+          <w:highlight w:val="yellow"/>
+        </w:rPr>
+        <w:t>. Partendo dal presupposto che,  u</w:t>
+      </w:r>
+      <w:r>
+        <w:rPr>
+          <w:rFonts w:asciiTheme="majorHAnsi" w:hAnsiTheme="majorHAnsi" w:cs="Courier New"/>
+          <w:highlight w:val="yellow"/>
+        </w:rPr>
+        <w:t xml:space="preserve">n utente che accede al sistema per prenotare un biglietto o un operatore alla </w:t>
+      </w:r>
+      <w:r>
+        <w:rPr>
+          <w:rFonts w:asciiTheme="majorHAnsi" w:hAnsiTheme="majorHAnsi" w:cs="Courier New"/>
+          <w:highlight w:val="yellow"/>
+        </w:rPr>
+        <w:t>biglietteria</w:t>
+      </w:r>
+      <w:r>
+        <w:rPr>
+          <w:rFonts w:asciiTheme="majorHAnsi" w:hAnsiTheme="majorHAnsi" w:cs="Courier New"/>
+          <w:highlight w:val="yellow"/>
+        </w:rPr>
+        <w:t xml:space="preserve"> hanno bisogno di operare </w:t>
+      </w:r>
+      <w:r>
+        <w:rPr>
+          <w:rFonts w:asciiTheme="majorHAnsi" w:hAnsiTheme="majorHAnsi" w:cs="Courier New"/>
+          <w:b/>
+          <w:bCs/>
+          <w:highlight w:val="yellow"/>
+        </w:rPr>
+        <w:t>unicamente sugli spettacoli futuri o correnti</w:t>
+      </w:r>
+      <w:r>
+        <w:rPr>
+          <w:rFonts w:asciiTheme="majorHAnsi" w:hAnsiTheme="majorHAnsi" w:cs="Courier New"/>
+          <w:highlight w:val="yellow"/>
+        </w:rPr>
+        <w:t xml:space="preserve">. Mostrare proiezioni </w:t>
+      </w:r>
+      <w:r>
+        <w:rPr>
+          <w:rFonts w:asciiTheme="majorHAnsi" w:hAnsiTheme="majorHAnsi" w:cs="Courier New"/>
+          <w:highlight w:val="yellow"/>
+        </w:rPr>
+        <w:t xml:space="preserve">e prenotazioni </w:t>
+      </w:r>
+      <w:r>
+        <w:rPr>
+          <w:rFonts w:asciiTheme="majorHAnsi" w:hAnsiTheme="majorHAnsi" w:cs="Courier New"/>
+          <w:highlight w:val="yellow"/>
+        </w:rPr>
+        <w:t>"da oggi in poi" garantisce che la GUI Swing rimanga leggera, pulita e focalizzata esclusivamente sulle azioni permesse in quel momento.</w:t>
+      </w:r>
+    </w:p>
+    <w:p>
+      <w:pPr>
+        <w:rPr>
+          <w:rFonts w:asciiTheme="majorHAnsi" w:hAnsiTheme="majorHAnsi" w:cs="Courier New"/>
+        </w:rPr>
+      </w:pPr>
+    </w:p>
+    <w:p>
+      <w:pPr>
+        <w:rPr>
+          <w:rFonts w:asciiTheme="majorHAnsi" w:hAnsiTheme="majorHAnsi" w:cs="Courier New"/>
+          <w:highlight w:val="yellow"/>
+        </w:rPr>
+      </w:pPr>
+      <w:r>
+        <w:rPr>
+          <w:rFonts w:asciiTheme="majorHAnsi" w:hAnsiTheme="majorHAnsi" w:cs="Courier New"/>
+          <w:highlight w:val="yellow"/>
+        </w:rPr>
+        <w:t xml:space="preserve">Ottimizzazione del Database e del Server (Prospettiva DB/Server)Server applicativo interroga direttamente una sorgente già filtrata e ottimizzata. Questo riduce il tempo in cui i </w:t>
+      </w:r>
+      <w:proofErr w:type="spellStart"/>
+      <w:r>
+        <w:rPr>
+          <w:rFonts w:asciiTheme="majorHAnsi" w:hAnsiTheme="majorHAnsi" w:cs="Courier New"/>
+          <w:highlight w:val="yellow"/>
+        </w:rPr>
+        <w:t>thread</w:t>
+      </w:r>
+      <w:proofErr w:type="spellEnd"/>
+      <w:r>
+        <w:rPr>
+          <w:rFonts w:asciiTheme="majorHAnsi" w:hAnsiTheme="majorHAnsi" w:cs="Courier New"/>
+          <w:highlight w:val="yellow"/>
+        </w:rPr>
+        <w:t xml:space="preserve"> del Server rimangono bloccati in attesa dei dati dal DB, aumentando il throughput del server di fronte a richieste concorrenti da parte di molteplici client.</w:t>
+      </w:r>
+    </w:p>
+    <w:p>
+      <w:pPr>
+        <w:rPr>
+          <w:rFonts w:asciiTheme="majorHAnsi" w:hAnsiTheme="majorHAnsi" w:cs="Courier New"/>
+        </w:rPr>
+      </w:pPr>
+      <w:r>
+        <w:rPr>
+          <w:rFonts w:asciiTheme="majorHAnsi" w:hAnsiTheme="majorHAnsi" w:cs="Courier New"/>
+          <w:highlight w:val="yellow"/>
+        </w:rPr>
+        <w:t>Inoltre, nell’ottica di i</w:t>
+      </w:r>
+      <w:r>
+        <w:rPr>
+          <w:rFonts w:asciiTheme="majorHAnsi" w:hAnsiTheme="majorHAnsi" w:cs="Courier New"/>
+          <w:highlight w:val="yellow"/>
+        </w:rPr>
+        <w:t xml:space="preserve">ntegrità dei </w:t>
+      </w:r>
+      <w:r>
+        <w:rPr>
+          <w:rFonts w:asciiTheme="majorHAnsi" w:hAnsiTheme="majorHAnsi" w:cs="Courier New"/>
+          <w:highlight w:val="yellow"/>
+        </w:rPr>
+        <w:t>d</w:t>
+      </w:r>
+      <w:r>
+        <w:rPr>
+          <w:rFonts w:asciiTheme="majorHAnsi" w:hAnsiTheme="majorHAnsi" w:cs="Courier New"/>
+          <w:highlight w:val="yellow"/>
+        </w:rPr>
+        <w:t xml:space="preserve">ati e </w:t>
+      </w:r>
+      <w:r>
+        <w:rPr>
+          <w:rFonts w:asciiTheme="majorHAnsi" w:hAnsiTheme="majorHAnsi" w:cs="Courier New"/>
+          <w:highlight w:val="yellow"/>
+        </w:rPr>
+        <w:t>s</w:t>
+      </w:r>
+      <w:r>
+        <w:rPr>
+          <w:rFonts w:asciiTheme="majorHAnsi" w:hAnsiTheme="majorHAnsi" w:cs="Courier New"/>
+          <w:highlight w:val="yellow"/>
+        </w:rPr>
+        <w:t xml:space="preserve">icurezza </w:t>
+      </w:r>
+      <w:r>
+        <w:rPr>
+          <w:rFonts w:asciiTheme="majorHAnsi" w:hAnsiTheme="majorHAnsi" w:cs="Courier New"/>
+          <w:highlight w:val="yellow"/>
+        </w:rPr>
+        <w:t>c</w:t>
+      </w:r>
+      <w:r>
+        <w:rPr>
+          <w:rFonts w:asciiTheme="majorHAnsi" w:hAnsiTheme="majorHAnsi" w:cs="Courier New"/>
+          <w:highlight w:val="yellow"/>
+        </w:rPr>
+        <w:t xml:space="preserve">oncorrente </w:t>
+      </w:r>
+      <w:r>
+        <w:rPr>
+          <w:rFonts w:asciiTheme="majorHAnsi" w:hAnsiTheme="majorHAnsi" w:cs="Courier New"/>
+          <w:highlight w:val="yellow"/>
+        </w:rPr>
+        <w:t>si prevengono errori (ad es. u</w:t>
+      </w:r>
+      <w:r>
+        <w:rPr>
+          <w:rFonts w:asciiTheme="majorHAnsi" w:hAnsiTheme="majorHAnsi" w:cs="Courier New"/>
+          <w:highlight w:val="yellow"/>
+        </w:rPr>
+        <w:t xml:space="preserve">n </w:t>
+      </w:r>
+      <w:r>
+        <w:rPr>
+          <w:rFonts w:asciiTheme="majorHAnsi" w:hAnsiTheme="majorHAnsi" w:cs="Courier New"/>
+          <w:highlight w:val="yellow"/>
+        </w:rPr>
+        <w:t>cliente</w:t>
+      </w:r>
+      <w:r>
+        <w:rPr>
+          <w:rFonts w:asciiTheme="majorHAnsi" w:hAnsiTheme="majorHAnsi" w:cs="Courier New"/>
+          <w:highlight w:val="yellow"/>
+        </w:rPr>
+        <w:t xml:space="preserve"> non devono poter prenotare un posto per uno spettacolo già terminato</w:t>
+      </w:r>
+      <w:r>
+        <w:rPr>
+          <w:rFonts w:asciiTheme="majorHAnsi" w:hAnsiTheme="majorHAnsi" w:cs="Courier New"/>
+          <w:highlight w:val="yellow"/>
+        </w:rPr>
+        <w:t>)</w:t>
+      </w:r>
+      <w:r>
+        <w:rPr>
+          <w:rFonts w:asciiTheme="majorHAnsi" w:hAnsiTheme="majorHAnsi" w:cs="Courier New"/>
+          <w:highlight w:val="yellow"/>
+        </w:rPr>
+        <w:t>.</w:t>
+      </w:r>
+      <w:r>
+        <w:rPr>
+          <w:rFonts w:asciiTheme="majorHAnsi" w:hAnsiTheme="majorHAnsi" w:cs="Courier New"/>
+          <w:highlight w:val="yellow"/>
+        </w:rPr>
+        <w:t xml:space="preserve"> </w:t>
+      </w:r>
+      <w:r>
+        <w:rPr>
+          <w:rFonts w:asciiTheme="majorHAnsi" w:hAnsiTheme="majorHAnsi" w:cs="Courier New"/>
+          <w:highlight w:val="yellow"/>
+        </w:rPr>
+        <w:t>Se l'interfaccia</w:t>
+      </w:r>
+      <w:r>
+        <w:rPr>
+          <w:rFonts w:asciiTheme="majorHAnsi" w:hAnsiTheme="majorHAnsi" w:cs="Courier New"/>
+          <w:highlight w:val="yellow"/>
+        </w:rPr>
+        <w:t>, quindi,</w:t>
+      </w:r>
+      <w:r>
+        <w:rPr>
+          <w:rFonts w:asciiTheme="majorHAnsi" w:hAnsiTheme="majorHAnsi" w:cs="Courier New"/>
+          <w:highlight w:val="yellow"/>
+        </w:rPr>
+        <w:t xml:space="preserve"> non mostra lo spettacolo passato, il client non potrà mai inviare una richiesta di prenotazione errata al Server, semplificando i controlli di validazione e concorrenza lato Server.</w:t>
+      </w:r>
     </w:p>
     <w:p>
       <w:pPr>
         <w:spacing w:after="0" w:line="240" w:lineRule="auto"/>
         <w:rPr>
-          <w:rFonts w:ascii="Courier New" w:hAnsi="Courier New" w:cs="Courier New"/>
-          <w:lang w:val="en-US"/>
-        </w:rPr>
-      </w:pPr>
-      <w:r>
-        <w:rPr>
-          <w:rFonts w:ascii="Courier New" w:hAnsi="Courier New" w:cs="Courier New"/>
-          <w:lang w:val="en-US"/>
-        </w:rPr>
-        <w:t xml:space="preserve">    CONSTRAINT "</w:t>
-      </w:r>
-      <w:proofErr w:type="spellStart"/>
-      <w:r>
-        <w:rPr>
-          <w:rFonts w:ascii="Courier New" w:hAnsi="Courier New" w:cs="Courier New"/>
-          <w:lang w:val="en-US"/>
-        </w:rPr>
-        <w:t>Utente_pkey</w:t>
-      </w:r>
-      <w:proofErr w:type="spellEnd"/>
-      <w:r>
-        <w:rPr>
-          <w:rFonts w:ascii="Courier New" w:hAnsi="Courier New" w:cs="Courier New"/>
-          <w:lang w:val="en-US"/>
-        </w:rPr>
-        <w:t>" PRIMARY KEY (id),</w:t>
-      </w:r>
+          <w:rFonts w:asciiTheme="majorHAnsi" w:hAnsiTheme="majorHAnsi" w:cs="Courier New"/>
+        </w:rPr>
+      </w:pPr>
     </w:p>
     <w:p>
       <w:pPr>
         <w:spacing w:after="0" w:line="240" w:lineRule="auto"/>
         <w:rPr>
           <w:rFonts w:ascii="Courier New" w:hAnsi="Courier New" w:cs="Courier New"/>
-          <w:lang w:val="en-US"/>
-        </w:rPr>
-      </w:pPr>
-      <w:r>
-        <w:rPr>
-          <w:rFonts w:ascii="Courier New" w:hAnsi="Courier New" w:cs="Courier New"/>
-          <w:lang w:val="en-US"/>
-        </w:rPr>
-        <w:t xml:space="preserve">    CONSTRAINT "</w:t>
-      </w:r>
-      <w:proofErr w:type="spellStart"/>
-      <w:r>
-        <w:rPr>
-          <w:rFonts w:ascii="Courier New" w:hAnsi="Courier New" w:cs="Courier New"/>
-          <w:lang w:val="en-US"/>
-        </w:rPr>
-        <w:t>Utente_username_key</w:t>
-      </w:r>
-      <w:proofErr w:type="spellEnd"/>
-      <w:r>
-        <w:rPr>
-          <w:rFonts w:ascii="Courier New" w:hAnsi="Courier New" w:cs="Courier New"/>
-          <w:lang w:val="en-US"/>
-        </w:rPr>
-        <w:t>" UNIQUE (username),</w:t>
+        </w:rPr>
+      </w:pPr>
+      <w:r>
+        <w:rPr>
+          <w:rFonts w:ascii="Courier New" w:hAnsi="Courier New" w:cs="Courier New"/>
+          <w:b/>
+          <w:bCs/>
+        </w:rPr>
+        <w:t xml:space="preserve">5.4.5 Astrazione Logica tramite Viste (VIEWS </w:t>
+      </w:r>
+      <w:proofErr w:type="spellStart"/>
+      <w:r>
+        <w:rPr>
+          <w:rFonts w:ascii="Courier New" w:hAnsi="Courier New" w:cs="Courier New"/>
+          <w:b/>
+          <w:bCs/>
+        </w:rPr>
+        <w:t>PostgreSQL</w:t>
+      </w:r>
+      <w:proofErr w:type="spellEnd"/>
+      <w:r>
+        <w:rPr>
+          <w:rFonts w:ascii="Courier New" w:hAnsi="Courier New" w:cs="Courier New"/>
+          <w:b/>
+          <w:bCs/>
+        </w:rPr>
+        <w:t>)</w:t>
       </w:r>
     </w:p>
     <w:p>
@@ -7015,301 +9244,895 @@
         <w:spacing w:after="0" w:line="240" w:lineRule="auto"/>
         <w:rPr>
           <w:rFonts w:ascii="Courier New" w:hAnsi="Courier New" w:cs="Courier New"/>
-          <w:lang w:val="en-US"/>
-        </w:rPr>
-      </w:pPr>
-      <w:r>
-        <w:rPr>
-          <w:rFonts w:ascii="Courier New" w:hAnsi="Courier New" w:cs="Courier New"/>
-          <w:lang w:val="en-US"/>
-        </w:rPr>
-        <w:t xml:space="preserve">    CONSTRAINT </w:t>
-      </w:r>
-      <w:proofErr w:type="spellStart"/>
-      <w:r>
-        <w:rPr>
-          <w:rFonts w:ascii="Courier New" w:hAnsi="Courier New" w:cs="Courier New"/>
-          <w:lang w:val="en-US"/>
-        </w:rPr>
-        <w:t>chk_tipo</w:t>
-      </w:r>
-      <w:proofErr w:type="spellEnd"/>
-      <w:r>
-        <w:rPr>
-          <w:rFonts w:ascii="Courier New" w:hAnsi="Courier New" w:cs="Courier New"/>
-          <w:lang w:val="en-US"/>
-        </w:rPr>
-        <w:t xml:space="preserve"> CHECK (</w:t>
-      </w:r>
-      <w:proofErr w:type="spellStart"/>
-      <w:proofErr w:type="gramStart"/>
-      <w:r>
-        <w:rPr>
-          <w:rFonts w:ascii="Courier New" w:hAnsi="Courier New" w:cs="Courier New"/>
-          <w:lang w:val="en-US"/>
-        </w:rPr>
-        <w:t>ruolo</w:t>
-      </w:r>
-      <w:proofErr w:type="spellEnd"/>
-      <w:r>
-        <w:rPr>
-          <w:rFonts w:ascii="Courier New" w:hAnsi="Courier New" w:cs="Courier New"/>
-          <w:lang w:val="en-US"/>
-        </w:rPr>
-        <w:t>::</w:t>
-      </w:r>
-      <w:proofErr w:type="gramEnd"/>
-      <w:r>
-        <w:rPr>
-          <w:rFonts w:ascii="Courier New" w:hAnsi="Courier New" w:cs="Courier New"/>
-          <w:lang w:val="en-US"/>
-        </w:rPr>
-        <w:t>text = ANY (</w:t>
-      </w:r>
-      <w:proofErr w:type="gramStart"/>
-      <w:r>
-        <w:rPr>
-          <w:rFonts w:ascii="Courier New" w:hAnsi="Courier New" w:cs="Courier New"/>
-          <w:lang w:val="en-US"/>
-        </w:rPr>
-        <w:t>ARRAY[</w:t>
-      </w:r>
-      <w:proofErr w:type="gramEnd"/>
-      <w:r>
-        <w:rPr>
-          <w:rFonts w:ascii="Courier New" w:hAnsi="Courier New" w:cs="Courier New"/>
-          <w:lang w:val="en-US"/>
-        </w:rPr>
-        <w:t>'</w:t>
-      </w:r>
-      <w:proofErr w:type="spellStart"/>
-      <w:r>
-        <w:rPr>
-          <w:rFonts w:ascii="Courier New" w:hAnsi="Courier New" w:cs="Courier New"/>
-          <w:lang w:val="en-US"/>
-        </w:rPr>
-        <w:t>cliente</w:t>
-      </w:r>
-      <w:proofErr w:type="spellEnd"/>
-      <w:proofErr w:type="gramStart"/>
-      <w:r>
-        <w:rPr>
-          <w:rFonts w:ascii="Courier New" w:hAnsi="Courier New" w:cs="Courier New"/>
-          <w:lang w:val="en-US"/>
-        </w:rPr>
-        <w:t>'::</w:t>
-      </w:r>
-      <w:proofErr w:type="gramEnd"/>
-      <w:r>
-        <w:rPr>
-          <w:rFonts w:ascii="Courier New" w:hAnsi="Courier New" w:cs="Courier New"/>
-          <w:lang w:val="en-US"/>
-        </w:rPr>
-        <w:t xml:space="preserve">character </w:t>
-      </w:r>
-      <w:proofErr w:type="gramStart"/>
-      <w:r>
-        <w:rPr>
-          <w:rFonts w:ascii="Courier New" w:hAnsi="Courier New" w:cs="Courier New"/>
-          <w:lang w:val="en-US"/>
-        </w:rPr>
-        <w:t>varying::</w:t>
-      </w:r>
-      <w:proofErr w:type="gramEnd"/>
-      <w:r>
-        <w:rPr>
-          <w:rFonts w:ascii="Courier New" w:hAnsi="Courier New" w:cs="Courier New"/>
-          <w:lang w:val="en-US"/>
-        </w:rPr>
-        <w:t>text, '</w:t>
-      </w:r>
-      <w:proofErr w:type="spellStart"/>
-      <w:r>
-        <w:rPr>
-          <w:rFonts w:ascii="Courier New" w:hAnsi="Courier New" w:cs="Courier New"/>
-          <w:lang w:val="en-US"/>
-        </w:rPr>
-        <w:t>proiezionista</w:t>
-      </w:r>
-      <w:proofErr w:type="spellEnd"/>
-      <w:proofErr w:type="gramStart"/>
-      <w:r>
-        <w:rPr>
-          <w:rFonts w:ascii="Courier New" w:hAnsi="Courier New" w:cs="Courier New"/>
-          <w:lang w:val="en-US"/>
-        </w:rPr>
-        <w:t>'::</w:t>
-      </w:r>
-      <w:proofErr w:type="gramEnd"/>
-      <w:r>
-        <w:rPr>
-          <w:rFonts w:ascii="Courier New" w:hAnsi="Courier New" w:cs="Courier New"/>
-          <w:lang w:val="en-US"/>
-        </w:rPr>
-        <w:t xml:space="preserve">character </w:t>
-      </w:r>
-      <w:proofErr w:type="gramStart"/>
-      <w:r>
-        <w:rPr>
-          <w:rFonts w:ascii="Courier New" w:hAnsi="Courier New" w:cs="Courier New"/>
-          <w:lang w:val="en-US"/>
-        </w:rPr>
-        <w:t>varying::</w:t>
-      </w:r>
-      <w:proofErr w:type="gramEnd"/>
-      <w:r>
-        <w:rPr>
-          <w:rFonts w:ascii="Courier New" w:hAnsi="Courier New" w:cs="Courier New"/>
-          <w:lang w:val="en-US"/>
-        </w:rPr>
-        <w:t>text, '</w:t>
-      </w:r>
-      <w:proofErr w:type="spellStart"/>
-      <w:r>
-        <w:rPr>
-          <w:rFonts w:ascii="Courier New" w:hAnsi="Courier New" w:cs="Courier New"/>
-          <w:lang w:val="en-US"/>
-        </w:rPr>
-        <w:t>bigliettaio</w:t>
-      </w:r>
-      <w:proofErr w:type="spellEnd"/>
-      <w:proofErr w:type="gramStart"/>
-      <w:r>
-        <w:rPr>
-          <w:rFonts w:ascii="Courier New" w:hAnsi="Courier New" w:cs="Courier New"/>
-          <w:lang w:val="en-US"/>
-        </w:rPr>
-        <w:t>'::</w:t>
-      </w:r>
-      <w:proofErr w:type="gramEnd"/>
-      <w:r>
-        <w:rPr>
-          <w:rFonts w:ascii="Courier New" w:hAnsi="Courier New" w:cs="Courier New"/>
-          <w:lang w:val="en-US"/>
-        </w:rPr>
-        <w:t xml:space="preserve">character </w:t>
-      </w:r>
-      <w:proofErr w:type="gramStart"/>
-      <w:r>
-        <w:rPr>
-          <w:rFonts w:ascii="Courier New" w:hAnsi="Courier New" w:cs="Courier New"/>
-          <w:lang w:val="en-US"/>
-        </w:rPr>
-        <w:t>varying::</w:t>
-      </w:r>
-      <w:proofErr w:type="gramEnd"/>
-      <w:r>
-        <w:rPr>
-          <w:rFonts w:ascii="Courier New" w:hAnsi="Courier New" w:cs="Courier New"/>
-          <w:lang w:val="en-US"/>
-        </w:rPr>
-        <w:t>text])) NOT VALID</w:t>
-      </w:r>
+        </w:rPr>
+      </w:pPr>
     </w:p>
     <w:p>
       <w:pPr>
         <w:spacing w:after="0" w:line="240" w:lineRule="auto"/>
         <w:rPr>
           <w:rFonts w:ascii="Courier New" w:hAnsi="Courier New" w:cs="Courier New"/>
-          <w:lang w:val="en-US"/>
-        </w:rPr>
-      </w:pPr>
-      <w:r>
-        <w:rPr>
-          <w:rFonts w:ascii="Courier New" w:hAnsi="Courier New" w:cs="Courier New"/>
-          <w:lang w:val="en-US"/>
+        </w:rPr>
+      </w:pPr>
+      <w:r>
+        <w:rPr>
+          <w:rFonts w:ascii="Courier New" w:hAnsi="Courier New" w:cs="Courier New"/>
+        </w:rPr>
+        <w:t xml:space="preserve">Per ottimizzare le prestazioni, astrarre le complesse elaborazioni relazionali dal codice Java (che altrimenti si sarebbe appesantito con JOIN massive) e minimizzare la quantità informazionale scambiata sulla rete </w:t>
+      </w:r>
+      <w:proofErr w:type="spellStart"/>
+      <w:r>
+        <w:rPr>
+          <w:rFonts w:ascii="Courier New" w:hAnsi="Courier New" w:cs="Courier New"/>
+        </w:rPr>
+        <w:t>client-server</w:t>
+      </w:r>
+      <w:proofErr w:type="spellEnd"/>
+      <w:r>
+        <w:rPr>
+          <w:rFonts w:ascii="Courier New" w:hAnsi="Courier New" w:cs="Courier New"/>
+        </w:rPr>
+        <w:t xml:space="preserve">, si è optato per la costruzione architetturale di speciali viste SQL all'interno del Database </w:t>
+      </w:r>
+      <w:proofErr w:type="spellStart"/>
+      <w:r>
+        <w:rPr>
+          <w:rFonts w:ascii="Courier New" w:hAnsi="Courier New" w:cs="Courier New"/>
+        </w:rPr>
+        <w:t>PostgreSQL</w:t>
+      </w:r>
+      <w:proofErr w:type="spellEnd"/>
+      <w:r>
+        <w:rPr>
+          <w:rFonts w:ascii="Courier New" w:hAnsi="Courier New" w:cs="Courier New"/>
+        </w:rPr>
+        <w:t>. Esse mantengono rigorosamente lo schema in formata 3NF elaborandone i calcoli in maniera provvisoria.</w:t>
+      </w:r>
+    </w:p>
+    <w:p>
+      <w:pPr>
+        <w:spacing w:after="0" w:line="240" w:lineRule="auto"/>
+        <w:rPr>
+          <w:rFonts w:ascii="Courier New" w:hAnsi="Courier New" w:cs="Courier New"/>
+        </w:rPr>
+      </w:pPr>
+    </w:p>
+    <w:p>
+      <w:pPr>
+        <w:spacing w:after="0" w:line="240" w:lineRule="auto"/>
+        <w:rPr>
+          <w:rFonts w:ascii="Courier New" w:hAnsi="Courier New" w:cs="Courier New"/>
+        </w:rPr>
+      </w:pPr>
+      <w:r>
+        <w:rPr>
+          <w:rFonts w:ascii="Courier New" w:hAnsi="Courier New" w:cs="Courier New"/>
+          <w:b/>
+          <w:bCs/>
+        </w:rPr>
+        <w:t xml:space="preserve">5.4.5.1 Vista </w:t>
+      </w:r>
+      <w:proofErr w:type="spellStart"/>
+      <w:r>
+        <w:rPr>
+          <w:rFonts w:ascii="Courier New" w:hAnsi="Courier New" w:cs="Courier New"/>
+          <w:b/>
+          <w:bCs/>
+        </w:rPr>
+        <w:t>Proiezioni_pianificate</w:t>
+      </w:r>
+      <w:proofErr w:type="spellEnd"/>
+      <w:r>
+        <w:rPr>
+          <w:rFonts w:ascii="Courier New" w:hAnsi="Courier New" w:cs="Courier New"/>
+          <w:b/>
+          <w:bCs/>
+        </w:rPr>
+        <w:t xml:space="preserve"> (Calcolo Disponibilità in Sala)</w:t>
+      </w:r>
+    </w:p>
+    <w:p>
+      <w:pPr>
+        <w:spacing w:after="0" w:line="240" w:lineRule="auto"/>
+        <w:rPr>
+          <w:rFonts w:ascii="Courier New" w:hAnsi="Courier New" w:cs="Courier New"/>
+        </w:rPr>
+      </w:pPr>
+    </w:p>
+    <w:p>
+      <w:pPr>
+        <w:spacing w:after="0" w:line="240" w:lineRule="auto"/>
+        <w:rPr>
+          <w:rFonts w:ascii="Courier New" w:hAnsi="Courier New" w:cs="Courier New"/>
+        </w:rPr>
+      </w:pPr>
+      <w:r>
+        <w:rPr>
+          <w:rFonts w:ascii="Courier New" w:hAnsi="Courier New" w:cs="Courier New"/>
+        </w:rPr>
+        <w:t>La finalità di questa query materializzata come vista è quella di provvedere i parametri essenziali di proiezione limitativi al momento futuro, quantificando istantaneamente i ticket prevenduti.</w:t>
+      </w:r>
+    </w:p>
+    <w:p>
+      <w:pPr>
+        <w:spacing w:after="0" w:line="240" w:lineRule="auto"/>
+        <w:rPr>
+          <w:rFonts w:ascii="Courier New" w:hAnsi="Courier New" w:cs="Courier New"/>
+          <w:lang w:val="en-GB"/>
+        </w:rPr>
+      </w:pPr>
+      <w:r>
+        <w:rPr>
+          <w:rFonts w:ascii="Courier New" w:hAnsi="Courier New" w:cs="Courier New"/>
+          <w:lang w:val="en-GB"/>
+        </w:rPr>
+        <w:lastRenderedPageBreak/>
+        <w:t>CREATE VIEW public."</w:t>
+      </w:r>
+      <w:proofErr w:type="spellStart"/>
+      <w:r>
+        <w:rPr>
+          <w:rFonts w:ascii="Courier New" w:hAnsi="Courier New" w:cs="Courier New"/>
+          <w:lang w:val="en-GB"/>
+        </w:rPr>
+        <w:t>Proiezioni_pianificate</w:t>
+      </w:r>
+      <w:proofErr w:type="spellEnd"/>
+      <w:r>
+        <w:rPr>
+          <w:rFonts w:ascii="Courier New" w:hAnsi="Courier New" w:cs="Courier New"/>
+          <w:lang w:val="en-GB"/>
+        </w:rPr>
+        <w:t>" AS</w:t>
+      </w:r>
+    </w:p>
+    <w:p>
+      <w:pPr>
+        <w:spacing w:after="0" w:line="240" w:lineRule="auto"/>
+        <w:rPr>
+          <w:rFonts w:ascii="Courier New" w:hAnsi="Courier New" w:cs="Courier New"/>
+          <w:lang w:val="en-GB"/>
+        </w:rPr>
+      </w:pPr>
+      <w:r>
+        <w:rPr>
+          <w:rFonts w:ascii="Courier New" w:hAnsi="Courier New" w:cs="Courier New"/>
+          <w:lang w:val="en-GB"/>
+        </w:rPr>
+        <w:t xml:space="preserve"> SELECT </w:t>
+      </w:r>
+    </w:p>
+    <w:p>
+      <w:pPr>
+        <w:spacing w:after="0" w:line="240" w:lineRule="auto"/>
+        <w:rPr>
+          <w:rFonts w:ascii="Courier New" w:hAnsi="Courier New" w:cs="Courier New"/>
+          <w:lang w:val="en-GB"/>
+        </w:rPr>
+      </w:pPr>
+      <w:r>
+        <w:rPr>
+          <w:rFonts w:ascii="Courier New" w:hAnsi="Courier New" w:cs="Courier New"/>
+          <w:lang w:val="en-GB"/>
+        </w:rPr>
+        <w:t xml:space="preserve">    proiezioni.id AS </w:t>
+      </w:r>
+      <w:proofErr w:type="spellStart"/>
+      <w:r>
+        <w:rPr>
+          <w:rFonts w:ascii="Courier New" w:hAnsi="Courier New" w:cs="Courier New"/>
+          <w:lang w:val="en-GB"/>
+        </w:rPr>
+        <w:t>id_proiezione</w:t>
+      </w:r>
+      <w:proofErr w:type="spellEnd"/>
+      <w:r>
+        <w:rPr>
+          <w:rFonts w:ascii="Courier New" w:hAnsi="Courier New" w:cs="Courier New"/>
+          <w:lang w:val="en-GB"/>
+        </w:rPr>
+        <w:t>,</w:t>
+      </w:r>
+    </w:p>
+    <w:p>
+      <w:pPr>
+        <w:spacing w:after="0" w:line="240" w:lineRule="auto"/>
+        <w:rPr>
+          <w:rFonts w:ascii="Courier New" w:hAnsi="Courier New" w:cs="Courier New"/>
+          <w:lang w:val="en-GB"/>
+        </w:rPr>
+      </w:pPr>
+      <w:r>
+        <w:rPr>
+          <w:rFonts w:ascii="Courier New" w:hAnsi="Courier New" w:cs="Courier New"/>
+          <w:lang w:val="en-GB"/>
+        </w:rPr>
+        <w:t xml:space="preserve">    films.id AS </w:t>
+      </w:r>
+      <w:proofErr w:type="spellStart"/>
+      <w:r>
+        <w:rPr>
+          <w:rFonts w:ascii="Courier New" w:hAnsi="Courier New" w:cs="Courier New"/>
+          <w:lang w:val="en-GB"/>
+        </w:rPr>
+        <w:t>id_film</w:t>
+      </w:r>
+      <w:proofErr w:type="spellEnd"/>
+      <w:r>
+        <w:rPr>
+          <w:rFonts w:ascii="Courier New" w:hAnsi="Courier New" w:cs="Courier New"/>
+          <w:lang w:val="en-GB"/>
+        </w:rPr>
+        <w:t>,</w:t>
+      </w:r>
+    </w:p>
+    <w:p>
+      <w:pPr>
+        <w:spacing w:after="0" w:line="240" w:lineRule="auto"/>
+        <w:rPr>
+          <w:rFonts w:ascii="Courier New" w:hAnsi="Courier New" w:cs="Courier New"/>
+        </w:rPr>
+      </w:pPr>
+      <w:r>
+        <w:rPr>
+          <w:rFonts w:ascii="Courier New" w:hAnsi="Courier New" w:cs="Courier New"/>
+          <w:lang w:val="en-GB"/>
+        </w:rPr>
+        <w:t xml:space="preserve">    </w:t>
+      </w:r>
+      <w:proofErr w:type="spellStart"/>
+      <w:r>
+        <w:rPr>
+          <w:rFonts w:ascii="Courier New" w:hAnsi="Courier New" w:cs="Courier New"/>
+        </w:rPr>
+        <w:t>proiezioni.data_ora_proiezione</w:t>
+      </w:r>
+      <w:proofErr w:type="spellEnd"/>
+      <w:r>
+        <w:rPr>
+          <w:rFonts w:ascii="Courier New" w:hAnsi="Courier New" w:cs="Courier New"/>
+        </w:rPr>
+        <w:t>,</w:t>
+      </w:r>
+    </w:p>
+    <w:p>
+      <w:pPr>
+        <w:spacing w:after="0" w:line="240" w:lineRule="auto"/>
+        <w:rPr>
+          <w:rFonts w:ascii="Courier New" w:hAnsi="Courier New" w:cs="Courier New"/>
+        </w:rPr>
+      </w:pPr>
+      <w:r>
+        <w:rPr>
+          <w:rFonts w:ascii="Courier New" w:hAnsi="Courier New" w:cs="Courier New"/>
+        </w:rPr>
+        <w:t xml:space="preserve">    </w:t>
+      </w:r>
+      <w:proofErr w:type="spellStart"/>
+      <w:r>
+        <w:rPr>
+          <w:rFonts w:ascii="Courier New" w:hAnsi="Courier New" w:cs="Courier New"/>
+        </w:rPr>
+        <w:t>films.titolo_film</w:t>
+      </w:r>
+      <w:proofErr w:type="spellEnd"/>
+      <w:r>
+        <w:rPr>
+          <w:rFonts w:ascii="Courier New" w:hAnsi="Courier New" w:cs="Courier New"/>
+        </w:rPr>
+        <w:t xml:space="preserve"> AS </w:t>
+      </w:r>
+      <w:proofErr w:type="spellStart"/>
+      <w:r>
+        <w:rPr>
+          <w:rFonts w:ascii="Courier New" w:hAnsi="Courier New" w:cs="Courier New"/>
+        </w:rPr>
+        <w:t>titolofilm</w:t>
+      </w:r>
+      <w:proofErr w:type="spellEnd"/>
+      <w:r>
+        <w:rPr>
+          <w:rFonts w:ascii="Courier New" w:hAnsi="Courier New" w:cs="Courier New"/>
+        </w:rPr>
+        <w:t>,</w:t>
+      </w:r>
+    </w:p>
+    <w:p>
+      <w:pPr>
+        <w:spacing w:after="0" w:line="240" w:lineRule="auto"/>
+        <w:rPr>
+          <w:rFonts w:ascii="Courier New" w:hAnsi="Courier New" w:cs="Courier New"/>
+        </w:rPr>
+      </w:pPr>
+      <w:r>
+        <w:rPr>
+          <w:rFonts w:ascii="Courier New" w:hAnsi="Courier New" w:cs="Courier New"/>
+        </w:rPr>
+        <w:t xml:space="preserve">    </w:t>
+      </w:r>
+      <w:proofErr w:type="spellStart"/>
+      <w:r>
+        <w:rPr>
+          <w:rFonts w:ascii="Courier New" w:hAnsi="Courier New" w:cs="Courier New"/>
+        </w:rPr>
+        <w:t>films.genere</w:t>
+      </w:r>
+      <w:proofErr w:type="spellEnd"/>
+      <w:r>
+        <w:rPr>
+          <w:rFonts w:ascii="Courier New" w:hAnsi="Courier New" w:cs="Courier New"/>
+        </w:rPr>
+        <w:t xml:space="preserve">, </w:t>
+      </w:r>
+      <w:proofErr w:type="spellStart"/>
+      <w:r>
+        <w:rPr>
+          <w:rFonts w:ascii="Courier New" w:hAnsi="Courier New" w:cs="Courier New"/>
+        </w:rPr>
+        <w:t>films.regista</w:t>
+      </w:r>
+      <w:proofErr w:type="spellEnd"/>
+      <w:r>
+        <w:rPr>
+          <w:rFonts w:ascii="Courier New" w:hAnsi="Courier New" w:cs="Courier New"/>
+        </w:rPr>
+        <w:t xml:space="preserve">, </w:t>
+      </w:r>
+      <w:proofErr w:type="spellStart"/>
+      <w:r>
+        <w:rPr>
+          <w:rFonts w:ascii="Courier New" w:hAnsi="Courier New" w:cs="Courier New"/>
+        </w:rPr>
+        <w:t>films.anno</w:t>
+      </w:r>
+      <w:proofErr w:type="spellEnd"/>
+      <w:r>
+        <w:rPr>
+          <w:rFonts w:ascii="Courier New" w:hAnsi="Courier New" w:cs="Courier New"/>
+        </w:rPr>
+        <w:t xml:space="preserve">, </w:t>
+      </w:r>
+    </w:p>
+    <w:p>
+      <w:pPr>
+        <w:spacing w:after="0" w:line="240" w:lineRule="auto"/>
+        <w:rPr>
+          <w:rFonts w:ascii="Courier New" w:hAnsi="Courier New" w:cs="Courier New"/>
+        </w:rPr>
+      </w:pPr>
+      <w:r>
+        <w:rPr>
+          <w:rFonts w:ascii="Courier New" w:hAnsi="Courier New" w:cs="Courier New"/>
+        </w:rPr>
+        <w:t xml:space="preserve">    </w:t>
+      </w:r>
+      <w:proofErr w:type="spellStart"/>
+      <w:r>
+        <w:rPr>
+          <w:rFonts w:ascii="Courier New" w:hAnsi="Courier New" w:cs="Courier New"/>
+        </w:rPr>
+        <w:t>films.durata_minuti</w:t>
+      </w:r>
+      <w:proofErr w:type="spellEnd"/>
+      <w:r>
+        <w:rPr>
+          <w:rFonts w:ascii="Courier New" w:hAnsi="Courier New" w:cs="Courier New"/>
+        </w:rPr>
+        <w:t xml:space="preserve">, </w:t>
+      </w:r>
+      <w:proofErr w:type="spellStart"/>
+      <w:r>
+        <w:rPr>
+          <w:rFonts w:ascii="Courier New" w:hAnsi="Courier New" w:cs="Courier New"/>
+        </w:rPr>
+        <w:t>films.eta_minima</w:t>
+      </w:r>
+      <w:proofErr w:type="spellEnd"/>
+      <w:r>
+        <w:rPr>
+          <w:rFonts w:ascii="Courier New" w:hAnsi="Courier New" w:cs="Courier New"/>
+        </w:rPr>
+        <w:t>,</w:t>
+      </w:r>
+    </w:p>
+    <w:p>
+      <w:pPr>
+        <w:spacing w:after="0" w:line="240" w:lineRule="auto"/>
+        <w:rPr>
+          <w:rFonts w:ascii="Courier New" w:hAnsi="Courier New" w:cs="Courier New"/>
+        </w:rPr>
+      </w:pPr>
+      <w:r>
+        <w:rPr>
+          <w:rFonts w:ascii="Courier New" w:hAnsi="Courier New" w:cs="Courier New"/>
+        </w:rPr>
+        <w:t xml:space="preserve">    </w:t>
+      </w:r>
+      <w:proofErr w:type="spellStart"/>
+      <w:r>
+        <w:rPr>
+          <w:rFonts w:ascii="Courier New" w:hAnsi="Courier New" w:cs="Courier New"/>
+        </w:rPr>
+        <w:t>proiezioni.prezzo_biglietto</w:t>
+      </w:r>
+      <w:proofErr w:type="spellEnd"/>
+      <w:r>
+        <w:rPr>
+          <w:rFonts w:ascii="Courier New" w:hAnsi="Courier New" w:cs="Courier New"/>
+        </w:rPr>
+        <w:t>,</w:t>
+      </w:r>
+    </w:p>
+    <w:p>
+      <w:pPr>
+        <w:spacing w:after="0" w:line="240" w:lineRule="auto"/>
+        <w:rPr>
+          <w:rFonts w:ascii="Courier New" w:hAnsi="Courier New" w:cs="Courier New"/>
+        </w:rPr>
+      </w:pPr>
+      <w:r>
+        <w:rPr>
+          <w:rFonts w:ascii="Courier New" w:hAnsi="Courier New" w:cs="Courier New"/>
+        </w:rPr>
+        <w:t xml:space="preserve">    COALESCE(</w:t>
+      </w:r>
+      <w:proofErr w:type="spellStart"/>
+      <w:r>
+        <w:rPr>
+          <w:rFonts w:ascii="Courier New" w:hAnsi="Courier New" w:cs="Courier New"/>
+        </w:rPr>
+        <w:t>p.totale_posti</w:t>
+      </w:r>
+      <w:proofErr w:type="spellEnd"/>
+      <w:r>
+        <w:rPr>
+          <w:rFonts w:ascii="Courier New" w:hAnsi="Courier New" w:cs="Courier New"/>
+        </w:rPr>
+        <w:t>, (0)::</w:t>
+      </w:r>
+      <w:proofErr w:type="spellStart"/>
+      <w:r>
+        <w:rPr>
+          <w:rFonts w:ascii="Courier New" w:hAnsi="Courier New" w:cs="Courier New"/>
+        </w:rPr>
+        <w:t>bigint</w:t>
+      </w:r>
+      <w:proofErr w:type="spellEnd"/>
+      <w:r>
+        <w:rPr>
+          <w:rFonts w:ascii="Courier New" w:hAnsi="Courier New" w:cs="Courier New"/>
+        </w:rPr>
+        <w:t xml:space="preserve">) AS </w:t>
+      </w:r>
+      <w:proofErr w:type="spellStart"/>
+      <w:r>
+        <w:rPr>
+          <w:rFonts w:ascii="Courier New" w:hAnsi="Courier New" w:cs="Courier New"/>
+        </w:rPr>
+        <w:t>totale_posti_prenotati</w:t>
+      </w:r>
+      <w:proofErr w:type="spellEnd"/>
+    </w:p>
+    <w:p>
+      <w:pPr>
+        <w:spacing w:after="0" w:line="240" w:lineRule="auto"/>
+        <w:rPr>
+          <w:rFonts w:ascii="Courier New" w:hAnsi="Courier New" w:cs="Courier New"/>
+          <w:lang w:val="en-GB"/>
+        </w:rPr>
+      </w:pPr>
+      <w:r>
+        <w:rPr>
+          <w:rFonts w:ascii="Courier New" w:hAnsi="Courier New" w:cs="Courier New"/>
+        </w:rPr>
+        <w:t xml:space="preserve"> </w:t>
+      </w:r>
+      <w:r>
+        <w:rPr>
+          <w:rFonts w:ascii="Courier New" w:hAnsi="Courier New" w:cs="Courier New"/>
+          <w:lang w:val="en-GB"/>
+        </w:rPr>
+        <w:t>FROM ("</w:t>
+      </w:r>
+      <w:proofErr w:type="spellStart"/>
+      <w:r>
+        <w:rPr>
+          <w:rFonts w:ascii="Courier New" w:hAnsi="Courier New" w:cs="Courier New"/>
+          <w:lang w:val="en-GB"/>
+        </w:rPr>
+        <w:t>Proiezioni</w:t>
+      </w:r>
+      <w:proofErr w:type="spellEnd"/>
+      <w:r>
+        <w:rPr>
+          <w:rFonts w:ascii="Courier New" w:hAnsi="Courier New" w:cs="Courier New"/>
+          <w:lang w:val="en-GB"/>
+        </w:rPr>
+        <w:t xml:space="preserve">" </w:t>
+      </w:r>
+      <w:proofErr w:type="spellStart"/>
+      <w:r>
+        <w:rPr>
+          <w:rFonts w:ascii="Courier New" w:hAnsi="Courier New" w:cs="Courier New"/>
+          <w:lang w:val="en-GB"/>
+        </w:rPr>
+        <w:t>proiezioni</w:t>
+      </w:r>
+      <w:proofErr w:type="spellEnd"/>
+    </w:p>
+    <w:p>
+      <w:pPr>
+        <w:spacing w:after="0" w:line="240" w:lineRule="auto"/>
+        <w:rPr>
+          <w:rFonts w:ascii="Courier New" w:hAnsi="Courier New" w:cs="Courier New"/>
+          <w:lang w:val="en-GB"/>
+        </w:rPr>
+      </w:pPr>
+      <w:r>
+        <w:rPr>
+          <w:rFonts w:ascii="Courier New" w:hAnsi="Courier New" w:cs="Courier New"/>
+          <w:lang w:val="en-GB"/>
+        </w:rPr>
+        <w:t xml:space="preserve"> JOIN "Films" films ON (</w:t>
+      </w:r>
+      <w:proofErr w:type="spellStart"/>
+      <w:r>
+        <w:rPr>
+          <w:rFonts w:ascii="Courier New" w:hAnsi="Courier New" w:cs="Courier New"/>
+          <w:lang w:val="en-GB"/>
+        </w:rPr>
+        <w:t>proiezioni.id_film</w:t>
+      </w:r>
+      <w:proofErr w:type="spellEnd"/>
+      <w:r>
+        <w:rPr>
+          <w:rFonts w:ascii="Courier New" w:hAnsi="Courier New" w:cs="Courier New"/>
+          <w:lang w:val="en-GB"/>
+        </w:rPr>
+        <w:t xml:space="preserve"> = films.id))</w:t>
+      </w:r>
+    </w:p>
+    <w:p>
+      <w:pPr>
+        <w:spacing w:after="0" w:line="240" w:lineRule="auto"/>
+        <w:rPr>
+          <w:rFonts w:ascii="Courier New" w:hAnsi="Courier New" w:cs="Courier New"/>
+          <w:lang w:val="en-GB"/>
+        </w:rPr>
+      </w:pPr>
+      <w:r>
+        <w:rPr>
+          <w:rFonts w:ascii="Courier New" w:hAnsi="Courier New" w:cs="Courier New"/>
+          <w:lang w:val="en-GB"/>
+        </w:rPr>
+        <w:t xml:space="preserve"> LEFT JOIN ( </w:t>
+      </w:r>
+    </w:p>
+    <w:p>
+      <w:pPr>
+        <w:spacing w:after="0" w:line="240" w:lineRule="auto"/>
+        <w:rPr>
+          <w:rFonts w:ascii="Courier New" w:hAnsi="Courier New" w:cs="Courier New"/>
+        </w:rPr>
+      </w:pPr>
+      <w:r>
+        <w:rPr>
+          <w:rFonts w:ascii="Courier New" w:hAnsi="Courier New" w:cs="Courier New"/>
+          <w:lang w:val="en-GB"/>
+        </w:rPr>
+        <w:t xml:space="preserve">     </w:t>
+      </w:r>
+      <w:r>
+        <w:rPr>
+          <w:rFonts w:ascii="Courier New" w:hAnsi="Courier New" w:cs="Courier New"/>
+        </w:rPr>
+        <w:t xml:space="preserve">SELECT </w:t>
+      </w:r>
+      <w:proofErr w:type="spellStart"/>
+      <w:r>
+        <w:rPr>
+          <w:rFonts w:ascii="Courier New" w:hAnsi="Courier New" w:cs="Courier New"/>
+        </w:rPr>
+        <w:t>id_proiezione</w:t>
+      </w:r>
+      <w:proofErr w:type="spellEnd"/>
+      <w:r>
+        <w:rPr>
+          <w:rFonts w:ascii="Courier New" w:hAnsi="Courier New" w:cs="Courier New"/>
+        </w:rPr>
+        <w:t>, sum(</w:t>
+      </w:r>
+      <w:proofErr w:type="spellStart"/>
+      <w:r>
+        <w:rPr>
+          <w:rFonts w:ascii="Courier New" w:hAnsi="Courier New" w:cs="Courier New"/>
+        </w:rPr>
+        <w:t>numero_posti</w:t>
+      </w:r>
+      <w:proofErr w:type="spellEnd"/>
+      <w:r>
+        <w:rPr>
+          <w:rFonts w:ascii="Courier New" w:hAnsi="Courier New" w:cs="Courier New"/>
+        </w:rPr>
+        <w:t xml:space="preserve">) AS </w:t>
+      </w:r>
+      <w:proofErr w:type="spellStart"/>
+      <w:r>
+        <w:rPr>
+          <w:rFonts w:ascii="Courier New" w:hAnsi="Courier New" w:cs="Courier New"/>
+        </w:rPr>
+        <w:t>totale_posti</w:t>
+      </w:r>
+      <w:proofErr w:type="spellEnd"/>
+    </w:p>
+    <w:p>
+      <w:pPr>
+        <w:spacing w:after="0" w:line="240" w:lineRule="auto"/>
+        <w:rPr>
+          <w:rFonts w:ascii="Courier New" w:hAnsi="Courier New" w:cs="Courier New"/>
+          <w:lang w:val="en-GB"/>
+        </w:rPr>
+      </w:pPr>
+      <w:r>
+        <w:rPr>
+          <w:rFonts w:ascii="Courier New" w:hAnsi="Courier New" w:cs="Courier New"/>
+        </w:rPr>
+        <w:t xml:space="preserve">     </w:t>
+      </w:r>
+      <w:r>
+        <w:rPr>
+          <w:rFonts w:ascii="Courier New" w:hAnsi="Courier New" w:cs="Courier New"/>
+          <w:lang w:val="en-GB"/>
+        </w:rPr>
+        <w:t>FROM "</w:t>
+      </w:r>
+      <w:proofErr w:type="spellStart"/>
+      <w:r>
+        <w:rPr>
+          <w:rFonts w:ascii="Courier New" w:hAnsi="Courier New" w:cs="Courier New"/>
+          <w:lang w:val="en-GB"/>
+        </w:rPr>
+        <w:t>Prenotazioni</w:t>
+      </w:r>
+      <w:proofErr w:type="spellEnd"/>
+      <w:r>
+        <w:rPr>
+          <w:rFonts w:ascii="Courier New" w:hAnsi="Courier New" w:cs="Courier New"/>
+          <w:lang w:val="en-GB"/>
+        </w:rPr>
+        <w:t>"</w:t>
+      </w:r>
+    </w:p>
+    <w:p>
+      <w:pPr>
+        <w:spacing w:after="0" w:line="240" w:lineRule="auto"/>
+        <w:rPr>
+          <w:rFonts w:ascii="Courier New" w:hAnsi="Courier New" w:cs="Courier New"/>
+          <w:lang w:val="en-GB"/>
+        </w:rPr>
+      </w:pPr>
+      <w:r>
+        <w:rPr>
+          <w:rFonts w:ascii="Courier New" w:hAnsi="Courier New" w:cs="Courier New"/>
+          <w:lang w:val="en-GB"/>
+        </w:rPr>
+        <w:t xml:space="preserve">     GROUP BY </w:t>
+      </w:r>
+      <w:proofErr w:type="spellStart"/>
+      <w:r>
+        <w:rPr>
+          <w:rFonts w:ascii="Courier New" w:hAnsi="Courier New" w:cs="Courier New"/>
+          <w:lang w:val="en-GB"/>
+        </w:rPr>
+        <w:t>id_proiezione</w:t>
+      </w:r>
+      <w:proofErr w:type="spellEnd"/>
+    </w:p>
+    <w:p>
+      <w:pPr>
+        <w:spacing w:after="0" w:line="240" w:lineRule="auto"/>
+        <w:rPr>
+          <w:rFonts w:ascii="Courier New" w:hAnsi="Courier New" w:cs="Courier New"/>
+        </w:rPr>
+      </w:pPr>
+      <w:r>
+        <w:rPr>
+          <w:rFonts w:ascii="Courier New" w:hAnsi="Courier New" w:cs="Courier New"/>
+          <w:lang w:val="en-GB"/>
+        </w:rPr>
+        <w:t xml:space="preserve"> </w:t>
+      </w:r>
+      <w:r>
+        <w:rPr>
+          <w:rFonts w:ascii="Courier New" w:hAnsi="Courier New" w:cs="Courier New"/>
+        </w:rPr>
+        <w:t xml:space="preserve">) p ON (proiezioni.id = </w:t>
+      </w:r>
+      <w:proofErr w:type="spellStart"/>
+      <w:r>
+        <w:rPr>
+          <w:rFonts w:ascii="Courier New" w:hAnsi="Courier New" w:cs="Courier New"/>
+        </w:rPr>
+        <w:t>p.id_proiezione</w:t>
+      </w:r>
+      <w:proofErr w:type="spellEnd"/>
+      <w:r>
+        <w:rPr>
+          <w:rFonts w:ascii="Courier New" w:hAnsi="Courier New" w:cs="Courier New"/>
         </w:rPr>
         <w:t>)</w:t>
       </w:r>
     </w:p>
     <w:p>
       <w:pPr>
-        <w:rPr>
-          <w:lang w:val="en-US"/>
-        </w:rPr>
-      </w:pPr>
-    </w:p>
-    <w:p>
-      <w:pPr>
-        <w:rPr>
-          <w:lang w:val="en-US"/>
-        </w:rPr>
-      </w:pPr>
-      <w:proofErr w:type="spellStart"/>
-      <w:r>
-        <w:rPr>
-          <w:lang w:val="en-US"/>
-        </w:rPr>
-        <w:t>Tabella</w:t>
-      </w:r>
-      <w:proofErr w:type="spellEnd"/>
-      <w:r>
-        <w:rPr>
-          <w:lang w:val="en-US"/>
+        <w:spacing w:after="0" w:line="240" w:lineRule="auto"/>
+        <w:rPr>
+          <w:rFonts w:ascii="Courier New" w:hAnsi="Courier New" w:cs="Courier New"/>
+        </w:rPr>
+      </w:pPr>
+      <w:r>
+        <w:rPr>
+          <w:rFonts w:ascii="Courier New" w:hAnsi="Courier New" w:cs="Courier New"/>
+        </w:rPr>
+        <w:t xml:space="preserve"> WHERE (</w:t>
+      </w:r>
+      <w:proofErr w:type="spellStart"/>
+      <w:r>
+        <w:rPr>
+          <w:rFonts w:ascii="Courier New" w:hAnsi="Courier New" w:cs="Courier New"/>
+        </w:rPr>
+        <w:t>proiezioni.data_ora_proiezione</w:t>
+      </w:r>
+      <w:proofErr w:type="spellEnd"/>
+      <w:r>
+        <w:rPr>
+          <w:rFonts w:ascii="Courier New" w:hAnsi="Courier New" w:cs="Courier New"/>
+        </w:rPr>
+        <w:t xml:space="preserve"> &gt;= CURRENT_DATE);</w:t>
+      </w:r>
+    </w:p>
+    <w:p>
+      <w:pPr>
+        <w:spacing w:after="0" w:line="240" w:lineRule="auto"/>
+        <w:rPr>
+          <w:rFonts w:ascii="Courier New" w:hAnsi="Courier New" w:cs="Courier New"/>
+        </w:rPr>
+      </w:pPr>
+    </w:p>
+    <w:p>
+      <w:pPr>
+        <w:spacing w:after="0" w:line="240" w:lineRule="auto"/>
+        <w:rPr>
+          <w:rFonts w:ascii="Courier New" w:hAnsi="Courier New" w:cs="Courier New"/>
+        </w:rPr>
+      </w:pPr>
+    </w:p>
+    <w:p>
+      <w:pPr>
+        <w:spacing w:after="0" w:line="240" w:lineRule="auto"/>
+        <w:rPr>
+          <w:rFonts w:ascii="Courier New" w:hAnsi="Courier New" w:cs="Courier New"/>
+        </w:rPr>
+      </w:pPr>
+      <w:r>
+        <w:rPr>
+          <w:rFonts w:ascii="Courier New" w:hAnsi="Courier New" w:cs="Courier New"/>
+          <w:b/>
+          <w:bCs/>
+        </w:rPr>
+        <w:t>Descrizione e Motivazione:</w:t>
+      </w:r>
+      <w:r>
+        <w:rPr>
+          <w:rFonts w:ascii="Courier New" w:hAnsi="Courier New" w:cs="Courier New"/>
+        </w:rPr>
+        <w:t xml:space="preserve"> Tramite un’apposita sotto-query aggregatrice che sfrutta l'operatore aritmetico SUM() raggruppato sulle chiavi della proiezione (Group By), si recupera preventivamente il numero totale di posti impegnati, scongiurando un attributo ridondante nella base dati. L’impiego provvidenziale del COALESCE rimpiazza i fastidiosi valori matematici NULL (generabili sulla </w:t>
+      </w:r>
+      <w:proofErr w:type="spellStart"/>
+      <w:r>
+        <w:rPr>
+          <w:rFonts w:ascii="Courier New" w:hAnsi="Courier New" w:cs="Courier New"/>
+        </w:rPr>
+        <w:t>left</w:t>
+      </w:r>
+      <w:proofErr w:type="spellEnd"/>
+      <w:r>
+        <w:rPr>
+          <w:rFonts w:ascii="Courier New" w:hAnsi="Courier New" w:cs="Courier New"/>
+        </w:rPr>
+        <w:t xml:space="preserve">-join se lo spettacolo è novizio ed interamente vuoto) forzando un saldo zero scalare: un costrutto cardine per elaborare le </w:t>
+      </w:r>
+      <w:proofErr w:type="spellStart"/>
+      <w:r>
+        <w:rPr>
+          <w:rFonts w:ascii="Courier New" w:hAnsi="Courier New" w:cs="Courier New"/>
+        </w:rPr>
+        <w:t>differeze</w:t>
+      </w:r>
+      <w:proofErr w:type="spellEnd"/>
+      <w:r>
+        <w:rPr>
+          <w:rFonts w:ascii="Courier New" w:hAnsi="Courier New" w:cs="Courier New"/>
+        </w:rPr>
+        <w:t xml:space="preserve"> in Java a </w:t>
+      </w:r>
+      <w:proofErr w:type="spellStart"/>
+      <w:r>
+        <w:rPr>
+          <w:rFonts w:ascii="Courier New" w:hAnsi="Courier New" w:cs="Courier New"/>
+        </w:rPr>
+        <w:t>runtime</w:t>
+      </w:r>
+      <w:proofErr w:type="spellEnd"/>
+      <w:r>
+        <w:rPr>
+          <w:rFonts w:ascii="Courier New" w:hAnsi="Courier New" w:cs="Courier New"/>
+        </w:rPr>
+        <w:t xml:space="preserve"> prima della prenotazione.</w:t>
+      </w:r>
+    </w:p>
+    <w:p>
+      <w:pPr>
+        <w:spacing w:after="0" w:line="240" w:lineRule="auto"/>
+        <w:rPr>
+          <w:rFonts w:ascii="Courier New" w:hAnsi="Courier New" w:cs="Courier New"/>
+        </w:rPr>
+      </w:pPr>
+    </w:p>
+    <w:p>
+      <w:pPr>
+        <w:spacing w:after="0" w:line="240" w:lineRule="auto"/>
+        <w:rPr>
+          <w:rFonts w:ascii="Courier New" w:hAnsi="Courier New" w:cs="Courier New"/>
+        </w:rPr>
+      </w:pPr>
+      <w:r>
+        <w:rPr>
+          <w:rFonts w:ascii="Courier New" w:hAnsi="Courier New" w:cs="Courier New"/>
+          <w:b/>
+          <w:bCs/>
+        </w:rPr>
+        <w:t xml:space="preserve">5.4.5.2 Vista </w:t>
+      </w:r>
+      <w:proofErr w:type="spellStart"/>
+      <w:r>
+        <w:rPr>
+          <w:rFonts w:ascii="Courier New" w:hAnsi="Courier New" w:cs="Courier New"/>
+          <w:b/>
+          <w:bCs/>
+        </w:rPr>
+        <w:t>Proiezioni_storiche</w:t>
+      </w:r>
+      <w:proofErr w:type="spellEnd"/>
+      <w:r>
+        <w:rPr>
+          <w:rFonts w:ascii="Courier New" w:hAnsi="Courier New" w:cs="Courier New"/>
+          <w:b/>
+          <w:bCs/>
         </w:rPr>
         <w:t xml:space="preserve"> </w:t>
       </w:r>
-      <w:proofErr w:type="spellStart"/>
-      <w:r>
-        <w:rPr>
-          <w:lang w:val="en-US"/>
-        </w:rPr>
-        <w:t>Prenotazioni</w:t>
-      </w:r>
-      <w:proofErr w:type="spellEnd"/>
-      <w:r>
-        <w:rPr>
-          <w:lang w:val="en-US"/>
-        </w:rPr>
-        <w:t>:</w:t>
-      </w:r>
     </w:p>
     <w:p>
       <w:pPr>
         <w:spacing w:after="0" w:line="240" w:lineRule="auto"/>
         <w:rPr>
           <w:rFonts w:ascii="Courier New" w:hAnsi="Courier New" w:cs="Courier New"/>
-          <w:lang w:val="en-US"/>
-        </w:rPr>
-      </w:pPr>
-      <w:r>
-        <w:rPr>
-          <w:rFonts w:ascii="Courier New" w:hAnsi="Courier New" w:cs="Courier New"/>
-          <w:lang w:val="en-US"/>
-        </w:rPr>
-        <w:t>CREATE TABLE IF NOT EXISTS public."</w:t>
-      </w:r>
-      <w:proofErr w:type="spellStart"/>
-      <w:r>
-        <w:rPr>
-          <w:rFonts w:ascii="Courier New" w:hAnsi="Courier New" w:cs="Courier New"/>
-          <w:lang w:val="en-US"/>
-        </w:rPr>
-        <w:t>Prenotazioni</w:t>
-      </w:r>
-      <w:proofErr w:type="spellEnd"/>
-      <w:r>
-        <w:rPr>
-          <w:rFonts w:ascii="Courier New" w:hAnsi="Courier New" w:cs="Courier New"/>
-          <w:lang w:val="en-US"/>
-        </w:rPr>
-        <w:t>"</w:t>
-      </w:r>
+        </w:rPr>
+      </w:pPr>
     </w:p>
     <w:p>
       <w:pPr>
         <w:spacing w:after="0" w:line="240" w:lineRule="auto"/>
         <w:rPr>
           <w:rFonts w:ascii="Courier New" w:hAnsi="Courier New" w:cs="Courier New"/>
-          <w:lang w:val="en-US"/>
-        </w:rPr>
-      </w:pPr>
-      <w:r>
-        <w:rPr>
-          <w:rFonts w:ascii="Courier New" w:hAnsi="Courier New" w:cs="Courier New"/>
-          <w:lang w:val="en-US"/>
-        </w:rPr>
-        <w:t>(</w:t>
+        </w:rPr>
+      </w:pPr>
+      <w:r>
+        <w:rPr>
+          <w:rFonts w:ascii="Courier New" w:hAnsi="Courier New" w:cs="Courier New"/>
+        </w:rPr>
+        <w:t>Richiesto espressamente dalle specifiche per le figure attive come i Proiezionisti.</w:t>
       </w:r>
     </w:p>
     <w:p>
@@ -7317,45 +10140,85 @@
         <w:spacing w:after="0" w:line="240" w:lineRule="auto"/>
         <w:rPr>
           <w:rFonts w:ascii="Courier New" w:hAnsi="Courier New" w:cs="Courier New"/>
-          <w:lang w:val="en-US"/>
-        </w:rPr>
-      </w:pPr>
-      <w:r>
-        <w:rPr>
-          <w:rFonts w:ascii="Courier New" w:hAnsi="Courier New" w:cs="Courier New"/>
-          <w:lang w:val="en-US"/>
-        </w:rPr>
-        <w:t xml:space="preserve">    id integer NOT NULL GENERATED BY DEFAULT AS IDENTITY </w:t>
-      </w:r>
-      <w:proofErr w:type="gramStart"/>
-      <w:r>
-        <w:rPr>
-          <w:rFonts w:ascii="Courier New" w:hAnsi="Courier New" w:cs="Courier New"/>
-          <w:lang w:val="en-US"/>
-        </w:rPr>
-        <w:t>( INCREMENT</w:t>
-      </w:r>
-      <w:proofErr w:type="gramEnd"/>
-      <w:r>
-        <w:rPr>
-          <w:rFonts w:ascii="Courier New" w:hAnsi="Courier New" w:cs="Courier New"/>
-          <w:lang w:val="en-US"/>
-        </w:rPr>
-        <w:t xml:space="preserve"> 1 START 1 MINVALUE 1 MAXVALUE 2147483647 CACHE </w:t>
-      </w:r>
-      <w:proofErr w:type="gramStart"/>
-      <w:r>
-        <w:rPr>
-          <w:rFonts w:ascii="Courier New" w:hAnsi="Courier New" w:cs="Courier New"/>
-          <w:lang w:val="en-US"/>
-        </w:rPr>
-        <w:t>1 )</w:t>
-      </w:r>
-      <w:proofErr w:type="gramEnd"/>
-      <w:r>
-        <w:rPr>
-          <w:rFonts w:ascii="Courier New" w:hAnsi="Courier New" w:cs="Courier New"/>
-          <w:lang w:val="en-US"/>
+        </w:rPr>
+      </w:pPr>
+    </w:p>
+    <w:p>
+      <w:pPr>
+        <w:spacing w:after="0" w:line="240" w:lineRule="auto"/>
+        <w:rPr>
+          <w:rFonts w:ascii="Courier New" w:hAnsi="Courier New" w:cs="Courier New"/>
+          <w:lang w:val="en-GB"/>
+        </w:rPr>
+      </w:pPr>
+      <w:r>
+        <w:rPr>
+          <w:rFonts w:ascii="Courier New" w:hAnsi="Courier New" w:cs="Courier New"/>
+          <w:lang w:val="en-GB"/>
+        </w:rPr>
+        <w:t>CREATE VIEW public."</w:t>
+      </w:r>
+      <w:proofErr w:type="spellStart"/>
+      <w:r>
+        <w:rPr>
+          <w:rFonts w:ascii="Courier New" w:hAnsi="Courier New" w:cs="Courier New"/>
+          <w:lang w:val="en-GB"/>
+        </w:rPr>
+        <w:t>Proiezioni_storiche</w:t>
+      </w:r>
+      <w:proofErr w:type="spellEnd"/>
+      <w:r>
+        <w:rPr>
+          <w:rFonts w:ascii="Courier New" w:hAnsi="Courier New" w:cs="Courier New"/>
+          <w:lang w:val="en-GB"/>
+        </w:rPr>
+        <w:t>" AS</w:t>
+      </w:r>
+    </w:p>
+    <w:p>
+      <w:pPr>
+        <w:spacing w:after="0" w:line="240" w:lineRule="auto"/>
+        <w:rPr>
+          <w:rFonts w:ascii="Courier New" w:hAnsi="Courier New" w:cs="Courier New"/>
+          <w:lang w:val="en-GB"/>
+        </w:rPr>
+      </w:pPr>
+      <w:r>
+        <w:rPr>
+          <w:rFonts w:ascii="Courier New" w:hAnsi="Courier New" w:cs="Courier New"/>
+          <w:lang w:val="en-GB"/>
+        </w:rPr>
+        <w:t xml:space="preserve"> SELECT </w:t>
+      </w:r>
+    </w:p>
+    <w:p>
+      <w:pPr>
+        <w:spacing w:after="0" w:line="240" w:lineRule="auto"/>
+        <w:rPr>
+          <w:rFonts w:ascii="Courier New" w:hAnsi="Courier New" w:cs="Courier New"/>
+          <w:lang w:val="en-GB"/>
+        </w:rPr>
+      </w:pPr>
+      <w:r>
+        <w:rPr>
+          <w:rFonts w:ascii="Courier New" w:hAnsi="Courier New" w:cs="Courier New"/>
+          <w:lang w:val="en-GB"/>
+        </w:rPr>
+        <w:t xml:space="preserve">    proiezioni.id AS </w:t>
+      </w:r>
+      <w:proofErr w:type="spellStart"/>
+      <w:r>
+        <w:rPr>
+          <w:rFonts w:ascii="Courier New" w:hAnsi="Courier New" w:cs="Courier New"/>
+          <w:lang w:val="en-GB"/>
+        </w:rPr>
+        <w:t>id_proiezione</w:t>
+      </w:r>
+      <w:proofErr w:type="spellEnd"/>
+      <w:r>
+        <w:rPr>
+          <w:rFonts w:ascii="Courier New" w:hAnsi="Courier New" w:cs="Courier New"/>
+          <w:lang w:val="en-GB"/>
         </w:rPr>
         <w:t>,</w:t>
       </w:r>
@@ -7365,13 +10228,44 @@
         <w:spacing w:after="0" w:line="240" w:lineRule="auto"/>
         <w:rPr>
           <w:rFonts w:ascii="Courier New" w:hAnsi="Courier New" w:cs="Courier New"/>
-          <w:lang w:val="en-US"/>
-        </w:rPr>
-      </w:pPr>
-      <w:r>
-        <w:rPr>
-          <w:rFonts w:ascii="Courier New" w:hAnsi="Courier New" w:cs="Courier New"/>
-          <w:lang w:val="en-US"/>
+          <w:lang w:val="en-GB"/>
+        </w:rPr>
+      </w:pPr>
+      <w:r>
+        <w:rPr>
+          <w:rFonts w:ascii="Courier New" w:hAnsi="Courier New" w:cs="Courier New"/>
+          <w:lang w:val="en-GB"/>
+        </w:rPr>
+        <w:t xml:space="preserve">    films.id AS </w:t>
+      </w:r>
+      <w:proofErr w:type="spellStart"/>
+      <w:r>
+        <w:rPr>
+          <w:rFonts w:ascii="Courier New" w:hAnsi="Courier New" w:cs="Courier New"/>
+          <w:lang w:val="en-GB"/>
+        </w:rPr>
+        <w:t>id_film</w:t>
+      </w:r>
+      <w:proofErr w:type="spellEnd"/>
+      <w:r>
+        <w:rPr>
+          <w:rFonts w:ascii="Courier New" w:hAnsi="Courier New" w:cs="Courier New"/>
+          <w:lang w:val="en-GB"/>
+        </w:rPr>
+        <w:t>,</w:t>
+      </w:r>
+    </w:p>
+    <w:p>
+      <w:pPr>
+        <w:spacing w:after="0" w:line="240" w:lineRule="auto"/>
+        <w:rPr>
+          <w:rFonts w:ascii="Courier New" w:hAnsi="Courier New" w:cs="Courier New"/>
+        </w:rPr>
+      </w:pPr>
+      <w:r>
+        <w:rPr>
+          <w:rFonts w:ascii="Courier New" w:hAnsi="Courier New" w:cs="Courier New"/>
+          <w:lang w:val="en-GB"/>
         </w:rPr>
         <w:t xml:space="preserve">    </w:t>
       </w:r>
@@ -7379,7 +10273,568 @@
       <w:r>
         <w:rPr>
           <w:rFonts w:ascii="Courier New" w:hAnsi="Courier New" w:cs="Courier New"/>
-          <w:lang w:val="en-US"/>
+        </w:rPr>
+        <w:t>proiezioni.data_ora_proiezione</w:t>
+      </w:r>
+      <w:proofErr w:type="spellEnd"/>
+      <w:r>
+        <w:rPr>
+          <w:rFonts w:ascii="Courier New" w:hAnsi="Courier New" w:cs="Courier New"/>
+        </w:rPr>
+        <w:t>,</w:t>
+      </w:r>
+    </w:p>
+    <w:p>
+      <w:pPr>
+        <w:spacing w:after="0" w:line="240" w:lineRule="auto"/>
+        <w:rPr>
+          <w:rFonts w:ascii="Courier New" w:hAnsi="Courier New" w:cs="Courier New"/>
+        </w:rPr>
+      </w:pPr>
+      <w:r>
+        <w:rPr>
+          <w:rFonts w:ascii="Courier New" w:hAnsi="Courier New" w:cs="Courier New"/>
+        </w:rPr>
+        <w:t xml:space="preserve">    </w:t>
+      </w:r>
+      <w:proofErr w:type="spellStart"/>
+      <w:r>
+        <w:rPr>
+          <w:rFonts w:ascii="Courier New" w:hAnsi="Courier New" w:cs="Courier New"/>
+        </w:rPr>
+        <w:t>films.titolo_film</w:t>
+      </w:r>
+      <w:proofErr w:type="spellEnd"/>
+      <w:r>
+        <w:rPr>
+          <w:rFonts w:ascii="Courier New" w:hAnsi="Courier New" w:cs="Courier New"/>
+        </w:rPr>
+        <w:t xml:space="preserve"> AS </w:t>
+      </w:r>
+      <w:proofErr w:type="spellStart"/>
+      <w:r>
+        <w:rPr>
+          <w:rFonts w:ascii="Courier New" w:hAnsi="Courier New" w:cs="Courier New"/>
+        </w:rPr>
+        <w:t>titolofilm</w:t>
+      </w:r>
+      <w:proofErr w:type="spellEnd"/>
+      <w:r>
+        <w:rPr>
+          <w:rFonts w:ascii="Courier New" w:hAnsi="Courier New" w:cs="Courier New"/>
+        </w:rPr>
+        <w:t>,</w:t>
+      </w:r>
+    </w:p>
+    <w:p>
+      <w:pPr>
+        <w:spacing w:after="0" w:line="240" w:lineRule="auto"/>
+        <w:rPr>
+          <w:rFonts w:ascii="Courier New" w:hAnsi="Courier New" w:cs="Courier New"/>
+        </w:rPr>
+      </w:pPr>
+      <w:r>
+        <w:rPr>
+          <w:rFonts w:ascii="Courier New" w:hAnsi="Courier New" w:cs="Courier New"/>
+        </w:rPr>
+        <w:t xml:space="preserve">    </w:t>
+      </w:r>
+      <w:proofErr w:type="spellStart"/>
+      <w:r>
+        <w:rPr>
+          <w:rFonts w:ascii="Courier New" w:hAnsi="Courier New" w:cs="Courier New"/>
+        </w:rPr>
+        <w:t>films.genere</w:t>
+      </w:r>
+      <w:proofErr w:type="spellEnd"/>
+      <w:r>
+        <w:rPr>
+          <w:rFonts w:ascii="Courier New" w:hAnsi="Courier New" w:cs="Courier New"/>
+        </w:rPr>
+        <w:t xml:space="preserve">, </w:t>
+      </w:r>
+      <w:proofErr w:type="spellStart"/>
+      <w:r>
+        <w:rPr>
+          <w:rFonts w:ascii="Courier New" w:hAnsi="Courier New" w:cs="Courier New"/>
+        </w:rPr>
+        <w:t>films.regista</w:t>
+      </w:r>
+      <w:proofErr w:type="spellEnd"/>
+      <w:r>
+        <w:rPr>
+          <w:rFonts w:ascii="Courier New" w:hAnsi="Courier New" w:cs="Courier New"/>
+        </w:rPr>
+        <w:t xml:space="preserve">, </w:t>
+      </w:r>
+      <w:proofErr w:type="spellStart"/>
+      <w:r>
+        <w:rPr>
+          <w:rFonts w:ascii="Courier New" w:hAnsi="Courier New" w:cs="Courier New"/>
+        </w:rPr>
+        <w:t>films.anno</w:t>
+      </w:r>
+      <w:proofErr w:type="spellEnd"/>
+      <w:r>
+        <w:rPr>
+          <w:rFonts w:ascii="Courier New" w:hAnsi="Courier New" w:cs="Courier New"/>
+        </w:rPr>
+        <w:t xml:space="preserve">, </w:t>
+      </w:r>
+    </w:p>
+    <w:p>
+      <w:pPr>
+        <w:spacing w:after="0" w:line="240" w:lineRule="auto"/>
+        <w:rPr>
+          <w:rFonts w:ascii="Courier New" w:hAnsi="Courier New" w:cs="Courier New"/>
+        </w:rPr>
+      </w:pPr>
+      <w:r>
+        <w:rPr>
+          <w:rFonts w:ascii="Courier New" w:hAnsi="Courier New" w:cs="Courier New"/>
+        </w:rPr>
+        <w:t xml:space="preserve">    </w:t>
+      </w:r>
+      <w:proofErr w:type="spellStart"/>
+      <w:r>
+        <w:rPr>
+          <w:rFonts w:ascii="Courier New" w:hAnsi="Courier New" w:cs="Courier New"/>
+        </w:rPr>
+        <w:t>films.durata_minuti</w:t>
+      </w:r>
+      <w:proofErr w:type="spellEnd"/>
+      <w:r>
+        <w:rPr>
+          <w:rFonts w:ascii="Courier New" w:hAnsi="Courier New" w:cs="Courier New"/>
+        </w:rPr>
+        <w:t xml:space="preserve">, </w:t>
+      </w:r>
+      <w:proofErr w:type="spellStart"/>
+      <w:r>
+        <w:rPr>
+          <w:rFonts w:ascii="Courier New" w:hAnsi="Courier New" w:cs="Courier New"/>
+        </w:rPr>
+        <w:t>films.eta_minima</w:t>
+      </w:r>
+      <w:proofErr w:type="spellEnd"/>
+      <w:r>
+        <w:rPr>
+          <w:rFonts w:ascii="Courier New" w:hAnsi="Courier New" w:cs="Courier New"/>
+        </w:rPr>
+        <w:t>,</w:t>
+      </w:r>
+    </w:p>
+    <w:p>
+      <w:pPr>
+        <w:spacing w:after="0" w:line="240" w:lineRule="auto"/>
+        <w:rPr>
+          <w:rFonts w:ascii="Courier New" w:hAnsi="Courier New" w:cs="Courier New"/>
+        </w:rPr>
+      </w:pPr>
+      <w:r>
+        <w:rPr>
+          <w:rFonts w:ascii="Courier New" w:hAnsi="Courier New" w:cs="Courier New"/>
+        </w:rPr>
+        <w:t xml:space="preserve">    </w:t>
+      </w:r>
+      <w:proofErr w:type="spellStart"/>
+      <w:r>
+        <w:rPr>
+          <w:rFonts w:ascii="Courier New" w:hAnsi="Courier New" w:cs="Courier New"/>
+        </w:rPr>
+        <w:t>proiezioni.prezzo_biglietto</w:t>
+      </w:r>
+      <w:proofErr w:type="spellEnd"/>
+    </w:p>
+    <w:p>
+      <w:pPr>
+        <w:spacing w:after="0" w:line="240" w:lineRule="auto"/>
+        <w:rPr>
+          <w:rFonts w:ascii="Courier New" w:hAnsi="Courier New" w:cs="Courier New"/>
+        </w:rPr>
+      </w:pPr>
+      <w:r>
+        <w:rPr>
+          <w:rFonts w:ascii="Courier New" w:hAnsi="Courier New" w:cs="Courier New"/>
+        </w:rPr>
+        <w:t xml:space="preserve"> FROM "Proiezioni" proiezioni</w:t>
+      </w:r>
+    </w:p>
+    <w:p>
+      <w:pPr>
+        <w:spacing w:after="0" w:line="240" w:lineRule="auto"/>
+        <w:rPr>
+          <w:rFonts w:ascii="Courier New" w:hAnsi="Courier New" w:cs="Courier New"/>
+          <w:lang w:val="en-GB"/>
+        </w:rPr>
+      </w:pPr>
+      <w:r>
+        <w:rPr>
+          <w:rFonts w:ascii="Courier New" w:hAnsi="Courier New" w:cs="Courier New"/>
+        </w:rPr>
+        <w:t xml:space="preserve"> </w:t>
+      </w:r>
+      <w:r>
+        <w:rPr>
+          <w:rFonts w:ascii="Courier New" w:hAnsi="Courier New" w:cs="Courier New"/>
+          <w:lang w:val="en-GB"/>
+        </w:rPr>
+        <w:t>JOIN "Films" films ON (</w:t>
+      </w:r>
+      <w:proofErr w:type="spellStart"/>
+      <w:r>
+        <w:rPr>
+          <w:rFonts w:ascii="Courier New" w:hAnsi="Courier New" w:cs="Courier New"/>
+          <w:lang w:val="en-GB"/>
+        </w:rPr>
+        <w:t>proiezioni.id_film</w:t>
+      </w:r>
+      <w:proofErr w:type="spellEnd"/>
+      <w:r>
+        <w:rPr>
+          <w:rFonts w:ascii="Courier New" w:hAnsi="Courier New" w:cs="Courier New"/>
+          <w:lang w:val="en-GB"/>
+        </w:rPr>
+        <w:t xml:space="preserve"> = films.id)</w:t>
+      </w:r>
+    </w:p>
+    <w:p>
+      <w:pPr>
+        <w:spacing w:after="0" w:line="240" w:lineRule="auto"/>
+        <w:rPr>
+          <w:rFonts w:ascii="Courier New" w:hAnsi="Courier New" w:cs="Courier New"/>
+        </w:rPr>
+      </w:pPr>
+      <w:r>
+        <w:rPr>
+          <w:rFonts w:ascii="Courier New" w:hAnsi="Courier New" w:cs="Courier New"/>
+          <w:lang w:val="en-GB"/>
+        </w:rPr>
+        <w:t xml:space="preserve"> </w:t>
+      </w:r>
+      <w:r>
+        <w:rPr>
+          <w:rFonts w:ascii="Courier New" w:hAnsi="Courier New" w:cs="Courier New"/>
+        </w:rPr>
+        <w:t xml:space="preserve">ORDER BY </w:t>
+      </w:r>
+      <w:proofErr w:type="spellStart"/>
+      <w:r>
+        <w:rPr>
+          <w:rFonts w:ascii="Courier New" w:hAnsi="Courier New" w:cs="Courier New"/>
+        </w:rPr>
+        <w:t>proiezioni.data_ora_proiezione</w:t>
+      </w:r>
+      <w:proofErr w:type="spellEnd"/>
+      <w:r>
+        <w:rPr>
+          <w:rFonts w:ascii="Courier New" w:hAnsi="Courier New" w:cs="Courier New"/>
+        </w:rPr>
+        <w:t xml:space="preserve">, </w:t>
+      </w:r>
+      <w:proofErr w:type="spellStart"/>
+      <w:r>
+        <w:rPr>
+          <w:rFonts w:ascii="Courier New" w:hAnsi="Courier New" w:cs="Courier New"/>
+        </w:rPr>
+        <w:t>films.titolo_film</w:t>
+      </w:r>
+      <w:proofErr w:type="spellEnd"/>
+      <w:r>
+        <w:rPr>
+          <w:rFonts w:ascii="Courier New" w:hAnsi="Courier New" w:cs="Courier New"/>
+        </w:rPr>
+        <w:t>;</w:t>
+      </w:r>
+    </w:p>
+    <w:p>
+      <w:pPr>
+        <w:spacing w:after="0" w:line="240" w:lineRule="auto"/>
+        <w:rPr>
+          <w:rFonts w:ascii="Courier New" w:hAnsi="Courier New" w:cs="Courier New"/>
+        </w:rPr>
+      </w:pPr>
+    </w:p>
+    <w:p>
+      <w:pPr>
+        <w:spacing w:after="0" w:line="240" w:lineRule="auto"/>
+        <w:rPr>
+          <w:rFonts w:ascii="Courier New" w:hAnsi="Courier New" w:cs="Courier New"/>
+        </w:rPr>
+      </w:pPr>
+    </w:p>
+    <w:p>
+      <w:pPr>
+        <w:spacing w:after="0" w:line="240" w:lineRule="auto"/>
+        <w:rPr>
+          <w:rFonts w:ascii="Courier New" w:hAnsi="Courier New" w:cs="Courier New"/>
+        </w:rPr>
+      </w:pPr>
+      <w:r>
+        <w:rPr>
+          <w:rFonts w:ascii="Courier New" w:hAnsi="Courier New" w:cs="Courier New"/>
+          <w:b/>
+          <w:bCs/>
+        </w:rPr>
+        <w:lastRenderedPageBreak/>
+        <w:t>Descrizione e Motivazione:</w:t>
+      </w:r>
+      <w:r>
+        <w:rPr>
+          <w:rFonts w:ascii="Courier New" w:hAnsi="Courier New" w:cs="Courier New"/>
+        </w:rPr>
+        <w:t xml:space="preserve"> Estrapola meramente film intercorsi e già chiusi, bypassando calcoli aritmetici sui ticket non essenziali ai fini contabili/storici. Sgrava in via conclusiva i DAO dal </w:t>
+      </w:r>
+      <w:proofErr w:type="spellStart"/>
+      <w:r>
+        <w:rPr>
+          <w:rFonts w:ascii="Courier New" w:hAnsi="Courier New" w:cs="Courier New"/>
+        </w:rPr>
+        <w:t>redarre</w:t>
+      </w:r>
+      <w:proofErr w:type="spellEnd"/>
+      <w:r>
+        <w:rPr>
+          <w:rFonts w:ascii="Courier New" w:hAnsi="Courier New" w:cs="Courier New"/>
+        </w:rPr>
+        <w:t xml:space="preserve"> cicli di ORDER BY applicativi, poiché alloca temporalmente (in base Data/ora e rimosso subordine Titolo) il </w:t>
+      </w:r>
+      <w:proofErr w:type="spellStart"/>
+      <w:r>
+        <w:rPr>
+          <w:rFonts w:ascii="Courier New" w:hAnsi="Courier New" w:cs="Courier New"/>
+        </w:rPr>
+        <w:t>recordset</w:t>
+      </w:r>
+      <w:proofErr w:type="spellEnd"/>
+      <w:r>
+        <w:rPr>
+          <w:rFonts w:ascii="Courier New" w:hAnsi="Courier New" w:cs="Courier New"/>
+        </w:rPr>
+        <w:t xml:space="preserve"> da inviare alle UI dei cruscotti dei proiezionisti.</w:t>
+      </w:r>
+    </w:p>
+    <w:p>
+      <w:pPr>
+        <w:spacing w:after="0" w:line="240" w:lineRule="auto"/>
+        <w:rPr>
+          <w:rFonts w:ascii="Courier New" w:hAnsi="Courier New" w:cs="Courier New"/>
+        </w:rPr>
+      </w:pPr>
+    </w:p>
+    <w:p>
+      <w:pPr>
+        <w:spacing w:after="0" w:line="240" w:lineRule="auto"/>
+        <w:rPr>
+          <w:rFonts w:ascii="Courier New" w:hAnsi="Courier New" w:cs="Courier New"/>
+        </w:rPr>
+      </w:pPr>
+      <w:r>
+        <w:rPr>
+          <w:rFonts w:ascii="Courier New" w:hAnsi="Courier New" w:cs="Courier New"/>
+          <w:b/>
+          <w:bCs/>
+        </w:rPr>
+        <w:t xml:space="preserve">5.4.5.3 Vista Integrata Master: </w:t>
+      </w:r>
+      <w:proofErr w:type="spellStart"/>
+      <w:r>
+        <w:rPr>
+          <w:rFonts w:ascii="Courier New" w:hAnsi="Courier New" w:cs="Courier New"/>
+          <w:b/>
+          <w:bCs/>
+        </w:rPr>
+        <w:t>Prenotazioni_pianificate</w:t>
+      </w:r>
+      <w:proofErr w:type="spellEnd"/>
+    </w:p>
+    <w:p>
+      <w:pPr>
+        <w:spacing w:after="0" w:line="240" w:lineRule="auto"/>
+        <w:rPr>
+          <w:rFonts w:ascii="Courier New" w:hAnsi="Courier New" w:cs="Courier New"/>
+        </w:rPr>
+      </w:pPr>
+    </w:p>
+    <w:p>
+      <w:pPr>
+        <w:spacing w:after="0" w:line="240" w:lineRule="auto"/>
+        <w:rPr>
+          <w:rFonts w:ascii="Courier New" w:hAnsi="Courier New" w:cs="Courier New"/>
+        </w:rPr>
+      </w:pPr>
+      <w:r>
+        <w:rPr>
+          <w:rFonts w:ascii="Courier New" w:hAnsi="Courier New" w:cs="Courier New"/>
+        </w:rPr>
+        <w:t xml:space="preserve">Altra vista architetturale di spina per la consultazione centralizzata dei tickets di Clienti generici e operatori </w:t>
+      </w:r>
+    </w:p>
+    <w:p>
+      <w:pPr>
+        <w:spacing w:after="0" w:line="240" w:lineRule="auto"/>
+        <w:rPr>
+          <w:rFonts w:ascii="Courier New" w:hAnsi="Courier New" w:cs="Courier New"/>
+        </w:rPr>
+      </w:pPr>
+      <w:r>
+        <w:rPr>
+          <w:rFonts w:ascii="Courier New" w:hAnsi="Courier New" w:cs="Courier New"/>
+        </w:rPr>
+        <w:t>Bigliettai:</w:t>
+      </w:r>
+    </w:p>
+    <w:p>
+      <w:pPr>
+        <w:spacing w:after="0" w:line="240" w:lineRule="auto"/>
+        <w:rPr>
+          <w:rFonts w:ascii="Courier New" w:hAnsi="Courier New" w:cs="Courier New"/>
+        </w:rPr>
+      </w:pPr>
+    </w:p>
+    <w:p>
+      <w:pPr>
+        <w:spacing w:after="0" w:line="240" w:lineRule="auto"/>
+        <w:rPr>
+          <w:rFonts w:ascii="Courier New" w:hAnsi="Courier New" w:cs="Courier New"/>
+        </w:rPr>
+      </w:pPr>
+      <w:r>
+        <w:rPr>
+          <w:rFonts w:ascii="Courier New" w:hAnsi="Courier New" w:cs="Courier New"/>
+        </w:rPr>
+        <w:t>CREATE VIEW public."</w:t>
+      </w:r>
+      <w:proofErr w:type="spellStart"/>
+      <w:r>
+        <w:rPr>
+          <w:rFonts w:ascii="Courier New" w:hAnsi="Courier New" w:cs="Courier New"/>
+        </w:rPr>
+        <w:t>Prenotazioni_pianificate</w:t>
+      </w:r>
+      <w:proofErr w:type="spellEnd"/>
+      <w:r>
+        <w:rPr>
+          <w:rFonts w:ascii="Courier New" w:hAnsi="Courier New" w:cs="Courier New"/>
+        </w:rPr>
+        <w:t>" AS</w:t>
+      </w:r>
+    </w:p>
+    <w:p>
+      <w:pPr>
+        <w:spacing w:after="0" w:line="240" w:lineRule="auto"/>
+        <w:rPr>
+          <w:rFonts w:ascii="Courier New" w:hAnsi="Courier New" w:cs="Courier New"/>
+        </w:rPr>
+      </w:pPr>
+      <w:r>
+        <w:rPr>
+          <w:rFonts w:ascii="Courier New" w:hAnsi="Courier New" w:cs="Courier New"/>
+        </w:rPr>
+        <w:t xml:space="preserve"> SELECT </w:t>
+      </w:r>
+    </w:p>
+    <w:p>
+      <w:pPr>
+        <w:spacing w:after="0" w:line="240" w:lineRule="auto"/>
+        <w:rPr>
+          <w:rFonts w:ascii="Courier New" w:hAnsi="Courier New" w:cs="Courier New"/>
+        </w:rPr>
+      </w:pPr>
+      <w:r>
+        <w:rPr>
+          <w:rFonts w:ascii="Courier New" w:hAnsi="Courier New" w:cs="Courier New"/>
+        </w:rPr>
+        <w:t xml:space="preserve">    </w:t>
+      </w:r>
+      <w:proofErr w:type="spellStart"/>
+      <w:r>
+        <w:rPr>
+          <w:rFonts w:ascii="Courier New" w:hAnsi="Courier New" w:cs="Courier New"/>
+        </w:rPr>
+        <w:t>proiezioni.data_ora_proiezione</w:t>
+      </w:r>
+      <w:proofErr w:type="spellEnd"/>
+      <w:r>
+        <w:rPr>
+          <w:rFonts w:ascii="Courier New" w:hAnsi="Courier New" w:cs="Courier New"/>
+        </w:rPr>
+        <w:t>,</w:t>
+      </w:r>
+    </w:p>
+    <w:p>
+      <w:pPr>
+        <w:spacing w:after="0" w:line="240" w:lineRule="auto"/>
+        <w:rPr>
+          <w:rFonts w:ascii="Courier New" w:hAnsi="Courier New" w:cs="Courier New"/>
+        </w:rPr>
+      </w:pPr>
+      <w:r>
+        <w:rPr>
+          <w:rFonts w:ascii="Courier New" w:hAnsi="Courier New" w:cs="Courier New"/>
+        </w:rPr>
+        <w:t xml:space="preserve">    prenotazioni.id AS </w:t>
+      </w:r>
+      <w:proofErr w:type="spellStart"/>
+      <w:r>
+        <w:rPr>
+          <w:rFonts w:ascii="Courier New" w:hAnsi="Courier New" w:cs="Courier New"/>
+        </w:rPr>
+        <w:t>id_prenotazione</w:t>
+      </w:r>
+      <w:proofErr w:type="spellEnd"/>
+      <w:r>
+        <w:rPr>
+          <w:rFonts w:ascii="Courier New" w:hAnsi="Courier New" w:cs="Courier New"/>
+        </w:rPr>
+        <w:t>,</w:t>
+      </w:r>
+    </w:p>
+    <w:p>
+      <w:pPr>
+        <w:spacing w:after="0" w:line="240" w:lineRule="auto"/>
+        <w:rPr>
+          <w:rFonts w:ascii="Courier New" w:hAnsi="Courier New" w:cs="Courier New"/>
+        </w:rPr>
+      </w:pPr>
+      <w:r>
+        <w:rPr>
+          <w:rFonts w:ascii="Courier New" w:hAnsi="Courier New" w:cs="Courier New"/>
+        </w:rPr>
+        <w:t xml:space="preserve">    </w:t>
+      </w:r>
+      <w:proofErr w:type="spellStart"/>
+      <w:r>
+        <w:rPr>
+          <w:rFonts w:ascii="Courier New" w:hAnsi="Courier New" w:cs="Courier New"/>
+        </w:rPr>
+        <w:t>proiezioni.id_proiezione</w:t>
+      </w:r>
+      <w:proofErr w:type="spellEnd"/>
+      <w:r>
+        <w:rPr>
+          <w:rFonts w:ascii="Courier New" w:hAnsi="Courier New" w:cs="Courier New"/>
+        </w:rPr>
+        <w:t>,</w:t>
+      </w:r>
+    </w:p>
+    <w:p>
+      <w:pPr>
+        <w:spacing w:after="0" w:line="240" w:lineRule="auto"/>
+        <w:rPr>
+          <w:rFonts w:ascii="Courier New" w:hAnsi="Courier New" w:cs="Courier New"/>
+        </w:rPr>
+      </w:pPr>
+      <w:r>
+        <w:rPr>
+          <w:rFonts w:ascii="Courier New" w:hAnsi="Courier New" w:cs="Courier New"/>
+        </w:rPr>
+        <w:t xml:space="preserve">    utente.id AS </w:t>
+      </w:r>
+      <w:proofErr w:type="spellStart"/>
+      <w:r>
+        <w:rPr>
+          <w:rFonts w:ascii="Courier New" w:hAnsi="Courier New" w:cs="Courier New"/>
         </w:rPr>
         <w:t>id_utente</w:t>
       </w:r>
@@ -7387,9 +10842,8 @@
       <w:r>
         <w:rPr>
           <w:rFonts w:ascii="Courier New" w:hAnsi="Courier New" w:cs="Courier New"/>
-          <w:lang w:val="en-US"/>
-        </w:rPr>
-        <w:t xml:space="preserve"> integer NOT NULL,</w:t>
+        </w:rPr>
+        <w:t>,</w:t>
       </w:r>
     </w:p>
     <w:p>
@@ -7397,13 +10851,11 @@
         <w:spacing w:after="0" w:line="240" w:lineRule="auto"/>
         <w:rPr>
           <w:rFonts w:ascii="Courier New" w:hAnsi="Courier New" w:cs="Courier New"/>
-          <w:lang w:val="en-US"/>
-        </w:rPr>
-      </w:pPr>
-      <w:r>
-        <w:rPr>
-          <w:rFonts w:ascii="Courier New" w:hAnsi="Courier New" w:cs="Courier New"/>
-          <w:lang w:val="en-US"/>
+        </w:rPr>
+      </w:pPr>
+      <w:r>
+        <w:rPr>
+          <w:rFonts w:ascii="Courier New" w:hAnsi="Courier New" w:cs="Courier New"/>
         </w:rPr>
         <w:t xml:space="preserve">    </w:t>
       </w:r>
@@ -7411,17 +10863,29 @@
       <w:r>
         <w:rPr>
           <w:rFonts w:ascii="Courier New" w:hAnsi="Courier New" w:cs="Courier New"/>
-          <w:lang w:val="en-US"/>
-        </w:rPr>
-        <w:t>id_proiezione</w:t>
-      </w:r>
-      <w:proofErr w:type="spellEnd"/>
-      <w:r>
-        <w:rPr>
-          <w:rFonts w:ascii="Courier New" w:hAnsi="Courier New" w:cs="Courier New"/>
-          <w:lang w:val="en-US"/>
-        </w:rPr>
-        <w:t xml:space="preserve"> integer NOT NULL,</w:t>
+        </w:rPr>
+        <w:t>utente.nome</w:t>
+      </w:r>
+      <w:proofErr w:type="spellEnd"/>
+      <w:r>
+        <w:rPr>
+          <w:rFonts w:ascii="Courier New" w:hAnsi="Courier New" w:cs="Courier New"/>
+        </w:rPr>
+        <w:t xml:space="preserve">, </w:t>
+      </w:r>
+      <w:proofErr w:type="spellStart"/>
+      <w:r>
+        <w:rPr>
+          <w:rFonts w:ascii="Courier New" w:hAnsi="Courier New" w:cs="Courier New"/>
+        </w:rPr>
+        <w:t>utente.cognome</w:t>
+      </w:r>
+      <w:proofErr w:type="spellEnd"/>
+      <w:r>
+        <w:rPr>
+          <w:rFonts w:ascii="Courier New" w:hAnsi="Courier New" w:cs="Courier New"/>
+        </w:rPr>
+        <w:t>,</w:t>
       </w:r>
     </w:p>
     <w:p>
@@ -7429,13 +10893,11 @@
         <w:spacing w:after="0" w:line="240" w:lineRule="auto"/>
         <w:rPr>
           <w:rFonts w:ascii="Courier New" w:hAnsi="Courier New" w:cs="Courier New"/>
-          <w:lang w:val="en-US"/>
-        </w:rPr>
-      </w:pPr>
-      <w:r>
-        <w:rPr>
-          <w:rFonts w:ascii="Courier New" w:hAnsi="Courier New" w:cs="Courier New"/>
-          <w:lang w:val="en-US"/>
+        </w:rPr>
+      </w:pPr>
+      <w:r>
+        <w:rPr>
+          <w:rFonts w:ascii="Courier New" w:hAnsi="Courier New" w:cs="Courier New"/>
         </w:rPr>
         <w:t xml:space="preserve">    </w:t>
       </w:r>
@@ -7443,17 +10905,29 @@
       <w:r>
         <w:rPr>
           <w:rFonts w:ascii="Courier New" w:hAnsi="Courier New" w:cs="Courier New"/>
-          <w:lang w:val="en-US"/>
-        </w:rPr>
-        <w:t>numero_posti</w:t>
-      </w:r>
-      <w:proofErr w:type="spellEnd"/>
-      <w:r>
-        <w:rPr>
-          <w:rFonts w:ascii="Courier New" w:hAnsi="Courier New" w:cs="Courier New"/>
-          <w:lang w:val="en-US"/>
-        </w:rPr>
-        <w:t xml:space="preserve"> integer,</w:t>
+        </w:rPr>
+        <w:t>prenotazioni.numero_posti</w:t>
+      </w:r>
+      <w:proofErr w:type="spellEnd"/>
+      <w:r>
+        <w:rPr>
+          <w:rFonts w:ascii="Courier New" w:hAnsi="Courier New" w:cs="Courier New"/>
+        </w:rPr>
+        <w:t xml:space="preserve"> AS </w:t>
+      </w:r>
+      <w:proofErr w:type="spellStart"/>
+      <w:r>
+        <w:rPr>
+          <w:rFonts w:ascii="Courier New" w:hAnsi="Courier New" w:cs="Courier New"/>
+        </w:rPr>
+        <w:t>num_posti</w:t>
+      </w:r>
+      <w:proofErr w:type="spellEnd"/>
+      <w:r>
+        <w:rPr>
+          <w:rFonts w:ascii="Courier New" w:hAnsi="Courier New" w:cs="Courier New"/>
+        </w:rPr>
+        <w:t>,</w:t>
       </w:r>
     </w:p>
     <w:p>
@@ -7461,63 +10935,27 @@
         <w:spacing w:after="0" w:line="240" w:lineRule="auto"/>
         <w:rPr>
           <w:rFonts w:ascii="Courier New" w:hAnsi="Courier New" w:cs="Courier New"/>
-          <w:lang w:val="en-US"/>
-        </w:rPr>
-      </w:pPr>
-      <w:r>
-        <w:rPr>
-          <w:rFonts w:ascii="Courier New" w:hAnsi="Courier New" w:cs="Courier New"/>
-          <w:lang w:val="en-US"/>
-        </w:rPr>
-        <w:t xml:space="preserve">    CONSTRAINT </w:t>
-      </w:r>
-      <w:proofErr w:type="spellStart"/>
-      <w:r>
-        <w:rPr>
-          <w:rFonts w:ascii="Courier New" w:hAnsi="Courier New" w:cs="Courier New"/>
-          <w:lang w:val="en-US"/>
-        </w:rPr>
-        <w:t>prenotazioni_pkey</w:t>
-      </w:r>
-      <w:proofErr w:type="spellEnd"/>
-      <w:r>
-        <w:rPr>
-          <w:rFonts w:ascii="Courier New" w:hAnsi="Courier New" w:cs="Courier New"/>
-          <w:lang w:val="en-US"/>
-        </w:rPr>
-        <w:t xml:space="preserve"> PRIMARY KEY (id, </w:t>
-      </w:r>
-      <w:proofErr w:type="spellStart"/>
-      <w:r>
-        <w:rPr>
-          <w:rFonts w:ascii="Courier New" w:hAnsi="Courier New" w:cs="Courier New"/>
-          <w:lang w:val="en-US"/>
-        </w:rPr>
-        <w:t>id_utente</w:t>
-      </w:r>
-      <w:proofErr w:type="spellEnd"/>
-      <w:r>
-        <w:rPr>
-          <w:rFonts w:ascii="Courier New" w:hAnsi="Courier New" w:cs="Courier New"/>
-          <w:lang w:val="en-US"/>
-        </w:rPr>
-        <w:t xml:space="preserve">, </w:t>
-      </w:r>
-      <w:proofErr w:type="spellStart"/>
-      <w:r>
-        <w:rPr>
-          <w:rFonts w:ascii="Courier New" w:hAnsi="Courier New" w:cs="Courier New"/>
-          <w:lang w:val="en-US"/>
-        </w:rPr>
-        <w:t>id_proiezione</w:t>
-      </w:r>
-      <w:proofErr w:type="spellEnd"/>
-      <w:r>
-        <w:rPr>
-          <w:rFonts w:ascii="Courier New" w:hAnsi="Courier New" w:cs="Courier New"/>
-          <w:lang w:val="en-US"/>
-        </w:rPr>
-        <w:t>),</w:t>
+        </w:rPr>
+      </w:pPr>
+      <w:r>
+        <w:rPr>
+          <w:rFonts w:ascii="Courier New" w:hAnsi="Courier New" w:cs="Courier New"/>
+        </w:rPr>
+        <w:t xml:space="preserve">    </w:t>
+      </w:r>
+      <w:proofErr w:type="spellStart"/>
+      <w:r>
+        <w:rPr>
+          <w:rFonts w:ascii="Courier New" w:hAnsi="Courier New" w:cs="Courier New"/>
+        </w:rPr>
+        <w:t>proiezioni.prezzo_biglietto</w:t>
+      </w:r>
+      <w:proofErr w:type="spellEnd"/>
+      <w:r>
+        <w:rPr>
+          <w:rFonts w:ascii="Courier New" w:hAnsi="Courier New" w:cs="Courier New"/>
+        </w:rPr>
+        <w:t>,</w:t>
       </w:r>
     </w:p>
     <w:p>
@@ -7525,45 +10963,173 @@
         <w:spacing w:after="0" w:line="240" w:lineRule="auto"/>
         <w:rPr>
           <w:rFonts w:ascii="Courier New" w:hAnsi="Courier New" w:cs="Courier New"/>
-          <w:lang w:val="en-US"/>
-        </w:rPr>
-      </w:pPr>
-      <w:r>
-        <w:rPr>
-          <w:rFonts w:ascii="Courier New" w:hAnsi="Courier New" w:cs="Courier New"/>
-          <w:lang w:val="en-US"/>
-        </w:rPr>
-        <w:t xml:space="preserve">    CONSTRAINT </w:t>
-      </w:r>
-      <w:proofErr w:type="spellStart"/>
-      <w:r>
-        <w:rPr>
-          <w:rFonts w:ascii="Courier New" w:hAnsi="Courier New" w:cs="Courier New"/>
-          <w:lang w:val="en-US"/>
-        </w:rPr>
-        <w:t>ref_proiezioni</w:t>
-      </w:r>
-      <w:proofErr w:type="spellEnd"/>
-      <w:r>
-        <w:rPr>
-          <w:rFonts w:ascii="Courier New" w:hAnsi="Courier New" w:cs="Courier New"/>
-          <w:lang w:val="en-US"/>
-        </w:rPr>
-        <w:t xml:space="preserve"> FOREIGN KEY (</w:t>
-      </w:r>
-      <w:proofErr w:type="spellStart"/>
-      <w:r>
-        <w:rPr>
-          <w:rFonts w:ascii="Courier New" w:hAnsi="Courier New" w:cs="Courier New"/>
-          <w:lang w:val="en-US"/>
-        </w:rPr>
-        <w:t>id_proiezione</w:t>
-      </w:r>
-      <w:proofErr w:type="spellEnd"/>
-      <w:r>
-        <w:rPr>
-          <w:rFonts w:ascii="Courier New" w:hAnsi="Courier New" w:cs="Courier New"/>
-          <w:lang w:val="en-US"/>
+        </w:rPr>
+      </w:pPr>
+      <w:r>
+        <w:rPr>
+          <w:rFonts w:ascii="Courier New" w:hAnsi="Courier New" w:cs="Courier New"/>
+        </w:rPr>
+        <w:t xml:space="preserve">    ((</w:t>
+      </w:r>
+      <w:proofErr w:type="spellStart"/>
+      <w:r>
+        <w:rPr>
+          <w:rFonts w:ascii="Courier New" w:hAnsi="Courier New" w:cs="Courier New"/>
+        </w:rPr>
+        <w:t>prenotazioni.numero_posti</w:t>
+      </w:r>
+      <w:proofErr w:type="spellEnd"/>
+      <w:r>
+        <w:rPr>
+          <w:rFonts w:ascii="Courier New" w:hAnsi="Courier New" w:cs="Courier New"/>
+        </w:rPr>
+        <w:t>)::</w:t>
+      </w:r>
+      <w:proofErr w:type="spellStart"/>
+      <w:r>
+        <w:rPr>
+          <w:rFonts w:ascii="Courier New" w:hAnsi="Courier New" w:cs="Courier New"/>
+        </w:rPr>
+        <w:t>numeric</w:t>
+      </w:r>
+      <w:proofErr w:type="spellEnd"/>
+      <w:r>
+        <w:rPr>
+          <w:rFonts w:ascii="Courier New" w:hAnsi="Courier New" w:cs="Courier New"/>
+        </w:rPr>
+        <w:t xml:space="preserve"> * </w:t>
+      </w:r>
+      <w:proofErr w:type="spellStart"/>
+      <w:r>
+        <w:rPr>
+          <w:rFonts w:ascii="Courier New" w:hAnsi="Courier New" w:cs="Courier New"/>
+        </w:rPr>
+        <w:t>proiezioni.prezzo_biglietto</w:t>
+      </w:r>
+      <w:proofErr w:type="spellEnd"/>
+      <w:r>
+        <w:rPr>
+          <w:rFonts w:ascii="Courier New" w:hAnsi="Courier New" w:cs="Courier New"/>
+        </w:rPr>
+        <w:t>) AS totale,</w:t>
+      </w:r>
+    </w:p>
+    <w:p>
+      <w:pPr>
+        <w:spacing w:after="0" w:line="240" w:lineRule="auto"/>
+        <w:rPr>
+          <w:rFonts w:ascii="Courier New" w:hAnsi="Courier New" w:cs="Courier New"/>
+        </w:rPr>
+      </w:pPr>
+      <w:r>
+        <w:rPr>
+          <w:rFonts w:ascii="Courier New" w:hAnsi="Courier New" w:cs="Courier New"/>
+        </w:rPr>
+        <w:t xml:space="preserve">    </w:t>
+      </w:r>
+      <w:proofErr w:type="spellStart"/>
+      <w:r>
+        <w:rPr>
+          <w:rFonts w:ascii="Courier New" w:hAnsi="Courier New" w:cs="Courier New"/>
+        </w:rPr>
+        <w:t>proiezioni.titolofilm</w:t>
+      </w:r>
+      <w:proofErr w:type="spellEnd"/>
+    </w:p>
+    <w:p>
+      <w:pPr>
+        <w:spacing w:after="0" w:line="240" w:lineRule="auto"/>
+        <w:rPr>
+          <w:rFonts w:ascii="Courier New" w:hAnsi="Courier New" w:cs="Courier New"/>
+        </w:rPr>
+      </w:pPr>
+      <w:r>
+        <w:rPr>
+          <w:rFonts w:ascii="Courier New" w:hAnsi="Courier New" w:cs="Courier New"/>
+        </w:rPr>
+        <w:t xml:space="preserve"> FROM "Prenotazioni" prenotazioni</w:t>
+      </w:r>
+    </w:p>
+    <w:p>
+      <w:pPr>
+        <w:spacing w:after="0" w:line="240" w:lineRule="auto"/>
+        <w:rPr>
+          <w:rFonts w:ascii="Courier New" w:hAnsi="Courier New" w:cs="Courier New"/>
+        </w:rPr>
+      </w:pPr>
+      <w:r>
+        <w:rPr>
+          <w:rFonts w:ascii="Courier New" w:hAnsi="Courier New" w:cs="Courier New"/>
+        </w:rPr>
+        <w:t xml:space="preserve"> JOIN "Utenti" utente ON (</w:t>
+      </w:r>
+      <w:proofErr w:type="spellStart"/>
+      <w:r>
+        <w:rPr>
+          <w:rFonts w:ascii="Courier New" w:hAnsi="Courier New" w:cs="Courier New"/>
+        </w:rPr>
+        <w:t>prenotazioni.id_utente</w:t>
+      </w:r>
+      <w:proofErr w:type="spellEnd"/>
+      <w:r>
+        <w:rPr>
+          <w:rFonts w:ascii="Courier New" w:hAnsi="Courier New" w:cs="Courier New"/>
+        </w:rPr>
+        <w:t xml:space="preserve"> = utente.id)</w:t>
+      </w:r>
+    </w:p>
+    <w:p>
+      <w:pPr>
+        <w:spacing w:after="0" w:line="240" w:lineRule="auto"/>
+        <w:rPr>
+          <w:rFonts w:ascii="Courier New" w:hAnsi="Courier New" w:cs="Courier New"/>
+        </w:rPr>
+      </w:pPr>
+      <w:r>
+        <w:rPr>
+          <w:rFonts w:ascii="Courier New" w:hAnsi="Courier New" w:cs="Courier New"/>
+        </w:rPr>
+        <w:t xml:space="preserve"> JOIN "</w:t>
+      </w:r>
+      <w:proofErr w:type="spellStart"/>
+      <w:r>
+        <w:rPr>
+          <w:rFonts w:ascii="Courier New" w:hAnsi="Courier New" w:cs="Courier New"/>
+        </w:rPr>
+        <w:t>Proiezioni_pianificate</w:t>
+      </w:r>
+      <w:proofErr w:type="spellEnd"/>
+      <w:r>
+        <w:rPr>
+          <w:rFonts w:ascii="Courier New" w:hAnsi="Courier New" w:cs="Courier New"/>
+        </w:rPr>
+        <w:t>" proiezioni ON (</w:t>
+      </w:r>
+      <w:proofErr w:type="spellStart"/>
+      <w:r>
+        <w:rPr>
+          <w:rFonts w:ascii="Courier New" w:hAnsi="Courier New" w:cs="Courier New"/>
+        </w:rPr>
+        <w:t>prenotazioni.id_proiezione</w:t>
+      </w:r>
+      <w:proofErr w:type="spellEnd"/>
+      <w:r>
+        <w:rPr>
+          <w:rFonts w:ascii="Courier New" w:hAnsi="Courier New" w:cs="Courier New"/>
+        </w:rPr>
+        <w:t xml:space="preserve"> = </w:t>
+      </w:r>
+      <w:proofErr w:type="spellStart"/>
+      <w:r>
+        <w:rPr>
+          <w:rFonts w:ascii="Courier New" w:hAnsi="Courier New" w:cs="Courier New"/>
+        </w:rPr>
+        <w:t>proiezioni.id_proiezione</w:t>
+      </w:r>
+      <w:proofErr w:type="spellEnd"/>
+      <w:r>
+        <w:rPr>
+          <w:rFonts w:ascii="Courier New" w:hAnsi="Courier New" w:cs="Courier New"/>
         </w:rPr>
         <w:t>)</w:t>
       </w:r>
@@ -7573,31 +11139,27 @@
         <w:spacing w:after="0" w:line="240" w:lineRule="auto"/>
         <w:rPr>
           <w:rFonts w:ascii="Courier New" w:hAnsi="Courier New" w:cs="Courier New"/>
-          <w:lang w:val="en-US"/>
-        </w:rPr>
-      </w:pPr>
-      <w:r>
-        <w:rPr>
-          <w:rFonts w:ascii="Courier New" w:hAnsi="Courier New" w:cs="Courier New"/>
-          <w:lang w:val="en-US"/>
-        </w:rPr>
-        <w:t xml:space="preserve">        REFERENCES public."</w:t>
-      </w:r>
-      <w:proofErr w:type="spellStart"/>
-      <w:r>
-        <w:rPr>
-          <w:rFonts w:ascii="Courier New" w:hAnsi="Courier New" w:cs="Courier New"/>
-          <w:lang w:val="en-US"/>
-        </w:rPr>
-        <w:t>Proiezioni</w:t>
-      </w:r>
-      <w:proofErr w:type="spellEnd"/>
-      <w:r>
-        <w:rPr>
-          <w:rFonts w:ascii="Courier New" w:hAnsi="Courier New" w:cs="Courier New"/>
-          <w:lang w:val="en-US"/>
-        </w:rPr>
-        <w:t>" (id) MATCH SIMPLE</w:t>
+        </w:rPr>
+      </w:pPr>
+      <w:r>
+        <w:rPr>
+          <w:rFonts w:ascii="Courier New" w:hAnsi="Courier New" w:cs="Courier New"/>
+        </w:rPr>
+        <w:t xml:space="preserve"> WHERE (</w:t>
+      </w:r>
+      <w:proofErr w:type="spellStart"/>
+      <w:r>
+        <w:rPr>
+          <w:rFonts w:ascii="Courier New" w:hAnsi="Courier New" w:cs="Courier New"/>
+        </w:rPr>
+        <w:t>proiezioni.data_ora_proiezione</w:t>
+      </w:r>
+      <w:proofErr w:type="spellEnd"/>
+      <w:r>
+        <w:rPr>
+          <w:rFonts w:ascii="Courier New" w:hAnsi="Courier New" w:cs="Courier New"/>
+        </w:rPr>
+        <w:t xml:space="preserve"> &gt;= CURRENT_DATE)</w:t>
       </w:r>
     </w:p>
     <w:p>
@@ -7605,15 +11167,27 @@
         <w:spacing w:after="0" w:line="240" w:lineRule="auto"/>
         <w:rPr>
           <w:rFonts w:ascii="Courier New" w:hAnsi="Courier New" w:cs="Courier New"/>
-          <w:lang w:val="en-US"/>
-        </w:rPr>
-      </w:pPr>
-      <w:r>
-        <w:rPr>
-          <w:rFonts w:ascii="Courier New" w:hAnsi="Courier New" w:cs="Courier New"/>
-          <w:lang w:val="en-US"/>
-        </w:rPr>
-        <w:t xml:space="preserve">        ON UPDATE NO ACTION</w:t>
+        </w:rPr>
+      </w:pPr>
+      <w:r>
+        <w:rPr>
+          <w:rFonts w:ascii="Courier New" w:hAnsi="Courier New" w:cs="Courier New"/>
+        </w:rPr>
+        <w:t xml:space="preserve"> ORDER BY </w:t>
+      </w:r>
+      <w:proofErr w:type="spellStart"/>
+      <w:r>
+        <w:rPr>
+          <w:rFonts w:ascii="Courier New" w:hAnsi="Courier New" w:cs="Courier New"/>
+        </w:rPr>
+        <w:t>proiezioni.data_ora_proiezione</w:t>
+      </w:r>
+      <w:proofErr w:type="spellEnd"/>
+      <w:r>
+        <w:rPr>
+          <w:rFonts w:ascii="Courier New" w:hAnsi="Courier New" w:cs="Courier New"/>
+        </w:rPr>
+        <w:t>;</w:t>
       </w:r>
     </w:p>
     <w:p>
@@ -7621,2112 +11195,114 @@
         <w:spacing w:after="0" w:line="240" w:lineRule="auto"/>
         <w:rPr>
           <w:rFonts w:ascii="Courier New" w:hAnsi="Courier New" w:cs="Courier New"/>
-          <w:lang w:val="en-US"/>
-        </w:rPr>
-      </w:pPr>
-      <w:r>
-        <w:rPr>
-          <w:rFonts w:ascii="Courier New" w:hAnsi="Courier New" w:cs="Courier New"/>
-          <w:lang w:val="en-US"/>
-        </w:rPr>
-        <w:t xml:space="preserve">        ON DELETE NO ACTION,</w:t>
-      </w:r>
+        </w:rPr>
+      </w:pPr>
     </w:p>
     <w:p>
       <w:pPr>
         <w:spacing w:after="0" w:line="240" w:lineRule="auto"/>
         <w:rPr>
           <w:rFonts w:ascii="Courier New" w:hAnsi="Courier New" w:cs="Courier New"/>
-          <w:lang w:val="en-US"/>
-        </w:rPr>
-      </w:pPr>
-      <w:r>
-        <w:rPr>
-          <w:rFonts w:ascii="Courier New" w:hAnsi="Courier New" w:cs="Courier New"/>
-          <w:lang w:val="en-US"/>
-        </w:rPr>
-        <w:t xml:space="preserve">    CONSTRAINT </w:t>
-      </w:r>
-      <w:proofErr w:type="spellStart"/>
-      <w:r>
-        <w:rPr>
-          <w:rFonts w:ascii="Courier New" w:hAnsi="Courier New" w:cs="Courier New"/>
-          <w:lang w:val="en-US"/>
-        </w:rPr>
-        <w:t>ref_utente</w:t>
-      </w:r>
-      <w:proofErr w:type="spellEnd"/>
-      <w:r>
-        <w:rPr>
-          <w:rFonts w:ascii="Courier New" w:hAnsi="Courier New" w:cs="Courier New"/>
-          <w:lang w:val="en-US"/>
-        </w:rPr>
-        <w:t xml:space="preserve"> FOREIGN KEY (</w:t>
-      </w:r>
-      <w:proofErr w:type="spellStart"/>
-      <w:r>
-        <w:rPr>
-          <w:rFonts w:ascii="Courier New" w:hAnsi="Courier New" w:cs="Courier New"/>
-          <w:lang w:val="en-US"/>
-        </w:rPr>
-        <w:t>id_utente</w:t>
-      </w:r>
-      <w:proofErr w:type="spellEnd"/>
-      <w:r>
-        <w:rPr>
-          <w:rFonts w:ascii="Courier New" w:hAnsi="Courier New" w:cs="Courier New"/>
-          <w:lang w:val="en-US"/>
-        </w:rPr>
-        <w:t>)</w:t>
-      </w:r>
-    </w:p>
-    <w:p>
-      <w:pPr>
-        <w:spacing w:after="0" w:line="240" w:lineRule="auto"/>
-        <w:rPr>
-          <w:rFonts w:ascii="Courier New" w:hAnsi="Courier New" w:cs="Courier New"/>
-          <w:lang w:val="en-US"/>
-        </w:rPr>
-      </w:pPr>
-      <w:r>
-        <w:rPr>
-          <w:rFonts w:ascii="Courier New" w:hAnsi="Courier New" w:cs="Courier New"/>
-          <w:lang w:val="en-US"/>
-        </w:rPr>
-        <w:t xml:space="preserve">        REFERENCES public."</w:t>
-      </w:r>
-      <w:proofErr w:type="spellStart"/>
-      <w:r>
-        <w:rPr>
-          <w:rFonts w:ascii="Courier New" w:hAnsi="Courier New" w:cs="Courier New"/>
-          <w:lang w:val="en-US"/>
-        </w:rPr>
-        <w:t>Utenti</w:t>
-      </w:r>
-      <w:proofErr w:type="spellEnd"/>
-      <w:r>
-        <w:rPr>
-          <w:rFonts w:ascii="Courier New" w:hAnsi="Courier New" w:cs="Courier New"/>
-          <w:lang w:val="en-US"/>
-        </w:rPr>
-        <w:t>" (id) MATCH SIMPLE</w:t>
-      </w:r>
-    </w:p>
-    <w:p>
-      <w:pPr>
-        <w:spacing w:after="0" w:line="240" w:lineRule="auto"/>
-        <w:rPr>
-          <w:rFonts w:ascii="Courier New" w:hAnsi="Courier New" w:cs="Courier New"/>
-          <w:lang w:val="en-US"/>
-        </w:rPr>
-      </w:pPr>
-      <w:r>
-        <w:rPr>
-          <w:rFonts w:ascii="Courier New" w:hAnsi="Courier New" w:cs="Courier New"/>
-          <w:lang w:val="en-US"/>
-        </w:rPr>
-        <w:t xml:space="preserve">        ON UPDATE NO ACTION</w:t>
-      </w:r>
-    </w:p>
-    <w:p>
-      <w:pPr>
-        <w:spacing w:after="0" w:line="240" w:lineRule="auto"/>
-        <w:rPr>
-          <w:rFonts w:ascii="Courier New" w:hAnsi="Courier New" w:cs="Courier New"/>
-          <w:lang w:val="en-US"/>
-        </w:rPr>
-      </w:pPr>
-      <w:r>
-        <w:rPr>
-          <w:rFonts w:ascii="Courier New" w:hAnsi="Courier New" w:cs="Courier New"/>
-          <w:lang w:val="en-US"/>
-        </w:rPr>
-        <w:t xml:space="preserve">        ON DELETE NO ACTION</w:t>
-      </w:r>
-    </w:p>
-    <w:p>
-      <w:pPr>
-        <w:spacing w:after="0" w:line="240" w:lineRule="auto"/>
-        <w:rPr>
-          <w:rFonts w:ascii="Courier New" w:hAnsi="Courier New" w:cs="Courier New"/>
-        </w:rPr>
-      </w:pPr>
-      <w:r>
-        <w:rPr>
-          <w:rFonts w:ascii="Courier New" w:hAnsi="Courier New" w:cs="Courier New"/>
-        </w:rPr>
-        <w:t>)</w:t>
-      </w:r>
-    </w:p>
-    <w:p/>
-    <w:p>
-      <w:pPr>
-        <w:rPr>
-          <w:b/>
-          <w:bCs/>
-        </w:rPr>
-      </w:pPr>
-      <w:r>
-        <w:rPr>
-          <w:b/>
-          <w:bCs/>
-        </w:rPr>
-        <w:t xml:space="preserve">Inserimento </w:t>
-      </w:r>
-      <w:r>
-        <w:rPr>
-          <w:b/>
-          <w:bCs/>
-        </w:rPr>
-        <w:t xml:space="preserve">dei </w:t>
-      </w:r>
-      <w:r>
-        <w:rPr>
-          <w:b/>
-          <w:bCs/>
-        </w:rPr>
-        <w:t>dati nel DB</w:t>
-      </w:r>
-    </w:p>
-    <w:p>
-      <w:pPr>
-        <w:spacing w:after="0" w:line="240" w:lineRule="auto"/>
-        <w:rPr>
-          <w:highlight w:val="yellow"/>
-        </w:rPr>
-      </w:pPr>
-      <w:r>
-        <w:rPr>
-          <w:highlight w:val="yellow"/>
-        </w:rPr>
-        <w:t>L</w:t>
-      </w:r>
-      <w:r>
-        <w:rPr>
-          <w:highlight w:val="yellow"/>
-        </w:rPr>
-        <w:t xml:space="preserve">’inserimento dei dati </w:t>
-      </w:r>
-      <w:r>
-        <w:rPr>
-          <w:highlight w:val="yellow"/>
-        </w:rPr>
-        <w:t xml:space="preserve">forniti dal file </w:t>
-      </w:r>
-      <w:r>
-        <w:rPr>
-          <w:highlight w:val="yellow"/>
-        </w:rPr>
-        <w:t xml:space="preserve">proiezioni.csv </w:t>
-      </w:r>
-      <w:r>
-        <w:rPr>
-          <w:highlight w:val="yellow"/>
-        </w:rPr>
-        <w:t xml:space="preserve">è stato effettuato importando i dati </w:t>
-      </w:r>
-      <w:r>
-        <w:rPr>
-          <w:highlight w:val="yellow"/>
-        </w:rPr>
-        <w:t>in una tabella temporanea</w:t>
-      </w:r>
-      <w:r>
-        <w:rPr>
-          <w:highlight w:val="yellow"/>
-        </w:rPr>
-        <w:t xml:space="preserve"> </w:t>
-      </w:r>
-      <w:r>
-        <w:rPr>
-          <w:rFonts w:ascii="Courier New" w:hAnsi="Courier New" w:cs="Courier New"/>
-          <w:highlight w:val="yellow"/>
-        </w:rPr>
-        <w:t>(</w:t>
-      </w:r>
-      <w:proofErr w:type="spellStart"/>
-      <w:r>
-        <w:rPr>
-          <w:rFonts w:ascii="Courier New" w:hAnsi="Courier New" w:cs="Courier New"/>
-          <w:highlight w:val="yellow"/>
-        </w:rPr>
-        <w:t>Import_dati</w:t>
-      </w:r>
-      <w:proofErr w:type="spellEnd"/>
-      <w:r>
-        <w:rPr>
-          <w:rFonts w:ascii="Courier New" w:hAnsi="Courier New" w:cs="Courier New"/>
-          <w:highlight w:val="yellow"/>
-        </w:rPr>
-        <w:t>)</w:t>
-      </w:r>
-      <w:r>
-        <w:rPr>
-          <w:highlight w:val="yellow"/>
-        </w:rPr>
-        <w:t xml:space="preserve"> con </w:t>
-      </w:r>
-      <w:r>
-        <w:rPr>
-          <w:highlight w:val="yellow"/>
-        </w:rPr>
-        <w:t xml:space="preserve">colonne corrispondenti ai campi del file </w:t>
-      </w:r>
-      <w:r>
-        <w:rPr>
-          <w:highlight w:val="yellow"/>
-        </w:rPr>
-        <w:t>formato csv</w:t>
-      </w:r>
-      <w:r>
-        <w:rPr>
-          <w:highlight w:val="yellow"/>
-        </w:rPr>
-        <w:t xml:space="preserve"> (</w:t>
-      </w:r>
-      <w:proofErr w:type="spellStart"/>
-      <w:r>
-        <w:rPr>
-          <w:rFonts w:ascii="Courier New" w:hAnsi="Courier New" w:cs="Courier New"/>
-          <w:highlight w:val="yellow"/>
-        </w:rPr>
-        <w:t>data_ora_proiezione</w:t>
-      </w:r>
-      <w:proofErr w:type="spellEnd"/>
-      <w:r>
-        <w:rPr>
-          <w:rFonts w:ascii="Courier New" w:hAnsi="Courier New" w:cs="Courier New"/>
-          <w:highlight w:val="yellow"/>
-        </w:rPr>
-        <w:t>,</w:t>
-      </w:r>
-      <w:r>
-        <w:rPr>
-          <w:rFonts w:ascii="Courier New" w:hAnsi="Courier New" w:cs="Courier New"/>
-          <w:highlight w:val="yellow"/>
-        </w:rPr>
-        <w:t xml:space="preserve"> </w:t>
-      </w:r>
-      <w:proofErr w:type="spellStart"/>
-      <w:r>
-        <w:rPr>
-          <w:rFonts w:ascii="Courier New" w:hAnsi="Courier New" w:cs="Courier New"/>
-          <w:highlight w:val="yellow"/>
-        </w:rPr>
-        <w:t>titolo_film</w:t>
-      </w:r>
-      <w:proofErr w:type="spellEnd"/>
-      <w:r>
-        <w:rPr>
-          <w:rFonts w:ascii="Courier New" w:hAnsi="Courier New" w:cs="Courier New"/>
-          <w:highlight w:val="yellow"/>
-        </w:rPr>
-        <w:t>,</w:t>
-      </w:r>
-      <w:r>
-        <w:rPr>
-          <w:rFonts w:ascii="Courier New" w:hAnsi="Courier New" w:cs="Courier New"/>
-          <w:highlight w:val="yellow"/>
-        </w:rPr>
-        <w:t xml:space="preserve"> </w:t>
-      </w:r>
-      <w:r>
-        <w:rPr>
-          <w:rFonts w:ascii="Courier New" w:hAnsi="Courier New" w:cs="Courier New"/>
-          <w:highlight w:val="yellow"/>
-        </w:rPr>
-        <w:t>genere,</w:t>
-      </w:r>
-      <w:r>
-        <w:rPr>
-          <w:rFonts w:ascii="Courier New" w:hAnsi="Courier New" w:cs="Courier New"/>
-          <w:highlight w:val="yellow"/>
-        </w:rPr>
-        <w:t xml:space="preserve"> </w:t>
-      </w:r>
-      <w:r>
-        <w:rPr>
-          <w:rFonts w:ascii="Courier New" w:hAnsi="Courier New" w:cs="Courier New"/>
-          <w:highlight w:val="yellow"/>
-        </w:rPr>
-        <w:t>regista</w:t>
-      </w:r>
-      <w:r>
-        <w:rPr>
-          <w:rFonts w:ascii="Courier New" w:hAnsi="Courier New" w:cs="Courier New"/>
-          <w:highlight w:val="yellow"/>
-        </w:rPr>
-        <w:t>,</w:t>
-      </w:r>
-      <w:r>
-        <w:rPr>
-          <w:rFonts w:ascii="Courier New" w:hAnsi="Courier New" w:cs="Courier New"/>
-          <w:highlight w:val="yellow"/>
-        </w:rPr>
-        <w:t xml:space="preserve"> </w:t>
-      </w:r>
-      <w:r>
-        <w:rPr>
-          <w:rFonts w:ascii="Courier New" w:hAnsi="Courier New" w:cs="Courier New"/>
-          <w:highlight w:val="yellow"/>
-        </w:rPr>
-        <w:t>anno</w:t>
-      </w:r>
-      <w:r>
-        <w:rPr>
-          <w:rFonts w:ascii="Courier New" w:hAnsi="Courier New" w:cs="Courier New"/>
-          <w:highlight w:val="yellow"/>
-        </w:rPr>
-        <w:t>,</w:t>
-      </w:r>
-      <w:r>
-        <w:rPr>
-          <w:rFonts w:ascii="Courier New" w:hAnsi="Courier New" w:cs="Courier New"/>
-          <w:highlight w:val="yellow"/>
-        </w:rPr>
-        <w:t xml:space="preserve"> </w:t>
-      </w:r>
-      <w:proofErr w:type="spellStart"/>
-      <w:r>
-        <w:rPr>
-          <w:rFonts w:ascii="Courier New" w:hAnsi="Courier New" w:cs="Courier New"/>
-          <w:highlight w:val="yellow"/>
-        </w:rPr>
-        <w:t>durata_minuti</w:t>
-      </w:r>
-      <w:proofErr w:type="spellEnd"/>
-      <w:r>
-        <w:rPr>
-          <w:rFonts w:ascii="Courier New" w:hAnsi="Courier New" w:cs="Courier New"/>
-          <w:highlight w:val="yellow"/>
-        </w:rPr>
-        <w:t xml:space="preserve">, </w:t>
-      </w:r>
-      <w:proofErr w:type="spellStart"/>
-      <w:r>
-        <w:rPr>
-          <w:rFonts w:ascii="Courier New" w:hAnsi="Courier New" w:cs="Courier New"/>
-          <w:highlight w:val="yellow"/>
-        </w:rPr>
-        <w:t>eta_minima</w:t>
-      </w:r>
-      <w:proofErr w:type="spellEnd"/>
-      <w:r>
-        <w:rPr>
-          <w:rFonts w:ascii="Courier New" w:hAnsi="Courier New" w:cs="Courier New"/>
-          <w:highlight w:val="yellow"/>
-        </w:rPr>
-        <w:t>,</w:t>
-      </w:r>
-      <w:r>
-        <w:rPr>
-          <w:rFonts w:ascii="Courier New" w:hAnsi="Courier New" w:cs="Courier New"/>
-          <w:highlight w:val="yellow"/>
-        </w:rPr>
-        <w:t xml:space="preserve"> </w:t>
-      </w:r>
-      <w:proofErr w:type="spellStart"/>
-      <w:r>
-        <w:rPr>
-          <w:rFonts w:ascii="Courier New" w:hAnsi="Courier New" w:cs="Courier New"/>
-          <w:highlight w:val="yellow"/>
-        </w:rPr>
-        <w:t>prezzo_biglietto</w:t>
-      </w:r>
-      <w:proofErr w:type="spellEnd"/>
-      <w:r>
-        <w:rPr>
-          <w:rFonts w:ascii="Courier New" w:hAnsi="Courier New" w:cs="Courier New"/>
-          <w:highlight w:val="yellow"/>
-        </w:rPr>
-        <w:t>).</w:t>
-      </w:r>
-      <w:r>
-        <w:rPr>
-          <w:rFonts w:ascii="Courier New" w:hAnsi="Courier New" w:cs="Courier New"/>
-          <w:highlight w:val="yellow"/>
-        </w:rPr>
-        <w:t xml:space="preserve"> </w:t>
-      </w:r>
-      <w:r>
-        <w:rPr>
-          <w:highlight w:val="yellow"/>
-        </w:rPr>
-        <w:t xml:space="preserve">Dopo l’importazione è stata aggiunta una </w:t>
-      </w:r>
-      <w:r>
-        <w:rPr>
-          <w:highlight w:val="yellow"/>
-        </w:rPr>
-        <w:t>chiave esterna</w:t>
-      </w:r>
-      <w:r>
-        <w:rPr>
-          <w:highlight w:val="yellow"/>
-        </w:rPr>
-        <w:t xml:space="preserve"> </w:t>
-      </w:r>
-      <w:proofErr w:type="spellStart"/>
-      <w:r>
-        <w:rPr>
-          <w:rFonts w:ascii="Courier New" w:hAnsi="Courier New" w:cs="Courier New"/>
-          <w:highlight w:val="yellow"/>
-        </w:rPr>
-        <w:t>id_film</w:t>
-      </w:r>
-      <w:proofErr w:type="spellEnd"/>
-      <w:r>
-        <w:rPr>
-          <w:highlight w:val="yellow"/>
-        </w:rPr>
-        <w:t>, con riferimento a</w:t>
-      </w:r>
-      <w:r>
-        <w:rPr>
-          <w:highlight w:val="yellow"/>
-        </w:rPr>
-        <w:t>ll’id</w:t>
-      </w:r>
-      <w:r>
-        <w:rPr>
-          <w:highlight w:val="yellow"/>
-        </w:rPr>
-        <w:t xml:space="preserve"> </w:t>
-      </w:r>
-      <w:r>
-        <w:rPr>
-          <w:highlight w:val="yellow"/>
-        </w:rPr>
-        <w:t xml:space="preserve">un’altra tabella </w:t>
-      </w:r>
-      <w:proofErr w:type="spellStart"/>
-      <w:r>
-        <w:rPr>
-          <w:highlight w:val="yellow"/>
-        </w:rPr>
-        <w:t>provvisioria</w:t>
-      </w:r>
-      <w:proofErr w:type="spellEnd"/>
-      <w:r>
-        <w:rPr>
-          <w:highlight w:val="yellow"/>
-        </w:rPr>
-        <w:t xml:space="preserve"> </w:t>
-      </w:r>
-      <w:r>
-        <w:rPr>
-          <w:rFonts w:ascii="Courier New" w:hAnsi="Courier New" w:cs="Courier New"/>
-          <w:highlight w:val="yellow"/>
-        </w:rPr>
-        <w:t>(</w:t>
-      </w:r>
-      <w:proofErr w:type="spellStart"/>
-      <w:r>
-        <w:rPr>
-          <w:rFonts w:ascii="Courier New" w:hAnsi="Courier New" w:cs="Courier New"/>
-          <w:highlight w:val="yellow"/>
-        </w:rPr>
-        <w:t>Import_film</w:t>
-      </w:r>
-      <w:proofErr w:type="spellEnd"/>
-      <w:r>
-        <w:rPr>
-          <w:rFonts w:ascii="Courier New" w:hAnsi="Courier New" w:cs="Courier New"/>
-          <w:highlight w:val="yellow"/>
-        </w:rPr>
-        <w:t>)</w:t>
-      </w:r>
-      <w:r>
-        <w:rPr>
-          <w:highlight w:val="yellow"/>
-        </w:rPr>
-        <w:t xml:space="preserve">. </w:t>
-      </w:r>
-      <w:r>
-        <w:rPr>
-          <w:highlight w:val="yellow"/>
-        </w:rPr>
-        <w:t xml:space="preserve"> </w:t>
-      </w:r>
-      <w:r>
-        <w:rPr>
-          <w:highlight w:val="yellow"/>
-        </w:rPr>
-        <w:t xml:space="preserve"> </w:t>
-      </w:r>
-    </w:p>
-    <w:p>
-      <w:pPr>
-        <w:ind w:left="360"/>
-        <w:rPr>
-          <w:rFonts w:asciiTheme="majorHAnsi" w:hAnsiTheme="majorHAnsi" w:cs="Courier New"/>
-          <w:highlight w:val="yellow"/>
-        </w:rPr>
-      </w:pPr>
-      <w:r>
-        <w:rPr>
-          <w:highlight w:val="yellow"/>
-        </w:rPr>
-        <w:t xml:space="preserve">In </w:t>
-      </w:r>
-      <w:r>
-        <w:rPr>
-          <w:highlight w:val="yellow"/>
-        </w:rPr>
-        <w:t xml:space="preserve">questa seconda </w:t>
-      </w:r>
-      <w:proofErr w:type="spellStart"/>
-      <w:r>
-        <w:rPr>
-          <w:highlight w:val="yellow"/>
-        </w:rPr>
-        <w:t>tebella</w:t>
-      </w:r>
-      <w:proofErr w:type="spellEnd"/>
-      <w:r>
-        <w:rPr>
-          <w:highlight w:val="yellow"/>
-        </w:rPr>
-        <w:t xml:space="preserve"> provvisoria</w:t>
-      </w:r>
-      <w:r>
-        <w:rPr>
-          <w:highlight w:val="yellow"/>
-        </w:rPr>
-        <w:t xml:space="preserve"> </w:t>
-      </w:r>
-      <w:r>
-        <w:rPr>
-          <w:rFonts w:ascii="Courier New" w:hAnsi="Courier New" w:cs="Courier New"/>
-          <w:highlight w:val="yellow"/>
-        </w:rPr>
-        <w:t>(</w:t>
-      </w:r>
-      <w:proofErr w:type="spellStart"/>
-      <w:r>
-        <w:rPr>
-          <w:rFonts w:ascii="Courier New" w:hAnsi="Courier New" w:cs="Courier New"/>
-          <w:highlight w:val="yellow"/>
-        </w:rPr>
-        <w:t>Import_film</w:t>
-      </w:r>
-      <w:proofErr w:type="spellEnd"/>
-      <w:r>
-        <w:rPr>
-          <w:rFonts w:ascii="Courier New" w:hAnsi="Courier New" w:cs="Courier New"/>
-          <w:highlight w:val="yellow"/>
-        </w:rPr>
-        <w:t>)</w:t>
-      </w:r>
-      <w:r>
-        <w:rPr>
-          <w:highlight w:val="yellow"/>
-        </w:rPr>
-        <w:t xml:space="preserve"> </w:t>
-      </w:r>
-      <w:r>
-        <w:rPr>
-          <w:highlight w:val="yellow"/>
-        </w:rPr>
-        <w:t xml:space="preserve">sono stati </w:t>
-      </w:r>
-      <w:r>
-        <w:rPr>
-          <w:highlight w:val="yellow"/>
-        </w:rPr>
-        <w:t>copiati i dati relativi ai film</w:t>
-      </w:r>
-      <w:r>
-        <w:rPr>
-          <w:highlight w:val="yellow"/>
-        </w:rPr>
-        <w:t xml:space="preserve"> (</w:t>
-      </w:r>
-      <w:proofErr w:type="spellStart"/>
-      <w:r>
-        <w:rPr>
-          <w:rFonts w:ascii="Courier New" w:hAnsi="Courier New" w:cs="Courier New"/>
-          <w:highlight w:val="yellow"/>
-        </w:rPr>
-        <w:t>titolo_film</w:t>
-      </w:r>
-      <w:proofErr w:type="spellEnd"/>
-      <w:r>
-        <w:rPr>
-          <w:rFonts w:ascii="Courier New" w:hAnsi="Courier New" w:cs="Courier New"/>
-          <w:highlight w:val="yellow"/>
-        </w:rPr>
-        <w:t xml:space="preserve">, genere, regista, anno, </w:t>
-      </w:r>
-      <w:proofErr w:type="spellStart"/>
-      <w:r>
-        <w:rPr>
-          <w:rFonts w:ascii="Courier New" w:hAnsi="Courier New" w:cs="Courier New"/>
-          <w:highlight w:val="yellow"/>
-        </w:rPr>
-        <w:t>durata_minuti</w:t>
-      </w:r>
-      <w:proofErr w:type="spellEnd"/>
-      <w:r>
-        <w:rPr>
-          <w:rFonts w:ascii="Courier New" w:hAnsi="Courier New" w:cs="Courier New"/>
-          <w:highlight w:val="yellow"/>
-        </w:rPr>
-        <w:t xml:space="preserve">, </w:t>
-      </w:r>
-      <w:proofErr w:type="spellStart"/>
-      <w:r>
-        <w:rPr>
-          <w:rFonts w:ascii="Courier New" w:hAnsi="Courier New" w:cs="Courier New"/>
-          <w:highlight w:val="yellow"/>
-        </w:rPr>
-        <w:t>eta_minima</w:t>
-      </w:r>
-      <w:proofErr w:type="spellEnd"/>
-      <w:r>
-        <w:rPr>
-          <w:rFonts w:ascii="Courier New" w:hAnsi="Courier New" w:cs="Courier New"/>
-          <w:highlight w:val="yellow"/>
-        </w:rPr>
-        <w:t>)</w:t>
-      </w:r>
-      <w:r>
-        <w:rPr>
-          <w:highlight w:val="yellow"/>
-        </w:rPr>
-        <w:t xml:space="preserve"> </w:t>
-      </w:r>
-      <w:r>
-        <w:rPr>
-          <w:highlight w:val="yellow"/>
-        </w:rPr>
-        <w:t xml:space="preserve">eliminandone i duplicati e aggiungendo un identificativo </w:t>
-      </w:r>
-      <w:r>
-        <w:rPr>
-          <w:highlight w:val="yellow"/>
-        </w:rPr>
-        <w:t>incrementale</w:t>
-      </w:r>
-      <w:r>
-        <w:rPr>
-          <w:highlight w:val="yellow"/>
-        </w:rPr>
-        <w:t xml:space="preserve"> alla tabella</w:t>
-      </w:r>
-      <w:r>
-        <w:rPr>
-          <w:highlight w:val="yellow"/>
-        </w:rPr>
-        <w:t>.</w:t>
-      </w:r>
-      <w:r>
-        <w:rPr>
-          <w:highlight w:val="yellow"/>
-        </w:rPr>
-        <w:t xml:space="preserve"> </w:t>
-      </w:r>
-      <w:r>
-        <w:rPr>
-          <w:highlight w:val="yellow"/>
-        </w:rPr>
-        <w:t>Attraverso una query</w:t>
-      </w:r>
-      <w:r>
-        <w:rPr>
-          <w:highlight w:val="yellow"/>
-        </w:rPr>
-        <w:t xml:space="preserve"> </w:t>
-      </w:r>
-      <w:r>
-        <w:rPr>
-          <w:highlight w:val="yellow"/>
-        </w:rPr>
-        <w:t xml:space="preserve">di </w:t>
-      </w:r>
-      <w:proofErr w:type="spellStart"/>
-      <w:r>
-        <w:rPr>
-          <w:highlight w:val="yellow"/>
-        </w:rPr>
-        <w:t>select</w:t>
-      </w:r>
-      <w:proofErr w:type="spellEnd"/>
-      <w:r>
-        <w:rPr>
-          <w:highlight w:val="yellow"/>
-        </w:rPr>
-        <w:t xml:space="preserve"> </w:t>
-      </w:r>
-      <w:r>
-        <w:rPr>
-          <w:highlight w:val="yellow"/>
-        </w:rPr>
-        <w:t xml:space="preserve">si è copiato </w:t>
-      </w:r>
-      <w:r>
-        <w:rPr>
-          <w:highlight w:val="yellow"/>
-        </w:rPr>
-        <w:t xml:space="preserve">il campo </w:t>
-      </w:r>
-      <w:proofErr w:type="spellStart"/>
-      <w:r>
-        <w:rPr>
-          <w:rFonts w:ascii="Courier New" w:hAnsi="Courier New" w:cs="Courier New"/>
-          <w:highlight w:val="yellow"/>
-        </w:rPr>
-        <w:t>Import_film</w:t>
-      </w:r>
-      <w:proofErr w:type="spellEnd"/>
-      <w:r>
-        <w:rPr>
-          <w:highlight w:val="yellow"/>
-        </w:rPr>
-        <w:t xml:space="preserve"> </w:t>
-      </w:r>
-      <w:r>
-        <w:rPr>
-          <w:rFonts w:ascii="Courier New" w:hAnsi="Courier New" w:cs="Courier New"/>
-          <w:highlight w:val="yellow"/>
-        </w:rPr>
-        <w:t>.</w:t>
-      </w:r>
-      <w:r>
-        <w:rPr>
-          <w:rFonts w:ascii="Courier New" w:hAnsi="Courier New" w:cs="Courier New"/>
-          <w:highlight w:val="yellow"/>
-        </w:rPr>
-        <w:t>id</w:t>
-      </w:r>
-      <w:r>
-        <w:rPr>
-          <w:highlight w:val="yellow"/>
-        </w:rPr>
-        <w:t xml:space="preserve"> </w:t>
-      </w:r>
-      <w:r>
-        <w:rPr>
-          <w:highlight w:val="yellow"/>
-        </w:rPr>
-        <w:t xml:space="preserve">nel campo </w:t>
-      </w:r>
-      <w:proofErr w:type="spellStart"/>
-      <w:r>
-        <w:rPr>
-          <w:rFonts w:ascii="Courier New" w:hAnsi="Courier New" w:cs="Courier New"/>
-          <w:highlight w:val="yellow"/>
-        </w:rPr>
-        <w:t>Import_dati</w:t>
-      </w:r>
-      <w:proofErr w:type="spellEnd"/>
-      <w:r>
-        <w:rPr>
-          <w:rFonts w:ascii="Courier New" w:hAnsi="Courier New" w:cs="Courier New"/>
-          <w:highlight w:val="yellow"/>
-        </w:rPr>
-        <w:t>.</w:t>
-      </w:r>
-      <w:r>
-        <w:rPr>
-          <w:rFonts w:ascii="Courier New" w:hAnsi="Courier New" w:cs="Courier New"/>
-          <w:highlight w:val="yellow"/>
-        </w:rPr>
-        <w:t xml:space="preserve"> </w:t>
-      </w:r>
-      <w:proofErr w:type="spellStart"/>
-      <w:r>
-        <w:rPr>
-          <w:rFonts w:ascii="Courier New" w:hAnsi="Courier New" w:cs="Courier New"/>
-          <w:highlight w:val="yellow"/>
-        </w:rPr>
-        <w:t>id_film</w:t>
-      </w:r>
-      <w:proofErr w:type="spellEnd"/>
-      <w:r>
-        <w:rPr>
-          <w:rFonts w:ascii="Courier New" w:hAnsi="Courier New" w:cs="Courier New"/>
-          <w:highlight w:val="yellow"/>
-        </w:rPr>
-        <w:t xml:space="preserve"> </w:t>
-      </w:r>
-      <w:r>
-        <w:rPr>
-          <w:highlight w:val="yellow"/>
-        </w:rPr>
-        <w:t xml:space="preserve">nella riga </w:t>
-      </w:r>
-      <w:r>
-        <w:rPr>
-          <w:highlight w:val="yellow"/>
-        </w:rPr>
-        <w:t xml:space="preserve">in cui </w:t>
-      </w:r>
-      <w:proofErr w:type="gramStart"/>
-      <w:r>
-        <w:rPr>
-          <w:highlight w:val="yellow"/>
-        </w:rPr>
-        <w:t>i</w:t>
-      </w:r>
-      <w:r>
-        <w:rPr>
-          <w:highlight w:val="yellow"/>
-        </w:rPr>
-        <w:t>l contenuti</w:t>
-      </w:r>
-      <w:proofErr w:type="gramEnd"/>
-      <w:r>
-        <w:rPr>
-          <w:highlight w:val="yellow"/>
-        </w:rPr>
-        <w:t xml:space="preserve"> dei</w:t>
-      </w:r>
-      <w:r>
-        <w:rPr>
-          <w:highlight w:val="yellow"/>
-        </w:rPr>
-        <w:t xml:space="preserve"> </w:t>
-      </w:r>
-      <w:proofErr w:type="gramStart"/>
-      <w:r>
-        <w:rPr>
-          <w:highlight w:val="yellow"/>
-        </w:rPr>
-        <w:t xml:space="preserve">campi </w:t>
-      </w:r>
-      <w:r>
-        <w:rPr>
-          <w:highlight w:val="yellow"/>
-        </w:rPr>
-        <w:t xml:space="preserve"> </w:t>
-      </w:r>
-      <w:proofErr w:type="spellStart"/>
-      <w:r>
-        <w:rPr>
-          <w:rFonts w:ascii="Courier New" w:hAnsi="Courier New" w:cs="Courier New"/>
-          <w:highlight w:val="yellow"/>
-        </w:rPr>
-        <w:lastRenderedPageBreak/>
-        <w:t>titolo</w:t>
-      </w:r>
-      <w:proofErr w:type="gramEnd"/>
-      <w:r>
-        <w:rPr>
-          <w:rFonts w:ascii="Courier New" w:hAnsi="Courier New" w:cs="Courier New"/>
-          <w:highlight w:val="yellow"/>
-        </w:rPr>
-        <w:t>_film</w:t>
-      </w:r>
-      <w:proofErr w:type="spellEnd"/>
-      <w:r>
-        <w:rPr>
-          <w:rFonts w:ascii="Courier New" w:hAnsi="Courier New" w:cs="Courier New"/>
-          <w:highlight w:val="yellow"/>
-        </w:rPr>
-        <w:t xml:space="preserve"> </w:t>
-      </w:r>
-      <w:proofErr w:type="gramStart"/>
-      <w:r>
-        <w:rPr>
-          <w:rFonts w:ascii="Courier New" w:hAnsi="Courier New" w:cs="Courier New"/>
-          <w:highlight w:val="yellow"/>
-        </w:rPr>
-        <w:t>e</w:t>
-      </w:r>
-      <w:r>
-        <w:rPr>
-          <w:highlight w:val="yellow"/>
-        </w:rPr>
-        <w:t xml:space="preserve"> </w:t>
-      </w:r>
-      <w:r>
-        <w:rPr>
-          <w:highlight w:val="yellow"/>
-        </w:rPr>
-        <w:t xml:space="preserve"> </w:t>
-      </w:r>
-      <w:r>
-        <w:rPr>
-          <w:rFonts w:ascii="Courier New" w:hAnsi="Courier New" w:cs="Courier New"/>
-          <w:highlight w:val="yellow"/>
-        </w:rPr>
-        <w:t>regista</w:t>
-      </w:r>
-      <w:proofErr w:type="gramEnd"/>
-      <w:r>
-        <w:rPr>
-          <w:rFonts w:asciiTheme="majorHAnsi" w:hAnsiTheme="majorHAnsi" w:cs="Courier New"/>
-          <w:highlight w:val="yellow"/>
-        </w:rPr>
-        <w:t xml:space="preserve"> </w:t>
-      </w:r>
-      <w:r>
-        <w:rPr>
-          <w:rFonts w:asciiTheme="majorHAnsi" w:hAnsiTheme="majorHAnsi" w:cs="Courier New"/>
-          <w:highlight w:val="yellow"/>
-        </w:rPr>
-        <w:t>conten</w:t>
-      </w:r>
-      <w:r>
-        <w:rPr>
-          <w:rFonts w:asciiTheme="majorHAnsi" w:hAnsiTheme="majorHAnsi" w:cs="Courier New"/>
-          <w:highlight w:val="yellow"/>
-        </w:rPr>
-        <w:t>evano lo stesso valore</w:t>
-      </w:r>
-      <w:r>
-        <w:rPr>
-          <w:rFonts w:asciiTheme="majorHAnsi" w:hAnsiTheme="majorHAnsi" w:cs="Courier New"/>
-          <w:highlight w:val="yellow"/>
-        </w:rPr>
-        <w:t>. Verificata la corrispondenza</w:t>
-      </w:r>
-      <w:r>
-        <w:rPr>
-          <w:rFonts w:asciiTheme="majorHAnsi" w:hAnsiTheme="majorHAnsi" w:cs="Courier New"/>
-          <w:highlight w:val="yellow"/>
-        </w:rPr>
-        <w:t xml:space="preserve"> dei dati</w:t>
-      </w:r>
-      <w:r>
-        <w:rPr>
-          <w:rFonts w:asciiTheme="majorHAnsi" w:hAnsiTheme="majorHAnsi" w:cs="Courier New"/>
-          <w:highlight w:val="yellow"/>
-        </w:rPr>
-        <w:t xml:space="preserve"> </w:t>
-      </w:r>
-      <w:r>
-        <w:rPr>
-          <w:rFonts w:asciiTheme="majorHAnsi" w:hAnsiTheme="majorHAnsi" w:cs="Courier New"/>
-          <w:highlight w:val="yellow"/>
-        </w:rPr>
-        <w:t xml:space="preserve">sono </w:t>
-      </w:r>
-      <w:r>
-        <w:rPr>
-          <w:rFonts w:asciiTheme="majorHAnsi" w:hAnsiTheme="majorHAnsi" w:cs="Courier New"/>
-          <w:highlight w:val="yellow"/>
-        </w:rPr>
-        <w:t xml:space="preserve">stati importati i dati </w:t>
-      </w:r>
-      <w:r>
-        <w:rPr>
-          <w:rFonts w:asciiTheme="majorHAnsi" w:hAnsiTheme="majorHAnsi" w:cs="Courier New"/>
-          <w:highlight w:val="yellow"/>
-        </w:rPr>
-        <w:t xml:space="preserve">dei campi </w:t>
-      </w:r>
-      <w:proofErr w:type="spellStart"/>
-      <w:r>
-        <w:rPr>
-          <w:rFonts w:ascii="Courier New" w:hAnsi="Courier New" w:cs="Courier New"/>
-          <w:highlight w:val="yellow"/>
-        </w:rPr>
-        <w:t>data_ora_proiezione</w:t>
-      </w:r>
-      <w:proofErr w:type="spellEnd"/>
-      <w:r>
-        <w:rPr>
-          <w:rFonts w:ascii="Courier New" w:hAnsi="Courier New" w:cs="Courier New"/>
-          <w:highlight w:val="yellow"/>
-        </w:rPr>
-        <w:t xml:space="preserve">, </w:t>
-      </w:r>
-      <w:proofErr w:type="spellStart"/>
-      <w:r>
-        <w:rPr>
-          <w:rFonts w:ascii="Courier New" w:hAnsi="Courier New" w:cs="Courier New"/>
-          <w:highlight w:val="yellow"/>
-        </w:rPr>
-        <w:t>prezzo_biglietto</w:t>
-      </w:r>
-      <w:proofErr w:type="spellEnd"/>
-      <w:r>
-        <w:rPr>
-          <w:rFonts w:ascii="Courier New" w:hAnsi="Courier New" w:cs="Courier New"/>
-          <w:highlight w:val="yellow"/>
-        </w:rPr>
-        <w:t xml:space="preserve">, id e </w:t>
-      </w:r>
-      <w:proofErr w:type="spellStart"/>
-      <w:r>
-        <w:rPr>
-          <w:rFonts w:ascii="Courier New" w:hAnsi="Courier New" w:cs="Courier New"/>
-          <w:highlight w:val="yellow"/>
-        </w:rPr>
-        <w:t>id_</w:t>
-      </w:r>
-      <w:proofErr w:type="gramStart"/>
-      <w:r>
-        <w:rPr>
-          <w:rFonts w:ascii="Courier New" w:hAnsi="Courier New" w:cs="Courier New"/>
-          <w:highlight w:val="yellow"/>
-        </w:rPr>
-        <w:t>film</w:t>
-      </w:r>
-      <w:proofErr w:type="spellEnd"/>
-      <w:r>
-        <w:rPr>
-          <w:rFonts w:ascii="Courier New" w:hAnsi="Courier New" w:cs="Courier New"/>
-          <w:highlight w:val="yellow"/>
-        </w:rPr>
-        <w:t xml:space="preserve"> </w:t>
-      </w:r>
-      <w:r>
-        <w:rPr>
-          <w:rFonts w:asciiTheme="majorHAnsi" w:hAnsiTheme="majorHAnsi" w:cs="Courier New"/>
-          <w:highlight w:val="yellow"/>
-        </w:rPr>
-        <w:t xml:space="preserve"> </w:t>
-      </w:r>
-      <w:r>
-        <w:rPr>
-          <w:rFonts w:asciiTheme="majorHAnsi" w:hAnsiTheme="majorHAnsi" w:cs="Courier New"/>
-          <w:highlight w:val="yellow"/>
-        </w:rPr>
-        <w:t>nella</w:t>
-      </w:r>
-      <w:proofErr w:type="gramEnd"/>
-      <w:r>
-        <w:rPr>
-          <w:rFonts w:asciiTheme="majorHAnsi" w:hAnsiTheme="majorHAnsi" w:cs="Courier New"/>
-          <w:highlight w:val="yellow"/>
-        </w:rPr>
-        <w:t xml:space="preserve"> tabella </w:t>
-      </w:r>
-      <w:r>
-        <w:rPr>
-          <w:rFonts w:ascii="Courier New" w:hAnsi="Courier New" w:cs="Courier New"/>
-          <w:highlight w:val="yellow"/>
-        </w:rPr>
-        <w:t>Proiezioni</w:t>
-      </w:r>
-      <w:r>
-        <w:rPr>
-          <w:rFonts w:asciiTheme="majorHAnsi" w:hAnsiTheme="majorHAnsi" w:cs="Courier New"/>
-          <w:highlight w:val="yellow"/>
-        </w:rPr>
-        <w:t xml:space="preserve"> e</w:t>
-      </w:r>
-      <w:r>
-        <w:rPr>
-          <w:rFonts w:asciiTheme="majorHAnsi" w:hAnsiTheme="majorHAnsi" w:cs="Courier New"/>
-          <w:highlight w:val="yellow"/>
-        </w:rPr>
-        <w:t xml:space="preserve"> i dati </w:t>
-      </w:r>
-      <w:r>
-        <w:rPr>
-          <w:rFonts w:asciiTheme="majorHAnsi" w:hAnsiTheme="majorHAnsi" w:cs="Courier New"/>
-          <w:highlight w:val="yellow"/>
-        </w:rPr>
-        <w:t xml:space="preserve">della tabella </w:t>
-      </w:r>
-      <w:proofErr w:type="spellStart"/>
-      <w:r>
-        <w:rPr>
-          <w:rFonts w:ascii="Courier New" w:hAnsi="Courier New" w:cs="Courier New"/>
-          <w:highlight w:val="yellow"/>
-        </w:rPr>
-        <w:t>Import_film</w:t>
-      </w:r>
-      <w:proofErr w:type="spellEnd"/>
-      <w:r>
-        <w:rPr>
-          <w:rFonts w:asciiTheme="majorHAnsi" w:hAnsiTheme="majorHAnsi" w:cs="Courier New"/>
-          <w:highlight w:val="yellow"/>
-        </w:rPr>
-        <w:t xml:space="preserve"> sono stati importati nella tabella </w:t>
-      </w:r>
-      <w:r>
-        <w:rPr>
-          <w:rFonts w:ascii="Courier New" w:hAnsi="Courier New" w:cs="Courier New"/>
-          <w:highlight w:val="yellow"/>
-        </w:rPr>
-        <w:t>Film</w:t>
-      </w:r>
-      <w:r>
-        <w:rPr>
-          <w:rFonts w:asciiTheme="majorHAnsi" w:hAnsiTheme="majorHAnsi" w:cs="Courier New"/>
-          <w:highlight w:val="yellow"/>
-        </w:rPr>
-        <w:t>.</w:t>
-      </w:r>
-      <w:r>
-        <w:rPr>
-          <w:rFonts w:asciiTheme="majorHAnsi" w:hAnsiTheme="majorHAnsi" w:cs="Courier New"/>
-          <w:highlight w:val="yellow"/>
-        </w:rPr>
-        <w:t xml:space="preserve"> La tabella </w:t>
-      </w:r>
-      <w:proofErr w:type="spellStart"/>
-      <w:r>
-        <w:rPr>
-          <w:rFonts w:ascii="Courier New" w:hAnsi="Courier New" w:cs="Courier New"/>
-          <w:highlight w:val="yellow"/>
-        </w:rPr>
-        <w:t>Import_film</w:t>
-      </w:r>
-      <w:proofErr w:type="spellEnd"/>
-      <w:r>
-        <w:rPr>
-          <w:rFonts w:asciiTheme="majorHAnsi" w:hAnsiTheme="majorHAnsi" w:cs="Courier New"/>
-          <w:highlight w:val="yellow"/>
-        </w:rPr>
-        <w:t xml:space="preserve"> è stata in seguito eliminata</w:t>
-      </w:r>
-      <w:r>
-        <w:rPr>
-          <w:rFonts w:asciiTheme="majorHAnsi" w:hAnsiTheme="majorHAnsi" w:cs="Courier New"/>
-          <w:highlight w:val="yellow"/>
-        </w:rPr>
-        <w:t>, mentre la tabella</w:t>
-      </w:r>
-      <w:r>
-        <w:rPr>
-          <w:rFonts w:ascii="Courier New" w:hAnsi="Courier New" w:cs="Courier New"/>
-          <w:highlight w:val="yellow"/>
-        </w:rPr>
-        <w:t xml:space="preserve"> </w:t>
-      </w:r>
-      <w:proofErr w:type="spellStart"/>
-      <w:r>
-        <w:rPr>
-          <w:rFonts w:ascii="Courier New" w:hAnsi="Courier New" w:cs="Courier New"/>
-          <w:highlight w:val="yellow"/>
-        </w:rPr>
-        <w:t>Import_dati</w:t>
-      </w:r>
-      <w:proofErr w:type="spellEnd"/>
-      <w:r>
-        <w:rPr>
-          <w:rFonts w:ascii="Courier New" w:hAnsi="Courier New" w:cs="Courier New"/>
-          <w:highlight w:val="yellow"/>
-        </w:rPr>
-        <w:t xml:space="preserve"> </w:t>
-      </w:r>
-      <w:r>
-        <w:rPr>
-          <w:rFonts w:asciiTheme="majorHAnsi" w:hAnsiTheme="majorHAnsi" w:cs="Courier New"/>
-          <w:highlight w:val="yellow"/>
-        </w:rPr>
-        <w:t xml:space="preserve">è stata mantenuta per </w:t>
-      </w:r>
-      <w:r>
-        <w:rPr>
-          <w:rFonts w:asciiTheme="majorHAnsi" w:hAnsiTheme="majorHAnsi" w:cs="Courier New"/>
-          <w:highlight w:val="yellow"/>
-        </w:rPr>
-        <w:t>garantire l’effettiva corrispondenza dei dati importati dal file csv.</w:t>
-      </w:r>
-      <w:r>
-        <w:rPr>
-          <w:rFonts w:asciiTheme="majorHAnsi" w:hAnsiTheme="majorHAnsi" w:cs="Courier New"/>
-          <w:highlight w:val="yellow"/>
-        </w:rPr>
-        <w:t xml:space="preserve"> </w:t>
-      </w:r>
-    </w:p>
-    <w:p>
-      <w:pPr>
-        <w:rPr>
-          <w:rFonts w:asciiTheme="majorHAnsi" w:hAnsiTheme="majorHAnsi" w:cs="Courier New"/>
-          <w:highlight w:val="yellow"/>
-        </w:rPr>
-      </w:pPr>
-    </w:p>
-    <w:p>
-      <w:pPr>
-        <w:ind w:left="360"/>
-        <w:rPr>
-          <w:rFonts w:asciiTheme="majorHAnsi" w:hAnsiTheme="majorHAnsi" w:cs="Courier New"/>
-          <w:b/>
-          <w:bCs/>
-        </w:rPr>
-      </w:pPr>
-      <w:r>
-        <w:rPr>
-          <w:rFonts w:asciiTheme="majorHAnsi" w:hAnsiTheme="majorHAnsi" w:cs="Courier New"/>
-          <w:b/>
-          <w:bCs/>
-        </w:rPr>
-        <w:t>Cr</w:t>
-      </w:r>
-      <w:r>
-        <w:rPr>
-          <w:rFonts w:asciiTheme="majorHAnsi" w:hAnsiTheme="majorHAnsi" w:cs="Courier New"/>
-          <w:b/>
-          <w:bCs/>
-        </w:rPr>
-        <w:t>eazione delle viste</w:t>
-      </w:r>
-    </w:p>
-    <w:p>
-      <w:pPr>
-        <w:ind w:left="360"/>
-        <w:rPr>
-          <w:rFonts w:asciiTheme="majorHAnsi" w:hAnsiTheme="majorHAnsi" w:cs="Courier New"/>
-        </w:rPr>
-      </w:pPr>
-      <w:r>
-        <w:rPr>
-          <w:rFonts w:asciiTheme="majorHAnsi" w:hAnsiTheme="majorHAnsi" w:cs="Courier New"/>
-        </w:rPr>
-        <w:t>Nell’ottica di ottimizzare le prestazioni e il traffico di rete (Prospettiva Distribuita) si sono costruite due viste nelle quali vengono incluse le proiezioni e le prenotazioni che partono dalla data odierna</w:t>
-      </w:r>
-      <w:r>
-        <w:rPr>
-          <w:rFonts w:asciiTheme="majorHAnsi" w:hAnsiTheme="majorHAnsi" w:cs="Courier New"/>
-        </w:rPr>
-        <w:t xml:space="preserve"> </w:t>
-      </w:r>
-      <w:r>
-        <w:rPr>
-          <w:rFonts w:asciiTheme="majorHAnsi" w:hAnsiTheme="majorHAnsi" w:cs="Courier New"/>
-        </w:rPr>
-        <w:t>invi</w:t>
-      </w:r>
-      <w:r>
-        <w:rPr>
-          <w:rFonts w:asciiTheme="majorHAnsi" w:hAnsiTheme="majorHAnsi" w:cs="Courier New"/>
-        </w:rPr>
-        <w:t>ando</w:t>
-      </w:r>
-      <w:r>
-        <w:rPr>
-          <w:rFonts w:asciiTheme="majorHAnsi" w:hAnsiTheme="majorHAnsi" w:cs="Courier New"/>
-        </w:rPr>
-        <w:t xml:space="preserve"> al Client solo un sottoinsieme ristretto e rilevante di dati</w:t>
-      </w:r>
-      <w:r>
-        <w:rPr>
-          <w:rFonts w:asciiTheme="majorHAnsi" w:hAnsiTheme="majorHAnsi" w:cs="Courier New"/>
-        </w:rPr>
-        <w:t xml:space="preserve">. Partendo dal presupposto </w:t>
-      </w:r>
-      <w:proofErr w:type="gramStart"/>
-      <w:r>
-        <w:rPr>
-          <w:rFonts w:asciiTheme="majorHAnsi" w:hAnsiTheme="majorHAnsi" w:cs="Courier New"/>
-        </w:rPr>
-        <w:t>che,  u</w:t>
-      </w:r>
-      <w:r>
-        <w:rPr>
-          <w:rFonts w:asciiTheme="majorHAnsi" w:hAnsiTheme="majorHAnsi" w:cs="Courier New"/>
-        </w:rPr>
-        <w:t>n</w:t>
-      </w:r>
-      <w:proofErr w:type="gramEnd"/>
-      <w:r>
-        <w:rPr>
-          <w:rFonts w:asciiTheme="majorHAnsi" w:hAnsiTheme="majorHAnsi" w:cs="Courier New"/>
-        </w:rPr>
-        <w:t xml:space="preserve"> utente che accede al sistema per prenotare un biglietto o un operatore alla </w:t>
-      </w:r>
-      <w:r>
-        <w:rPr>
-          <w:rFonts w:asciiTheme="majorHAnsi" w:hAnsiTheme="majorHAnsi" w:cs="Courier New"/>
-        </w:rPr>
-        <w:t>biglietteria</w:t>
-      </w:r>
-      <w:r>
-        <w:rPr>
-          <w:rFonts w:asciiTheme="majorHAnsi" w:hAnsiTheme="majorHAnsi" w:cs="Courier New"/>
-        </w:rPr>
-        <w:t xml:space="preserve"> hanno bisogno di operare </w:t>
-      </w:r>
-      <w:r>
-        <w:rPr>
-          <w:rFonts w:asciiTheme="majorHAnsi" w:hAnsiTheme="majorHAnsi" w:cs="Courier New"/>
-          <w:b/>
-          <w:bCs/>
-        </w:rPr>
-        <w:t>unicamente sugli spettacoli futuri o correnti</w:t>
-      </w:r>
-      <w:r>
-        <w:rPr>
-          <w:rFonts w:asciiTheme="majorHAnsi" w:hAnsiTheme="majorHAnsi" w:cs="Courier New"/>
-        </w:rPr>
-        <w:t xml:space="preserve">. Mostrare proiezioni </w:t>
-      </w:r>
-      <w:r>
-        <w:rPr>
-          <w:rFonts w:asciiTheme="majorHAnsi" w:hAnsiTheme="majorHAnsi" w:cs="Courier New"/>
-        </w:rPr>
-        <w:t xml:space="preserve">e prenotazioni </w:t>
-      </w:r>
-      <w:r>
-        <w:rPr>
-          <w:rFonts w:asciiTheme="majorHAnsi" w:hAnsiTheme="majorHAnsi" w:cs="Courier New"/>
-        </w:rPr>
-        <w:t>"da oggi in poi" garantisce che la GUI Swing rimanga leggera, pulita e focalizzata esclusivamente sulle azioni permesse in quel momento.</w:t>
-      </w:r>
-    </w:p>
-    <w:p>
-      <w:pPr>
-        <w:rPr>
-          <w:rFonts w:asciiTheme="majorHAnsi" w:hAnsiTheme="majorHAnsi" w:cs="Courier New"/>
-        </w:rPr>
-      </w:pPr>
-    </w:p>
-    <w:p>
-      <w:pPr>
-        <w:rPr>
-          <w:rFonts w:asciiTheme="majorHAnsi" w:hAnsiTheme="majorHAnsi" w:cs="Courier New"/>
-        </w:rPr>
-      </w:pPr>
-      <w:r>
-        <w:rPr>
-          <w:rFonts w:asciiTheme="majorHAnsi" w:hAnsiTheme="majorHAnsi" w:cs="Courier New"/>
-        </w:rPr>
-        <w:t>Ottimizzazione del Database e del Server (Prospettiva DB/</w:t>
-      </w:r>
-      <w:proofErr w:type="gramStart"/>
-      <w:r>
-        <w:rPr>
-          <w:rFonts w:asciiTheme="majorHAnsi" w:hAnsiTheme="majorHAnsi" w:cs="Courier New"/>
-        </w:rPr>
-        <w:t>Server)Server</w:t>
-      </w:r>
-      <w:proofErr w:type="gramEnd"/>
-      <w:r>
-        <w:rPr>
-          <w:rFonts w:asciiTheme="majorHAnsi" w:hAnsiTheme="majorHAnsi" w:cs="Courier New"/>
-        </w:rPr>
-        <w:t xml:space="preserve"> applicativo interroga direttamente una sorgente già filtrata e ottimizzata. Questo riduce il tempo in cui i </w:t>
-      </w:r>
-      <w:proofErr w:type="spellStart"/>
-      <w:r>
-        <w:rPr>
-          <w:rFonts w:asciiTheme="majorHAnsi" w:hAnsiTheme="majorHAnsi" w:cs="Courier New"/>
-        </w:rPr>
-        <w:t>thread</w:t>
-      </w:r>
-      <w:proofErr w:type="spellEnd"/>
-      <w:r>
-        <w:rPr>
-          <w:rFonts w:asciiTheme="majorHAnsi" w:hAnsiTheme="majorHAnsi" w:cs="Courier New"/>
-        </w:rPr>
-        <w:t xml:space="preserve"> del Server rimangono bloccati in attesa dei dati dal DB, aumentando il throughput del server di fronte a richieste concorrenti da parte di molteplici client.</w:t>
-      </w:r>
-    </w:p>
-    <w:p>
-      <w:pPr>
-        <w:rPr>
-          <w:rFonts w:asciiTheme="majorHAnsi" w:hAnsiTheme="majorHAnsi" w:cs="Courier New"/>
-        </w:rPr>
-      </w:pPr>
-      <w:r>
-        <w:rPr>
-          <w:rFonts w:asciiTheme="majorHAnsi" w:hAnsiTheme="majorHAnsi" w:cs="Courier New"/>
-        </w:rPr>
-        <w:t>Inoltre, nell’ottica di i</w:t>
-      </w:r>
-      <w:r>
-        <w:rPr>
-          <w:rFonts w:asciiTheme="majorHAnsi" w:hAnsiTheme="majorHAnsi" w:cs="Courier New"/>
-        </w:rPr>
-        <w:t xml:space="preserve">ntegrità dei </w:t>
-      </w:r>
-      <w:r>
-        <w:rPr>
-          <w:rFonts w:asciiTheme="majorHAnsi" w:hAnsiTheme="majorHAnsi" w:cs="Courier New"/>
-        </w:rPr>
-        <w:t>d</w:t>
-      </w:r>
-      <w:r>
-        <w:rPr>
-          <w:rFonts w:asciiTheme="majorHAnsi" w:hAnsiTheme="majorHAnsi" w:cs="Courier New"/>
-        </w:rPr>
-        <w:t xml:space="preserve">ati e </w:t>
-      </w:r>
-      <w:r>
-        <w:rPr>
-          <w:rFonts w:asciiTheme="majorHAnsi" w:hAnsiTheme="majorHAnsi" w:cs="Courier New"/>
-        </w:rPr>
-        <w:t>s</w:t>
-      </w:r>
-      <w:r>
-        <w:rPr>
-          <w:rFonts w:asciiTheme="majorHAnsi" w:hAnsiTheme="majorHAnsi" w:cs="Courier New"/>
-        </w:rPr>
-        <w:t xml:space="preserve">icurezza </w:t>
-      </w:r>
-      <w:r>
-        <w:rPr>
-          <w:rFonts w:asciiTheme="majorHAnsi" w:hAnsiTheme="majorHAnsi" w:cs="Courier New"/>
-        </w:rPr>
-        <w:t>c</w:t>
-      </w:r>
-      <w:r>
-        <w:rPr>
-          <w:rFonts w:asciiTheme="majorHAnsi" w:hAnsiTheme="majorHAnsi" w:cs="Courier New"/>
-        </w:rPr>
-        <w:t xml:space="preserve">oncorrente </w:t>
-      </w:r>
-      <w:r>
-        <w:rPr>
-          <w:rFonts w:asciiTheme="majorHAnsi" w:hAnsiTheme="majorHAnsi" w:cs="Courier New"/>
-        </w:rPr>
-        <w:t>si prevengono errori (ad es. u</w:t>
-      </w:r>
-      <w:r>
-        <w:rPr>
-          <w:rFonts w:asciiTheme="majorHAnsi" w:hAnsiTheme="majorHAnsi" w:cs="Courier New"/>
-        </w:rPr>
-        <w:t xml:space="preserve">n </w:t>
-      </w:r>
-      <w:r>
-        <w:rPr>
-          <w:rFonts w:asciiTheme="majorHAnsi" w:hAnsiTheme="majorHAnsi" w:cs="Courier New"/>
-        </w:rPr>
-        <w:t>cliente</w:t>
-      </w:r>
-      <w:r>
-        <w:rPr>
-          <w:rFonts w:asciiTheme="majorHAnsi" w:hAnsiTheme="majorHAnsi" w:cs="Courier New"/>
-        </w:rPr>
-        <w:t xml:space="preserve"> non devono poter prenotare un posto per uno spettacolo già terminato</w:t>
-      </w:r>
-      <w:r>
-        <w:rPr>
-          <w:rFonts w:asciiTheme="majorHAnsi" w:hAnsiTheme="majorHAnsi" w:cs="Courier New"/>
-        </w:rPr>
-        <w:t>)</w:t>
-      </w:r>
-      <w:r>
-        <w:rPr>
-          <w:rFonts w:asciiTheme="majorHAnsi" w:hAnsiTheme="majorHAnsi" w:cs="Courier New"/>
-        </w:rPr>
-        <w:t>.</w:t>
-      </w:r>
-      <w:r>
-        <w:rPr>
-          <w:rFonts w:asciiTheme="majorHAnsi" w:hAnsiTheme="majorHAnsi" w:cs="Courier New"/>
-        </w:rPr>
-        <w:t xml:space="preserve"> </w:t>
-      </w:r>
-      <w:r>
-        <w:rPr>
-          <w:rFonts w:asciiTheme="majorHAnsi" w:hAnsiTheme="majorHAnsi" w:cs="Courier New"/>
-        </w:rPr>
-        <w:t>Se l'interfaccia</w:t>
-      </w:r>
-      <w:r>
-        <w:rPr>
-          <w:rFonts w:asciiTheme="majorHAnsi" w:hAnsiTheme="majorHAnsi" w:cs="Courier New"/>
-        </w:rPr>
-        <w:t>, quindi,</w:t>
-      </w:r>
-      <w:r>
-        <w:rPr>
-          <w:rFonts w:asciiTheme="majorHAnsi" w:hAnsiTheme="majorHAnsi" w:cs="Courier New"/>
-        </w:rPr>
-        <w:t xml:space="preserve"> non mostra lo spettacolo passato, il client non potrà mai inviare una richiesta di prenotazione errata al Server, semplificando i controlli di validazione e concorrenza lato Server.</w:t>
-      </w:r>
-    </w:p>
-    <w:p>
-      <w:pPr>
-        <w:rPr>
-          <w:rFonts w:asciiTheme="majorHAnsi" w:hAnsiTheme="majorHAnsi" w:cs="Courier New"/>
-        </w:rPr>
-      </w:pPr>
-    </w:p>
-    <w:p>
-      <w:pPr>
-        <w:rPr>
-          <w:rFonts w:asciiTheme="majorHAnsi" w:hAnsiTheme="majorHAnsi" w:cs="Courier New"/>
-        </w:rPr>
-      </w:pPr>
-      <w:r>
-        <w:rPr>
-          <w:rFonts w:asciiTheme="majorHAnsi" w:hAnsiTheme="majorHAnsi" w:cs="Courier New"/>
-        </w:rPr>
-        <w:t>DDL Viste:</w:t>
-      </w:r>
-    </w:p>
-    <w:p>
-      <w:pPr>
-        <w:rPr>
-          <w:rFonts w:asciiTheme="majorHAnsi" w:hAnsiTheme="majorHAnsi" w:cs="Courier New"/>
-        </w:rPr>
-      </w:pPr>
-      <w:r>
-        <w:rPr>
-          <w:rFonts w:asciiTheme="majorHAnsi" w:hAnsiTheme="majorHAnsi" w:cs="Courier New"/>
-        </w:rPr>
-        <w:t>Prenotazioni pianificate:</w:t>
-      </w:r>
-    </w:p>
-    <w:p>
-      <w:pPr>
-        <w:spacing w:after="0" w:line="240" w:lineRule="auto"/>
-        <w:rPr>
-          <w:rFonts w:ascii="Courier New" w:hAnsi="Courier New" w:cs="Courier New"/>
-        </w:rPr>
-      </w:pPr>
-      <w:r>
-        <w:rPr>
-          <w:rFonts w:ascii="Courier New" w:hAnsi="Courier New" w:cs="Courier New"/>
-        </w:rPr>
-        <w:t>CREATE OR REPLACE VIEW public."</w:t>
-      </w:r>
-      <w:proofErr w:type="spellStart"/>
-      <w:r>
-        <w:rPr>
-          <w:rFonts w:ascii="Courier New" w:hAnsi="Courier New" w:cs="Courier New"/>
-        </w:rPr>
-        <w:t>Prenotazioni_pianificate</w:t>
-      </w:r>
-      <w:proofErr w:type="spellEnd"/>
-      <w:r>
-        <w:rPr>
-          <w:rFonts w:ascii="Courier New" w:hAnsi="Courier New" w:cs="Courier New"/>
-        </w:rPr>
-        <w:t>"</w:t>
-      </w:r>
-    </w:p>
-    <w:p>
-      <w:pPr>
-        <w:spacing w:after="0" w:line="240" w:lineRule="auto"/>
-        <w:rPr>
-          <w:rFonts w:ascii="Courier New" w:hAnsi="Courier New" w:cs="Courier New"/>
-        </w:rPr>
-      </w:pPr>
-      <w:r>
-        <w:rPr>
-          <w:rFonts w:ascii="Courier New" w:hAnsi="Courier New" w:cs="Courier New"/>
-        </w:rPr>
-        <w:t xml:space="preserve"> </w:t>
-      </w:r>
-      <w:r>
-        <w:rPr>
-          <w:rFonts w:ascii="Courier New" w:hAnsi="Courier New" w:cs="Courier New"/>
-        </w:rPr>
-        <w:t>AS</w:t>
-      </w:r>
-    </w:p>
-    <w:p>
-      <w:pPr>
-        <w:spacing w:after="0" w:line="240" w:lineRule="auto"/>
-        <w:rPr>
-          <w:rFonts w:ascii="Courier New" w:hAnsi="Courier New" w:cs="Courier New"/>
-        </w:rPr>
-      </w:pPr>
-      <w:r>
-        <w:rPr>
-          <w:rFonts w:ascii="Courier New" w:hAnsi="Courier New" w:cs="Courier New"/>
-        </w:rPr>
-        <w:t xml:space="preserve"> SELECT proiezioni.data_ora_proiezione,</w:t>
-      </w:r>
-    </w:p>
-    <w:p>
-      <w:pPr>
-        <w:spacing w:after="0" w:line="240" w:lineRule="auto"/>
-        <w:rPr>
-          <w:rFonts w:ascii="Courier New" w:hAnsi="Courier New" w:cs="Courier New"/>
-        </w:rPr>
-      </w:pPr>
-      <w:r>
-        <w:rPr>
-          <w:rFonts w:ascii="Courier New" w:hAnsi="Courier New" w:cs="Courier New"/>
-        </w:rPr>
-        <w:t xml:space="preserve">    prenotazioni.id,</w:t>
-      </w:r>
-    </w:p>
-    <w:p>
-      <w:pPr>
-        <w:spacing w:after="0" w:line="240" w:lineRule="auto"/>
-        <w:rPr>
-          <w:rFonts w:ascii="Courier New" w:hAnsi="Courier New" w:cs="Courier New"/>
-        </w:rPr>
-      </w:pPr>
-      <w:r>
-        <w:rPr>
-          <w:rFonts w:ascii="Courier New" w:hAnsi="Courier New" w:cs="Courier New"/>
-        </w:rPr>
-        <w:t xml:space="preserve">    utente.nome,</w:t>
-      </w:r>
-    </w:p>
-    <w:p>
-      <w:pPr>
-        <w:spacing w:after="0" w:line="240" w:lineRule="auto"/>
-        <w:rPr>
-          <w:rFonts w:ascii="Courier New" w:hAnsi="Courier New" w:cs="Courier New"/>
-        </w:rPr>
-      </w:pPr>
-      <w:r>
-        <w:rPr>
-          <w:rFonts w:ascii="Courier New" w:hAnsi="Courier New" w:cs="Courier New"/>
-        </w:rPr>
-        <w:t xml:space="preserve">    utente.cognome,</w:t>
-      </w:r>
-    </w:p>
-    <w:p>
-      <w:pPr>
-        <w:spacing w:after="0" w:line="240" w:lineRule="auto"/>
-        <w:rPr>
-          <w:rFonts w:ascii="Courier New" w:hAnsi="Courier New" w:cs="Courier New"/>
-        </w:rPr>
-      </w:pPr>
-      <w:r>
-        <w:rPr>
-          <w:rFonts w:ascii="Courier New" w:hAnsi="Courier New" w:cs="Courier New"/>
-        </w:rPr>
-        <w:t xml:space="preserve">    </w:t>
-      </w:r>
-      <w:proofErr w:type="gramStart"/>
-      <w:r>
-        <w:rPr>
-          <w:rFonts w:ascii="Courier New" w:hAnsi="Courier New" w:cs="Courier New"/>
-        </w:rPr>
-        <w:t>prenotazioni.numero</w:t>
-      </w:r>
-      <w:proofErr w:type="gramEnd"/>
-      <w:r>
-        <w:rPr>
-          <w:rFonts w:ascii="Courier New" w:hAnsi="Courier New" w:cs="Courier New"/>
-        </w:rPr>
-        <w:t>_posti AS num_posti,</w:t>
-      </w:r>
-    </w:p>
-    <w:p>
-      <w:pPr>
-        <w:spacing w:after="0" w:line="240" w:lineRule="auto"/>
-        <w:rPr>
-          <w:rFonts w:ascii="Courier New" w:hAnsi="Courier New" w:cs="Courier New"/>
-        </w:rPr>
-      </w:pPr>
-      <w:r>
-        <w:rPr>
-          <w:rFonts w:ascii="Courier New" w:hAnsi="Courier New" w:cs="Courier New"/>
-        </w:rPr>
-        <w:t xml:space="preserve">    proiezioni.prezzo_biglietto,</w:t>
-      </w:r>
-    </w:p>
-    <w:p>
-      <w:pPr>
-        <w:spacing w:after="0" w:line="240" w:lineRule="auto"/>
-        <w:rPr>
-          <w:rFonts w:ascii="Courier New" w:hAnsi="Courier New" w:cs="Courier New"/>
-        </w:rPr>
-      </w:pPr>
-      <w:r>
-        <w:rPr>
-          <w:rFonts w:ascii="Courier New" w:hAnsi="Courier New" w:cs="Courier New"/>
-        </w:rPr>
-        <w:t xml:space="preserve">    prenotazioni.numero_posti::numeric * proiezioni.prezzo_biglietto AS totale</w:t>
-      </w:r>
-    </w:p>
-    <w:p>
-      <w:pPr>
-        <w:spacing w:after="0" w:line="240" w:lineRule="auto"/>
-        <w:rPr>
-          <w:rFonts w:ascii="Courier New" w:hAnsi="Courier New" w:cs="Courier New"/>
-        </w:rPr>
-      </w:pPr>
-      <w:r>
-        <w:rPr>
-          <w:rFonts w:ascii="Courier New" w:hAnsi="Courier New" w:cs="Courier New"/>
-        </w:rPr>
-        <w:t xml:space="preserve">   FROM "Prenotazioni" prenotazioni</w:t>
-      </w:r>
-    </w:p>
-    <w:p>
-      <w:pPr>
-        <w:spacing w:after="0" w:line="240" w:lineRule="auto"/>
-        <w:rPr>
-          <w:rFonts w:ascii="Courier New" w:hAnsi="Courier New" w:cs="Courier New"/>
-        </w:rPr>
-      </w:pPr>
-      <w:r>
-        <w:rPr>
-          <w:rFonts w:ascii="Courier New" w:hAnsi="Courier New" w:cs="Courier New"/>
-        </w:rPr>
-        <w:t xml:space="preserve">     JOIN "Utenti" utente ON prenotazioni.id_utente = utente.id</w:t>
-      </w:r>
-    </w:p>
-    <w:p>
-      <w:pPr>
-        <w:spacing w:after="0" w:line="240" w:lineRule="auto"/>
-        <w:rPr>
-          <w:rFonts w:ascii="Courier New" w:hAnsi="Courier New" w:cs="Courier New"/>
-        </w:rPr>
-      </w:pPr>
-      <w:r>
-        <w:rPr>
-          <w:rFonts w:ascii="Courier New" w:hAnsi="Courier New" w:cs="Courier New"/>
-        </w:rPr>
-        <w:lastRenderedPageBreak/>
-        <w:t xml:space="preserve">     JOIN "Proiezioni" proiezioni ON prenotazioni.id_proiezione = proiezioni.id</w:t>
-      </w:r>
-    </w:p>
-    <w:p>
-      <w:pPr>
-        <w:spacing w:after="0" w:line="240" w:lineRule="auto"/>
-        <w:rPr>
-          <w:rFonts w:ascii="Courier New" w:hAnsi="Courier New" w:cs="Courier New"/>
-        </w:rPr>
-      </w:pPr>
-      <w:r>
-        <w:rPr>
-          <w:rFonts w:ascii="Courier New" w:hAnsi="Courier New" w:cs="Courier New"/>
-        </w:rPr>
-        <w:t xml:space="preserve">  WHERE proiezioni.data_ora_proiezione &gt;= CURRENT_DATE;</w:t>
-      </w:r>
-    </w:p>
-    <w:p>
-      <w:pPr>
-        <w:spacing w:after="0" w:line="240" w:lineRule="auto"/>
-        <w:rPr>
-          <w:rFonts w:ascii="Courier New" w:hAnsi="Courier New" w:cs="Courier New"/>
-        </w:rPr>
-      </w:pPr>
-    </w:p>
-    <w:p>
-      <w:pPr>
-        <w:spacing w:after="0" w:line="240" w:lineRule="auto"/>
-        <w:rPr>
-          <w:rFonts w:ascii="Courier New" w:hAnsi="Courier New" w:cs="Courier New"/>
-        </w:rPr>
-      </w:pPr>
-    </w:p>
-    <w:p>
-      <w:pPr>
-        <w:spacing w:after="0" w:line="240" w:lineRule="auto"/>
-        <w:rPr>
-          <w:rFonts w:ascii="Courier New" w:hAnsi="Courier New" w:cs="Courier New"/>
-        </w:rPr>
-      </w:pPr>
-    </w:p>
-    <w:p>
-      <w:pPr>
-        <w:rPr>
-          <w:rFonts w:asciiTheme="majorHAnsi" w:hAnsiTheme="majorHAnsi" w:cs="Courier New"/>
-        </w:rPr>
-      </w:pPr>
-      <w:r>
-        <w:rPr>
-          <w:rFonts w:asciiTheme="majorHAnsi" w:hAnsiTheme="majorHAnsi" w:cs="Courier New"/>
-        </w:rPr>
-        <w:t>Proiezioni pianificate:</w:t>
-      </w:r>
-    </w:p>
-    <w:p>
-      <w:pPr>
-        <w:spacing w:after="0" w:line="240" w:lineRule="auto"/>
-        <w:rPr>
-          <w:rFonts w:ascii="Courier New" w:hAnsi="Courier New" w:cs="Courier New"/>
-        </w:rPr>
-      </w:pPr>
-      <w:r>
-        <w:rPr>
-          <w:rFonts w:ascii="Courier New" w:hAnsi="Courier New" w:cs="Courier New"/>
-        </w:rPr>
-        <w:t>CREATE OR REPLACE VIEW public."Proiezioni_pianificate"</w:t>
-      </w:r>
-    </w:p>
-    <w:p>
-      <w:pPr>
-        <w:spacing w:after="0" w:line="240" w:lineRule="auto"/>
-        <w:rPr>
-          <w:rFonts w:ascii="Courier New" w:hAnsi="Courier New" w:cs="Courier New"/>
-          <w:lang w:val="en-US"/>
-        </w:rPr>
-      </w:pPr>
-      <w:r>
-        <w:rPr>
-          <w:rFonts w:ascii="Courier New" w:hAnsi="Courier New" w:cs="Courier New"/>
-        </w:rPr>
-        <w:t xml:space="preserve"> </w:t>
-      </w:r>
-      <w:r>
-        <w:rPr>
-          <w:rFonts w:ascii="Courier New" w:hAnsi="Courier New" w:cs="Courier New"/>
-          <w:lang w:val="en-US"/>
-        </w:rPr>
-        <w:t>AS</w:t>
-      </w:r>
-    </w:p>
-    <w:p>
-      <w:pPr>
-        <w:spacing w:after="0" w:line="240" w:lineRule="auto"/>
-        <w:rPr>
-          <w:rFonts w:ascii="Courier New" w:hAnsi="Courier New" w:cs="Courier New"/>
-          <w:lang w:val="en-US"/>
-        </w:rPr>
-      </w:pPr>
-      <w:r>
-        <w:rPr>
-          <w:rFonts w:ascii="Courier New" w:hAnsi="Courier New" w:cs="Courier New"/>
-          <w:lang w:val="en-US"/>
-        </w:rPr>
-        <w:t xml:space="preserve"> SELECT proiezioni.id AS </w:t>
-      </w:r>
-      <w:proofErr w:type="spellStart"/>
-      <w:r>
-        <w:rPr>
-          <w:rFonts w:ascii="Courier New" w:hAnsi="Courier New" w:cs="Courier New"/>
-          <w:lang w:val="en-US"/>
-        </w:rPr>
-        <w:t>id_proiezione</w:t>
-      </w:r>
-      <w:proofErr w:type="spellEnd"/>
-      <w:r>
-        <w:rPr>
-          <w:rFonts w:ascii="Courier New" w:hAnsi="Courier New" w:cs="Courier New"/>
-          <w:lang w:val="en-US"/>
-        </w:rPr>
-        <w:t>,</w:t>
-      </w:r>
-    </w:p>
-    <w:p>
-      <w:pPr>
-        <w:spacing w:after="0" w:line="240" w:lineRule="auto"/>
-        <w:rPr>
-          <w:rFonts w:ascii="Courier New" w:hAnsi="Courier New" w:cs="Courier New"/>
-          <w:lang w:val="en-US"/>
-        </w:rPr>
-      </w:pPr>
-      <w:r>
-        <w:rPr>
-          <w:rFonts w:ascii="Courier New" w:hAnsi="Courier New" w:cs="Courier New"/>
-          <w:lang w:val="en-US"/>
-        </w:rPr>
-        <w:t xml:space="preserve">    films.id AS </w:t>
-      </w:r>
-      <w:proofErr w:type="spellStart"/>
-      <w:r>
-        <w:rPr>
-          <w:rFonts w:ascii="Courier New" w:hAnsi="Courier New" w:cs="Courier New"/>
-          <w:lang w:val="en-US"/>
-        </w:rPr>
-        <w:t>id_film</w:t>
-      </w:r>
-      <w:proofErr w:type="spellEnd"/>
-      <w:r>
-        <w:rPr>
-          <w:rFonts w:ascii="Courier New" w:hAnsi="Courier New" w:cs="Courier New"/>
-          <w:lang w:val="en-US"/>
-        </w:rPr>
-        <w:t>,</w:t>
-      </w:r>
-    </w:p>
-    <w:p>
-      <w:pPr>
-        <w:spacing w:after="0" w:line="240" w:lineRule="auto"/>
-        <w:rPr>
-          <w:rFonts w:ascii="Courier New" w:hAnsi="Courier New" w:cs="Courier New"/>
-        </w:rPr>
-      </w:pPr>
-      <w:r>
-        <w:rPr>
-          <w:rFonts w:ascii="Courier New" w:hAnsi="Courier New" w:cs="Courier New"/>
-          <w:lang w:val="en-US"/>
-        </w:rPr>
-        <w:t xml:space="preserve">    </w:t>
-      </w:r>
-      <w:r>
-        <w:rPr>
-          <w:rFonts w:ascii="Courier New" w:hAnsi="Courier New" w:cs="Courier New"/>
-        </w:rPr>
-        <w:t>proiezioni.data_ora_proiezione,</w:t>
-      </w:r>
-    </w:p>
-    <w:p>
-      <w:pPr>
-        <w:spacing w:after="0" w:line="240" w:lineRule="auto"/>
-        <w:rPr>
-          <w:rFonts w:ascii="Courier New" w:hAnsi="Courier New" w:cs="Courier New"/>
-        </w:rPr>
-      </w:pPr>
-      <w:r>
-        <w:rPr>
-          <w:rFonts w:ascii="Courier New" w:hAnsi="Courier New" w:cs="Courier New"/>
-        </w:rPr>
-        <w:t xml:space="preserve">    films.titolo_film AS titolofilm,</w:t>
-      </w:r>
-    </w:p>
-    <w:p>
-      <w:pPr>
-        <w:spacing w:after="0" w:line="240" w:lineRule="auto"/>
-        <w:rPr>
-          <w:rFonts w:ascii="Courier New" w:hAnsi="Courier New" w:cs="Courier New"/>
-        </w:rPr>
-      </w:pPr>
-      <w:r>
-        <w:rPr>
-          <w:rFonts w:ascii="Courier New" w:hAnsi="Courier New" w:cs="Courier New"/>
-        </w:rPr>
-        <w:t xml:space="preserve">    films.genere,</w:t>
-      </w:r>
-    </w:p>
-    <w:p>
-      <w:pPr>
-        <w:spacing w:after="0" w:line="240" w:lineRule="auto"/>
-        <w:rPr>
-          <w:rFonts w:ascii="Courier New" w:hAnsi="Courier New" w:cs="Courier New"/>
-        </w:rPr>
-      </w:pPr>
-      <w:r>
-        <w:rPr>
-          <w:rFonts w:ascii="Courier New" w:hAnsi="Courier New" w:cs="Courier New"/>
-        </w:rPr>
-        <w:t xml:space="preserve">    films.regista,</w:t>
-      </w:r>
-    </w:p>
-    <w:p>
-      <w:pPr>
-        <w:spacing w:after="0" w:line="240" w:lineRule="auto"/>
-        <w:rPr>
-          <w:rFonts w:ascii="Courier New" w:hAnsi="Courier New" w:cs="Courier New"/>
-        </w:rPr>
-      </w:pPr>
-      <w:r>
-        <w:rPr>
-          <w:rFonts w:ascii="Courier New" w:hAnsi="Courier New" w:cs="Courier New"/>
-        </w:rPr>
-        <w:t xml:space="preserve">    films.anno,</w:t>
-      </w:r>
-    </w:p>
-    <w:p>
-      <w:pPr>
-        <w:spacing w:after="0" w:line="240" w:lineRule="auto"/>
-        <w:rPr>
-          <w:rFonts w:ascii="Courier New" w:hAnsi="Courier New" w:cs="Courier New"/>
-        </w:rPr>
-      </w:pPr>
-      <w:r>
-        <w:rPr>
-          <w:rFonts w:ascii="Courier New" w:hAnsi="Courier New" w:cs="Courier New"/>
-        </w:rPr>
-        <w:t xml:space="preserve">    </w:t>
-      </w:r>
-      <w:proofErr w:type="gramStart"/>
-      <w:r>
-        <w:rPr>
-          <w:rFonts w:ascii="Courier New" w:hAnsi="Courier New" w:cs="Courier New"/>
-        </w:rPr>
-        <w:t>films.durata</w:t>
-      </w:r>
-      <w:proofErr w:type="gramEnd"/>
-      <w:r>
-        <w:rPr>
-          <w:rFonts w:ascii="Courier New" w:hAnsi="Courier New" w:cs="Courier New"/>
-        </w:rPr>
-        <w:t>_minuti AS durataminuti,</w:t>
-      </w:r>
-    </w:p>
-    <w:p>
-      <w:pPr>
-        <w:spacing w:after="0" w:line="240" w:lineRule="auto"/>
-        <w:rPr>
-          <w:rFonts w:ascii="Courier New" w:hAnsi="Courier New" w:cs="Courier New"/>
-        </w:rPr>
-      </w:pPr>
-      <w:r>
-        <w:rPr>
-          <w:rFonts w:ascii="Courier New" w:hAnsi="Courier New" w:cs="Courier New"/>
-        </w:rPr>
-        <w:t xml:space="preserve">    films.eta_minima AS etaminima,</w:t>
-      </w:r>
-    </w:p>
-    <w:p>
-      <w:pPr>
-        <w:spacing w:after="0" w:line="240" w:lineRule="auto"/>
-        <w:rPr>
-          <w:rFonts w:ascii="Courier New" w:hAnsi="Courier New" w:cs="Courier New"/>
-        </w:rPr>
-      </w:pPr>
-      <w:r>
-        <w:rPr>
-          <w:rFonts w:ascii="Courier New" w:hAnsi="Courier New" w:cs="Courier New"/>
-        </w:rPr>
-        <w:t xml:space="preserve">    proiezioni.prezzo_biglietto</w:t>
-      </w:r>
-    </w:p>
-    <w:p>
-      <w:pPr>
-        <w:spacing w:after="0" w:line="240" w:lineRule="auto"/>
-        <w:rPr>
-          <w:rFonts w:ascii="Courier New" w:hAnsi="Courier New" w:cs="Courier New"/>
-        </w:rPr>
-      </w:pPr>
-      <w:r>
-        <w:rPr>
-          <w:rFonts w:ascii="Courier New" w:hAnsi="Courier New" w:cs="Courier New"/>
-        </w:rPr>
-        <w:t xml:space="preserve">   FROM "Proiezioni" proiezioni</w:t>
-      </w:r>
-    </w:p>
-    <w:p>
-      <w:pPr>
-        <w:spacing w:after="0" w:line="240" w:lineRule="auto"/>
-        <w:rPr>
-          <w:rFonts w:ascii="Courier New" w:hAnsi="Courier New" w:cs="Courier New"/>
-          <w:lang w:val="en-US"/>
-        </w:rPr>
-      </w:pPr>
-      <w:r>
-        <w:rPr>
-          <w:rFonts w:ascii="Courier New" w:hAnsi="Courier New" w:cs="Courier New"/>
-        </w:rPr>
-        <w:t xml:space="preserve">     </w:t>
-      </w:r>
-      <w:r>
-        <w:rPr>
-          <w:rFonts w:ascii="Courier New" w:hAnsi="Courier New" w:cs="Courier New"/>
-          <w:lang w:val="en-US"/>
-        </w:rPr>
-        <w:t xml:space="preserve">JOIN "Films" films ON </w:t>
-      </w:r>
-      <w:proofErr w:type="spellStart"/>
-      <w:r>
-        <w:rPr>
-          <w:rFonts w:ascii="Courier New" w:hAnsi="Courier New" w:cs="Courier New"/>
-          <w:lang w:val="en-US"/>
-        </w:rPr>
-        <w:t>proiezioni.id_film</w:t>
-      </w:r>
-      <w:proofErr w:type="spellEnd"/>
-      <w:r>
-        <w:rPr>
-          <w:rFonts w:ascii="Courier New" w:hAnsi="Courier New" w:cs="Courier New"/>
-          <w:lang w:val="en-US"/>
-        </w:rPr>
-        <w:t xml:space="preserve"> = films.id</w:t>
-      </w:r>
-    </w:p>
-    <w:p>
-      <w:pPr>
-        <w:spacing w:after="0" w:line="240" w:lineRule="auto"/>
-        <w:rPr>
-          <w:rFonts w:ascii="Courier New" w:hAnsi="Courier New" w:cs="Courier New"/>
-        </w:rPr>
-      </w:pPr>
-      <w:r>
-        <w:rPr>
-          <w:rFonts w:ascii="Courier New" w:hAnsi="Courier New" w:cs="Courier New"/>
-          <w:lang w:val="en-US"/>
-        </w:rPr>
-        <w:t xml:space="preserve">  </w:t>
-      </w:r>
-      <w:r>
-        <w:rPr>
-          <w:rFonts w:ascii="Courier New" w:hAnsi="Courier New" w:cs="Courier New"/>
-        </w:rPr>
-        <w:t>WHERE proiezioni.data_ora_proiezione &gt;= CURRENT_DATE;</w:t>
-      </w:r>
-    </w:p>
-    <w:p>
-      <w:pPr>
-        <w:spacing w:after="0" w:line="240" w:lineRule="auto"/>
-        <w:rPr>
-          <w:rFonts w:ascii="Courier New" w:hAnsi="Courier New" w:cs="Courier New"/>
-        </w:rPr>
-      </w:pPr>
+        </w:rPr>
+      </w:pPr>
+      <w:r>
+        <w:rPr>
+          <w:rFonts w:ascii="Courier New" w:hAnsi="Courier New" w:cs="Courier New"/>
+          <w:b/>
+          <w:bCs/>
+        </w:rPr>
+        <w:t>Descrizione e Motivazione:</w:t>
+      </w:r>
+      <w:r>
+        <w:rPr>
+          <w:rFonts w:ascii="Courier New" w:hAnsi="Courier New" w:cs="Courier New"/>
+        </w:rPr>
+        <w:t xml:space="preserve"> Il culmine dell'elaborazione relazionale transita per questa giunzione tripla che lega i clienti e lo schema di prenotazione alla prima vista (</w:t>
+      </w:r>
+      <w:proofErr w:type="spellStart"/>
+      <w:r>
+        <w:rPr>
+          <w:rFonts w:ascii="Courier New" w:hAnsi="Courier New" w:cs="Courier New"/>
+        </w:rPr>
+        <w:t>Proiezioni_pianificate</w:t>
+      </w:r>
+      <w:proofErr w:type="spellEnd"/>
+      <w:r>
+        <w:rPr>
+          <w:rFonts w:ascii="Courier New" w:hAnsi="Courier New" w:cs="Courier New"/>
+        </w:rPr>
+        <w:t>). Genera matematicamente il saldo pecuniario del biglietto via espressione diretta in target list ((</w:t>
+      </w:r>
+      <w:proofErr w:type="spellStart"/>
+      <w:r>
+        <w:rPr>
+          <w:rFonts w:ascii="Courier New" w:hAnsi="Courier New" w:cs="Courier New"/>
+        </w:rPr>
+        <w:t>prenotazioni.numero_posti</w:t>
+      </w:r>
+      <w:proofErr w:type="spellEnd"/>
+      <w:r>
+        <w:rPr>
+          <w:rFonts w:ascii="Courier New" w:hAnsi="Courier New" w:cs="Courier New"/>
+        </w:rPr>
+        <w:t>)::</w:t>
+      </w:r>
+      <w:proofErr w:type="spellStart"/>
+      <w:r>
+        <w:rPr>
+          <w:rFonts w:ascii="Courier New" w:hAnsi="Courier New" w:cs="Courier New"/>
+        </w:rPr>
+        <w:t>numeric</w:t>
+      </w:r>
+      <w:proofErr w:type="spellEnd"/>
+      <w:r>
+        <w:rPr>
+          <w:rFonts w:ascii="Courier New" w:hAnsi="Courier New" w:cs="Courier New"/>
+        </w:rPr>
+        <w:t xml:space="preserve"> * </w:t>
+      </w:r>
+      <w:proofErr w:type="spellStart"/>
+      <w:r>
+        <w:rPr>
+          <w:rFonts w:ascii="Courier New" w:hAnsi="Courier New" w:cs="Courier New"/>
+        </w:rPr>
+        <w:t>proiezioni.prezzo_biglietto</w:t>
+      </w:r>
+      <w:proofErr w:type="spellEnd"/>
+      <w:r>
+        <w:rPr>
+          <w:rFonts w:ascii="Courier New" w:hAnsi="Courier New" w:cs="Courier New"/>
+        </w:rPr>
+        <w:t xml:space="preserve">) e consente così al </w:t>
+      </w:r>
+      <w:proofErr w:type="spellStart"/>
+      <w:r>
+        <w:rPr>
+          <w:rFonts w:ascii="Courier New" w:hAnsi="Courier New" w:cs="Courier New"/>
+        </w:rPr>
+        <w:t>Backend</w:t>
+      </w:r>
+      <w:proofErr w:type="spellEnd"/>
+      <w:r>
+        <w:rPr>
+          <w:rFonts w:ascii="Courier New" w:hAnsi="Courier New" w:cs="Courier New"/>
+        </w:rPr>
+        <w:t xml:space="preserve"> (i.e. BookingDao.java) di esibirsi in Ricerche Dinamiche su un unico </w:t>
+      </w:r>
+      <w:proofErr w:type="spellStart"/>
+      <w:r>
+        <w:rPr>
+          <w:rFonts w:ascii="Courier New" w:hAnsi="Courier New" w:cs="Courier New"/>
+        </w:rPr>
+        <w:t>layer</w:t>
+      </w:r>
+      <w:proofErr w:type="spellEnd"/>
+      <w:r>
+        <w:rPr>
+          <w:rFonts w:ascii="Courier New" w:hAnsi="Courier New" w:cs="Courier New"/>
+        </w:rPr>
+        <w:t xml:space="preserve"> senza dover intersecare programmazioni astratte. Viene applicata la scrematura del perimetro al &gt;= CURRENT_DATE a tutela della vista d'uso per operativi giornalieri attivi.</w:t>
+      </w:r>
     </w:p>
     <w:sectPr>
       <w:footerReference w:type="default" r:id="rId15"/>
@@ -9740,7 +11316,7 @@
 </file>
 
 <file path=word/endnotes.xml><?xml version="1.0" encoding="utf-8"?>
-<w:endnotes xmlns:wpc="http://schemas.microsoft.com/office/word/2010/wordprocessingCanvas" xmlns:cx="http://schemas.microsoft.com/office/drawing/2014/chartex" xmlns:cx1="http://schemas.microsoft.com/office/drawing/2015/9/8/chartex" xmlns:cx2="http://schemas.microsoft.com/office/drawing/2015/10/21/chartex" xmlns:cx3="http://schemas.microsoft.com/office/drawing/2016/5/9/chartex" xmlns:cx4="http://schemas.microsoft.com/office/drawing/2016/5/10/chartex" xmlns:cx5="http://schemas.microsoft.com/office/drawing/2016/5/11/chartex" xmlns:cx6="http://schemas.microsoft.com/office/drawing/2016/5/12/chartex" xmlns:cx7="http://schemas.microsoft.com/office/drawing/2016/5/13/chartex" xmlns:cx8="http://schemas.microsoft.com/office/drawing/2016/5/14/chartex" xmlns:mc="http://schemas.openxmlformats.org/markup-compatibility/2006" xmlns:aink="http://schemas.microsoft.com/office/drawing/2016/ink" xmlns:am3d="http://schemas.microsoft.com/office/drawing/2017/model3d" xmlns:o="urn:schemas-microsoft-com:office:office" xmlns:oel="http://schemas.microsoft.com/office/2019/extlst" xmlns:r="http://schemas.openxmlformats.org/officeDocument/2006/relationships" xmlns:m="http://schemas.openxmlformats.org/officeDocument/2006/math" xmlns:v="urn:schemas-microsoft-com:vml" xmlns:wp14="http://schemas.microsoft.com/office/word/2010/wordprocessingDrawing" xmlns:wp="http://schemas.openxmlformats.org/drawingml/2006/wordprocessingDrawing" xmlns:w10="urn:schemas-microsoft-com:office:word" xmlns:w="http://schemas.openxmlformats.org/wordprocessingml/2006/main" xmlns:w14="http://schemas.microsoft.com/office/word/2010/wordml" xmlns:w15="http://schemas.microsoft.com/office/word/2012/wordml" xmlns:w16cei="http://schemas.microsoft.com/office/word/2026/wordml/cei" xmlns:w16cex="http://schemas.microsoft.com/office/word/2018/wordml/cex" xmlns:w16cid="http://schemas.microsoft.com/office/word/2016/wordml/cid" xmlns:w16="http://schemas.microsoft.com/office/word/2018/wordml" xmlns:w16du="http://schemas.microsoft.com/office/word/2023/wordml/word16du" xmlns:w16sdtdh="http://schemas.microsoft.com/office/word/2020/wordml/sdtdatahash" xmlns:w16sdtfl="http://schemas.microsoft.com/office/word/2024/wordml/sdtformatlock" xmlns:w16se="http://schemas.microsoft.com/office/word/2015/wordml/symex" xmlns:wpg="http://schemas.microsoft.com/office/word/2010/wordprocessingGroup" xmlns:wpi="http://schemas.microsoft.com/office/word/2010/wordprocessingInk" xmlns:wne="http://schemas.microsoft.com/office/word/2006/wordml" xmlns:wps="http://schemas.microsoft.com/office/word/2010/wordprocessingShape" mc:Ignorable="w14 w15 w16se w16cid w16 w16cex w16sdtdh w16sdtfl w16du wp14">
+<w:endnotes xmlns:wpc="http://schemas.microsoft.com/office/word/2010/wordprocessingCanvas" xmlns:cx="http://schemas.microsoft.com/office/drawing/2014/chartex" xmlns:cx1="http://schemas.microsoft.com/office/drawing/2015/9/8/chartex" xmlns:cx2="http://schemas.microsoft.com/office/drawing/2015/10/21/chartex" xmlns:cx3="http://schemas.microsoft.com/office/drawing/2016/5/9/chartex" xmlns:cx4="http://schemas.microsoft.com/office/drawing/2016/5/10/chartex" xmlns:cx5="http://schemas.microsoft.com/office/drawing/2016/5/11/chartex" xmlns:cx6="http://schemas.microsoft.com/office/drawing/2016/5/12/chartex" xmlns:cx7="http://schemas.microsoft.com/office/drawing/2016/5/13/chartex" xmlns:cx8="http://schemas.microsoft.com/office/drawing/2016/5/14/chartex" xmlns:mc="http://schemas.openxmlformats.org/markup-compatibility/2006" xmlns:aink="http://schemas.microsoft.com/office/drawing/2016/ink" xmlns:am3d="http://schemas.microsoft.com/office/drawing/2017/model3d" xmlns:o="urn:schemas-microsoft-com:office:office" xmlns:oel="http://schemas.microsoft.com/office/2019/extlst" xmlns:r="http://schemas.openxmlformats.org/officeDocument/2006/relationships" xmlns:m="http://schemas.openxmlformats.org/officeDocument/2006/math" xmlns:v="urn:schemas-microsoft-com:vml" xmlns:wp14="http://schemas.microsoft.com/office/word/2010/wordprocessingDrawing" xmlns:wp="http://schemas.openxmlformats.org/drawingml/2006/wordprocessingDrawing" xmlns:w10="urn:schemas-microsoft-com:office:word" xmlns:w="http://schemas.openxmlformats.org/wordprocessingml/2006/main" xmlns:w14="http://schemas.microsoft.com/office/word/2010/wordml" xmlns:w15="http://schemas.microsoft.com/office/word/2012/wordml" xmlns:w16cex="http://schemas.microsoft.com/office/word/2018/wordml/cex" xmlns:w16cid="http://schemas.microsoft.com/office/word/2016/wordml/cid" xmlns:w16="http://schemas.microsoft.com/office/word/2018/wordml" xmlns:w16du="http://schemas.microsoft.com/office/word/2023/wordml/word16du" xmlns:w16sdtdh="http://schemas.microsoft.com/office/word/2020/wordml/sdtdatahash" xmlns:w16sdtfl="http://schemas.microsoft.com/office/word/2024/wordml/sdtformatlock" xmlns:w16se="http://schemas.microsoft.com/office/word/2015/wordml/symex" xmlns:wpg="http://schemas.microsoft.com/office/word/2010/wordprocessingGroup" xmlns:wpi="http://schemas.microsoft.com/office/word/2010/wordprocessingInk" xmlns:wne="http://schemas.microsoft.com/office/word/2006/wordml" xmlns:wps="http://schemas.microsoft.com/office/word/2010/wordprocessingShape" mc:Ignorable="w14 w15 w16se w16cid w16 w16cex w16sdtdh w16sdtfl w16du wp14">
   <w:endnote w:type="separator" w:id="-1">
     <w:p>
       <w:pPr>
@@ -9765,7 +11341,7 @@
 </file>
 
 <file path=word/footer1.xml><?xml version="1.0" encoding="utf-8"?>
-<w:ftr xmlns:wpc="http://schemas.microsoft.com/office/word/2010/wordprocessingCanvas" xmlns:cx="http://schemas.microsoft.com/office/drawing/2014/chartex" xmlns:cx1="http://schemas.microsoft.com/office/drawing/2015/9/8/chartex" xmlns:cx2="http://schemas.microsoft.com/office/drawing/2015/10/21/chartex" xmlns:cx3="http://schemas.microsoft.com/office/drawing/2016/5/9/chartex" xmlns:cx4="http://schemas.microsoft.com/office/drawing/2016/5/10/chartex" xmlns:cx5="http://schemas.microsoft.com/office/drawing/2016/5/11/chartex" xmlns:cx6="http://schemas.microsoft.com/office/drawing/2016/5/12/chartex" xmlns:cx7="http://schemas.microsoft.com/office/drawing/2016/5/13/chartex" xmlns:cx8="http://schemas.microsoft.com/office/drawing/2016/5/14/chartex" xmlns:mc="http://schemas.openxmlformats.org/markup-compatibility/2006" xmlns:aink="http://schemas.microsoft.com/office/drawing/2016/ink" xmlns:am3d="http://schemas.microsoft.com/office/drawing/2017/model3d" xmlns:o="urn:schemas-microsoft-com:office:office" xmlns:oel="http://schemas.microsoft.com/office/2019/extlst" xmlns:r="http://schemas.openxmlformats.org/officeDocument/2006/relationships" xmlns:m="http://schemas.openxmlformats.org/officeDocument/2006/math" xmlns:v="urn:schemas-microsoft-com:vml" xmlns:wp14="http://schemas.microsoft.com/office/word/2010/wordprocessingDrawing" xmlns:wp="http://schemas.openxmlformats.org/drawingml/2006/wordprocessingDrawing" xmlns:w10="urn:schemas-microsoft-com:office:word" xmlns:w="http://schemas.openxmlformats.org/wordprocessingml/2006/main" xmlns:w14="http://schemas.microsoft.com/office/word/2010/wordml" xmlns:w15="http://schemas.microsoft.com/office/word/2012/wordml" xmlns:w16cei="http://schemas.microsoft.com/office/word/2026/wordml/cei" xmlns:w16cex="http://schemas.microsoft.com/office/word/2018/wordml/cex" xmlns:w16cid="http://schemas.microsoft.com/office/word/2016/wordml/cid" xmlns:w16="http://schemas.microsoft.com/office/word/2018/wordml" xmlns:w16du="http://schemas.microsoft.com/office/word/2023/wordml/word16du" xmlns:w16sdtdh="http://schemas.microsoft.com/office/word/2020/wordml/sdtdatahash" xmlns:w16sdtfl="http://schemas.microsoft.com/office/word/2024/wordml/sdtformatlock" xmlns:w16se="http://schemas.microsoft.com/office/word/2015/wordml/symex" xmlns:wpg="http://schemas.microsoft.com/office/word/2010/wordprocessingGroup" xmlns:wpi="http://schemas.microsoft.com/office/word/2010/wordprocessingInk" xmlns:wne="http://schemas.microsoft.com/office/word/2006/wordml" xmlns:wps="http://schemas.microsoft.com/office/word/2010/wordprocessingShape" mc:Ignorable="w14 w15 w16se w16cid w16 w16cex w16sdtdh w16sdtfl w16du wp14">
+<w:ftr xmlns:wpc="http://schemas.microsoft.com/office/word/2010/wordprocessingCanvas" xmlns:cx="http://schemas.microsoft.com/office/drawing/2014/chartex" xmlns:cx1="http://schemas.microsoft.com/office/drawing/2015/9/8/chartex" xmlns:cx2="http://schemas.microsoft.com/office/drawing/2015/10/21/chartex" xmlns:cx3="http://schemas.microsoft.com/office/drawing/2016/5/9/chartex" xmlns:cx4="http://schemas.microsoft.com/office/drawing/2016/5/10/chartex" xmlns:cx5="http://schemas.microsoft.com/office/drawing/2016/5/11/chartex" xmlns:cx6="http://schemas.microsoft.com/office/drawing/2016/5/12/chartex" xmlns:cx7="http://schemas.microsoft.com/office/drawing/2016/5/13/chartex" xmlns:cx8="http://schemas.microsoft.com/office/drawing/2016/5/14/chartex" xmlns:mc="http://schemas.openxmlformats.org/markup-compatibility/2006" xmlns:aink="http://schemas.microsoft.com/office/drawing/2016/ink" xmlns:am3d="http://schemas.microsoft.com/office/drawing/2017/model3d" xmlns:o="urn:schemas-microsoft-com:office:office" xmlns:oel="http://schemas.microsoft.com/office/2019/extlst" xmlns:r="http://schemas.openxmlformats.org/officeDocument/2006/relationships" xmlns:m="http://schemas.openxmlformats.org/officeDocument/2006/math" xmlns:v="urn:schemas-microsoft-com:vml" xmlns:wp14="http://schemas.microsoft.com/office/word/2010/wordprocessingDrawing" xmlns:wp="http://schemas.openxmlformats.org/drawingml/2006/wordprocessingDrawing" xmlns:w10="urn:schemas-microsoft-com:office:word" xmlns:w="http://schemas.openxmlformats.org/wordprocessingml/2006/main" xmlns:w14="http://schemas.microsoft.com/office/word/2010/wordml" xmlns:w15="http://schemas.microsoft.com/office/word/2012/wordml" xmlns:w16cex="http://schemas.microsoft.com/office/word/2018/wordml/cex" xmlns:w16cid="http://schemas.microsoft.com/office/word/2016/wordml/cid" xmlns:w16="http://schemas.microsoft.com/office/word/2018/wordml" xmlns:w16du="http://schemas.microsoft.com/office/word/2023/wordml/word16du" xmlns:w16sdtdh="http://schemas.microsoft.com/office/word/2020/wordml/sdtdatahash" xmlns:w16sdtfl="http://schemas.microsoft.com/office/word/2024/wordml/sdtformatlock" xmlns:w16se="http://schemas.microsoft.com/office/word/2015/wordml/symex" xmlns:wpg="http://schemas.microsoft.com/office/word/2010/wordprocessingGroup" xmlns:wpi="http://schemas.microsoft.com/office/word/2010/wordprocessingInk" xmlns:wne="http://schemas.microsoft.com/office/word/2006/wordml" xmlns:wps="http://schemas.microsoft.com/office/word/2010/wordprocessingShape" mc:Ignorable="w14 w15 w16se w16cid w16 w16cex w16sdtdh w16sdtfl w16du wp14">
   <w:sdt>
     <w:sdtPr>
       <w:id w:val="-140121692"/>
@@ -9774,11 +11350,10 @@
         <w:docPartUnique/>
       </w:docPartObj>
     </w:sdtPr>
-    <w:sdtEndPr/>
     <w:sdtContent>
       <w:p>
         <w:pPr>
-          <w:pStyle w:val="Pidipagina"/>
+          <w:pStyle w:val="Footer"/>
           <w:jc w:val="right"/>
         </w:pPr>
         <w:r>
@@ -9801,14 +11376,14 @@
   </w:sdt>
   <w:p>
     <w:pPr>
-      <w:pStyle w:val="Pidipagina"/>
+      <w:pStyle w:val="Footer"/>
     </w:pPr>
   </w:p>
 </w:ftr>
 </file>
 
 <file path=word/footnotes.xml><?xml version="1.0" encoding="utf-8"?>
-<w:footnotes xmlns:wpc="http://schemas.microsoft.com/office/word/2010/wordprocessingCanvas" xmlns:cx="http://schemas.microsoft.com/office/drawing/2014/chartex" xmlns:cx1="http://schemas.microsoft.com/office/drawing/2015/9/8/chartex" xmlns:cx2="http://schemas.microsoft.com/office/drawing/2015/10/21/chartex" xmlns:cx3="http://schemas.microsoft.com/office/drawing/2016/5/9/chartex" xmlns:cx4="http://schemas.microsoft.com/office/drawing/2016/5/10/chartex" xmlns:cx5="http://schemas.microsoft.com/office/drawing/2016/5/11/chartex" xmlns:cx6="http://schemas.microsoft.com/office/drawing/2016/5/12/chartex" xmlns:cx7="http://schemas.microsoft.com/office/drawing/2016/5/13/chartex" xmlns:cx8="http://schemas.microsoft.com/office/drawing/2016/5/14/chartex" xmlns:mc="http://schemas.openxmlformats.org/markup-compatibility/2006" xmlns:aink="http://schemas.microsoft.com/office/drawing/2016/ink" xmlns:am3d="http://schemas.microsoft.com/office/drawing/2017/model3d" xmlns:o="urn:schemas-microsoft-com:office:office" xmlns:oel="http://schemas.microsoft.com/office/2019/extlst" xmlns:r="http://schemas.openxmlformats.org/officeDocument/2006/relationships" xmlns:m="http://schemas.openxmlformats.org/officeDocument/2006/math" xmlns:v="urn:schemas-microsoft-com:vml" xmlns:wp14="http://schemas.microsoft.com/office/word/2010/wordprocessingDrawing" xmlns:wp="http://schemas.openxmlformats.org/drawingml/2006/wordprocessingDrawing" xmlns:w10="urn:schemas-microsoft-com:office:word" xmlns:w="http://schemas.openxmlformats.org/wordprocessingml/2006/main" xmlns:w14="http://schemas.microsoft.com/office/word/2010/wordml" xmlns:w15="http://schemas.microsoft.com/office/word/2012/wordml" xmlns:w16cei="http://schemas.microsoft.com/office/word/2026/wordml/cei" xmlns:w16cex="http://schemas.microsoft.com/office/word/2018/wordml/cex" xmlns:w16cid="http://schemas.microsoft.com/office/word/2016/wordml/cid" xmlns:w16="http://schemas.microsoft.com/office/word/2018/wordml" xmlns:w16du="http://schemas.microsoft.com/office/word/2023/wordml/word16du" xmlns:w16sdtdh="http://schemas.microsoft.com/office/word/2020/wordml/sdtdatahash" xmlns:w16sdtfl="http://schemas.microsoft.com/office/word/2024/wordml/sdtformatlock" xmlns:w16se="http://schemas.microsoft.com/office/word/2015/wordml/symex" xmlns:wpg="http://schemas.microsoft.com/office/word/2010/wordprocessingGroup" xmlns:wpi="http://schemas.microsoft.com/office/word/2010/wordprocessingInk" xmlns:wne="http://schemas.microsoft.com/office/word/2006/wordml" xmlns:wps="http://schemas.microsoft.com/office/word/2010/wordprocessingShape" mc:Ignorable="w14 w15 w16se w16cid w16 w16cex w16sdtdh w16sdtfl w16du wp14">
+<w:footnotes xmlns:wpc="http://schemas.microsoft.com/office/word/2010/wordprocessingCanvas" xmlns:cx="http://schemas.microsoft.com/office/drawing/2014/chartex" xmlns:cx1="http://schemas.microsoft.com/office/drawing/2015/9/8/chartex" xmlns:cx2="http://schemas.microsoft.com/office/drawing/2015/10/21/chartex" xmlns:cx3="http://schemas.microsoft.com/office/drawing/2016/5/9/chartex" xmlns:cx4="http://schemas.microsoft.com/office/drawing/2016/5/10/chartex" xmlns:cx5="http://schemas.microsoft.com/office/drawing/2016/5/11/chartex" xmlns:cx6="http://schemas.microsoft.com/office/drawing/2016/5/12/chartex" xmlns:cx7="http://schemas.microsoft.com/office/drawing/2016/5/13/chartex" xmlns:cx8="http://schemas.microsoft.com/office/drawing/2016/5/14/chartex" xmlns:mc="http://schemas.openxmlformats.org/markup-compatibility/2006" xmlns:aink="http://schemas.microsoft.com/office/drawing/2016/ink" xmlns:am3d="http://schemas.microsoft.com/office/drawing/2017/model3d" xmlns:o="urn:schemas-microsoft-com:office:office" xmlns:oel="http://schemas.microsoft.com/office/2019/extlst" xmlns:r="http://schemas.openxmlformats.org/officeDocument/2006/relationships" xmlns:m="http://schemas.openxmlformats.org/officeDocument/2006/math" xmlns:v="urn:schemas-microsoft-com:vml" xmlns:wp14="http://schemas.microsoft.com/office/word/2010/wordprocessingDrawing" xmlns:wp="http://schemas.openxmlformats.org/drawingml/2006/wordprocessingDrawing" xmlns:w10="urn:schemas-microsoft-com:office:word" xmlns:w="http://schemas.openxmlformats.org/wordprocessingml/2006/main" xmlns:w14="http://schemas.microsoft.com/office/word/2010/wordml" xmlns:w15="http://schemas.microsoft.com/office/word/2012/wordml" xmlns:w16cex="http://schemas.microsoft.com/office/word/2018/wordml/cex" xmlns:w16cid="http://schemas.microsoft.com/office/word/2016/wordml/cid" xmlns:w16="http://schemas.microsoft.com/office/word/2018/wordml" xmlns:w16du="http://schemas.microsoft.com/office/word/2023/wordml/word16du" xmlns:w16sdtdh="http://schemas.microsoft.com/office/word/2020/wordml/sdtdatahash" xmlns:w16sdtfl="http://schemas.microsoft.com/office/word/2024/wordml/sdtformatlock" xmlns:w16se="http://schemas.microsoft.com/office/word/2015/wordml/symex" xmlns:wpg="http://schemas.microsoft.com/office/word/2010/wordprocessingGroup" xmlns:wpi="http://schemas.microsoft.com/office/word/2010/wordprocessingInk" xmlns:wne="http://schemas.microsoft.com/office/word/2006/wordml" xmlns:wps="http://schemas.microsoft.com/office/word/2010/wordprocessingShape" mc:Ignorable="w14 w15 w16se w16cid w16 w16cex w16sdtdh w16sdtfl w16du wp14">
   <w:footnote w:type="separator" w:id="-1">
     <w:p>
       <w:pPr>
@@ -9833,7 +11408,7 @@
 </file>
 
 <file path=word/numbering.xml><?xml version="1.0" encoding="utf-8"?>
-<w:numbering xmlns:wpc="http://schemas.microsoft.com/office/word/2010/wordprocessingCanvas" xmlns:cx="http://schemas.microsoft.com/office/drawing/2014/chartex" xmlns:cx1="http://schemas.microsoft.com/office/drawing/2015/9/8/chartex" xmlns:cx2="http://schemas.microsoft.com/office/drawing/2015/10/21/chartex" xmlns:cx3="http://schemas.microsoft.com/office/drawing/2016/5/9/chartex" xmlns:cx4="http://schemas.microsoft.com/office/drawing/2016/5/10/chartex" xmlns:cx5="http://schemas.microsoft.com/office/drawing/2016/5/11/chartex" xmlns:cx6="http://schemas.microsoft.com/office/drawing/2016/5/12/chartex" xmlns:cx7="http://schemas.microsoft.com/office/drawing/2016/5/13/chartex" xmlns:cx8="http://schemas.microsoft.com/office/drawing/2016/5/14/chartex" xmlns:mc="http://schemas.openxmlformats.org/markup-compatibility/2006" xmlns:aink="http://schemas.microsoft.com/office/drawing/2016/ink" xmlns:am3d="http://schemas.microsoft.com/office/drawing/2017/model3d" xmlns:o="urn:schemas-microsoft-com:office:office" xmlns:oel="http://schemas.microsoft.com/office/2019/extlst" xmlns:r="http://schemas.openxmlformats.org/officeDocument/2006/relationships" xmlns:m="http://schemas.openxmlformats.org/officeDocument/2006/math" xmlns:v="urn:schemas-microsoft-com:vml" xmlns:wp14="http://schemas.microsoft.com/office/word/2010/wordprocessingDrawing" xmlns:wp="http://schemas.openxmlformats.org/drawingml/2006/wordprocessingDrawing" xmlns:w10="urn:schemas-microsoft-com:office:word" xmlns:w="http://schemas.openxmlformats.org/wordprocessingml/2006/main" xmlns:w14="http://schemas.microsoft.com/office/word/2010/wordml" xmlns:w15="http://schemas.microsoft.com/office/word/2012/wordml" xmlns:w16cei="http://schemas.microsoft.com/office/word/2026/wordml/cei" xmlns:w16cex="http://schemas.microsoft.com/office/word/2018/wordml/cex" xmlns:w16cid="http://schemas.microsoft.com/office/word/2016/wordml/cid" xmlns:w16="http://schemas.microsoft.com/office/word/2018/wordml" xmlns:w16du="http://schemas.microsoft.com/office/word/2023/wordml/word16du" xmlns:w16sdtdh="http://schemas.microsoft.com/office/word/2020/wordml/sdtdatahash" xmlns:w16sdtfl="http://schemas.microsoft.com/office/word/2024/wordml/sdtformatlock" xmlns:w16se="http://schemas.microsoft.com/office/word/2015/wordml/symex" xmlns:wpg="http://schemas.microsoft.com/office/word/2010/wordprocessingGroup" xmlns:wpi="http://schemas.microsoft.com/office/word/2010/wordprocessingInk" xmlns:wne="http://schemas.microsoft.com/office/word/2006/wordml" xmlns:wps="http://schemas.microsoft.com/office/word/2010/wordprocessingShape" mc:Ignorable="w14 w15 w16se w16cid w16 w16cex w16sdtdh w16sdtfl w16du wp14">
+<w:numbering xmlns:wpc="http://schemas.microsoft.com/office/word/2010/wordprocessingCanvas" xmlns:cx="http://schemas.microsoft.com/office/drawing/2014/chartex" xmlns:cx1="http://schemas.microsoft.com/office/drawing/2015/9/8/chartex" xmlns:cx2="http://schemas.microsoft.com/office/drawing/2015/10/21/chartex" xmlns:cx3="http://schemas.microsoft.com/office/drawing/2016/5/9/chartex" xmlns:cx4="http://schemas.microsoft.com/office/drawing/2016/5/10/chartex" xmlns:cx5="http://schemas.microsoft.com/office/drawing/2016/5/11/chartex" xmlns:cx6="http://schemas.microsoft.com/office/drawing/2016/5/12/chartex" xmlns:cx7="http://schemas.microsoft.com/office/drawing/2016/5/13/chartex" xmlns:cx8="http://schemas.microsoft.com/office/drawing/2016/5/14/chartex" xmlns:mc="http://schemas.openxmlformats.org/markup-compatibility/2006" xmlns:aink="http://schemas.microsoft.com/office/drawing/2016/ink" xmlns:am3d="http://schemas.microsoft.com/office/drawing/2017/model3d" xmlns:o="urn:schemas-microsoft-com:office:office" xmlns:oel="http://schemas.microsoft.com/office/2019/extlst" xmlns:r="http://schemas.openxmlformats.org/officeDocument/2006/relationships" xmlns:m="http://schemas.openxmlformats.org/officeDocument/2006/math" xmlns:v="urn:schemas-microsoft-com:vml" xmlns:wp14="http://schemas.microsoft.com/office/word/2010/wordprocessingDrawing" xmlns:wp="http://schemas.openxmlformats.org/drawingml/2006/wordprocessingDrawing" xmlns:w10="urn:schemas-microsoft-com:office:word" xmlns:w="http://schemas.openxmlformats.org/wordprocessingml/2006/main" xmlns:w14="http://schemas.microsoft.com/office/word/2010/wordml" xmlns:w15="http://schemas.microsoft.com/office/word/2012/wordml" xmlns:w16cex="http://schemas.microsoft.com/office/word/2018/wordml/cex" xmlns:w16cid="http://schemas.microsoft.com/office/word/2016/wordml/cid" xmlns:w16="http://schemas.microsoft.com/office/word/2018/wordml" xmlns:w16du="http://schemas.microsoft.com/office/word/2023/wordml/word16du" xmlns:w16sdtdh="http://schemas.microsoft.com/office/word/2020/wordml/sdtdatahash" xmlns:w16sdtfl="http://schemas.microsoft.com/office/word/2024/wordml/sdtformatlock" xmlns:w16se="http://schemas.microsoft.com/office/word/2015/wordml/symex" xmlns:wpg="http://schemas.microsoft.com/office/word/2010/wordprocessingGroup" xmlns:wpi="http://schemas.microsoft.com/office/word/2010/wordprocessingInk" xmlns:wne="http://schemas.microsoft.com/office/word/2006/wordml" xmlns:wps="http://schemas.microsoft.com/office/word/2010/wordprocessingShape" mc:Ignorable="w14 w15 w16se w16cid w16 w16cex w16sdtdh w16sdtfl w16du wp14">
   <w:abstractNum w:abstractNumId="0" w15:restartNumberingAfterBreak="0">
     <w:nsid w:val="01C051F5"/>
     <w:multiLevelType w:val="multilevel"/>
@@ -14814,15 +16389,15 @@
     <w:lsdException w:name="Unresolved Mention" w:semiHidden="1" w:unhideWhenUsed="1"/>
     <w:lsdException w:name="Smart Link" w:semiHidden="1" w:unhideWhenUsed="1"/>
   </w:latentStyles>
-  <w:style w:type="paragraph" w:default="1" w:styleId="Normale">
+  <w:style w:type="paragraph" w:default="1" w:styleId="Normal">
     <w:name w:val="Normal"/>
     <w:qFormat/>
   </w:style>
-  <w:style w:type="paragraph" w:styleId="Titolo1">
+  <w:style w:type="paragraph" w:styleId="Heading1">
     <w:name w:val="heading 1"/>
-    <w:basedOn w:val="Normale"/>
-    <w:next w:val="Normale"/>
-    <w:link w:val="Titolo1Carattere"/>
+    <w:basedOn w:val="Normal"/>
+    <w:next w:val="Normal"/>
+    <w:link w:val="Heading1Char"/>
     <w:uiPriority w:val="9"/>
     <w:qFormat/>
     <w:rsid w:val="007005DD"/>
@@ -14839,11 +16414,11 @@
       <w:szCs w:val="40"/>
     </w:rPr>
   </w:style>
-  <w:style w:type="paragraph" w:styleId="Titolo2">
+  <w:style w:type="paragraph" w:styleId="Heading2">
     <w:name w:val="heading 2"/>
-    <w:basedOn w:val="Normale"/>
-    <w:next w:val="Normale"/>
-    <w:link w:val="Titolo2Carattere"/>
+    <w:basedOn w:val="Normal"/>
+    <w:next w:val="Normal"/>
+    <w:link w:val="Heading2Char"/>
     <w:uiPriority w:val="9"/>
     <w:semiHidden/>
     <w:unhideWhenUsed/>
@@ -14862,11 +16437,11 @@
       <w:szCs w:val="32"/>
     </w:rPr>
   </w:style>
-  <w:style w:type="paragraph" w:styleId="Titolo3">
+  <w:style w:type="paragraph" w:styleId="Heading3">
     <w:name w:val="heading 3"/>
-    <w:basedOn w:val="Normale"/>
-    <w:next w:val="Normale"/>
-    <w:link w:val="Titolo3Carattere"/>
+    <w:basedOn w:val="Normal"/>
+    <w:next w:val="Normal"/>
+    <w:link w:val="Heading3Char"/>
     <w:uiPriority w:val="9"/>
     <w:semiHidden/>
     <w:unhideWhenUsed/>
@@ -14885,11 +16460,11 @@
       <w:szCs w:val="28"/>
     </w:rPr>
   </w:style>
-  <w:style w:type="paragraph" w:styleId="Titolo4">
+  <w:style w:type="paragraph" w:styleId="Heading4">
     <w:name w:val="heading 4"/>
-    <w:basedOn w:val="Normale"/>
-    <w:next w:val="Normale"/>
-    <w:link w:val="Titolo4Carattere"/>
+    <w:basedOn w:val="Normal"/>
+    <w:next w:val="Normal"/>
+    <w:link w:val="Heading4Char"/>
     <w:uiPriority w:val="9"/>
     <w:semiHidden/>
     <w:unhideWhenUsed/>
@@ -14908,11 +16483,11 @@
       <w:color w:val="0F4761" w:themeColor="accent1" w:themeShade="BF"/>
     </w:rPr>
   </w:style>
-  <w:style w:type="paragraph" w:styleId="Titolo5">
+  <w:style w:type="paragraph" w:styleId="Heading5">
     <w:name w:val="heading 5"/>
-    <w:basedOn w:val="Normale"/>
-    <w:next w:val="Normale"/>
-    <w:link w:val="Titolo5Carattere"/>
+    <w:basedOn w:val="Normal"/>
+    <w:next w:val="Normal"/>
+    <w:link w:val="Heading5Char"/>
     <w:uiPriority w:val="9"/>
     <w:semiHidden/>
     <w:unhideWhenUsed/>
@@ -14929,11 +16504,11 @@
       <w:color w:val="0F4761" w:themeColor="accent1" w:themeShade="BF"/>
     </w:rPr>
   </w:style>
-  <w:style w:type="paragraph" w:styleId="Titolo6">
+  <w:style w:type="paragraph" w:styleId="Heading6">
     <w:name w:val="heading 6"/>
-    <w:basedOn w:val="Normale"/>
-    <w:next w:val="Normale"/>
-    <w:link w:val="Titolo6Carattere"/>
+    <w:basedOn w:val="Normal"/>
+    <w:next w:val="Normal"/>
+    <w:link w:val="Heading6Char"/>
     <w:uiPriority w:val="9"/>
     <w:semiHidden/>
     <w:unhideWhenUsed/>
@@ -14952,11 +16527,11 @@
       <w:color w:val="595959" w:themeColor="text1" w:themeTint="A6"/>
     </w:rPr>
   </w:style>
-  <w:style w:type="paragraph" w:styleId="Titolo7">
+  <w:style w:type="paragraph" w:styleId="Heading7">
     <w:name w:val="heading 7"/>
-    <w:basedOn w:val="Normale"/>
-    <w:next w:val="Normale"/>
-    <w:link w:val="Titolo7Carattere"/>
+    <w:basedOn w:val="Normal"/>
+    <w:next w:val="Normal"/>
+    <w:link w:val="Heading7Char"/>
     <w:uiPriority w:val="9"/>
     <w:semiHidden/>
     <w:unhideWhenUsed/>
@@ -14973,11 +16548,11 @@
       <w:color w:val="595959" w:themeColor="text1" w:themeTint="A6"/>
     </w:rPr>
   </w:style>
-  <w:style w:type="paragraph" w:styleId="Titolo8">
+  <w:style w:type="paragraph" w:styleId="Heading8">
     <w:name w:val="heading 8"/>
-    <w:basedOn w:val="Normale"/>
-    <w:next w:val="Normale"/>
-    <w:link w:val="Titolo8Carattere"/>
+    <w:basedOn w:val="Normal"/>
+    <w:next w:val="Normal"/>
+    <w:link w:val="Heading8Char"/>
     <w:uiPriority w:val="9"/>
     <w:semiHidden/>
     <w:unhideWhenUsed/>
@@ -14996,11 +16571,11 @@
       <w:color w:val="272727" w:themeColor="text1" w:themeTint="D8"/>
     </w:rPr>
   </w:style>
-  <w:style w:type="paragraph" w:styleId="Titolo9">
+  <w:style w:type="paragraph" w:styleId="Heading9">
     <w:name w:val="heading 9"/>
-    <w:basedOn w:val="Normale"/>
-    <w:next w:val="Normale"/>
-    <w:link w:val="Titolo9Carattere"/>
+    <w:basedOn w:val="Normal"/>
+    <w:next w:val="Normal"/>
+    <w:link w:val="Heading9Char"/>
     <w:uiPriority w:val="9"/>
     <w:semiHidden/>
     <w:unhideWhenUsed/>
@@ -15017,13 +16592,12 @@
       <w:color w:val="272727" w:themeColor="text1" w:themeTint="D8"/>
     </w:rPr>
   </w:style>
-  <w:style w:type="character" w:default="1" w:styleId="Carpredefinitoparagrafo">
+  <w:style w:type="character" w:default="1" w:styleId="DefaultParagraphFont">
     <w:name w:val="Default Paragraph Font"/>
     <w:uiPriority w:val="1"/>
-    <w:semiHidden/>
     <w:unhideWhenUsed/>
   </w:style>
-  <w:style w:type="table" w:default="1" w:styleId="Tabellanormale">
+  <w:style w:type="table" w:default="1" w:styleId="TableNormal">
     <w:name w:val="Normal Table"/>
     <w:uiPriority w:val="99"/>
     <w:semiHidden/>
@@ -15038,16 +16612,16 @@
       </w:tblCellMar>
     </w:tblPr>
   </w:style>
-  <w:style w:type="numbering" w:default="1" w:styleId="Nessunelenco">
+  <w:style w:type="numbering" w:default="1" w:styleId="NoList">
     <w:name w:val="No List"/>
     <w:uiPriority w:val="99"/>
     <w:semiHidden/>
     <w:unhideWhenUsed/>
   </w:style>
-  <w:style w:type="character" w:customStyle="1" w:styleId="Titolo1Carattere">
-    <w:name w:val="Titolo 1 Carattere"/>
-    <w:basedOn w:val="Carpredefinitoparagrafo"/>
-    <w:link w:val="Titolo1"/>
+  <w:style w:type="character" w:customStyle="1" w:styleId="Heading1Char">
+    <w:name w:val="Heading 1 Char"/>
+    <w:basedOn w:val="DefaultParagraphFont"/>
+    <w:link w:val="Heading1"/>
     <w:uiPriority w:val="9"/>
     <w:rsid w:val="007005DD"/>
     <w:rPr>
@@ -15057,10 +16631,10 @@
       <w:szCs w:val="40"/>
     </w:rPr>
   </w:style>
-  <w:style w:type="character" w:customStyle="1" w:styleId="Titolo2Carattere">
-    <w:name w:val="Titolo 2 Carattere"/>
-    <w:basedOn w:val="Carpredefinitoparagrafo"/>
-    <w:link w:val="Titolo2"/>
+  <w:style w:type="character" w:customStyle="1" w:styleId="Heading2Char">
+    <w:name w:val="Heading 2 Char"/>
+    <w:basedOn w:val="DefaultParagraphFont"/>
+    <w:link w:val="Heading2"/>
     <w:uiPriority w:val="9"/>
     <w:semiHidden/>
     <w:rsid w:val="007005DD"/>
@@ -15071,10 +16645,10 @@
       <w:szCs w:val="32"/>
     </w:rPr>
   </w:style>
-  <w:style w:type="character" w:customStyle="1" w:styleId="Titolo3Carattere">
-    <w:name w:val="Titolo 3 Carattere"/>
-    <w:basedOn w:val="Carpredefinitoparagrafo"/>
-    <w:link w:val="Titolo3"/>
+  <w:style w:type="character" w:customStyle="1" w:styleId="Heading3Char">
+    <w:name w:val="Heading 3 Char"/>
+    <w:basedOn w:val="DefaultParagraphFont"/>
+    <w:link w:val="Heading3"/>
     <w:uiPriority w:val="9"/>
     <w:semiHidden/>
     <w:rsid w:val="007005DD"/>
@@ -15085,10 +16659,10 @@
       <w:szCs w:val="28"/>
     </w:rPr>
   </w:style>
-  <w:style w:type="character" w:customStyle="1" w:styleId="Titolo4Carattere">
-    <w:name w:val="Titolo 4 Carattere"/>
-    <w:basedOn w:val="Carpredefinitoparagrafo"/>
-    <w:link w:val="Titolo4"/>
+  <w:style w:type="character" w:customStyle="1" w:styleId="Heading4Char">
+    <w:name w:val="Heading 4 Char"/>
+    <w:basedOn w:val="DefaultParagraphFont"/>
+    <w:link w:val="Heading4"/>
     <w:uiPriority w:val="9"/>
     <w:semiHidden/>
     <w:rsid w:val="007005DD"/>
@@ -15099,10 +16673,10 @@
       <w:color w:val="0F4761" w:themeColor="accent1" w:themeShade="BF"/>
     </w:rPr>
   </w:style>
-  <w:style w:type="character" w:customStyle="1" w:styleId="Titolo5Carattere">
-    <w:name w:val="Titolo 5 Carattere"/>
-    <w:basedOn w:val="Carpredefinitoparagrafo"/>
-    <w:link w:val="Titolo5"/>
+  <w:style w:type="character" w:customStyle="1" w:styleId="Heading5Char">
+    <w:name w:val="Heading 5 Char"/>
+    <w:basedOn w:val="DefaultParagraphFont"/>
+    <w:link w:val="Heading5"/>
     <w:uiPriority w:val="9"/>
     <w:semiHidden/>
     <w:rsid w:val="007005DD"/>
@@ -15111,10 +16685,10 @@
       <w:color w:val="0F4761" w:themeColor="accent1" w:themeShade="BF"/>
     </w:rPr>
   </w:style>
-  <w:style w:type="character" w:customStyle="1" w:styleId="Titolo6Carattere">
-    <w:name w:val="Titolo 6 Carattere"/>
-    <w:basedOn w:val="Carpredefinitoparagrafo"/>
-    <w:link w:val="Titolo6"/>
+  <w:style w:type="character" w:customStyle="1" w:styleId="Heading6Char">
+    <w:name w:val="Heading 6 Char"/>
+    <w:basedOn w:val="DefaultParagraphFont"/>
+    <w:link w:val="Heading6"/>
     <w:uiPriority w:val="9"/>
     <w:semiHidden/>
     <w:rsid w:val="007005DD"/>
@@ -15125,10 +16699,10 @@
       <w:color w:val="595959" w:themeColor="text1" w:themeTint="A6"/>
     </w:rPr>
   </w:style>
-  <w:style w:type="character" w:customStyle="1" w:styleId="Titolo7Carattere">
-    <w:name w:val="Titolo 7 Carattere"/>
-    <w:basedOn w:val="Carpredefinitoparagrafo"/>
-    <w:link w:val="Titolo7"/>
+  <w:style w:type="character" w:customStyle="1" w:styleId="Heading7Char">
+    <w:name w:val="Heading 7 Char"/>
+    <w:basedOn w:val="DefaultParagraphFont"/>
+    <w:link w:val="Heading7"/>
     <w:uiPriority w:val="9"/>
     <w:semiHidden/>
     <w:rsid w:val="007005DD"/>
@@ -15137,10 +16711,10 @@
       <w:color w:val="595959" w:themeColor="text1" w:themeTint="A6"/>
     </w:rPr>
   </w:style>
-  <w:style w:type="character" w:customStyle="1" w:styleId="Titolo8Carattere">
-    <w:name w:val="Titolo 8 Carattere"/>
-    <w:basedOn w:val="Carpredefinitoparagrafo"/>
-    <w:link w:val="Titolo8"/>
+  <w:style w:type="character" w:customStyle="1" w:styleId="Heading8Char">
+    <w:name w:val="Heading 8 Char"/>
+    <w:basedOn w:val="DefaultParagraphFont"/>
+    <w:link w:val="Heading8"/>
     <w:uiPriority w:val="9"/>
     <w:semiHidden/>
     <w:rsid w:val="007005DD"/>
@@ -15151,10 +16725,10 @@
       <w:color w:val="272727" w:themeColor="text1" w:themeTint="D8"/>
     </w:rPr>
   </w:style>
-  <w:style w:type="character" w:customStyle="1" w:styleId="Titolo9Carattere">
-    <w:name w:val="Titolo 9 Carattere"/>
-    <w:basedOn w:val="Carpredefinitoparagrafo"/>
-    <w:link w:val="Titolo9"/>
+  <w:style w:type="character" w:customStyle="1" w:styleId="Heading9Char">
+    <w:name w:val="Heading 9 Char"/>
+    <w:basedOn w:val="DefaultParagraphFont"/>
+    <w:link w:val="Heading9"/>
     <w:uiPriority w:val="9"/>
     <w:semiHidden/>
     <w:rsid w:val="007005DD"/>
@@ -15163,11 +16737,11 @@
       <w:color w:val="272727" w:themeColor="text1" w:themeTint="D8"/>
     </w:rPr>
   </w:style>
-  <w:style w:type="paragraph" w:styleId="Titolo">
+  <w:style w:type="paragraph" w:styleId="Title">
     <w:name w:val="Title"/>
-    <w:basedOn w:val="Normale"/>
-    <w:next w:val="Normale"/>
-    <w:link w:val="TitoloCarattere"/>
+    <w:basedOn w:val="Normal"/>
+    <w:next w:val="Normal"/>
+    <w:link w:val="TitleChar"/>
     <w:uiPriority w:val="10"/>
     <w:qFormat/>
     <w:rsid w:val="007005DD"/>
@@ -15183,10 +16757,10 @@
       <w:szCs w:val="56"/>
     </w:rPr>
   </w:style>
-  <w:style w:type="character" w:customStyle="1" w:styleId="TitoloCarattere">
-    <w:name w:val="Titolo Carattere"/>
-    <w:basedOn w:val="Carpredefinitoparagrafo"/>
-    <w:link w:val="Titolo"/>
+  <w:style w:type="character" w:customStyle="1" w:styleId="TitleChar">
+    <w:name w:val="Title Char"/>
+    <w:basedOn w:val="DefaultParagraphFont"/>
+    <w:link w:val="Title"/>
     <w:uiPriority w:val="10"/>
     <w:rsid w:val="007005DD"/>
     <w:rPr>
@@ -15197,11 +16771,11 @@
       <w:szCs w:val="56"/>
     </w:rPr>
   </w:style>
-  <w:style w:type="paragraph" w:styleId="Sottotitolo">
+  <w:style w:type="paragraph" w:styleId="Subtitle">
     <w:name w:val="Subtitle"/>
-    <w:basedOn w:val="Normale"/>
-    <w:next w:val="Normale"/>
-    <w:link w:val="SottotitoloCarattere"/>
+    <w:basedOn w:val="Normal"/>
+    <w:next w:val="Normal"/>
+    <w:link w:val="SubtitleChar"/>
     <w:uiPriority w:val="11"/>
     <w:qFormat/>
     <w:rsid w:val="007005DD"/>
@@ -15218,10 +16792,10 @@
       <w:szCs w:val="28"/>
     </w:rPr>
   </w:style>
-  <w:style w:type="character" w:customStyle="1" w:styleId="SottotitoloCarattere">
-    <w:name w:val="Sottotitolo Carattere"/>
-    <w:basedOn w:val="Carpredefinitoparagrafo"/>
-    <w:link w:val="Sottotitolo"/>
+  <w:style w:type="character" w:customStyle="1" w:styleId="SubtitleChar">
+    <w:name w:val="Subtitle Char"/>
+    <w:basedOn w:val="DefaultParagraphFont"/>
+    <w:link w:val="Subtitle"/>
     <w:uiPriority w:val="11"/>
     <w:rsid w:val="007005DD"/>
     <w:rPr>
@@ -15232,11 +16806,11 @@
       <w:szCs w:val="28"/>
     </w:rPr>
   </w:style>
-  <w:style w:type="paragraph" w:styleId="Citazione">
+  <w:style w:type="paragraph" w:styleId="Quote">
     <w:name w:val="Quote"/>
-    <w:basedOn w:val="Normale"/>
-    <w:next w:val="Normale"/>
-    <w:link w:val="CitazioneCarattere"/>
+    <w:basedOn w:val="Normal"/>
+    <w:next w:val="Normal"/>
+    <w:link w:val="QuoteChar"/>
     <w:uiPriority w:val="29"/>
     <w:qFormat/>
     <w:rsid w:val="007005DD"/>
@@ -15250,10 +16824,10 @@
       <w:color w:val="404040" w:themeColor="text1" w:themeTint="BF"/>
     </w:rPr>
   </w:style>
-  <w:style w:type="character" w:customStyle="1" w:styleId="CitazioneCarattere">
-    <w:name w:val="Citazione Carattere"/>
-    <w:basedOn w:val="Carpredefinitoparagrafo"/>
-    <w:link w:val="Citazione"/>
+  <w:style w:type="character" w:customStyle="1" w:styleId="QuoteChar">
+    <w:name w:val="Quote Char"/>
+    <w:basedOn w:val="DefaultParagraphFont"/>
+    <w:link w:val="Quote"/>
     <w:uiPriority w:val="29"/>
     <w:rsid w:val="007005DD"/>
     <w:rPr>
@@ -15262,9 +16836,9 @@
       <w:color w:val="404040" w:themeColor="text1" w:themeTint="BF"/>
     </w:rPr>
   </w:style>
-  <w:style w:type="paragraph" w:styleId="Paragrafoelenco">
+  <w:style w:type="paragraph" w:styleId="ListParagraph">
     <w:name w:val="List Paragraph"/>
-    <w:basedOn w:val="Normale"/>
+    <w:basedOn w:val="Normal"/>
     <w:uiPriority w:val="34"/>
     <w:qFormat/>
     <w:rsid w:val="007005DD"/>
@@ -15273,9 +16847,9 @@
       <w:contextualSpacing/>
     </w:pPr>
   </w:style>
-  <w:style w:type="character" w:styleId="Enfasiintensa">
+  <w:style w:type="character" w:styleId="IntenseEmphasis">
     <w:name w:val="Intense Emphasis"/>
-    <w:basedOn w:val="Carpredefinitoparagrafo"/>
+    <w:basedOn w:val="DefaultParagraphFont"/>
     <w:uiPriority w:val="21"/>
     <w:qFormat/>
     <w:rsid w:val="007005DD"/>
@@ -15285,11 +16859,11 @@
       <w:color w:val="0F4761" w:themeColor="accent1" w:themeShade="BF"/>
     </w:rPr>
   </w:style>
-  <w:style w:type="paragraph" w:styleId="Citazioneintensa">
+  <w:style w:type="paragraph" w:styleId="IntenseQuote">
     <w:name w:val="Intense Quote"/>
-    <w:basedOn w:val="Normale"/>
-    <w:next w:val="Normale"/>
-    <w:link w:val="CitazioneintensaCarattere"/>
+    <w:basedOn w:val="Normal"/>
+    <w:next w:val="Normal"/>
+    <w:link w:val="IntenseQuoteChar"/>
     <w:uiPriority w:val="30"/>
     <w:qFormat/>
     <w:rsid w:val="007005DD"/>
@@ -15308,10 +16882,10 @@
       <w:color w:val="0F4761" w:themeColor="accent1" w:themeShade="BF"/>
     </w:rPr>
   </w:style>
-  <w:style w:type="character" w:customStyle="1" w:styleId="CitazioneintensaCarattere">
-    <w:name w:val="Citazione intensa Carattere"/>
-    <w:basedOn w:val="Carpredefinitoparagrafo"/>
-    <w:link w:val="Citazioneintensa"/>
+  <w:style w:type="character" w:customStyle="1" w:styleId="IntenseQuoteChar">
+    <w:name w:val="Intense Quote Char"/>
+    <w:basedOn w:val="DefaultParagraphFont"/>
+    <w:link w:val="IntenseQuote"/>
     <w:uiPriority w:val="30"/>
     <w:rsid w:val="007005DD"/>
     <w:rPr>
@@ -15320,9 +16894,9 @@
       <w:color w:val="0F4761" w:themeColor="accent1" w:themeShade="BF"/>
     </w:rPr>
   </w:style>
-  <w:style w:type="character" w:styleId="Riferimentointenso">
+  <w:style w:type="character" w:styleId="IntenseReference">
     <w:name w:val="Intense Reference"/>
-    <w:basedOn w:val="Carpredefinitoparagrafo"/>
+    <w:basedOn w:val="DefaultParagraphFont"/>
     <w:uiPriority w:val="32"/>
     <w:qFormat/>
     <w:rsid w:val="007005DD"/>
@@ -15334,9 +16908,9 @@
       <w:spacing w:val="5"/>
     </w:rPr>
   </w:style>
-  <w:style w:type="character" w:styleId="Testosegnaposto">
+  <w:style w:type="character" w:styleId="PlaceholderText">
     <w:name w:val="Placeholder Text"/>
-    <w:basedOn w:val="Carpredefinitoparagrafo"/>
+    <w:basedOn w:val="DefaultParagraphFont"/>
     <w:uiPriority w:val="99"/>
     <w:semiHidden/>
     <w:rsid w:val="00A161AC"/>
@@ -15344,10 +16918,10 @@
       <w:color w:val="666666"/>
     </w:rPr>
   </w:style>
-  <w:style w:type="paragraph" w:styleId="Intestazione">
+  <w:style w:type="paragraph" w:styleId="Header">
     <w:name w:val="header"/>
-    <w:basedOn w:val="Normale"/>
-    <w:link w:val="IntestazioneCarattere"/>
+    <w:basedOn w:val="Normal"/>
+    <w:link w:val="HeaderChar"/>
     <w:uiPriority w:val="99"/>
     <w:unhideWhenUsed/>
     <w:rsid w:val="00853766"/>
@@ -15359,17 +16933,17 @@
       <w:spacing w:after="0" w:line="240" w:lineRule="auto"/>
     </w:pPr>
   </w:style>
-  <w:style w:type="character" w:customStyle="1" w:styleId="IntestazioneCarattere">
-    <w:name w:val="Intestazione Carattere"/>
-    <w:basedOn w:val="Carpredefinitoparagrafo"/>
-    <w:link w:val="Intestazione"/>
+  <w:style w:type="character" w:customStyle="1" w:styleId="HeaderChar">
+    <w:name w:val="Header Char"/>
+    <w:basedOn w:val="DefaultParagraphFont"/>
+    <w:link w:val="Header"/>
     <w:uiPriority w:val="99"/>
     <w:rsid w:val="00853766"/>
   </w:style>
-  <w:style w:type="paragraph" w:styleId="Pidipagina">
+  <w:style w:type="paragraph" w:styleId="Footer">
     <w:name w:val="footer"/>
-    <w:basedOn w:val="Normale"/>
-    <w:link w:val="PidipaginaCarattere"/>
+    <w:basedOn w:val="Normal"/>
+    <w:link w:val="FooterChar"/>
     <w:uiPriority w:val="99"/>
     <w:unhideWhenUsed/>
     <w:rsid w:val="00853766"/>
@@ -15381,10 +16955,10 @@
       <w:spacing w:after="0" w:line="240" w:lineRule="auto"/>
     </w:pPr>
   </w:style>
-  <w:style w:type="character" w:customStyle="1" w:styleId="PidipaginaCarattere">
-    <w:name w:val="Piè di pagina Carattere"/>
-    <w:basedOn w:val="Carpredefinitoparagrafo"/>
-    <w:link w:val="Pidipagina"/>
+  <w:style w:type="character" w:customStyle="1" w:styleId="FooterChar">
+    <w:name w:val="Footer Char"/>
+    <w:basedOn w:val="DefaultParagraphFont"/>
+    <w:link w:val="Footer"/>
     <w:uiPriority w:val="99"/>
     <w:rsid w:val="00853766"/>
   </w:style>
@@ -15687,12 +17261,11 @@
 </file>
 
 <file path=customXml/item1.xml><?xml version="1.0" encoding="utf-8"?>
-<?mso-contentType ?>
-<FormTemplates xmlns="http://schemas.microsoft.com/sharepoint/v3/contenttype/forms">
-  <Display>DocumentLibraryForm</Display>
-  <Edit>DocumentLibraryForm</Edit>
-  <New>DocumentLibraryForm</New>
-</FormTemplates>
+<p:properties xmlns:p="http://schemas.microsoft.com/office/2006/metadata/properties" xmlns:xsi="http://www.w3.org/2001/XMLSchema-instance" xmlns:pc="http://schemas.microsoft.com/office/infopath/2007/PartnerControls">
+  <documentManagement>
+    <_activity xmlns="6ecac9b2-1c60-4d0a-89b3-ee740935bc6d" xsi:nil="true"/>
+  </documentManagement>
+</p:properties>
 </file>
 
 <file path=customXml/item2.xml><?xml version="1.0" encoding="utf-8"?>
@@ -15941,11 +17514,12 @@
 </file>
 
 <file path=customXml/item3.xml><?xml version="1.0" encoding="utf-8"?>
-<p:properties xmlns:p="http://schemas.microsoft.com/office/2006/metadata/properties" xmlns:xsi="http://www.w3.org/2001/XMLSchema-instance" xmlns:pc="http://schemas.microsoft.com/office/infopath/2007/PartnerControls">
-  <documentManagement>
-    <_activity xmlns="6ecac9b2-1c60-4d0a-89b3-ee740935bc6d" xsi:nil="true"/>
-  </documentManagement>
-</p:properties>
+<?mso-contentType ?>
+<FormTemplates xmlns="http://schemas.microsoft.com/sharepoint/v3/contenttype/forms">
+  <Display>DocumentLibraryForm</Display>
+  <Edit>DocumentLibraryForm</Edit>
+  <New>DocumentLibraryForm</New>
+</FormTemplates>
 </file>
 
 <file path=customXml/item4.xml><?xml version="1.0" encoding="utf-8"?>
@@ -15953,9 +17527,11 @@
 </file>
 
 <file path=customXml/itemProps1.xml><?xml version="1.0" encoding="utf-8"?>
-<ds:datastoreItem xmlns:ds="http://schemas.openxmlformats.org/officeDocument/2006/customXml" ds:itemID="{A4C543A4-64E3-4971-8BC1-C34C5BECD4B8}">
+<ds:datastoreItem xmlns:ds="http://schemas.openxmlformats.org/officeDocument/2006/customXml" ds:itemID="{253D87EE-E355-496A-A2E9-1658FF46570D}">
   <ds:schemaRefs>
-    <ds:schemaRef ds:uri="http://schemas.microsoft.com/sharepoint/v3/contenttype/forms"/>
+    <ds:schemaRef ds:uri="http://schemas.microsoft.com/office/2006/metadata/properties"/>
+    <ds:schemaRef ds:uri="http://schemas.microsoft.com/office/infopath/2007/PartnerControls"/>
+    <ds:schemaRef ds:uri="6ecac9b2-1c60-4d0a-89b3-ee740935bc6d"/>
   </ds:schemaRefs>
 </ds:datastoreItem>
 </file>
@@ -15980,11 +17556,9 @@
 </file>
 
 <file path=customXml/itemProps3.xml><?xml version="1.0" encoding="utf-8"?>
-<ds:datastoreItem xmlns:ds="http://schemas.openxmlformats.org/officeDocument/2006/customXml" ds:itemID="{253D87EE-E355-496A-A2E9-1658FF46570D}">
+<ds:datastoreItem xmlns:ds="http://schemas.openxmlformats.org/officeDocument/2006/customXml" ds:itemID="{A4C543A4-64E3-4971-8BC1-C34C5BECD4B8}">
   <ds:schemaRefs>
-    <ds:schemaRef ds:uri="http://schemas.microsoft.com/office/2006/metadata/properties"/>
-    <ds:schemaRef ds:uri="http://schemas.microsoft.com/office/infopath/2007/PartnerControls"/>
-    <ds:schemaRef ds:uri="6ecac9b2-1c60-4d0a-89b3-ee740935bc6d"/>
+    <ds:schemaRef ds:uri="http://schemas.microsoft.com/sharepoint/v3/contenttype/forms"/>
   </ds:schemaRefs>
 </ds:datastoreItem>
 </file>
